--- a/ind/docx/015.content.docx
+++ b/ind/docx/015.content.docx
@@ -4121,6 +4121,379 @@
         <w:rPr>
           <w:lang w:val="id_ID" w:bidi="id_ID"/>
         </w:rPr>
+        <w:t>Nazir</w:t>
+      </w:r>
+      <w:r>
+        <w:rPr>
+          <w:lang w:val="id_ID" w:bidi="id_ID"/>
+        </w:rPr>
+      </w:r>
+    </w:p>
+    <w:p>
+      <w:pPr>
+        <w:pStyle w:val="Heading3"/>
+      </w:pPr>
+      <w:r>
+        <w:rPr>
+          <w:lang w:val="id_ID" w:bidi="id_ID"/>
+        </w:rPr>
+        <w:t>Fakta:</w:t>
+      </w:r>
+    </w:p>
+    <w:p>
+      <w:pPr/>
+      <w:r>
+        <w:rPr>
+          <w:lang w:val="id_ID" w:bidi="id_ID"/>
+        </w:rPr>
+      </w:r>
+      <w:r>
+        <w:rPr>
+          <w:lang w:val="id_ID" w:bidi="id_ID"/>
+        </w:rPr>
+        <w:t>Istilah "Nazir" merujuk pada seseorang yang telah mengucapkan "Nazar" (sumpah nazir). Sebagian besar yang mengucapkan sumpah ini biasanya laki-laki, tetapi perempuan juga dapat mengucapkannya.</w:t>
+      </w:r>
+    </w:p>
+    <w:p>
+      <w:pPr>
+        <w:pStyle w:val="ListBullet"/>
+        <w:spacing w:line="240" w:lineRule="auto"/>
+        <w:ind w:left="720"/>
+      </w:pPr>
+      <w:r>
+        <w:rPr>
+          <w:lang w:val="id_ID" w:bidi="id_ID"/>
+        </w:rPr>
+      </w:r>
+      <w:r>
+        <w:rPr>
+          <w:lang w:val="id_ID" w:bidi="id_ID"/>
+        </w:rPr>
+        <w:t>Seseorang yang bernazar berarti setuju untuk tidak mengonsumsi makanan atau minuman yang terbuat dari anggur selama periode yang telah ditentukan untuk memenuhi sumpah tersebut. Selama periode ini, dia juga tidak boleh memotong rambutnya dan tidak boleh mendekati mayat.</w:t>
+      </w:r>
+    </w:p>
+    <w:p>
+      <w:pPr>
+        <w:pStyle w:val="ListBullet"/>
+        <w:spacing w:line="240" w:lineRule="auto"/>
+        <w:ind w:left="720"/>
+      </w:pPr>
+      <w:r>
+        <w:rPr>
+          <w:lang w:val="id_ID" w:bidi="id_ID"/>
+        </w:rPr>
+      </w:r>
+      <w:r>
+        <w:rPr>
+          <w:lang w:val="id_ID" w:bidi="id_ID"/>
+        </w:rPr>
+        <w:t>Setelah waktu yang ditentukan berlalu dan nazar telah dipenuhi, seorang nazir akan pergi menghadap imam untuk memberikan persembahan. Ini termasuk memotong dan membakar rambutnya. Semua pembatasan lainnya juga akan dicabut.</w:t>
+      </w:r>
+    </w:p>
+    <w:p>
+      <w:pPr>
+        <w:pStyle w:val="ListBullet"/>
+        <w:spacing w:line="240" w:lineRule="auto"/>
+        <w:ind w:left="720"/>
+      </w:pPr>
+      <w:r>
+        <w:rPr>
+          <w:lang w:val="id_ID" w:bidi="id_ID"/>
+        </w:rPr>
+      </w:r>
+      <w:r>
+        <w:rPr>
+          <w:lang w:val="id_ID" w:bidi="id_ID"/>
+        </w:rPr>
+        <w:t>Simson adalah tokoh terkenal dalam Perjanjian Lama yang terikat oleh Nazar.</w:t>
+      </w:r>
+    </w:p>
+    <w:p>
+      <w:pPr>
+        <w:pStyle w:val="ListBullet"/>
+        <w:spacing w:line="240" w:lineRule="auto"/>
+        <w:ind w:left="720"/>
+      </w:pPr>
+      <w:r>
+        <w:rPr>
+          <w:lang w:val="id_ID" w:bidi="id_ID"/>
+        </w:rPr>
+      </w:r>
+      <w:r>
+        <w:rPr>
+          <w:lang w:val="id_ID" w:bidi="id_ID"/>
+        </w:rPr>
+        <w:t>Malaikat yang mengumumkan kelahiran Yohanes Pembaptis memberi tahu Zakharia bahwa putranya tidak akan minum minuman keras, yang mungkin menunjukkan bahwa Yohanes berada di bawah Nazar.</w:t>
+      </w:r>
+    </w:p>
+    <w:p>
+      <w:pPr>
+        <w:pStyle w:val="ListBullet"/>
+        <w:spacing w:line="240" w:lineRule="auto"/>
+        <w:ind w:left="720"/>
+      </w:pPr>
+      <w:r>
+        <w:rPr>
+          <w:lang w:val="id_ID" w:bidi="id_ID"/>
+        </w:rPr>
+      </w:r>
+      <w:r>
+        <w:rPr>
+          <w:lang w:val="id_ID" w:bidi="id_ID"/>
+        </w:rPr>
+        <w:t>Menurut sebuah bagian dalam Kitab Kisah Para Rasul, rasul Paulus mungkin juga pernah mengambil nazar ini.</w:t>
+      </w:r>
+    </w:p>
+    <w:p>
+      <w:pPr/>
+      <w:r>
+        <w:rPr>
+          <w:lang w:val="id_ID" w:bidi="id_ID"/>
+        </w:rPr>
+      </w:r>
+      <w:r>
+        <w:rPr>
+          <w:lang w:val="id_ID" w:bidi="id_ID"/>
+        </w:rPr>
+        <w:t>(Saran terjemahan: Cara Menerjemahkan Nama)</w:t>
+      </w:r>
+    </w:p>
+    <w:p>
+      <w:pPr/>
+      <w:r>
+        <w:rPr>
+          <w:lang w:val="id_ID" w:bidi="id_ID"/>
+        </w:rPr>
+      </w:r>
+      <w:r>
+        <w:rPr>
+          <w:lang w:val="id_ID" w:bidi="id_ID"/>
+        </w:rPr>
+        <w:t xml:space="preserve">(Lihat juga: </w:t>
+      </w:r>
+      <w:r>
+        <w:rPr>
+          <w:lang w:val="id_ID" w:bidi="id_ID"/>
+        </w:rPr>
+        <w:t>Yohanes Pembaptis</w:t>
+      </w:r>
+      <w:r>
+        <w:rPr>
+          <w:lang w:val="id_ID" w:bidi="id_ID"/>
+        </w:rPr>
+        <w:t xml:space="preserve">, </w:t>
+      </w:r>
+      <w:r>
+        <w:rPr>
+          <w:lang w:val="id_ID" w:bidi="id_ID"/>
+        </w:rPr>
+        <w:t>pengorbanan</w:t>
+      </w:r>
+      <w:r>
+        <w:rPr>
+          <w:lang w:val="id_ID" w:bidi="id_ID"/>
+        </w:rPr>
+        <w:t xml:space="preserve">, </w:t>
+      </w:r>
+      <w:r>
+        <w:rPr>
+          <w:lang w:val="id_ID" w:bidi="id_ID"/>
+        </w:rPr>
+        <w:t>Simson</w:t>
+      </w:r>
+      <w:r>
+        <w:rPr>
+          <w:lang w:val="id_ID" w:bidi="id_ID"/>
+        </w:rPr>
+        <w:t xml:space="preserve">, </w:t>
+      </w:r>
+      <w:r>
+        <w:rPr>
+          <w:lang w:val="id_ID" w:bidi="id_ID"/>
+        </w:rPr>
+        <w:t>nazar</w:t>
+      </w:r>
+      <w:r>
+        <w:rPr>
+          <w:lang w:val="id_ID" w:bidi="id_ID"/>
+        </w:rPr>
+        <w:t xml:space="preserve">, </w:t>
+      </w:r>
+      <w:r>
+        <w:rPr>
+          <w:lang w:val="id_ID" w:bidi="id_ID"/>
+        </w:rPr>
+        <w:t>Zakharia (Perjanjian Lama)</w:t>
+      </w:r>
+      <w:r>
+        <w:rPr>
+          <w:lang w:val="id_ID" w:bidi="id_ID"/>
+        </w:rPr>
+        <w:t>)</w:t>
+      </w:r>
+    </w:p>
+    <w:p>
+      <w:pPr>
+        <w:pStyle w:val="Heading3"/>
+      </w:pPr>
+      <w:r>
+        <w:rPr>
+          <w:lang w:val="id_ID" w:bidi="id_ID"/>
+        </w:rPr>
+        <w:t>Referensi Alkitab:</w:t>
+      </w:r>
+    </w:p>
+    <w:p>
+      <w:pPr>
+        <w:pStyle w:val="ListBullet"/>
+        <w:spacing w:line="240" w:lineRule="auto"/>
+        <w:ind w:left="720"/>
+      </w:pPr>
+      <w:r>
+        <w:rPr>
+          <w:lang w:val="id_ID" w:bidi="id_ID"/>
+        </w:rPr>
+      </w:r>
+      <w:hyperlink r:id="rId50">
+        <w:r>
+          <w:rPr>
+            <w:lang w:val="id_ID" w:bidi="id_ID"/>
+          </w:rPr>
+          <w:rPr>
+            <w:color w:val="0000EE"/>
+            <w:u w:val="single"/>
+          </w:rPr>
+          <w:t>Kisah Para Rasul 18:18–19</w:t>
+        </w:r>
+      </w:hyperlink>
+    </w:p>
+    <w:p>
+      <w:pPr>
+        <w:pStyle w:val="ListBullet"/>
+        <w:spacing w:line="240" w:lineRule="auto"/>
+        <w:ind w:left="720"/>
+      </w:pPr>
+      <w:r>
+        <w:rPr>
+          <w:lang w:val="id_ID" w:bidi="id_ID"/>
+        </w:rPr>
+      </w:r>
+      <w:hyperlink r:id="rId51">
+        <w:r>
+          <w:rPr>
+            <w:lang w:val="id_ID" w:bidi="id_ID"/>
+          </w:rPr>
+          <w:rPr>
+            <w:color w:val="0000EE"/>
+            <w:u w:val="single"/>
+          </w:rPr>
+          <w:t>Amos 2:11–12</w:t>
+        </w:r>
+      </w:hyperlink>
+    </w:p>
+    <w:p>
+      <w:pPr>
+        <w:pStyle w:val="ListBullet"/>
+        <w:spacing w:line="240" w:lineRule="auto"/>
+        <w:ind w:left="720"/>
+      </w:pPr>
+      <w:r>
+        <w:rPr>
+          <w:lang w:val="id_ID" w:bidi="id_ID"/>
+        </w:rPr>
+      </w:r>
+      <w:hyperlink r:id="rId52">
+        <w:r>
+          <w:rPr>
+            <w:lang w:val="id_ID" w:bidi="id_ID"/>
+          </w:rPr>
+          <w:rPr>
+            <w:color w:val="0000EE"/>
+            <w:u w:val="single"/>
+          </w:rPr>
+          <w:t>Hakim-hakim 13:5</w:t>
+        </w:r>
+      </w:hyperlink>
+    </w:p>
+    <w:p>
+      <w:pPr>
+        <w:pStyle w:val="ListBullet"/>
+        <w:spacing w:line="240" w:lineRule="auto"/>
+        <w:ind w:left="720"/>
+      </w:pPr>
+      <w:r>
+        <w:rPr>
+          <w:lang w:val="id_ID" w:bidi="id_ID"/>
+        </w:rPr>
+      </w:r>
+      <w:hyperlink r:id="rId53">
+        <w:r>
+          <w:rPr>
+            <w:lang w:val="id_ID" w:bidi="id_ID"/>
+          </w:rPr>
+          <w:rPr>
+            <w:color w:val="0000EE"/>
+            <w:u w:val="single"/>
+          </w:rPr>
+          <w:t>Bilangan 6:1–4</w:t>
+        </w:r>
+      </w:hyperlink>
+    </w:p>
+    <w:p>
+      <w:pPr>
+        <w:pStyle w:val="Heading3"/>
+      </w:pPr>
+      <w:r>
+        <w:rPr>
+          <w:lang w:val="id_ID" w:bidi="id_ID"/>
+        </w:rPr>
+        <w:t>Data Kata:</w:t>
+      </w:r>
+    </w:p>
+    <w:p>
+      <w:pPr>
+        <w:pStyle w:val="ListBullet"/>
+        <w:spacing w:line="240" w:lineRule="auto"/>
+        <w:ind w:left="720"/>
+      </w:pPr>
+      <w:r>
+        <w:rPr>
+          <w:lang w:val="id_ID" w:bidi="id_ID"/>
+        </w:rPr>
+      </w:r>
+      <w:r>
+        <w:rPr>
+          <w:lang w:val="id_ID" w:bidi="id_ID"/>
+        </w:rPr>
+        <w:t>Strong: H5139</w:t>
+      </w:r>
+      <w:r>
+        <w:rPr>
+          <w:lang w:val="id_ID" w:bidi="id_ID"/>
+        </w:rPr>
+      </w:r>
+      <w:r>
+        <w:rPr>
+          <w:lang w:val="id_ID" w:bidi="id_ID"/>
+        </w:rPr>
+      </w:r>
+    </w:p>
+    <w:p>
+      <w:pPr/>
+      <w:r>
+        <w:rPr>
+          <w:lang w:val="id_ID" w:bidi="id_ID"/>
+        </w:rPr>
+      </w:r>
+    </w:p>
+    <w:p>
+      <w:pPr>
+        <w:pStyle w:val="Heading2"/>
+      </w:pPr>
+      <w:r>
+        <w:rPr>
+          <w:lang w:val="id_ID" w:bidi="id_ID"/>
+        </w:rPr>
         <w:t>Nebukadnezar</w:t>
       </w:r>
       <w:r>
@@ -4402,7 +4775,7 @@
           <w:lang w:val="id_ID" w:bidi="id_ID"/>
         </w:rPr>
       </w:r>
-      <w:hyperlink r:id="rId50">
+      <w:hyperlink r:id="rId54">
         <w:r>
           <w:rPr>
             <w:lang w:val="id_ID" w:bidi="id_ID"/>
@@ -4426,7 +4799,7 @@
           <w:lang w:val="id_ID" w:bidi="id_ID"/>
         </w:rPr>
       </w:r>
-      <w:hyperlink r:id="rId51">
+      <w:hyperlink r:id="rId55">
         <w:r>
           <w:rPr>
             <w:lang w:val="id_ID" w:bidi="id_ID"/>
@@ -4450,7 +4823,7 @@
           <w:lang w:val="id_ID" w:bidi="id_ID"/>
         </w:rPr>
       </w:r>
-      <w:hyperlink r:id="rId52">
+      <w:hyperlink r:id="rId56">
         <w:r>
           <w:rPr>
             <w:lang w:val="id_ID" w:bidi="id_ID"/>
@@ -4956,7 +5329,7 @@
           <w:lang w:val="id_ID" w:bidi="id_ID"/>
         </w:rPr>
       </w:r>
-      <w:hyperlink r:id="rId53">
+      <w:hyperlink r:id="rId57">
         <w:r>
           <w:rPr>
             <w:lang w:val="id_ID" w:bidi="id_ID"/>
@@ -4980,7 +5353,7 @@
           <w:lang w:val="id_ID" w:bidi="id_ID"/>
         </w:rPr>
       </w:r>
-      <w:hyperlink r:id="rId54">
+      <w:hyperlink r:id="rId58">
         <w:r>
           <w:rPr>
             <w:lang w:val="id_ID" w:bidi="id_ID"/>
@@ -5004,7 +5377,7 @@
           <w:lang w:val="id_ID" w:bidi="id_ID"/>
         </w:rPr>
       </w:r>
-      <w:hyperlink r:id="rId55">
+      <w:hyperlink r:id="rId59">
         <w:r>
           <w:rPr>
             <w:lang w:val="id_ID" w:bidi="id_ID"/>
@@ -5028,7 +5401,7 @@
           <w:lang w:val="id_ID" w:bidi="id_ID"/>
         </w:rPr>
       </w:r>
-      <w:hyperlink r:id="rId56">
+      <w:hyperlink r:id="rId60">
         <w:r>
           <w:rPr>
             <w:lang w:val="id_ID" w:bidi="id_ID"/>
@@ -5052,7 +5425,7 @@
           <w:lang w:val="id_ID" w:bidi="id_ID"/>
         </w:rPr>
       </w:r>
-      <w:hyperlink r:id="rId57">
+      <w:hyperlink r:id="rId61">
         <w:r>
           <w:rPr>
             <w:lang w:val="id_ID" w:bidi="id_ID"/>
@@ -5341,7 +5714,7 @@
           <w:lang w:val="id_ID" w:bidi="id_ID"/>
         </w:rPr>
       </w:r>
-      <w:hyperlink r:id="rId58">
+      <w:hyperlink r:id="rId62">
         <w:r>
           <w:rPr>
             <w:lang w:val="id_ID" w:bidi="id_ID"/>
@@ -5365,7 +5738,7 @@
           <w:lang w:val="id_ID" w:bidi="id_ID"/>
         </w:rPr>
       </w:r>
-      <w:hyperlink r:id="rId59">
+      <w:hyperlink r:id="rId63">
         <w:r>
           <w:rPr>
             <w:lang w:val="id_ID" w:bidi="id_ID"/>
@@ -5389,7 +5762,7 @@
           <w:lang w:val="id_ID" w:bidi="id_ID"/>
         </w:rPr>
       </w:r>
-      <w:hyperlink r:id="rId60">
+      <w:hyperlink r:id="rId64">
         <w:r>
           <w:rPr>
             <w:lang w:val="id_ID" w:bidi="id_ID"/>
@@ -5413,7 +5786,7 @@
           <w:lang w:val="id_ID" w:bidi="id_ID"/>
         </w:rPr>
       </w:r>
-      <w:hyperlink r:id="rId61">
+      <w:hyperlink r:id="rId65">
         <w:r>
           <w:rPr>
             <w:lang w:val="id_ID" w:bidi="id_ID"/>
@@ -5735,7 +6108,7 @@
           <w:lang w:val="id_ID" w:bidi="id_ID"/>
         </w:rPr>
       </w:r>
-      <w:hyperlink r:id="rId62">
+      <w:hyperlink r:id="rId66">
         <w:r>
           <w:rPr>
             <w:lang w:val="id_ID" w:bidi="id_ID"/>
@@ -5759,7 +6132,7 @@
           <w:lang w:val="id_ID" w:bidi="id_ID"/>
         </w:rPr>
       </w:r>
-      <w:hyperlink r:id="rId63">
+      <w:hyperlink r:id="rId67">
         <w:r>
           <w:rPr>
             <w:lang w:val="id_ID" w:bidi="id_ID"/>
@@ -5783,7 +6156,7 @@
           <w:lang w:val="id_ID" w:bidi="id_ID"/>
         </w:rPr>
       </w:r>
-      <w:hyperlink r:id="rId64">
+      <w:hyperlink r:id="rId68">
         <w:r>
           <w:rPr>
             <w:lang w:val="id_ID" w:bidi="id_ID"/>
@@ -5807,7 +6180,7 @@
           <w:lang w:val="id_ID" w:bidi="id_ID"/>
         </w:rPr>
       </w:r>
-      <w:hyperlink r:id="rId65">
+      <w:hyperlink r:id="rId69">
         <w:r>
           <w:rPr>
             <w:lang w:val="id_ID" w:bidi="id_ID"/>
@@ -5831,7 +6204,7 @@
           <w:lang w:val="id_ID" w:bidi="id_ID"/>
         </w:rPr>
       </w:r>
-      <w:hyperlink r:id="rId66">
+      <w:hyperlink r:id="rId70">
         <w:r>
           <w:rPr>
             <w:lang w:val="id_ID" w:bidi="id_ID"/>
@@ -5855,7 +6228,7 @@
           <w:lang w:val="id_ID" w:bidi="id_ID"/>
         </w:rPr>
       </w:r>
-      <w:hyperlink r:id="rId67">
+      <w:hyperlink r:id="rId71">
         <w:r>
           <w:rPr>
             <w:lang w:val="id_ID" w:bidi="id_ID"/>
@@ -5879,7 +6252,7 @@
           <w:lang w:val="id_ID" w:bidi="id_ID"/>
         </w:rPr>
       </w:r>
-      <w:hyperlink r:id="rId68">
+      <w:hyperlink r:id="rId72">
         <w:r>
           <w:rPr>
             <w:lang w:val="id_ID" w:bidi="id_ID"/>
@@ -5903,7 +6276,7 @@
           <w:lang w:val="id_ID" w:bidi="id_ID"/>
         </w:rPr>
       </w:r>
-      <w:hyperlink r:id="rId69">
+      <w:hyperlink r:id="rId73">
         <w:r>
           <w:rPr>
             <w:lang w:val="id_ID" w:bidi="id_ID"/>
@@ -5927,7 +6300,7 @@
           <w:lang w:val="id_ID" w:bidi="id_ID"/>
         </w:rPr>
       </w:r>
-      <w:hyperlink r:id="rId70">
+      <w:hyperlink r:id="rId74">
         <w:r>
           <w:rPr>
             <w:lang w:val="id_ID" w:bidi="id_ID"/>
@@ -6249,7 +6622,7 @@
           <w:lang w:val="id_ID" w:bidi="id_ID"/>
         </w:rPr>
       </w:r>
-      <w:hyperlink r:id="rId71">
+      <w:hyperlink r:id="rId75">
         <w:r>
           <w:rPr>
             <w:lang w:val="id_ID" w:bidi="id_ID"/>
@@ -6273,7 +6646,7 @@
           <w:lang w:val="id_ID" w:bidi="id_ID"/>
         </w:rPr>
       </w:r>
-      <w:hyperlink r:id="rId72">
+      <w:hyperlink r:id="rId76">
         <w:r>
           <w:rPr>
             <w:lang w:val="id_ID" w:bidi="id_ID"/>
@@ -6297,7 +6670,7 @@
           <w:lang w:val="id_ID" w:bidi="id_ID"/>
         </w:rPr>
       </w:r>
-      <w:hyperlink r:id="rId73">
+      <w:hyperlink r:id="rId77">
         <w:r>
           <w:rPr>
             <w:lang w:val="id_ID" w:bidi="id_ID"/>
@@ -6321,7 +6694,7 @@
           <w:lang w:val="id_ID" w:bidi="id_ID"/>
         </w:rPr>
       </w:r>
-      <w:hyperlink r:id="rId74">
+      <w:hyperlink r:id="rId78">
         <w:r>
           <w:rPr>
             <w:lang w:val="id_ID" w:bidi="id_ID"/>
@@ -6345,7 +6718,7 @@
           <w:lang w:val="id_ID" w:bidi="id_ID"/>
         </w:rPr>
       </w:r>
-      <w:hyperlink r:id="rId75">
+      <w:hyperlink r:id="rId79">
         <w:r>
           <w:rPr>
             <w:lang w:val="id_ID" w:bidi="id_ID"/>
@@ -6592,7 +6965,7 @@
           <w:lang w:val="id_ID" w:bidi="id_ID"/>
         </w:rPr>
       </w:r>
-      <w:hyperlink r:id="rId76">
+      <w:hyperlink r:id="rId80">
         <w:r>
           <w:rPr>
             <w:lang w:val="id_ID" w:bidi="id_ID"/>
@@ -6616,7 +6989,7 @@
           <w:lang w:val="id_ID" w:bidi="id_ID"/>
         </w:rPr>
       </w:r>
-      <w:hyperlink r:id="rId77">
+      <w:hyperlink r:id="rId81">
         <w:r>
           <w:rPr>
             <w:lang w:val="id_ID" w:bidi="id_ID"/>
@@ -6640,7 +7013,7 @@
           <w:lang w:val="id_ID" w:bidi="id_ID"/>
         </w:rPr>
       </w:r>
-      <w:hyperlink r:id="rId78">
+      <w:hyperlink r:id="rId82">
         <w:r>
           <w:rPr>
             <w:lang w:val="id_ID" w:bidi="id_ID"/>
@@ -6664,7 +7037,7 @@
           <w:lang w:val="id_ID" w:bidi="id_ID"/>
         </w:rPr>
       </w:r>
-      <w:hyperlink r:id="rId79">
+      <w:hyperlink r:id="rId83">
         <w:r>
           <w:rPr>
             <w:lang w:val="id_ID" w:bidi="id_ID"/>
@@ -6688,7 +7061,7 @@
           <w:lang w:val="id_ID" w:bidi="id_ID"/>
         </w:rPr>
       </w:r>
-      <w:hyperlink r:id="rId80">
+      <w:hyperlink r:id="rId84">
         <w:r>
           <w:rPr>
             <w:lang w:val="id_ID" w:bidi="id_ID"/>
@@ -6712,7 +7085,7 @@
           <w:lang w:val="id_ID" w:bidi="id_ID"/>
         </w:rPr>
       </w:r>
-      <w:hyperlink r:id="rId81">
+      <w:hyperlink r:id="rId85">
         <w:r>
           <w:rPr>
             <w:lang w:val="id_ID" w:bidi="id_ID"/>

--- a/ind/docx/015.content.docx
+++ b/ind/docx/015.content.docx
@@ -411,66 +411,48 @@
           <w:lang w:val="id_ID" w:bidi="id_ID"/>
         </w:rPr>
       </w:r>
-      <w:hyperlink r:id="rId13">
-        <w:r>
-          <w:rPr>
-            <w:lang w:val="id_ID" w:bidi="id_ID"/>
-          </w:rPr>
-          <w:rPr>
-            <w:color w:val="0000EE"/>
-            <w:u w:val="single"/>
-          </w:rPr>
-          <w:t>1 Tawarikh 8:6–7</w:t>
-        </w:r>
-      </w:hyperlink>
-    </w:p>
-    <w:p>
-      <w:pPr>
-        <w:pStyle w:val="ListBullet"/>
-        <w:spacing w:line="240" w:lineRule="auto"/>
-        <w:ind w:left="720"/>
-      </w:pPr>
-      <w:r>
-        <w:rPr>
-          <w:lang w:val="id_ID" w:bidi="id_ID"/>
-        </w:rPr>
-      </w:r>
-      <w:hyperlink r:id="rId14">
-        <w:r>
-          <w:rPr>
-            <w:lang w:val="id_ID" w:bidi="id_ID"/>
-          </w:rPr>
-          <w:rPr>
-            <w:color w:val="0000EE"/>
-            <w:u w:val="single"/>
-          </w:rPr>
-          <w:t>2 Raja-raja 5:1</w:t>
-        </w:r>
-      </w:hyperlink>
-    </w:p>
-    <w:p>
-      <w:pPr>
-        <w:pStyle w:val="ListBullet"/>
-        <w:spacing w:line="240" w:lineRule="auto"/>
-        <w:ind w:left="720"/>
-      </w:pPr>
-      <w:r>
-        <w:rPr>
-          <w:lang w:val="id_ID" w:bidi="id_ID"/>
-        </w:rPr>
-      </w:r>
-      <w:hyperlink r:id="rId15">
-        <w:r>
-          <w:rPr>
-            <w:lang w:val="id_ID" w:bidi="id_ID"/>
-          </w:rPr>
-          <w:rPr>
-            <w:color w:val="0000EE"/>
-            <w:u w:val="single"/>
-          </w:rPr>
-          <w:t>Lukas 4:27</w:t>
-        </w:r>
-      </w:hyperlink>
+      <w:r>
+        <w:rPr>
+          <w:lang w:val="id_ID" w:bidi="id_ID"/>
+        </w:rPr>
+        <w:t>1 Tawarikh 8:6–7</w:t>
+      </w:r>
+    </w:p>
+    <w:p>
+      <w:pPr>
+        <w:pStyle w:val="ListBullet"/>
+        <w:spacing w:line="240" w:lineRule="auto"/>
+        <w:ind w:left="720"/>
+      </w:pPr>
+      <w:r>
+        <w:rPr>
+          <w:lang w:val="id_ID" w:bidi="id_ID"/>
+        </w:rPr>
+      </w:r>
+      <w:r>
+        <w:rPr>
+          <w:lang w:val="id_ID" w:bidi="id_ID"/>
+        </w:rPr>
+        <w:t>2 Raja-raja 5:1</w:t>
+      </w:r>
+    </w:p>
+    <w:p>
+      <w:pPr>
+        <w:pStyle w:val="ListBullet"/>
+        <w:spacing w:line="240" w:lineRule="auto"/>
+        <w:ind w:left="720"/>
+      </w:pPr>
+      <w:r>
+        <w:rPr>
+          <w:lang w:val="id_ID" w:bidi="id_ID"/>
+        </w:rPr>
+      </w:r>
+      <w:r>
+        <w:rPr>
+          <w:lang w:val="id_ID" w:bidi="id_ID"/>
+        </w:rPr>
+        <w:t>Lukas 4:27</w:t>
+      </w:r>
     </w:p>
     <w:p>
       <w:pPr>
@@ -1086,162 +1068,120 @@
           <w:lang w:val="id_ID" w:bidi="id_ID"/>
         </w:rPr>
       </w:r>
-      <w:hyperlink r:id="rId16">
-        <w:r>
-          <w:rPr>
-            <w:lang w:val="id_ID" w:bidi="id_ID"/>
-          </w:rPr>
-          <w:rPr>
-            <w:color w:val="0000EE"/>
-            <w:u w:val="single"/>
-          </w:rPr>
-          <w:t>1 Tesalonika 2:14–16</w:t>
-        </w:r>
-      </w:hyperlink>
-    </w:p>
-    <w:p>
-      <w:pPr>
-        <w:pStyle w:val="ListBullet"/>
-        <w:spacing w:line="240" w:lineRule="auto"/>
-        <w:ind w:left="720"/>
-      </w:pPr>
-      <w:r>
-        <w:rPr>
-          <w:lang w:val="id_ID" w:bidi="id_ID"/>
-        </w:rPr>
-      </w:r>
-      <w:hyperlink r:id="rId17">
-        <w:r>
-          <w:rPr>
-            <w:lang w:val="id_ID" w:bidi="id_ID"/>
-          </w:rPr>
-          <w:rPr>
-            <w:color w:val="0000EE"/>
-            <w:u w:val="single"/>
-          </w:rPr>
-          <w:t>Kisah Para Rasul 3:25</w:t>
-        </w:r>
-      </w:hyperlink>
-    </w:p>
-    <w:p>
-      <w:pPr>
-        <w:pStyle w:val="ListBullet"/>
-        <w:spacing w:line="240" w:lineRule="auto"/>
-        <w:ind w:left="720"/>
-      </w:pPr>
-      <w:r>
-        <w:rPr>
-          <w:lang w:val="id_ID" w:bidi="id_ID"/>
-        </w:rPr>
-      </w:r>
-      <w:hyperlink r:id="rId18">
-        <w:r>
-          <w:rPr>
-            <w:lang w:val="id_ID" w:bidi="id_ID"/>
-          </w:rPr>
-          <w:rPr>
-            <w:color w:val="0000EE"/>
-            <w:u w:val="single"/>
-          </w:rPr>
-          <w:t>Yohanes 1:43–45</w:t>
-        </w:r>
-      </w:hyperlink>
-    </w:p>
-    <w:p>
-      <w:pPr>
-        <w:pStyle w:val="ListBullet"/>
-        <w:spacing w:line="240" w:lineRule="auto"/>
-        <w:ind w:left="720"/>
-      </w:pPr>
-      <w:r>
-        <w:rPr>
-          <w:lang w:val="id_ID" w:bidi="id_ID"/>
-        </w:rPr>
-      </w:r>
-      <w:hyperlink r:id="rId19">
-        <w:r>
-          <w:rPr>
-            <w:lang w:val="id_ID" w:bidi="id_ID"/>
-          </w:rPr>
-          <w:rPr>
-            <w:color w:val="0000EE"/>
-            <w:u w:val="single"/>
-          </w:rPr>
-          <w:t>Maleakhi 4:4–6</w:t>
-        </w:r>
-      </w:hyperlink>
-    </w:p>
-    <w:p>
-      <w:pPr>
-        <w:pStyle w:val="ListBullet"/>
-        <w:spacing w:line="240" w:lineRule="auto"/>
-        <w:ind w:left="720"/>
-      </w:pPr>
-      <w:r>
-        <w:rPr>
-          <w:lang w:val="id_ID" w:bidi="id_ID"/>
-        </w:rPr>
-      </w:r>
-      <w:hyperlink r:id="rId20">
-        <w:r>
-          <w:rPr>
-            <w:lang w:val="id_ID" w:bidi="id_ID"/>
-          </w:rPr>
-          <w:rPr>
-            <w:color w:val="0000EE"/>
-            <w:u w:val="single"/>
-          </w:rPr>
-          <w:t>Matius 1:23</w:t>
-        </w:r>
-      </w:hyperlink>
-    </w:p>
-    <w:p>
-      <w:pPr>
-        <w:pStyle w:val="ListBullet"/>
-        <w:spacing w:line="240" w:lineRule="auto"/>
-        <w:ind w:left="720"/>
-      </w:pPr>
-      <w:r>
-        <w:rPr>
-          <w:lang w:val="id_ID" w:bidi="id_ID"/>
-        </w:rPr>
-      </w:r>
-      <w:hyperlink r:id="rId21">
-        <w:r>
-          <w:rPr>
-            <w:lang w:val="id_ID" w:bidi="id_ID"/>
-          </w:rPr>
-          <w:rPr>
-            <w:color w:val="0000EE"/>
-            <w:u w:val="single"/>
-          </w:rPr>
-          <w:t>Matius 2:18</w:t>
-        </w:r>
-      </w:hyperlink>
-    </w:p>
-    <w:p>
-      <w:pPr>
-        <w:pStyle w:val="ListBullet"/>
-        <w:spacing w:line="240" w:lineRule="auto"/>
-        <w:ind w:left="720"/>
-      </w:pPr>
-      <w:r>
-        <w:rPr>
-          <w:lang w:val="id_ID" w:bidi="id_ID"/>
-        </w:rPr>
-      </w:r>
-      <w:hyperlink r:id="rId22">
-        <w:r>
-          <w:rPr>
-            <w:lang w:val="id_ID" w:bidi="id_ID"/>
-          </w:rPr>
-          <w:rPr>
-            <w:color w:val="0000EE"/>
-            <w:u w:val="single"/>
-          </w:rPr>
-          <w:t>Matius 5:17</w:t>
-        </w:r>
-      </w:hyperlink>
+      <w:r>
+        <w:rPr>
+          <w:lang w:val="id_ID" w:bidi="id_ID"/>
+        </w:rPr>
+        <w:t>1 Tesalonika 2:14–16</w:t>
+      </w:r>
+    </w:p>
+    <w:p>
+      <w:pPr>
+        <w:pStyle w:val="ListBullet"/>
+        <w:spacing w:line="240" w:lineRule="auto"/>
+        <w:ind w:left="720"/>
+      </w:pPr>
+      <w:r>
+        <w:rPr>
+          <w:lang w:val="id_ID" w:bidi="id_ID"/>
+        </w:rPr>
+      </w:r>
+      <w:r>
+        <w:rPr>
+          <w:lang w:val="id_ID" w:bidi="id_ID"/>
+        </w:rPr>
+        <w:t>Kisah Para Rasul 3:25</w:t>
+      </w:r>
+    </w:p>
+    <w:p>
+      <w:pPr>
+        <w:pStyle w:val="ListBullet"/>
+        <w:spacing w:line="240" w:lineRule="auto"/>
+        <w:ind w:left="720"/>
+      </w:pPr>
+      <w:r>
+        <w:rPr>
+          <w:lang w:val="id_ID" w:bidi="id_ID"/>
+        </w:rPr>
+      </w:r>
+      <w:r>
+        <w:rPr>
+          <w:lang w:val="id_ID" w:bidi="id_ID"/>
+        </w:rPr>
+        <w:t>Yohanes 1:43–45</w:t>
+      </w:r>
+    </w:p>
+    <w:p>
+      <w:pPr>
+        <w:pStyle w:val="ListBullet"/>
+        <w:spacing w:line="240" w:lineRule="auto"/>
+        <w:ind w:left="720"/>
+      </w:pPr>
+      <w:r>
+        <w:rPr>
+          <w:lang w:val="id_ID" w:bidi="id_ID"/>
+        </w:rPr>
+      </w:r>
+      <w:r>
+        <w:rPr>
+          <w:lang w:val="id_ID" w:bidi="id_ID"/>
+        </w:rPr>
+        <w:t>Maleakhi 4:4–6</w:t>
+      </w:r>
+    </w:p>
+    <w:p>
+      <w:pPr>
+        <w:pStyle w:val="ListBullet"/>
+        <w:spacing w:line="240" w:lineRule="auto"/>
+        <w:ind w:left="720"/>
+      </w:pPr>
+      <w:r>
+        <w:rPr>
+          <w:lang w:val="id_ID" w:bidi="id_ID"/>
+        </w:rPr>
+      </w:r>
+      <w:r>
+        <w:rPr>
+          <w:lang w:val="id_ID" w:bidi="id_ID"/>
+        </w:rPr>
+        <w:t>Matius 1:23</w:t>
+      </w:r>
+    </w:p>
+    <w:p>
+      <w:pPr>
+        <w:pStyle w:val="ListBullet"/>
+        <w:spacing w:line="240" w:lineRule="auto"/>
+        <w:ind w:left="720"/>
+      </w:pPr>
+      <w:r>
+        <w:rPr>
+          <w:lang w:val="id_ID" w:bidi="id_ID"/>
+        </w:rPr>
+      </w:r>
+      <w:r>
+        <w:rPr>
+          <w:lang w:val="id_ID" w:bidi="id_ID"/>
+        </w:rPr>
+        <w:t>Matius 2:18</w:t>
+      </w:r>
+    </w:p>
+    <w:p>
+      <w:pPr>
+        <w:pStyle w:val="ListBullet"/>
+        <w:spacing w:line="240" w:lineRule="auto"/>
+        <w:ind w:left="720"/>
+      </w:pPr>
+      <w:r>
+        <w:rPr>
+          <w:lang w:val="id_ID" w:bidi="id_ID"/>
+        </w:rPr>
+      </w:r>
+      <w:r>
+        <w:rPr>
+          <w:lang w:val="id_ID" w:bidi="id_ID"/>
+        </w:rPr>
+        <w:t>Matius 5:17</w:t>
+      </w:r>
     </w:p>
     <w:p>
       <w:pPr>
@@ -1781,138 +1721,102 @@
           <w:lang w:val="id_ID" w:bidi="id_ID"/>
         </w:rPr>
       </w:r>
-      <w:hyperlink r:id="rId23">
-        <w:r>
-          <w:rPr>
-            <w:lang w:val="id_ID" w:bidi="id_ID"/>
-          </w:rPr>
-          <w:rPr>
-            <w:color w:val="0000EE"/>
-            <w:u w:val="single"/>
-          </w:rPr>
-          <w:t>1 Yohanes 4:1–3</w:t>
-        </w:r>
-      </w:hyperlink>
-    </w:p>
-    <w:p>
-      <w:pPr>
-        <w:pStyle w:val="ListBullet"/>
-        <w:spacing w:line="240" w:lineRule="auto"/>
-        <w:ind w:left="720"/>
-      </w:pPr>
-      <w:r>
-        <w:rPr>
-          <w:lang w:val="id_ID" w:bidi="id_ID"/>
-        </w:rPr>
-      </w:r>
-      <w:hyperlink r:id="rId24">
-        <w:r>
-          <w:rPr>
-            <w:lang w:val="id_ID" w:bidi="id_ID"/>
-          </w:rPr>
-          <w:rPr>
-            <w:color w:val="0000EE"/>
-            <w:u w:val="single"/>
-          </w:rPr>
-          <w:t>2 Perusr 2:1</w:t>
-        </w:r>
-      </w:hyperlink>
-    </w:p>
-    <w:p>
-      <w:pPr>
-        <w:pStyle w:val="ListBullet"/>
-        <w:spacing w:line="240" w:lineRule="auto"/>
-        <w:ind w:left="720"/>
-      </w:pPr>
-      <w:r>
-        <w:rPr>
-          <w:lang w:val="id_ID" w:bidi="id_ID"/>
-        </w:rPr>
-      </w:r>
-      <w:hyperlink r:id="rId17">
-        <w:r>
-          <w:rPr>
-            <w:lang w:val="id_ID" w:bidi="id_ID"/>
-          </w:rPr>
-          <w:rPr>
-            <w:color w:val="0000EE"/>
-            <w:u w:val="single"/>
-          </w:rPr>
-          <w:t>Kisah Para Rasul 13:6–8</w:t>
-        </w:r>
-      </w:hyperlink>
-    </w:p>
-    <w:p>
-      <w:pPr>
-        <w:pStyle w:val="ListBullet"/>
-        <w:spacing w:line="240" w:lineRule="auto"/>
-        <w:ind w:left="720"/>
-      </w:pPr>
-      <w:r>
-        <w:rPr>
-          <w:lang w:val="id_ID" w:bidi="id_ID"/>
-        </w:rPr>
-      </w:r>
-      <w:hyperlink r:id="rId25">
-        <w:r>
-          <w:rPr>
-            <w:lang w:val="id_ID" w:bidi="id_ID"/>
-          </w:rPr>
-          <w:rPr>
-            <w:color w:val="0000EE"/>
-            <w:u w:val="single"/>
-          </w:rPr>
-          <w:t>Lukas 6:26</w:t>
-        </w:r>
-      </w:hyperlink>
-    </w:p>
-    <w:p>
-      <w:pPr>
-        <w:pStyle w:val="ListBullet"/>
-        <w:spacing w:line="240" w:lineRule="auto"/>
-        <w:ind w:left="720"/>
-      </w:pPr>
-      <w:r>
-        <w:rPr>
-          <w:lang w:val="id_ID" w:bidi="id_ID"/>
-        </w:rPr>
-      </w:r>
-      <w:hyperlink r:id="rId26">
-        <w:r>
-          <w:rPr>
-            <w:lang w:val="id_ID" w:bidi="id_ID"/>
-          </w:rPr>
-          <w:rPr>
-            <w:color w:val="0000EE"/>
-            <w:u w:val="single"/>
-          </w:rPr>
-          <w:t>Matius 7:16</w:t>
-        </w:r>
-      </w:hyperlink>
-    </w:p>
-    <w:p>
-      <w:pPr>
-        <w:pStyle w:val="ListBullet"/>
-        <w:spacing w:line="240" w:lineRule="auto"/>
-        <w:ind w:left="720"/>
-      </w:pPr>
-      <w:r>
-        <w:rPr>
-          <w:lang w:val="id_ID" w:bidi="id_ID"/>
-        </w:rPr>
-      </w:r>
-      <w:hyperlink r:id="rId27">
-        <w:r>
-          <w:rPr>
-            <w:lang w:val="id_ID" w:bidi="id_ID"/>
-          </w:rPr>
-          <w:rPr>
-            <w:color w:val="0000EE"/>
-            <w:u w:val="single"/>
-          </w:rPr>
-          <w:t>Matius 24:23–25</w:t>
-        </w:r>
-      </w:hyperlink>
+      <w:r>
+        <w:rPr>
+          <w:lang w:val="id_ID" w:bidi="id_ID"/>
+        </w:rPr>
+        <w:t>1 Yohanes 4:1–3</w:t>
+      </w:r>
+    </w:p>
+    <w:p>
+      <w:pPr>
+        <w:pStyle w:val="ListBullet"/>
+        <w:spacing w:line="240" w:lineRule="auto"/>
+        <w:ind w:left="720"/>
+      </w:pPr>
+      <w:r>
+        <w:rPr>
+          <w:lang w:val="id_ID" w:bidi="id_ID"/>
+        </w:rPr>
+      </w:r>
+      <w:r>
+        <w:rPr>
+          <w:lang w:val="id_ID" w:bidi="id_ID"/>
+        </w:rPr>
+        <w:t>2 Perusr 2:1</w:t>
+      </w:r>
+    </w:p>
+    <w:p>
+      <w:pPr>
+        <w:pStyle w:val="ListBullet"/>
+        <w:spacing w:line="240" w:lineRule="auto"/>
+        <w:ind w:left="720"/>
+      </w:pPr>
+      <w:r>
+        <w:rPr>
+          <w:lang w:val="id_ID" w:bidi="id_ID"/>
+        </w:rPr>
+      </w:r>
+      <w:r>
+        <w:rPr>
+          <w:lang w:val="id_ID" w:bidi="id_ID"/>
+        </w:rPr>
+        <w:t>Kisah Para Rasul 13:6–8</w:t>
+      </w:r>
+    </w:p>
+    <w:p>
+      <w:pPr>
+        <w:pStyle w:val="ListBullet"/>
+        <w:spacing w:line="240" w:lineRule="auto"/>
+        <w:ind w:left="720"/>
+      </w:pPr>
+      <w:r>
+        <w:rPr>
+          <w:lang w:val="id_ID" w:bidi="id_ID"/>
+        </w:rPr>
+      </w:r>
+      <w:r>
+        <w:rPr>
+          <w:lang w:val="id_ID" w:bidi="id_ID"/>
+        </w:rPr>
+        <w:t>Lukas 6:26</w:t>
+      </w:r>
+    </w:p>
+    <w:p>
+      <w:pPr>
+        <w:pStyle w:val="ListBullet"/>
+        <w:spacing w:line="240" w:lineRule="auto"/>
+        <w:ind w:left="720"/>
+      </w:pPr>
+      <w:r>
+        <w:rPr>
+          <w:lang w:val="id_ID" w:bidi="id_ID"/>
+        </w:rPr>
+      </w:r>
+      <w:r>
+        <w:rPr>
+          <w:lang w:val="id_ID" w:bidi="id_ID"/>
+        </w:rPr>
+        <w:t>Matius 7:16</w:t>
+      </w:r>
+    </w:p>
+    <w:p>
+      <w:pPr>
+        <w:pStyle w:val="ListBullet"/>
+        <w:spacing w:line="240" w:lineRule="auto"/>
+        <w:ind w:left="720"/>
+      </w:pPr>
+      <w:r>
+        <w:rPr>
+          <w:lang w:val="id_ID" w:bidi="id_ID"/>
+        </w:rPr>
+      </w:r>
+      <w:r>
+        <w:rPr>
+          <w:lang w:val="id_ID" w:bidi="id_ID"/>
+        </w:rPr>
+        <w:t>Matius 24:23–25</w:t>
+      </w:r>
     </w:p>
     <w:p>
       <w:pPr>
@@ -2134,138 +2038,102 @@
           <w:lang w:val="id_ID" w:bidi="id_ID"/>
         </w:rPr>
       </w:r>
-      <w:hyperlink r:id="rId23">
-        <w:r>
-          <w:rPr>
-            <w:lang w:val="id_ID" w:bidi="id_ID"/>
-          </w:rPr>
-          <w:rPr>
-            <w:color w:val="0000EE"/>
-            <w:u w:val="single"/>
-          </w:rPr>
-          <w:t>1 Yohanes 2:16</w:t>
-        </w:r>
-      </w:hyperlink>
-    </w:p>
-    <w:p>
-      <w:pPr>
-        <w:pStyle w:val="ListBullet"/>
-        <w:spacing w:line="240" w:lineRule="auto"/>
-        <w:ind w:left="720"/>
-      </w:pPr>
-      <w:r>
-        <w:rPr>
-          <w:lang w:val="id_ID" w:bidi="id_ID"/>
-        </w:rPr>
-      </w:r>
-      <w:hyperlink r:id="rId28">
-        <w:r>
-          <w:rPr>
-            <w:lang w:val="id_ID" w:bidi="id_ID"/>
-          </w:rPr>
-          <w:rPr>
-            <w:color w:val="0000EE"/>
-            <w:u w:val="single"/>
-          </w:rPr>
-          <w:t>2 Timotius 2:22</w:t>
-        </w:r>
-      </w:hyperlink>
-    </w:p>
-    <w:p>
-      <w:pPr>
-        <w:pStyle w:val="ListBullet"/>
-        <w:spacing w:line="240" w:lineRule="auto"/>
-        <w:ind w:left="720"/>
-      </w:pPr>
-      <w:r>
-        <w:rPr>
-          <w:lang w:val="id_ID" w:bidi="id_ID"/>
-        </w:rPr>
-      </w:r>
-      <w:hyperlink r:id="rId29">
-        <w:r>
-          <w:rPr>
-            <w:lang w:val="id_ID" w:bidi="id_ID"/>
-          </w:rPr>
-          <w:rPr>
-            <w:color w:val="0000EE"/>
-            <w:u w:val="single"/>
-          </w:rPr>
-          <w:t>Galatia 5:16</w:t>
-        </w:r>
-      </w:hyperlink>
-    </w:p>
-    <w:p>
-      <w:pPr>
-        <w:pStyle w:val="ListBullet"/>
-        <w:spacing w:line="240" w:lineRule="auto"/>
-        <w:ind w:left="720"/>
-      </w:pPr>
-      <w:r>
-        <w:rPr>
-          <w:lang w:val="id_ID" w:bidi="id_ID"/>
-        </w:rPr>
-      </w:r>
-      <w:hyperlink r:id="rId30">
-        <w:r>
-          <w:rPr>
-            <w:lang w:val="id_ID" w:bidi="id_ID"/>
-          </w:rPr>
-          <w:rPr>
-            <w:color w:val="0000EE"/>
-            <w:u w:val="single"/>
-          </w:rPr>
-          <w:t>Galatia 5:19–21</w:t>
-        </w:r>
-      </w:hyperlink>
-    </w:p>
-    <w:p>
-      <w:pPr>
-        <w:pStyle w:val="ListBullet"/>
-        <w:spacing w:line="240" w:lineRule="auto"/>
-        <w:ind w:left="720"/>
-      </w:pPr>
-      <w:r>
-        <w:rPr>
-          <w:lang w:val="id_ID" w:bidi="id_ID"/>
-        </w:rPr>
-      </w:r>
-      <w:hyperlink r:id="rId31">
-        <w:r>
-          <w:rPr>
-            <w:lang w:val="id_ID" w:bidi="id_ID"/>
-          </w:rPr>
-          <w:rPr>
-            <w:color w:val="0000EE"/>
-            <w:u w:val="single"/>
-          </w:rPr>
-          <w:t>Kejadian 39:7–9</w:t>
-        </w:r>
-      </w:hyperlink>
-    </w:p>
-    <w:p>
-      <w:pPr>
-        <w:pStyle w:val="ListBullet"/>
-        <w:spacing w:line="240" w:lineRule="auto"/>
-        <w:ind w:left="720"/>
-      </w:pPr>
-      <w:r>
-        <w:rPr>
-          <w:lang w:val="id_ID" w:bidi="id_ID"/>
-        </w:rPr>
-      </w:r>
-      <w:hyperlink r:id="rId32">
-        <w:r>
-          <w:rPr>
-            <w:lang w:val="id_ID" w:bidi="id_ID"/>
-          </w:rPr>
-          <w:rPr>
-            <w:color w:val="0000EE"/>
-            <w:u w:val="single"/>
-          </w:rPr>
-          <w:t>Matius 5:28</w:t>
-        </w:r>
-      </w:hyperlink>
+      <w:r>
+        <w:rPr>
+          <w:lang w:val="id_ID" w:bidi="id_ID"/>
+        </w:rPr>
+        <w:t>1 Yohanes 2:16</w:t>
+      </w:r>
+    </w:p>
+    <w:p>
+      <w:pPr>
+        <w:pStyle w:val="ListBullet"/>
+        <w:spacing w:line="240" w:lineRule="auto"/>
+        <w:ind w:left="720"/>
+      </w:pPr>
+      <w:r>
+        <w:rPr>
+          <w:lang w:val="id_ID" w:bidi="id_ID"/>
+        </w:rPr>
+      </w:r>
+      <w:r>
+        <w:rPr>
+          <w:lang w:val="id_ID" w:bidi="id_ID"/>
+        </w:rPr>
+        <w:t>2 Timotius 2:22</w:t>
+      </w:r>
+    </w:p>
+    <w:p>
+      <w:pPr>
+        <w:pStyle w:val="ListBullet"/>
+        <w:spacing w:line="240" w:lineRule="auto"/>
+        <w:ind w:left="720"/>
+      </w:pPr>
+      <w:r>
+        <w:rPr>
+          <w:lang w:val="id_ID" w:bidi="id_ID"/>
+        </w:rPr>
+      </w:r>
+      <w:r>
+        <w:rPr>
+          <w:lang w:val="id_ID" w:bidi="id_ID"/>
+        </w:rPr>
+        <w:t>Galatia 5:16</w:t>
+      </w:r>
+    </w:p>
+    <w:p>
+      <w:pPr>
+        <w:pStyle w:val="ListBullet"/>
+        <w:spacing w:line="240" w:lineRule="auto"/>
+        <w:ind w:left="720"/>
+      </w:pPr>
+      <w:r>
+        <w:rPr>
+          <w:lang w:val="id_ID" w:bidi="id_ID"/>
+        </w:rPr>
+      </w:r>
+      <w:r>
+        <w:rPr>
+          <w:lang w:val="id_ID" w:bidi="id_ID"/>
+        </w:rPr>
+        <w:t>Galatia 5:19–21</w:t>
+      </w:r>
+    </w:p>
+    <w:p>
+      <w:pPr>
+        <w:pStyle w:val="ListBullet"/>
+        <w:spacing w:line="240" w:lineRule="auto"/>
+        <w:ind w:left="720"/>
+      </w:pPr>
+      <w:r>
+        <w:rPr>
+          <w:lang w:val="id_ID" w:bidi="id_ID"/>
+        </w:rPr>
+      </w:r>
+      <w:r>
+        <w:rPr>
+          <w:lang w:val="id_ID" w:bidi="id_ID"/>
+        </w:rPr>
+        <w:t>Kejadian 39:7–9</w:t>
+      </w:r>
+    </w:p>
+    <w:p>
+      <w:pPr>
+        <w:pStyle w:val="ListBullet"/>
+        <w:spacing w:line="240" w:lineRule="auto"/>
+        <w:ind w:left="720"/>
+      </w:pPr>
+      <w:r>
+        <w:rPr>
+          <w:lang w:val="id_ID" w:bidi="id_ID"/>
+        </w:rPr>
+      </w:r>
+      <w:r>
+        <w:rPr>
+          <w:lang w:val="id_ID" w:bidi="id_ID"/>
+        </w:rPr>
+        <w:t>Matius 5:28</w:t>
+      </w:r>
     </w:p>
     <w:p>
       <w:pPr>
@@ -2495,138 +2363,102 @@
           <w:lang w:val="id_ID" w:bidi="id_ID"/>
         </w:rPr>
       </w:r>
-      <w:hyperlink r:id="rId33">
-        <w:r>
-          <w:rPr>
-            <w:lang w:val="id_ID" w:bidi="id_ID"/>
-          </w:rPr>
-          <w:rPr>
-            <w:color w:val="0000EE"/>
-            <w:u w:val="single"/>
-          </w:rPr>
-          <w:t>1 Raja-raja 4:15</w:t>
-        </w:r>
-      </w:hyperlink>
-    </w:p>
-    <w:p>
-      <w:pPr>
-        <w:pStyle w:val="ListBullet"/>
-        <w:spacing w:line="240" w:lineRule="auto"/>
-        <w:ind w:left="720"/>
-      </w:pPr>
-      <w:r>
-        <w:rPr>
-          <w:lang w:val="id_ID" w:bidi="id_ID"/>
-        </w:rPr>
-      </w:r>
-      <w:hyperlink r:id="rId34">
-        <w:r>
-          <w:rPr>
-            <w:lang w:val="id_ID" w:bidi="id_ID"/>
-          </w:rPr>
-          <w:rPr>
-            <w:color w:val="0000EE"/>
-            <w:u w:val="single"/>
-          </w:rPr>
-          <w:t>Ulangan 27:13–14</w:t>
-        </w:r>
-      </w:hyperlink>
-    </w:p>
-    <w:p>
-      <w:pPr>
-        <w:pStyle w:val="ListBullet"/>
-        <w:spacing w:line="240" w:lineRule="auto"/>
-        <w:ind w:left="720"/>
-      </w:pPr>
-      <w:r>
-        <w:rPr>
-          <w:lang w:val="id_ID" w:bidi="id_ID"/>
-        </w:rPr>
-      </w:r>
-      <w:hyperlink r:id="rId35">
-        <w:r>
-          <w:rPr>
-            <w:lang w:val="id_ID" w:bidi="id_ID"/>
-          </w:rPr>
-          <w:rPr>
-            <w:color w:val="0000EE"/>
-            <w:u w:val="single"/>
-          </w:rPr>
-          <w:t>Yehezkiel 48:1–3</w:t>
-        </w:r>
-      </w:hyperlink>
-    </w:p>
-    <w:p>
-      <w:pPr>
-        <w:pStyle w:val="ListBullet"/>
-        <w:spacing w:line="240" w:lineRule="auto"/>
-        <w:ind w:left="720"/>
-      </w:pPr>
-      <w:r>
-        <w:rPr>
-          <w:lang w:val="id_ID" w:bidi="id_ID"/>
-        </w:rPr>
-      </w:r>
-      <w:hyperlink r:id="rId36">
-        <w:r>
-          <w:rPr>
-            <w:lang w:val="id_ID" w:bidi="id_ID"/>
-          </w:rPr>
-          <w:rPr>
-            <w:color w:val="0000EE"/>
-            <w:u w:val="single"/>
-          </w:rPr>
-          <w:t>Kejadian 30:8</w:t>
-        </w:r>
-      </w:hyperlink>
-    </w:p>
-    <w:p>
-      <w:pPr>
-        <w:pStyle w:val="ListBullet"/>
-        <w:spacing w:line="240" w:lineRule="auto"/>
-        <w:ind w:left="720"/>
-      </w:pPr>
-      <w:r>
-        <w:rPr>
-          <w:lang w:val="id_ID" w:bidi="id_ID"/>
-        </w:rPr>
-      </w:r>
-      <w:hyperlink r:id="rId37">
-        <w:r>
-          <w:rPr>
-            <w:lang w:val="id_ID" w:bidi="id_ID"/>
-          </w:rPr>
-          <w:rPr>
-            <w:color w:val="0000EE"/>
-            <w:u w:val="single"/>
-          </w:rPr>
-          <w:t>Hakim-hakim 1:33</w:t>
-        </w:r>
-      </w:hyperlink>
-    </w:p>
-    <w:p>
-      <w:pPr>
-        <w:pStyle w:val="ListBullet"/>
-        <w:spacing w:line="240" w:lineRule="auto"/>
-        <w:ind w:left="720"/>
-      </w:pPr>
-      <w:r>
-        <w:rPr>
-          <w:lang w:val="id_ID" w:bidi="id_ID"/>
-        </w:rPr>
-      </w:r>
-      <w:hyperlink r:id="rId38">
-        <w:r>
-          <w:rPr>
-            <w:lang w:val="id_ID" w:bidi="id_ID"/>
-          </w:rPr>
-          <w:rPr>
-            <w:color w:val="0000EE"/>
-            <w:u w:val="single"/>
-          </w:rPr>
-          <w:t>Matius 4:13</w:t>
-        </w:r>
-      </w:hyperlink>
+      <w:r>
+        <w:rPr>
+          <w:lang w:val="id_ID" w:bidi="id_ID"/>
+        </w:rPr>
+        <w:t>1 Raja-raja 4:15</w:t>
+      </w:r>
+    </w:p>
+    <w:p>
+      <w:pPr>
+        <w:pStyle w:val="ListBullet"/>
+        <w:spacing w:line="240" w:lineRule="auto"/>
+        <w:ind w:left="720"/>
+      </w:pPr>
+      <w:r>
+        <w:rPr>
+          <w:lang w:val="id_ID" w:bidi="id_ID"/>
+        </w:rPr>
+      </w:r>
+      <w:r>
+        <w:rPr>
+          <w:lang w:val="id_ID" w:bidi="id_ID"/>
+        </w:rPr>
+        <w:t>Ulangan 27:13–14</w:t>
+      </w:r>
+    </w:p>
+    <w:p>
+      <w:pPr>
+        <w:pStyle w:val="ListBullet"/>
+        <w:spacing w:line="240" w:lineRule="auto"/>
+        <w:ind w:left="720"/>
+      </w:pPr>
+      <w:r>
+        <w:rPr>
+          <w:lang w:val="id_ID" w:bidi="id_ID"/>
+        </w:rPr>
+      </w:r>
+      <w:r>
+        <w:rPr>
+          <w:lang w:val="id_ID" w:bidi="id_ID"/>
+        </w:rPr>
+        <w:t>Yehezkiel 48:1–3</w:t>
+      </w:r>
+    </w:p>
+    <w:p>
+      <w:pPr>
+        <w:pStyle w:val="ListBullet"/>
+        <w:spacing w:line="240" w:lineRule="auto"/>
+        <w:ind w:left="720"/>
+      </w:pPr>
+      <w:r>
+        <w:rPr>
+          <w:lang w:val="id_ID" w:bidi="id_ID"/>
+        </w:rPr>
+      </w:r>
+      <w:r>
+        <w:rPr>
+          <w:lang w:val="id_ID" w:bidi="id_ID"/>
+        </w:rPr>
+        <w:t>Kejadian 30:8</w:t>
+      </w:r>
+    </w:p>
+    <w:p>
+      <w:pPr>
+        <w:pStyle w:val="ListBullet"/>
+        <w:spacing w:line="240" w:lineRule="auto"/>
+        <w:ind w:left="720"/>
+      </w:pPr>
+      <w:r>
+        <w:rPr>
+          <w:lang w:val="id_ID" w:bidi="id_ID"/>
+        </w:rPr>
+      </w:r>
+      <w:r>
+        <w:rPr>
+          <w:lang w:val="id_ID" w:bidi="id_ID"/>
+        </w:rPr>
+        <w:t>Hakim-hakim 1:33</w:t>
+      </w:r>
+    </w:p>
+    <w:p>
+      <w:pPr>
+        <w:pStyle w:val="ListBullet"/>
+        <w:spacing w:line="240" w:lineRule="auto"/>
+        <w:ind w:left="720"/>
+      </w:pPr>
+      <w:r>
+        <w:rPr>
+          <w:lang w:val="id_ID" w:bidi="id_ID"/>
+        </w:rPr>
+      </w:r>
+      <w:r>
+        <w:rPr>
+          <w:lang w:val="id_ID" w:bidi="id_ID"/>
+        </w:rPr>
+        <w:t>Matius 4:13</w:t>
+      </w:r>
     </w:p>
     <w:p>
       <w:pPr>
@@ -2826,90 +2658,66 @@
           <w:lang w:val="id_ID" w:bidi="id_ID"/>
         </w:rPr>
       </w:r>
-      <w:hyperlink r:id="rId13">
-        <w:r>
-          <w:rPr>
-            <w:lang w:val="id_ID" w:bidi="id_ID"/>
-          </w:rPr>
-          <w:rPr>
-            <w:color w:val="0000EE"/>
-            <w:u w:val="single"/>
-          </w:rPr>
-          <w:t>1 TAwarikh 1:24–27</w:t>
-        </w:r>
-      </w:hyperlink>
-    </w:p>
-    <w:p>
-      <w:pPr>
-        <w:pStyle w:val="ListBullet"/>
-        <w:spacing w:line="240" w:lineRule="auto"/>
-        <w:ind w:left="720"/>
-      </w:pPr>
-      <w:r>
-        <w:rPr>
-          <w:lang w:val="id_ID" w:bidi="id_ID"/>
-        </w:rPr>
-      </w:r>
-      <w:hyperlink r:id="rId39">
-        <w:r>
-          <w:rPr>
-            <w:lang w:val="id_ID" w:bidi="id_ID"/>
-          </w:rPr>
-          <w:rPr>
-            <w:color w:val="0000EE"/>
-            <w:u w:val="single"/>
-          </w:rPr>
-          <w:t>Kejadian 31:53</w:t>
-        </w:r>
-      </w:hyperlink>
-    </w:p>
-    <w:p>
-      <w:pPr>
-        <w:pStyle w:val="ListBullet"/>
-        <w:spacing w:line="240" w:lineRule="auto"/>
-        <w:ind w:left="720"/>
-      </w:pPr>
-      <w:r>
-        <w:rPr>
-          <w:lang w:val="id_ID" w:bidi="id_ID"/>
-        </w:rPr>
-      </w:r>
-      <w:hyperlink r:id="rId40">
-        <w:r>
-          <w:rPr>
-            <w:lang w:val="id_ID" w:bidi="id_ID"/>
-          </w:rPr>
-          <w:rPr>
-            <w:color w:val="0000EE"/>
-            <w:u w:val="single"/>
-          </w:rPr>
-          <w:t>Yosua 24:2</w:t>
-        </w:r>
-      </w:hyperlink>
-    </w:p>
-    <w:p>
-      <w:pPr>
-        <w:pStyle w:val="ListBullet"/>
-        <w:spacing w:line="240" w:lineRule="auto"/>
-        <w:ind w:left="720"/>
-      </w:pPr>
-      <w:r>
-        <w:rPr>
-          <w:lang w:val="id_ID" w:bidi="id_ID"/>
-        </w:rPr>
-      </w:r>
-      <w:hyperlink r:id="rId41">
-        <w:r>
-          <w:rPr>
-            <w:lang w:val="id_ID" w:bidi="id_ID"/>
-          </w:rPr>
-          <w:rPr>
-            <w:color w:val="0000EE"/>
-            <w:u w:val="single"/>
-          </w:rPr>
-          <w:t>Lukas 3:34</w:t>
-        </w:r>
-      </w:hyperlink>
+      <w:r>
+        <w:rPr>
+          <w:lang w:val="id_ID" w:bidi="id_ID"/>
+        </w:rPr>
+        <w:t>1 TAwarikh 1:24–27</w:t>
+      </w:r>
+    </w:p>
+    <w:p>
+      <w:pPr>
+        <w:pStyle w:val="ListBullet"/>
+        <w:spacing w:line="240" w:lineRule="auto"/>
+        <w:ind w:left="720"/>
+      </w:pPr>
+      <w:r>
+        <w:rPr>
+          <w:lang w:val="id_ID" w:bidi="id_ID"/>
+        </w:rPr>
+      </w:r>
+      <w:r>
+        <w:rPr>
+          <w:lang w:val="id_ID" w:bidi="id_ID"/>
+        </w:rPr>
+        <w:t>Kejadian 31:53</w:t>
+      </w:r>
+    </w:p>
+    <w:p>
+      <w:pPr>
+        <w:pStyle w:val="ListBullet"/>
+        <w:spacing w:line="240" w:lineRule="auto"/>
+        <w:ind w:left="720"/>
+      </w:pPr>
+      <w:r>
+        <w:rPr>
+          <w:lang w:val="id_ID" w:bidi="id_ID"/>
+        </w:rPr>
+      </w:r>
+      <w:r>
+        <w:rPr>
+          <w:lang w:val="id_ID" w:bidi="id_ID"/>
+        </w:rPr>
+        <w:t>Yosua 24:2</w:t>
+      </w:r>
+    </w:p>
+    <w:p>
+      <w:pPr>
+        <w:pStyle w:val="ListBullet"/>
+        <w:spacing w:line="240" w:lineRule="auto"/>
+        <w:ind w:left="720"/>
+      </w:pPr>
+      <w:r>
+        <w:rPr>
+          <w:lang w:val="id_ID" w:bidi="id_ID"/>
+        </w:rPr>
+      </w:r>
+      <w:r>
+        <w:rPr>
+          <w:lang w:val="id_ID" w:bidi="id_ID"/>
+        </w:rPr>
+        <w:t>Lukas 3:34</w:t>
+      </w:r>
     </w:p>
     <w:p>
       <w:pPr>
@@ -3133,18 +2941,12 @@
           <w:lang w:val="id_ID" w:bidi="id_ID"/>
         </w:rPr>
       </w:r>
-      <w:hyperlink r:id="rId42">
-        <w:r>
-          <w:rPr>
-            <w:lang w:val="id_ID" w:bidi="id_ID"/>
-          </w:rPr>
-          <w:rPr>
-            <w:color w:val="0000EE"/>
-            <w:u w:val="single"/>
-          </w:rPr>
-          <w:t>Nahum 1:1</w:t>
-        </w:r>
-      </w:hyperlink>
+      <w:r>
+        <w:rPr>
+          <w:lang w:val="id_ID" w:bidi="id_ID"/>
+        </w:rPr>
+        <w:t>Nahum 1:1</w:t>
+      </w:r>
     </w:p>
     <w:p>
       <w:pPr>
@@ -3386,66 +3188,48 @@
           <w:lang w:val="id_ID" w:bidi="id_ID"/>
         </w:rPr>
       </w:r>
-      <w:hyperlink r:id="rId13">
-        <w:r>
-          <w:rPr>
-            <w:lang w:val="id_ID" w:bidi="id_ID"/>
-          </w:rPr>
-          <w:rPr>
-            <w:color w:val="0000EE"/>
-            <w:u w:val="single"/>
-          </w:rPr>
-          <w:t>1 Tawarikh 17:1–2</w:t>
-        </w:r>
-      </w:hyperlink>
-    </w:p>
-    <w:p>
-      <w:pPr>
-        <w:pStyle w:val="ListBullet"/>
-        <w:spacing w:line="240" w:lineRule="auto"/>
-        <w:ind w:left="720"/>
-      </w:pPr>
-      <w:r>
-        <w:rPr>
-          <w:lang w:val="id_ID" w:bidi="id_ID"/>
-        </w:rPr>
-      </w:r>
-      <w:hyperlink r:id="rId43">
-        <w:r>
-          <w:rPr>
-            <w:lang w:val="id_ID" w:bidi="id_ID"/>
-          </w:rPr>
-          <w:rPr>
-            <w:color w:val="0000EE"/>
-            <w:u w:val="single"/>
-          </w:rPr>
-          <w:t>2 Tawarikh 9:29</w:t>
-        </w:r>
-      </w:hyperlink>
-    </w:p>
-    <w:p>
-      <w:pPr>
-        <w:pStyle w:val="ListBullet"/>
-        <w:spacing w:line="240" w:lineRule="auto"/>
-        <w:ind w:left="720"/>
-      </w:pPr>
-      <w:r>
-        <w:rPr>
-          <w:lang w:val="id_ID" w:bidi="id_ID"/>
-        </w:rPr>
-      </w:r>
-      <w:hyperlink r:id="rId44">
-        <w:r>
-          <w:rPr>
-            <w:lang w:val="id_ID" w:bidi="id_ID"/>
-          </w:rPr>
-          <w:rPr>
-            <w:color w:val="0000EE"/>
-            <w:u w:val="single"/>
-          </w:rPr>
-          <w:t>2 Samuel 12:1–3</w:t>
-        </w:r>
-      </w:hyperlink>
+      <w:r>
+        <w:rPr>
+          <w:lang w:val="id_ID" w:bidi="id_ID"/>
+        </w:rPr>
+        <w:t>1 Tawarikh 17:1–2</w:t>
+      </w:r>
+    </w:p>
+    <w:p>
+      <w:pPr>
+        <w:pStyle w:val="ListBullet"/>
+        <w:spacing w:line="240" w:lineRule="auto"/>
+        <w:ind w:left="720"/>
+      </w:pPr>
+      <w:r>
+        <w:rPr>
+          <w:lang w:val="id_ID" w:bidi="id_ID"/>
+        </w:rPr>
+      </w:r>
+      <w:r>
+        <w:rPr>
+          <w:lang w:val="id_ID" w:bidi="id_ID"/>
+        </w:rPr>
+        <w:t>2 Tawarikh 9:29</w:t>
+      </w:r>
+    </w:p>
+    <w:p>
+      <w:pPr>
+        <w:pStyle w:val="ListBullet"/>
+        <w:spacing w:line="240" w:lineRule="auto"/>
+        <w:ind w:left="720"/>
+      </w:pPr>
+      <w:r>
+        <w:rPr>
+          <w:lang w:val="id_ID" w:bidi="id_ID"/>
+        </w:rPr>
+      </w:r>
+      <w:r>
+        <w:rPr>
+          <w:lang w:val="id_ID" w:bidi="id_ID"/>
+        </w:rPr>
+        <w:t>2 Samuel 12:1–3</w:t>
+      </w:r>
     </w:p>
     <w:p>
       <w:pPr>
@@ -3784,162 +3568,120 @@
           <w:lang w:val="id_ID" w:bidi="id_ID"/>
         </w:rPr>
       </w:r>
-      <w:hyperlink r:id="rId17">
-        <w:r>
-          <w:rPr>
-            <w:lang w:val="id_ID" w:bidi="id_ID"/>
-          </w:rPr>
-          <w:rPr>
-            <w:color w:val="0000EE"/>
-            <w:u w:val="single"/>
-          </w:rPr>
-          <w:t>Kisah Para Rasul 26:9–11</w:t>
-        </w:r>
-      </w:hyperlink>
-    </w:p>
-    <w:p>
-      <w:pPr>
-        <w:pStyle w:val="ListBullet"/>
-        <w:spacing w:line="240" w:lineRule="auto"/>
-        <w:ind w:left="720"/>
-      </w:pPr>
-      <w:r>
-        <w:rPr>
-          <w:lang w:val="id_ID" w:bidi="id_ID"/>
-        </w:rPr>
-      </w:r>
-      <w:hyperlink r:id="rId18">
-        <w:r>
-          <w:rPr>
-            <w:lang w:val="id_ID" w:bidi="id_ID"/>
-          </w:rPr>
-          <w:rPr>
-            <w:color w:val="0000EE"/>
-            <w:u w:val="single"/>
-          </w:rPr>
-          <w:t>Yohanes 1:43–45</w:t>
-        </w:r>
-      </w:hyperlink>
-    </w:p>
-    <w:p>
-      <w:pPr>
-        <w:pStyle w:val="ListBullet"/>
-        <w:spacing w:line="240" w:lineRule="auto"/>
-        <w:ind w:left="720"/>
-      </w:pPr>
-      <w:r>
-        <w:rPr>
-          <w:lang w:val="id_ID" w:bidi="id_ID"/>
-        </w:rPr>
-      </w:r>
-      <w:hyperlink r:id="rId45">
-        <w:r>
-          <w:rPr>
-            <w:lang w:val="id_ID" w:bidi="id_ID"/>
-          </w:rPr>
-          <w:rPr>
-            <w:color w:val="0000EE"/>
-            <w:u w:val="single"/>
-          </w:rPr>
-          <w:t>Lukas 1:26–29</w:t>
-        </w:r>
-      </w:hyperlink>
-    </w:p>
-    <w:p>
-      <w:pPr>
-        <w:pStyle w:val="ListBullet"/>
-        <w:spacing w:line="240" w:lineRule="auto"/>
-        <w:ind w:left="720"/>
-      </w:pPr>
-      <w:r>
-        <w:rPr>
-          <w:lang w:val="id_ID" w:bidi="id_ID"/>
-        </w:rPr>
-      </w:r>
-      <w:hyperlink r:id="rId46">
-        <w:r>
-          <w:rPr>
-            <w:lang w:val="id_ID" w:bidi="id_ID"/>
-          </w:rPr>
-          <w:rPr>
-            <w:color w:val="0000EE"/>
-            <w:u w:val="single"/>
-          </w:rPr>
-          <w:t>Markus 16:5–7</w:t>
-        </w:r>
-      </w:hyperlink>
-    </w:p>
-    <w:p>
-      <w:pPr>
-        <w:pStyle w:val="ListBullet"/>
-        <w:spacing w:line="240" w:lineRule="auto"/>
-        <w:ind w:left="720"/>
-      </w:pPr>
-      <w:r>
-        <w:rPr>
-          <w:lang w:val="id_ID" w:bidi="id_ID"/>
-        </w:rPr>
-      </w:r>
-      <w:hyperlink r:id="rId47">
-        <w:r>
-          <w:rPr>
-            <w:lang w:val="id_ID" w:bidi="id_ID"/>
-          </w:rPr>
-          <w:rPr>
-            <w:color w:val="0000EE"/>
-            <w:u w:val="single"/>
-          </w:rPr>
-          <w:t>Matius 2:23</w:t>
-        </w:r>
-      </w:hyperlink>
-    </w:p>
-    <w:p>
-      <w:pPr>
-        <w:pStyle w:val="ListBullet"/>
-        <w:spacing w:line="240" w:lineRule="auto"/>
-        <w:ind w:left="720"/>
-      </w:pPr>
-      <w:r>
-        <w:rPr>
-          <w:lang w:val="id_ID" w:bidi="id_ID"/>
-        </w:rPr>
-      </w:r>
-      <w:hyperlink r:id="rId48">
-        <w:r>
-          <w:rPr>
-            <w:lang w:val="id_ID" w:bidi="id_ID"/>
-          </w:rPr>
-          <w:rPr>
-            <w:color w:val="0000EE"/>
-            <w:u w:val="single"/>
-          </w:rPr>
-          <w:t>Matius 21:9–11</w:t>
-        </w:r>
-      </w:hyperlink>
-    </w:p>
-    <w:p>
-      <w:pPr>
-        <w:pStyle w:val="ListBullet"/>
-        <w:spacing w:line="240" w:lineRule="auto"/>
-        <w:ind w:left="720"/>
-      </w:pPr>
-      <w:r>
-        <w:rPr>
-          <w:lang w:val="id_ID" w:bidi="id_ID"/>
-        </w:rPr>
-      </w:r>
-      <w:hyperlink r:id="rId49">
-        <w:r>
-          <w:rPr>
-            <w:lang w:val="id_ID" w:bidi="id_ID"/>
-          </w:rPr>
-          <w:rPr>
-            <w:color w:val="0000EE"/>
-            <w:u w:val="single"/>
-          </w:rPr>
-          <w:t>Matius 26:71–72</w:t>
-        </w:r>
-      </w:hyperlink>
+      <w:r>
+        <w:rPr>
+          <w:lang w:val="id_ID" w:bidi="id_ID"/>
+        </w:rPr>
+        <w:t>Kisah Para Rasul 26:9–11</w:t>
+      </w:r>
+    </w:p>
+    <w:p>
+      <w:pPr>
+        <w:pStyle w:val="ListBullet"/>
+        <w:spacing w:line="240" w:lineRule="auto"/>
+        <w:ind w:left="720"/>
+      </w:pPr>
+      <w:r>
+        <w:rPr>
+          <w:lang w:val="id_ID" w:bidi="id_ID"/>
+        </w:rPr>
+      </w:r>
+      <w:r>
+        <w:rPr>
+          <w:lang w:val="id_ID" w:bidi="id_ID"/>
+        </w:rPr>
+        <w:t>Yohanes 1:43–45</w:t>
+      </w:r>
+    </w:p>
+    <w:p>
+      <w:pPr>
+        <w:pStyle w:val="ListBullet"/>
+        <w:spacing w:line="240" w:lineRule="auto"/>
+        <w:ind w:left="720"/>
+      </w:pPr>
+      <w:r>
+        <w:rPr>
+          <w:lang w:val="id_ID" w:bidi="id_ID"/>
+        </w:rPr>
+      </w:r>
+      <w:r>
+        <w:rPr>
+          <w:lang w:val="id_ID" w:bidi="id_ID"/>
+        </w:rPr>
+        <w:t>Lukas 1:26–29</w:t>
+      </w:r>
+    </w:p>
+    <w:p>
+      <w:pPr>
+        <w:pStyle w:val="ListBullet"/>
+        <w:spacing w:line="240" w:lineRule="auto"/>
+        <w:ind w:left="720"/>
+      </w:pPr>
+      <w:r>
+        <w:rPr>
+          <w:lang w:val="id_ID" w:bidi="id_ID"/>
+        </w:rPr>
+      </w:r>
+      <w:r>
+        <w:rPr>
+          <w:lang w:val="id_ID" w:bidi="id_ID"/>
+        </w:rPr>
+        <w:t>Markus 16:5–7</w:t>
+      </w:r>
+    </w:p>
+    <w:p>
+      <w:pPr>
+        <w:pStyle w:val="ListBullet"/>
+        <w:spacing w:line="240" w:lineRule="auto"/>
+        <w:ind w:left="720"/>
+      </w:pPr>
+      <w:r>
+        <w:rPr>
+          <w:lang w:val="id_ID" w:bidi="id_ID"/>
+        </w:rPr>
+      </w:r>
+      <w:r>
+        <w:rPr>
+          <w:lang w:val="id_ID" w:bidi="id_ID"/>
+        </w:rPr>
+        <w:t>Matius 2:23</w:t>
+      </w:r>
+    </w:p>
+    <w:p>
+      <w:pPr>
+        <w:pStyle w:val="ListBullet"/>
+        <w:spacing w:line="240" w:lineRule="auto"/>
+        <w:ind w:left="720"/>
+      </w:pPr>
+      <w:r>
+        <w:rPr>
+          <w:lang w:val="id_ID" w:bidi="id_ID"/>
+        </w:rPr>
+      </w:r>
+      <w:r>
+        <w:rPr>
+          <w:lang w:val="id_ID" w:bidi="id_ID"/>
+        </w:rPr>
+        <w:t>Matius 21:9–11</w:t>
+      </w:r>
+    </w:p>
+    <w:p>
+      <w:pPr>
+        <w:pStyle w:val="ListBullet"/>
+        <w:spacing w:line="240" w:lineRule="auto"/>
+        <w:ind w:left="720"/>
+      </w:pPr>
+      <w:r>
+        <w:rPr>
+          <w:lang w:val="id_ID" w:bidi="id_ID"/>
+        </w:rPr>
+      </w:r>
+      <w:r>
+        <w:rPr>
+          <w:lang w:val="id_ID" w:bidi="id_ID"/>
+        </w:rPr>
+        <w:t>Matius 26:71–72</w:t>
+      </w:r>
     </w:p>
     <w:p>
       <w:pPr>
@@ -4354,90 +4096,66 @@
           <w:lang w:val="id_ID" w:bidi="id_ID"/>
         </w:rPr>
       </w:r>
-      <w:hyperlink r:id="rId50">
-        <w:r>
-          <w:rPr>
-            <w:lang w:val="id_ID" w:bidi="id_ID"/>
-          </w:rPr>
-          <w:rPr>
-            <w:color w:val="0000EE"/>
-            <w:u w:val="single"/>
-          </w:rPr>
-          <w:t>Kisah Para Rasul 18:18–19</w:t>
-        </w:r>
-      </w:hyperlink>
-    </w:p>
-    <w:p>
-      <w:pPr>
-        <w:pStyle w:val="ListBullet"/>
-        <w:spacing w:line="240" w:lineRule="auto"/>
-        <w:ind w:left="720"/>
-      </w:pPr>
-      <w:r>
-        <w:rPr>
-          <w:lang w:val="id_ID" w:bidi="id_ID"/>
-        </w:rPr>
-      </w:r>
-      <w:hyperlink r:id="rId51">
-        <w:r>
-          <w:rPr>
-            <w:lang w:val="id_ID" w:bidi="id_ID"/>
-          </w:rPr>
-          <w:rPr>
-            <w:color w:val="0000EE"/>
-            <w:u w:val="single"/>
-          </w:rPr>
-          <w:t>Amos 2:11–12</w:t>
-        </w:r>
-      </w:hyperlink>
-    </w:p>
-    <w:p>
-      <w:pPr>
-        <w:pStyle w:val="ListBullet"/>
-        <w:spacing w:line="240" w:lineRule="auto"/>
-        <w:ind w:left="720"/>
-      </w:pPr>
-      <w:r>
-        <w:rPr>
-          <w:lang w:val="id_ID" w:bidi="id_ID"/>
-        </w:rPr>
-      </w:r>
-      <w:hyperlink r:id="rId52">
-        <w:r>
-          <w:rPr>
-            <w:lang w:val="id_ID" w:bidi="id_ID"/>
-          </w:rPr>
-          <w:rPr>
-            <w:color w:val="0000EE"/>
-            <w:u w:val="single"/>
-          </w:rPr>
-          <w:t>Hakim-hakim 13:5</w:t>
-        </w:r>
-      </w:hyperlink>
-    </w:p>
-    <w:p>
-      <w:pPr>
-        <w:pStyle w:val="ListBullet"/>
-        <w:spacing w:line="240" w:lineRule="auto"/>
-        <w:ind w:left="720"/>
-      </w:pPr>
-      <w:r>
-        <w:rPr>
-          <w:lang w:val="id_ID" w:bidi="id_ID"/>
-        </w:rPr>
-      </w:r>
-      <w:hyperlink r:id="rId53">
-        <w:r>
-          <w:rPr>
-            <w:lang w:val="id_ID" w:bidi="id_ID"/>
-          </w:rPr>
-          <w:rPr>
-            <w:color w:val="0000EE"/>
-            <w:u w:val="single"/>
-          </w:rPr>
-          <w:t>Bilangan 6:1–4</w:t>
-        </w:r>
-      </w:hyperlink>
+      <w:r>
+        <w:rPr>
+          <w:lang w:val="id_ID" w:bidi="id_ID"/>
+        </w:rPr>
+        <w:t>Kisah Para Rasul 18:18–19</w:t>
+      </w:r>
+    </w:p>
+    <w:p>
+      <w:pPr>
+        <w:pStyle w:val="ListBullet"/>
+        <w:spacing w:line="240" w:lineRule="auto"/>
+        <w:ind w:left="720"/>
+      </w:pPr>
+      <w:r>
+        <w:rPr>
+          <w:lang w:val="id_ID" w:bidi="id_ID"/>
+        </w:rPr>
+      </w:r>
+      <w:r>
+        <w:rPr>
+          <w:lang w:val="id_ID" w:bidi="id_ID"/>
+        </w:rPr>
+        <w:t>Amos 2:11–12</w:t>
+      </w:r>
+    </w:p>
+    <w:p>
+      <w:pPr>
+        <w:pStyle w:val="ListBullet"/>
+        <w:spacing w:line="240" w:lineRule="auto"/>
+        <w:ind w:left="720"/>
+      </w:pPr>
+      <w:r>
+        <w:rPr>
+          <w:lang w:val="id_ID" w:bidi="id_ID"/>
+        </w:rPr>
+      </w:r>
+      <w:r>
+        <w:rPr>
+          <w:lang w:val="id_ID" w:bidi="id_ID"/>
+        </w:rPr>
+        <w:t>Hakim-hakim 13:5</w:t>
+      </w:r>
+    </w:p>
+    <w:p>
+      <w:pPr>
+        <w:pStyle w:val="ListBullet"/>
+        <w:spacing w:line="240" w:lineRule="auto"/>
+        <w:ind w:left="720"/>
+      </w:pPr>
+      <w:r>
+        <w:rPr>
+          <w:lang w:val="id_ID" w:bidi="id_ID"/>
+        </w:rPr>
+      </w:r>
+      <w:r>
+        <w:rPr>
+          <w:lang w:val="id_ID" w:bidi="id_ID"/>
+        </w:rPr>
+        <w:t>Bilangan 6:1–4</w:t>
+      </w:r>
     </w:p>
     <w:p>
       <w:pPr>
@@ -4727,114 +4445,84 @@
           <w:lang w:val="id_ID" w:bidi="id_ID"/>
         </w:rPr>
       </w:r>
-      <w:hyperlink r:id="rId13">
-        <w:r>
-          <w:rPr>
-            <w:lang w:val="id_ID" w:bidi="id_ID"/>
-          </w:rPr>
-          <w:rPr>
-            <w:color w:val="0000EE"/>
-            <w:u w:val="single"/>
-          </w:rPr>
-          <w:t>1 Tawarikh 6:15</w:t>
-        </w:r>
-      </w:hyperlink>
-    </w:p>
-    <w:p>
-      <w:pPr>
-        <w:pStyle w:val="ListBullet"/>
-        <w:spacing w:line="240" w:lineRule="auto"/>
-        <w:ind w:left="720"/>
-      </w:pPr>
-      <w:r>
-        <w:rPr>
-          <w:lang w:val="id_ID" w:bidi="id_ID"/>
-        </w:rPr>
-      </w:r>
-      <w:hyperlink r:id="rId14">
-        <w:r>
-          <w:rPr>
-            <w:lang w:val="id_ID" w:bidi="id_ID"/>
-          </w:rPr>
-          <w:rPr>
-            <w:color w:val="0000EE"/>
-            <w:u w:val="single"/>
-          </w:rPr>
-          <w:t>2 Raja-raja 25:1–3</w:t>
-        </w:r>
-      </w:hyperlink>
-    </w:p>
-    <w:p>
-      <w:pPr>
-        <w:pStyle w:val="ListBullet"/>
-        <w:spacing w:line="240" w:lineRule="auto"/>
-        <w:ind w:left="720"/>
-      </w:pPr>
-      <w:r>
-        <w:rPr>
-          <w:lang w:val="id_ID" w:bidi="id_ID"/>
-        </w:rPr>
-      </w:r>
-      <w:hyperlink r:id="rId54">
-        <w:r>
-          <w:rPr>
-            <w:lang w:val="id_ID" w:bidi="id_ID"/>
-          </w:rPr>
-          <w:rPr>
-            <w:color w:val="0000EE"/>
-            <w:u w:val="single"/>
-          </w:rPr>
-          <w:t>Daniel 1:2</w:t>
-        </w:r>
-      </w:hyperlink>
-    </w:p>
-    <w:p>
-      <w:pPr>
-        <w:pStyle w:val="ListBullet"/>
-        <w:spacing w:line="240" w:lineRule="auto"/>
-        <w:ind w:left="720"/>
-      </w:pPr>
-      <w:r>
-        <w:rPr>
-          <w:lang w:val="id_ID" w:bidi="id_ID"/>
-        </w:rPr>
-      </w:r>
-      <w:hyperlink r:id="rId55">
-        <w:r>
-          <w:rPr>
-            <w:lang w:val="id_ID" w:bidi="id_ID"/>
-          </w:rPr>
-          <w:rPr>
-            <w:color w:val="0000EE"/>
-            <w:u w:val="single"/>
-          </w:rPr>
-          <w:t>Daniel 4:4</w:t>
-        </w:r>
-      </w:hyperlink>
-    </w:p>
-    <w:p>
-      <w:pPr>
-        <w:pStyle w:val="ListBullet"/>
-        <w:spacing w:line="240" w:lineRule="auto"/>
-        <w:ind w:left="720"/>
-      </w:pPr>
-      <w:r>
-        <w:rPr>
-          <w:lang w:val="id_ID" w:bidi="id_ID"/>
-        </w:rPr>
-      </w:r>
-      <w:hyperlink r:id="rId56">
-        <w:r>
-          <w:rPr>
-            <w:lang w:val="id_ID" w:bidi="id_ID"/>
-          </w:rPr>
-          <w:rPr>
-            <w:color w:val="0000EE"/>
-            <w:u w:val="single"/>
-          </w:rPr>
-          <w:t>Yehezkiel 26:8</w:t>
-        </w:r>
-      </w:hyperlink>
+      <w:r>
+        <w:rPr>
+          <w:lang w:val="id_ID" w:bidi="id_ID"/>
+        </w:rPr>
+        <w:t>1 Tawarikh 6:15</w:t>
+      </w:r>
+    </w:p>
+    <w:p>
+      <w:pPr>
+        <w:pStyle w:val="ListBullet"/>
+        <w:spacing w:line="240" w:lineRule="auto"/>
+        <w:ind w:left="720"/>
+      </w:pPr>
+      <w:r>
+        <w:rPr>
+          <w:lang w:val="id_ID" w:bidi="id_ID"/>
+        </w:rPr>
+      </w:r>
+      <w:r>
+        <w:rPr>
+          <w:lang w:val="id_ID" w:bidi="id_ID"/>
+        </w:rPr>
+        <w:t>2 Raja-raja 25:1–3</w:t>
+      </w:r>
+    </w:p>
+    <w:p>
+      <w:pPr>
+        <w:pStyle w:val="ListBullet"/>
+        <w:spacing w:line="240" w:lineRule="auto"/>
+        <w:ind w:left="720"/>
+      </w:pPr>
+      <w:r>
+        <w:rPr>
+          <w:lang w:val="id_ID" w:bidi="id_ID"/>
+        </w:rPr>
+      </w:r>
+      <w:r>
+        <w:rPr>
+          <w:lang w:val="id_ID" w:bidi="id_ID"/>
+        </w:rPr>
+        <w:t>Daniel 1:2</w:t>
+      </w:r>
+    </w:p>
+    <w:p>
+      <w:pPr>
+        <w:pStyle w:val="ListBullet"/>
+        <w:spacing w:line="240" w:lineRule="auto"/>
+        <w:ind w:left="720"/>
+      </w:pPr>
+      <w:r>
+        <w:rPr>
+          <w:lang w:val="id_ID" w:bidi="id_ID"/>
+        </w:rPr>
+      </w:r>
+      <w:r>
+        <w:rPr>
+          <w:lang w:val="id_ID" w:bidi="id_ID"/>
+        </w:rPr>
+        <w:t>Daniel 4:4</w:t>
+      </w:r>
+    </w:p>
+    <w:p>
+      <w:pPr>
+        <w:pStyle w:val="ListBullet"/>
+        <w:spacing w:line="240" w:lineRule="auto"/>
+        <w:ind w:left="720"/>
+      </w:pPr>
+      <w:r>
+        <w:rPr>
+          <w:lang w:val="id_ID" w:bidi="id_ID"/>
+        </w:rPr>
+      </w:r>
+      <w:r>
+        <w:rPr>
+          <w:lang w:val="id_ID" w:bidi="id_ID"/>
+        </w:rPr>
+        <w:t>Yehezkiel 26:8</w:t>
+      </w:r>
     </w:p>
     <w:p>
       <w:pPr>
@@ -5329,114 +5017,84 @@
           <w:lang w:val="id_ID" w:bidi="id_ID"/>
         </w:rPr>
       </w:r>
-      <w:hyperlink r:id="rId57">
-        <w:r>
-          <w:rPr>
-            <w:lang w:val="id_ID" w:bidi="id_ID"/>
-          </w:rPr>
-          <w:rPr>
-            <w:color w:val="0000EE"/>
-            <w:u w:val="single"/>
-          </w:rPr>
-          <w:t>Kejadian 12:9</w:t>
-        </w:r>
-      </w:hyperlink>
-    </w:p>
-    <w:p>
-      <w:pPr>
-        <w:pStyle w:val="ListBullet"/>
-        <w:spacing w:line="240" w:lineRule="auto"/>
-        <w:ind w:left="720"/>
-      </w:pPr>
-      <w:r>
-        <w:rPr>
-          <w:lang w:val="id_ID" w:bidi="id_ID"/>
-        </w:rPr>
-      </w:r>
-      <w:hyperlink r:id="rId58">
-        <w:r>
-          <w:rPr>
-            <w:lang w:val="id_ID" w:bidi="id_ID"/>
-          </w:rPr>
-          <w:rPr>
-            <w:color w:val="0000EE"/>
-            <w:u w:val="single"/>
-          </w:rPr>
-          <w:t>Kejadian 20:1–3</w:t>
-        </w:r>
-      </w:hyperlink>
-    </w:p>
-    <w:p>
-      <w:pPr>
-        <w:pStyle w:val="ListBullet"/>
-        <w:spacing w:line="240" w:lineRule="auto"/>
-        <w:ind w:left="720"/>
-      </w:pPr>
-      <w:r>
-        <w:rPr>
-          <w:lang w:val="id_ID" w:bidi="id_ID"/>
-        </w:rPr>
-      </w:r>
-      <w:hyperlink r:id="rId59">
-        <w:r>
-          <w:rPr>
-            <w:lang w:val="id_ID" w:bidi="id_ID"/>
-          </w:rPr>
-          <w:rPr>
-            <w:color w:val="0000EE"/>
-            <w:u w:val="single"/>
-          </w:rPr>
-          <w:t>Kejadian 24:62</w:t>
-        </w:r>
-      </w:hyperlink>
-    </w:p>
-    <w:p>
-      <w:pPr>
-        <w:pStyle w:val="ListBullet"/>
-        <w:spacing w:line="240" w:lineRule="auto"/>
-        <w:ind w:left="720"/>
-      </w:pPr>
-      <w:r>
-        <w:rPr>
-          <w:lang w:val="id_ID" w:bidi="id_ID"/>
-        </w:rPr>
-      </w:r>
-      <w:hyperlink r:id="rId60">
-        <w:r>
-          <w:rPr>
-            <w:lang w:val="id_ID" w:bidi="id_ID"/>
-          </w:rPr>
-          <w:rPr>
-            <w:color w:val="0000EE"/>
-            <w:u w:val="single"/>
-          </w:rPr>
-          <w:t>Yosua 3:14–16</w:t>
-        </w:r>
-      </w:hyperlink>
-    </w:p>
-    <w:p>
-      <w:pPr>
-        <w:pStyle w:val="ListBullet"/>
-        <w:spacing w:line="240" w:lineRule="auto"/>
-        <w:ind w:left="720"/>
-      </w:pPr>
-      <w:r>
-        <w:rPr>
-          <w:lang w:val="id_ID" w:bidi="id_ID"/>
-        </w:rPr>
-      </w:r>
-      <w:hyperlink r:id="rId61">
-        <w:r>
-          <w:rPr>
-            <w:lang w:val="id_ID" w:bidi="id_ID"/>
-          </w:rPr>
-          <w:rPr>
-            <w:color w:val="0000EE"/>
-            <w:u w:val="single"/>
-          </w:rPr>
-          <w:t>Bilangan 13:17–20</w:t>
-        </w:r>
-      </w:hyperlink>
+      <w:r>
+        <w:rPr>
+          <w:lang w:val="id_ID" w:bidi="id_ID"/>
+        </w:rPr>
+        <w:t>Kejadian 12:9</w:t>
+      </w:r>
+    </w:p>
+    <w:p>
+      <w:pPr>
+        <w:pStyle w:val="ListBullet"/>
+        <w:spacing w:line="240" w:lineRule="auto"/>
+        <w:ind w:left="720"/>
+      </w:pPr>
+      <w:r>
+        <w:rPr>
+          <w:lang w:val="id_ID" w:bidi="id_ID"/>
+        </w:rPr>
+      </w:r>
+      <w:r>
+        <w:rPr>
+          <w:lang w:val="id_ID" w:bidi="id_ID"/>
+        </w:rPr>
+        <w:t>Kejadian 20:1–3</w:t>
+      </w:r>
+    </w:p>
+    <w:p>
+      <w:pPr>
+        <w:pStyle w:val="ListBullet"/>
+        <w:spacing w:line="240" w:lineRule="auto"/>
+        <w:ind w:left="720"/>
+      </w:pPr>
+      <w:r>
+        <w:rPr>
+          <w:lang w:val="id_ID" w:bidi="id_ID"/>
+        </w:rPr>
+      </w:r>
+      <w:r>
+        <w:rPr>
+          <w:lang w:val="id_ID" w:bidi="id_ID"/>
+        </w:rPr>
+        <w:t>Kejadian 24:62</w:t>
+      </w:r>
+    </w:p>
+    <w:p>
+      <w:pPr>
+        <w:pStyle w:val="ListBullet"/>
+        <w:spacing w:line="240" w:lineRule="auto"/>
+        <w:ind w:left="720"/>
+      </w:pPr>
+      <w:r>
+        <w:rPr>
+          <w:lang w:val="id_ID" w:bidi="id_ID"/>
+        </w:rPr>
+      </w:r>
+      <w:r>
+        <w:rPr>
+          <w:lang w:val="id_ID" w:bidi="id_ID"/>
+        </w:rPr>
+        <w:t>Yosua 3:14–16</w:t>
+      </w:r>
+    </w:p>
+    <w:p>
+      <w:pPr>
+        <w:pStyle w:val="ListBullet"/>
+        <w:spacing w:line="240" w:lineRule="auto"/>
+        <w:ind w:left="720"/>
+      </w:pPr>
+      <w:r>
+        <w:rPr>
+          <w:lang w:val="id_ID" w:bidi="id_ID"/>
+        </w:rPr>
+      </w:r>
+      <w:r>
+        <w:rPr>
+          <w:lang w:val="id_ID" w:bidi="id_ID"/>
+        </w:rPr>
+        <w:t>Bilangan 13:17–20</w:t>
+      </w:r>
     </w:p>
     <w:p>
       <w:pPr>
@@ -5714,90 +5372,66 @@
           <w:lang w:val="id_ID" w:bidi="id_ID"/>
         </w:rPr>
       </w:r>
-      <w:hyperlink r:id="rId62">
-        <w:r>
-          <w:rPr>
-            <w:lang w:val="id_ID" w:bidi="id_ID"/>
-          </w:rPr>
-          <w:rPr>
-            <w:color w:val="0000EE"/>
-            <w:u w:val="single"/>
-          </w:rPr>
-          <w:t>Ezra 2:1–2</w:t>
-        </w:r>
-      </w:hyperlink>
-    </w:p>
-    <w:p>
-      <w:pPr>
-        <w:pStyle w:val="ListBullet"/>
-        <w:spacing w:line="240" w:lineRule="auto"/>
-        <w:ind w:left="720"/>
-      </w:pPr>
-      <w:r>
-        <w:rPr>
-          <w:lang w:val="id_ID" w:bidi="id_ID"/>
-        </w:rPr>
-      </w:r>
-      <w:hyperlink r:id="rId63">
-        <w:r>
-          <w:rPr>
-            <w:lang w:val="id_ID" w:bidi="id_ID"/>
-          </w:rPr>
-          <w:rPr>
-            <w:color w:val="0000EE"/>
-            <w:u w:val="single"/>
-          </w:rPr>
-          <w:t>Nehemia 1:2</w:t>
-        </w:r>
-      </w:hyperlink>
-    </w:p>
-    <w:p>
-      <w:pPr>
-        <w:pStyle w:val="ListBullet"/>
-        <w:spacing w:line="240" w:lineRule="auto"/>
-        <w:ind w:left="720"/>
-      </w:pPr>
-      <w:r>
-        <w:rPr>
-          <w:lang w:val="id_ID" w:bidi="id_ID"/>
-        </w:rPr>
-      </w:r>
-      <w:hyperlink r:id="rId64">
-        <w:r>
-          <w:rPr>
-            <w:lang w:val="id_ID" w:bidi="id_ID"/>
-          </w:rPr>
-          <w:rPr>
-            <w:color w:val="0000EE"/>
-            <w:u w:val="single"/>
-          </w:rPr>
-          <w:t>Nehemia 10:3</w:t>
-        </w:r>
-      </w:hyperlink>
-    </w:p>
-    <w:p>
-      <w:pPr>
-        <w:pStyle w:val="ListBullet"/>
-        <w:spacing w:line="240" w:lineRule="auto"/>
-        <w:ind w:left="720"/>
-      </w:pPr>
-      <w:r>
-        <w:rPr>
-          <w:lang w:val="id_ID" w:bidi="id_ID"/>
-        </w:rPr>
-      </w:r>
-      <w:hyperlink r:id="rId65">
-        <w:r>
-          <w:rPr>
-            <w:lang w:val="id_ID" w:bidi="id_ID"/>
-          </w:rPr>
-          <w:rPr>
-            <w:color w:val="0000EE"/>
-            <w:u w:val="single"/>
-          </w:rPr>
-          <w:t>Nehemia 12:46</w:t>
-        </w:r>
-      </w:hyperlink>
+      <w:r>
+        <w:rPr>
+          <w:lang w:val="id_ID" w:bidi="id_ID"/>
+        </w:rPr>
+        <w:t>Ezra 2:1–2</w:t>
+      </w:r>
+    </w:p>
+    <w:p>
+      <w:pPr>
+        <w:pStyle w:val="ListBullet"/>
+        <w:spacing w:line="240" w:lineRule="auto"/>
+        <w:ind w:left="720"/>
+      </w:pPr>
+      <w:r>
+        <w:rPr>
+          <w:lang w:val="id_ID" w:bidi="id_ID"/>
+        </w:rPr>
+      </w:r>
+      <w:r>
+        <w:rPr>
+          <w:lang w:val="id_ID" w:bidi="id_ID"/>
+        </w:rPr>
+        <w:t>Nehemia 1:2</w:t>
+      </w:r>
+    </w:p>
+    <w:p>
+      <w:pPr>
+        <w:pStyle w:val="ListBullet"/>
+        <w:spacing w:line="240" w:lineRule="auto"/>
+        <w:ind w:left="720"/>
+      </w:pPr>
+      <w:r>
+        <w:rPr>
+          <w:lang w:val="id_ID" w:bidi="id_ID"/>
+        </w:rPr>
+      </w:r>
+      <w:r>
+        <w:rPr>
+          <w:lang w:val="id_ID" w:bidi="id_ID"/>
+        </w:rPr>
+        <w:t>Nehemia 10:3</w:t>
+      </w:r>
+    </w:p>
+    <w:p>
+      <w:pPr>
+        <w:pStyle w:val="ListBullet"/>
+        <w:spacing w:line="240" w:lineRule="auto"/>
+        <w:ind w:left="720"/>
+      </w:pPr>
+      <w:r>
+        <w:rPr>
+          <w:lang w:val="id_ID" w:bidi="id_ID"/>
+        </w:rPr>
+      </w:r>
+      <w:r>
+        <w:rPr>
+          <w:lang w:val="id_ID" w:bidi="id_ID"/>
+        </w:rPr>
+        <w:t>Nehemia 12:46</w:t>
+      </w:r>
     </w:p>
     <w:p>
       <w:pPr>
@@ -6108,210 +5742,156 @@
           <w:lang w:val="id_ID" w:bidi="id_ID"/>
         </w:rPr>
       </w:r>
-      <w:hyperlink r:id="rId66">
-        <w:r>
-          <w:rPr>
-            <w:lang w:val="id_ID" w:bidi="id_ID"/>
-          </w:rPr>
-          <w:rPr>
-            <w:color w:val="0000EE"/>
-            <w:u w:val="single"/>
-          </w:rPr>
-          <w:t>Yakobus 3:6</w:t>
-        </w:r>
-      </w:hyperlink>
-    </w:p>
-    <w:p>
-      <w:pPr>
-        <w:pStyle w:val="ListBullet"/>
-        <w:spacing w:line="240" w:lineRule="auto"/>
-        <w:ind w:left="720"/>
-      </w:pPr>
-      <w:r>
-        <w:rPr>
-          <w:lang w:val="id_ID" w:bidi="id_ID"/>
-        </w:rPr>
-      </w:r>
-      <w:hyperlink r:id="rId67">
-        <w:r>
-          <w:rPr>
-            <w:lang w:val="id_ID" w:bidi="id_ID"/>
-          </w:rPr>
-          <w:rPr>
-            <w:color w:val="0000EE"/>
-            <w:u w:val="single"/>
-          </w:rPr>
-          <w:t>Lukas 12:5</w:t>
-        </w:r>
-      </w:hyperlink>
-    </w:p>
-    <w:p>
-      <w:pPr>
-        <w:pStyle w:val="ListBullet"/>
-        <w:spacing w:line="240" w:lineRule="auto"/>
-        <w:ind w:left="720"/>
-      </w:pPr>
-      <w:r>
-        <w:rPr>
-          <w:lang w:val="id_ID" w:bidi="id_ID"/>
-        </w:rPr>
-      </w:r>
-      <w:hyperlink r:id="rId68">
-        <w:r>
-          <w:rPr>
-            <w:lang w:val="id_ID" w:bidi="id_ID"/>
-          </w:rPr>
-          <w:rPr>
-            <w:color w:val="0000EE"/>
-            <w:u w:val="single"/>
-          </w:rPr>
-          <w:t>Markus 9:42–44</w:t>
-        </w:r>
-      </w:hyperlink>
-    </w:p>
-    <w:p>
-      <w:pPr>
-        <w:pStyle w:val="ListBullet"/>
-        <w:spacing w:line="240" w:lineRule="auto"/>
-        <w:ind w:left="720"/>
-      </w:pPr>
-      <w:r>
-        <w:rPr>
-          <w:lang w:val="id_ID" w:bidi="id_ID"/>
-        </w:rPr>
-      </w:r>
-      <w:hyperlink r:id="rId69">
-        <w:r>
-          <w:rPr>
-            <w:lang w:val="id_ID" w:bidi="id_ID"/>
-          </w:rPr>
-          <w:rPr>
-            <w:color w:val="0000EE"/>
-            <w:u w:val="single"/>
-          </w:rPr>
-          <w:t>Matius 5:21–22</w:t>
-        </w:r>
-      </w:hyperlink>
-    </w:p>
-    <w:p>
-      <w:pPr>
-        <w:pStyle w:val="ListBullet"/>
-        <w:spacing w:line="240" w:lineRule="auto"/>
-        <w:ind w:left="720"/>
-      </w:pPr>
-      <w:r>
-        <w:rPr>
-          <w:lang w:val="id_ID" w:bidi="id_ID"/>
-        </w:rPr>
-      </w:r>
-      <w:hyperlink r:id="rId70">
-        <w:r>
-          <w:rPr>
-            <w:lang w:val="id_ID" w:bidi="id_ID"/>
-          </w:rPr>
-          <w:rPr>
-            <w:color w:val="0000EE"/>
-            <w:u w:val="single"/>
-          </w:rPr>
-          <w:t>Matius 5:29</w:t>
-        </w:r>
-      </w:hyperlink>
-    </w:p>
-    <w:p>
-      <w:pPr>
-        <w:pStyle w:val="ListBullet"/>
-        <w:spacing w:line="240" w:lineRule="auto"/>
-        <w:ind w:left="720"/>
-      </w:pPr>
-      <w:r>
-        <w:rPr>
-          <w:lang w:val="id_ID" w:bidi="id_ID"/>
-        </w:rPr>
-      </w:r>
-      <w:hyperlink r:id="rId71">
-        <w:r>
-          <w:rPr>
-            <w:lang w:val="id_ID" w:bidi="id_ID"/>
-          </w:rPr>
-          <w:rPr>
-            <w:color w:val="0000EE"/>
-            <w:u w:val="single"/>
-          </w:rPr>
-          <w:t>Matius 10:28–31</w:t>
-        </w:r>
-      </w:hyperlink>
-    </w:p>
-    <w:p>
-      <w:pPr>
-        <w:pStyle w:val="ListBullet"/>
-        <w:spacing w:line="240" w:lineRule="auto"/>
-        <w:ind w:left="720"/>
-      </w:pPr>
-      <w:r>
-        <w:rPr>
-          <w:lang w:val="id_ID" w:bidi="id_ID"/>
-        </w:rPr>
-      </w:r>
-      <w:hyperlink r:id="rId72">
-        <w:r>
-          <w:rPr>
-            <w:lang w:val="id_ID" w:bidi="id_ID"/>
-          </w:rPr>
-          <w:rPr>
-            <w:color w:val="0000EE"/>
-            <w:u w:val="single"/>
-          </w:rPr>
-          <w:t>Matius 23:33</w:t>
-        </w:r>
-      </w:hyperlink>
-    </w:p>
-    <w:p>
-      <w:pPr>
-        <w:pStyle w:val="ListBullet"/>
-        <w:spacing w:line="240" w:lineRule="auto"/>
-        <w:ind w:left="720"/>
-      </w:pPr>
-      <w:r>
-        <w:rPr>
-          <w:lang w:val="id_ID" w:bidi="id_ID"/>
-        </w:rPr>
-      </w:r>
-      <w:hyperlink r:id="rId73">
-        <w:r>
-          <w:rPr>
-            <w:lang w:val="id_ID" w:bidi="id_ID"/>
-          </w:rPr>
-          <w:rPr>
-            <w:color w:val="0000EE"/>
-            <w:u w:val="single"/>
-          </w:rPr>
-          <w:t>Matius 25:41–43</w:t>
-        </w:r>
-      </w:hyperlink>
-    </w:p>
-    <w:p>
-      <w:pPr>
-        <w:pStyle w:val="ListBullet"/>
-        <w:spacing w:line="240" w:lineRule="auto"/>
-        <w:ind w:left="720"/>
-      </w:pPr>
-      <w:r>
-        <w:rPr>
-          <w:lang w:val="id_ID" w:bidi="id_ID"/>
-        </w:rPr>
-      </w:r>
-      <w:hyperlink r:id="rId74">
-        <w:r>
-          <w:rPr>
-            <w:lang w:val="id_ID" w:bidi="id_ID"/>
-          </w:rPr>
-          <w:rPr>
-            <w:color w:val="0000EE"/>
-            <w:u w:val="single"/>
-          </w:rPr>
-          <w:t>Wahyu 20:15</w:t>
-        </w:r>
-      </w:hyperlink>
+      <w:r>
+        <w:rPr>
+          <w:lang w:val="id_ID" w:bidi="id_ID"/>
+        </w:rPr>
+        <w:t>Yakobus 3:6</w:t>
+      </w:r>
+    </w:p>
+    <w:p>
+      <w:pPr>
+        <w:pStyle w:val="ListBullet"/>
+        <w:spacing w:line="240" w:lineRule="auto"/>
+        <w:ind w:left="720"/>
+      </w:pPr>
+      <w:r>
+        <w:rPr>
+          <w:lang w:val="id_ID" w:bidi="id_ID"/>
+        </w:rPr>
+      </w:r>
+      <w:r>
+        <w:rPr>
+          <w:lang w:val="id_ID" w:bidi="id_ID"/>
+        </w:rPr>
+        <w:t>Lukas 12:5</w:t>
+      </w:r>
+    </w:p>
+    <w:p>
+      <w:pPr>
+        <w:pStyle w:val="ListBullet"/>
+        <w:spacing w:line="240" w:lineRule="auto"/>
+        <w:ind w:left="720"/>
+      </w:pPr>
+      <w:r>
+        <w:rPr>
+          <w:lang w:val="id_ID" w:bidi="id_ID"/>
+        </w:rPr>
+      </w:r>
+      <w:r>
+        <w:rPr>
+          <w:lang w:val="id_ID" w:bidi="id_ID"/>
+        </w:rPr>
+        <w:t>Markus 9:42–44</w:t>
+      </w:r>
+    </w:p>
+    <w:p>
+      <w:pPr>
+        <w:pStyle w:val="ListBullet"/>
+        <w:spacing w:line="240" w:lineRule="auto"/>
+        <w:ind w:left="720"/>
+      </w:pPr>
+      <w:r>
+        <w:rPr>
+          <w:lang w:val="id_ID" w:bidi="id_ID"/>
+        </w:rPr>
+      </w:r>
+      <w:r>
+        <w:rPr>
+          <w:lang w:val="id_ID" w:bidi="id_ID"/>
+        </w:rPr>
+        <w:t>Matius 5:21–22</w:t>
+      </w:r>
+    </w:p>
+    <w:p>
+      <w:pPr>
+        <w:pStyle w:val="ListBullet"/>
+        <w:spacing w:line="240" w:lineRule="auto"/>
+        <w:ind w:left="720"/>
+      </w:pPr>
+      <w:r>
+        <w:rPr>
+          <w:lang w:val="id_ID" w:bidi="id_ID"/>
+        </w:rPr>
+      </w:r>
+      <w:r>
+        <w:rPr>
+          <w:lang w:val="id_ID" w:bidi="id_ID"/>
+        </w:rPr>
+        <w:t>Matius 5:29</w:t>
+      </w:r>
+    </w:p>
+    <w:p>
+      <w:pPr>
+        <w:pStyle w:val="ListBullet"/>
+        <w:spacing w:line="240" w:lineRule="auto"/>
+        <w:ind w:left="720"/>
+      </w:pPr>
+      <w:r>
+        <w:rPr>
+          <w:lang w:val="id_ID" w:bidi="id_ID"/>
+        </w:rPr>
+      </w:r>
+      <w:r>
+        <w:rPr>
+          <w:lang w:val="id_ID" w:bidi="id_ID"/>
+        </w:rPr>
+        <w:t>Matius 10:28–31</w:t>
+      </w:r>
+    </w:p>
+    <w:p>
+      <w:pPr>
+        <w:pStyle w:val="ListBullet"/>
+        <w:spacing w:line="240" w:lineRule="auto"/>
+        <w:ind w:left="720"/>
+      </w:pPr>
+      <w:r>
+        <w:rPr>
+          <w:lang w:val="id_ID" w:bidi="id_ID"/>
+        </w:rPr>
+      </w:r>
+      <w:r>
+        <w:rPr>
+          <w:lang w:val="id_ID" w:bidi="id_ID"/>
+        </w:rPr>
+        <w:t>Matius 23:33</w:t>
+      </w:r>
+    </w:p>
+    <w:p>
+      <w:pPr>
+        <w:pStyle w:val="ListBullet"/>
+        <w:spacing w:line="240" w:lineRule="auto"/>
+        <w:ind w:left="720"/>
+      </w:pPr>
+      <w:r>
+        <w:rPr>
+          <w:lang w:val="id_ID" w:bidi="id_ID"/>
+        </w:rPr>
+      </w:r>
+      <w:r>
+        <w:rPr>
+          <w:lang w:val="id_ID" w:bidi="id_ID"/>
+        </w:rPr>
+        <w:t>Matius 25:41–43</w:t>
+      </w:r>
+    </w:p>
+    <w:p>
+      <w:pPr>
+        <w:pStyle w:val="ListBullet"/>
+        <w:spacing w:line="240" w:lineRule="auto"/>
+        <w:ind w:left="720"/>
+      </w:pPr>
+      <w:r>
+        <w:rPr>
+          <w:lang w:val="id_ID" w:bidi="id_ID"/>
+        </w:rPr>
+      </w:r>
+      <w:r>
+        <w:rPr>
+          <w:lang w:val="id_ID" w:bidi="id_ID"/>
+        </w:rPr>
+        <w:t>Wahyu 20:15</w:t>
+      </w:r>
     </w:p>
     <w:p>
       <w:pPr>
@@ -6622,114 +6202,84 @@
           <w:lang w:val="id_ID" w:bidi="id_ID"/>
         </w:rPr>
       </w:r>
-      <w:hyperlink r:id="rId75">
-        <w:r>
-          <w:rPr>
-            <w:lang w:val="id_ID" w:bidi="id_ID"/>
-          </w:rPr>
-          <w:rPr>
-            <w:color w:val="0000EE"/>
-            <w:u w:val="single"/>
-          </w:rPr>
-          <w:t>Kejadian 10:11–14</w:t>
-        </w:r>
-      </w:hyperlink>
-    </w:p>
-    <w:p>
-      <w:pPr>
-        <w:pStyle w:val="ListBullet"/>
-        <w:spacing w:line="240" w:lineRule="auto"/>
-        <w:ind w:left="720"/>
-      </w:pPr>
-      <w:r>
-        <w:rPr>
-          <w:lang w:val="id_ID" w:bidi="id_ID"/>
-        </w:rPr>
-      </w:r>
-      <w:hyperlink r:id="rId76">
-        <w:r>
-          <w:rPr>
-            <w:lang w:val="id_ID" w:bidi="id_ID"/>
-          </w:rPr>
-          <w:rPr>
-            <w:color w:val="0000EE"/>
-            <w:u w:val="single"/>
-          </w:rPr>
-          <w:t>Yunus 1:3</w:t>
-        </w:r>
-      </w:hyperlink>
-    </w:p>
-    <w:p>
-      <w:pPr>
-        <w:pStyle w:val="ListBullet"/>
-        <w:spacing w:line="240" w:lineRule="auto"/>
-        <w:ind w:left="720"/>
-      </w:pPr>
-      <w:r>
-        <w:rPr>
-          <w:lang w:val="id_ID" w:bidi="id_ID"/>
-        </w:rPr>
-      </w:r>
-      <w:hyperlink r:id="rId77">
-        <w:r>
-          <w:rPr>
-            <w:lang w:val="id_ID" w:bidi="id_ID"/>
-          </w:rPr>
-          <w:rPr>
-            <w:color w:val="0000EE"/>
-            <w:u w:val="single"/>
-          </w:rPr>
-          <w:t>Yunus 3:3</w:t>
-        </w:r>
-      </w:hyperlink>
-    </w:p>
-    <w:p>
-      <w:pPr>
-        <w:pStyle w:val="ListBullet"/>
-        <w:spacing w:line="240" w:lineRule="auto"/>
-        <w:ind w:left="720"/>
-      </w:pPr>
-      <w:r>
-        <w:rPr>
-          <w:lang w:val="id_ID" w:bidi="id_ID"/>
-        </w:rPr>
-      </w:r>
-      <w:hyperlink r:id="rId78">
-        <w:r>
-          <w:rPr>
-            <w:lang w:val="id_ID" w:bidi="id_ID"/>
-          </w:rPr>
-          <w:rPr>
-            <w:color w:val="0000EE"/>
-            <w:u w:val="single"/>
-          </w:rPr>
-          <w:t>Lukas 11:32</w:t>
-        </w:r>
-      </w:hyperlink>
-    </w:p>
-    <w:p>
-      <w:pPr>
-        <w:pStyle w:val="ListBullet"/>
-        <w:spacing w:line="240" w:lineRule="auto"/>
-        <w:ind w:left="720"/>
-      </w:pPr>
-      <w:r>
-        <w:rPr>
-          <w:lang w:val="id_ID" w:bidi="id_ID"/>
-        </w:rPr>
-      </w:r>
-      <w:hyperlink r:id="rId79">
-        <w:r>
-          <w:rPr>
-            <w:lang w:val="id_ID" w:bidi="id_ID"/>
-          </w:rPr>
-          <w:rPr>
-            <w:color w:val="0000EE"/>
-            <w:u w:val="single"/>
-          </w:rPr>
-          <w:t>Matius 12:41</w:t>
-        </w:r>
-      </w:hyperlink>
+      <w:r>
+        <w:rPr>
+          <w:lang w:val="id_ID" w:bidi="id_ID"/>
+        </w:rPr>
+        <w:t>Kejadian 10:11–14</w:t>
+      </w:r>
+    </w:p>
+    <w:p>
+      <w:pPr>
+        <w:pStyle w:val="ListBullet"/>
+        <w:spacing w:line="240" w:lineRule="auto"/>
+        <w:ind w:left="720"/>
+      </w:pPr>
+      <w:r>
+        <w:rPr>
+          <w:lang w:val="id_ID" w:bidi="id_ID"/>
+        </w:rPr>
+      </w:r>
+      <w:r>
+        <w:rPr>
+          <w:lang w:val="id_ID" w:bidi="id_ID"/>
+        </w:rPr>
+        <w:t>Yunus 1:3</w:t>
+      </w:r>
+    </w:p>
+    <w:p>
+      <w:pPr>
+        <w:pStyle w:val="ListBullet"/>
+        <w:spacing w:line="240" w:lineRule="auto"/>
+        <w:ind w:left="720"/>
+      </w:pPr>
+      <w:r>
+        <w:rPr>
+          <w:lang w:val="id_ID" w:bidi="id_ID"/>
+        </w:rPr>
+      </w:r>
+      <w:r>
+        <w:rPr>
+          <w:lang w:val="id_ID" w:bidi="id_ID"/>
+        </w:rPr>
+        <w:t>Yunus 3:3</w:t>
+      </w:r>
+    </w:p>
+    <w:p>
+      <w:pPr>
+        <w:pStyle w:val="ListBullet"/>
+        <w:spacing w:line="240" w:lineRule="auto"/>
+        <w:ind w:left="720"/>
+      </w:pPr>
+      <w:r>
+        <w:rPr>
+          <w:lang w:val="id_ID" w:bidi="id_ID"/>
+        </w:rPr>
+      </w:r>
+      <w:r>
+        <w:rPr>
+          <w:lang w:val="id_ID" w:bidi="id_ID"/>
+        </w:rPr>
+        <w:t>Lukas 11:32</w:t>
+      </w:r>
+    </w:p>
+    <w:p>
+      <w:pPr>
+        <w:pStyle w:val="ListBullet"/>
+        <w:spacing w:line="240" w:lineRule="auto"/>
+        <w:ind w:left="720"/>
+      </w:pPr>
+      <w:r>
+        <w:rPr>
+          <w:lang w:val="id_ID" w:bidi="id_ID"/>
+        </w:rPr>
+      </w:r>
+      <w:r>
+        <w:rPr>
+          <w:lang w:val="id_ID" w:bidi="id_ID"/>
+        </w:rPr>
+        <w:t>Matius 12:41</w:t>
+      </w:r>
     </w:p>
     <w:p>
       <w:pPr>
@@ -6965,138 +6515,102 @@
           <w:lang w:val="id_ID" w:bidi="id_ID"/>
         </w:rPr>
       </w:r>
-      <w:hyperlink r:id="rId80">
-        <w:r>
-          <w:rPr>
-            <w:lang w:val="id_ID" w:bidi="id_ID"/>
-          </w:rPr>
-          <w:rPr>
-            <w:color w:val="0000EE"/>
-            <w:u w:val="single"/>
-          </w:rPr>
-          <w:t>Kejadian 5:30–31</w:t>
-        </w:r>
-      </w:hyperlink>
-    </w:p>
-    <w:p>
-      <w:pPr>
-        <w:pStyle w:val="ListBullet"/>
-        <w:spacing w:line="240" w:lineRule="auto"/>
-        <w:ind w:left="720"/>
-      </w:pPr>
-      <w:r>
-        <w:rPr>
-          <w:lang w:val="id_ID" w:bidi="id_ID"/>
-        </w:rPr>
-      </w:r>
-      <w:hyperlink r:id="rId81">
-        <w:r>
-          <w:rPr>
-            <w:lang w:val="id_ID" w:bidi="id_ID"/>
-          </w:rPr>
-          <w:rPr>
-            <w:color w:val="0000EE"/>
-            <w:u w:val="single"/>
-          </w:rPr>
-          <w:t>Kejadian 5:32</w:t>
-        </w:r>
-      </w:hyperlink>
-    </w:p>
-    <w:p>
-      <w:pPr>
-        <w:pStyle w:val="ListBullet"/>
-        <w:spacing w:line="240" w:lineRule="auto"/>
-        <w:ind w:left="720"/>
-      </w:pPr>
-      <w:r>
-        <w:rPr>
-          <w:lang w:val="id_ID" w:bidi="id_ID"/>
-        </w:rPr>
-      </w:r>
-      <w:hyperlink r:id="rId82">
-        <w:r>
-          <w:rPr>
-            <w:lang w:val="id_ID" w:bidi="id_ID"/>
-          </w:rPr>
-          <w:rPr>
-            <w:color w:val="0000EE"/>
-            <w:u w:val="single"/>
-          </w:rPr>
-          <w:t>Kejadian 6:8</w:t>
-        </w:r>
-      </w:hyperlink>
-    </w:p>
-    <w:p>
-      <w:pPr>
-        <w:pStyle w:val="ListBullet"/>
-        <w:spacing w:line="240" w:lineRule="auto"/>
-        <w:ind w:left="720"/>
-      </w:pPr>
-      <w:r>
-        <w:rPr>
-          <w:lang w:val="id_ID" w:bidi="id_ID"/>
-        </w:rPr>
-      </w:r>
-      <w:hyperlink r:id="rId83">
-        <w:r>
-          <w:rPr>
-            <w:lang w:val="id_ID" w:bidi="id_ID"/>
-          </w:rPr>
-          <w:rPr>
-            <w:color w:val="0000EE"/>
-            <w:u w:val="single"/>
-          </w:rPr>
-          <w:t>Kejadian 8:1</w:t>
-        </w:r>
-      </w:hyperlink>
-    </w:p>
-    <w:p>
-      <w:pPr>
-        <w:pStyle w:val="ListBullet"/>
-        <w:spacing w:line="240" w:lineRule="auto"/>
-        <w:ind w:left="720"/>
-      </w:pPr>
-      <w:r>
-        <w:rPr>
-          <w:lang w:val="id_ID" w:bidi="id_ID"/>
-        </w:rPr>
-      </w:r>
-      <w:hyperlink r:id="rId84">
-        <w:r>
-          <w:rPr>
-            <w:lang w:val="id_ID" w:bidi="id_ID"/>
-          </w:rPr>
-          <w:rPr>
-            <w:color w:val="0000EE"/>
-            <w:u w:val="single"/>
-          </w:rPr>
-          <w:t>Ibrani 11:7</w:t>
-        </w:r>
-      </w:hyperlink>
-    </w:p>
-    <w:p>
-      <w:pPr>
-        <w:pStyle w:val="ListBullet"/>
-        <w:spacing w:line="240" w:lineRule="auto"/>
-        <w:ind w:left="720"/>
-      </w:pPr>
-      <w:r>
-        <w:rPr>
-          <w:lang w:val="id_ID" w:bidi="id_ID"/>
-        </w:rPr>
-      </w:r>
-      <w:hyperlink r:id="rId85">
-        <w:r>
-          <w:rPr>
-            <w:lang w:val="id_ID" w:bidi="id_ID"/>
-          </w:rPr>
-          <w:rPr>
-            <w:color w:val="0000EE"/>
-            <w:u w:val="single"/>
-          </w:rPr>
-          <w:t>Matius 24:37</w:t>
-        </w:r>
-      </w:hyperlink>
+      <w:r>
+        <w:rPr>
+          <w:lang w:val="id_ID" w:bidi="id_ID"/>
+        </w:rPr>
+        <w:t>Kejadian 5:30–31</w:t>
+      </w:r>
+    </w:p>
+    <w:p>
+      <w:pPr>
+        <w:pStyle w:val="ListBullet"/>
+        <w:spacing w:line="240" w:lineRule="auto"/>
+        <w:ind w:left="720"/>
+      </w:pPr>
+      <w:r>
+        <w:rPr>
+          <w:lang w:val="id_ID" w:bidi="id_ID"/>
+        </w:rPr>
+      </w:r>
+      <w:r>
+        <w:rPr>
+          <w:lang w:val="id_ID" w:bidi="id_ID"/>
+        </w:rPr>
+        <w:t>Kejadian 5:32</w:t>
+      </w:r>
+    </w:p>
+    <w:p>
+      <w:pPr>
+        <w:pStyle w:val="ListBullet"/>
+        <w:spacing w:line="240" w:lineRule="auto"/>
+        <w:ind w:left="720"/>
+      </w:pPr>
+      <w:r>
+        <w:rPr>
+          <w:lang w:val="id_ID" w:bidi="id_ID"/>
+        </w:rPr>
+      </w:r>
+      <w:r>
+        <w:rPr>
+          <w:lang w:val="id_ID" w:bidi="id_ID"/>
+        </w:rPr>
+        <w:t>Kejadian 6:8</w:t>
+      </w:r>
+    </w:p>
+    <w:p>
+      <w:pPr>
+        <w:pStyle w:val="ListBullet"/>
+        <w:spacing w:line="240" w:lineRule="auto"/>
+        <w:ind w:left="720"/>
+      </w:pPr>
+      <w:r>
+        <w:rPr>
+          <w:lang w:val="id_ID" w:bidi="id_ID"/>
+        </w:rPr>
+      </w:r>
+      <w:r>
+        <w:rPr>
+          <w:lang w:val="id_ID" w:bidi="id_ID"/>
+        </w:rPr>
+        <w:t>Kejadian 8:1</w:t>
+      </w:r>
+    </w:p>
+    <w:p>
+      <w:pPr>
+        <w:pStyle w:val="ListBullet"/>
+        <w:spacing w:line="240" w:lineRule="auto"/>
+        <w:ind w:left="720"/>
+      </w:pPr>
+      <w:r>
+        <w:rPr>
+          <w:lang w:val="id_ID" w:bidi="id_ID"/>
+        </w:rPr>
+      </w:r>
+      <w:r>
+        <w:rPr>
+          <w:lang w:val="id_ID" w:bidi="id_ID"/>
+        </w:rPr>
+        <w:t>Ibrani 11:7</w:t>
+      </w:r>
+    </w:p>
+    <w:p>
+      <w:pPr>
+        <w:pStyle w:val="ListBullet"/>
+        <w:spacing w:line="240" w:lineRule="auto"/>
+        <w:ind w:left="720"/>
+      </w:pPr>
+      <w:r>
+        <w:rPr>
+          <w:lang w:val="id_ID" w:bidi="id_ID"/>
+        </w:rPr>
+      </w:r>
+      <w:r>
+        <w:rPr>
+          <w:lang w:val="id_ID" w:bidi="id_ID"/>
+        </w:rPr>
+        <w:t>Matius 24:37</w:t>
+      </w:r>
     </w:p>
     <w:p>
       <w:pPr>

--- a/ind/docx/015.content.docx
+++ b/ind/docx/015.content.docx
@@ -1684,13 +1684,318 @@
         <w:rPr>
           <w:lang w:val="id_ID" w:bidi="id_ID"/>
         </w:rPr>
+        <w:t>, true)</w:t>
+      </w:r>
+    </w:p>
+    <w:p>
+      <w:pPr>
+        <w:pStyle w:val="Heading3"/>
+      </w:pPr>
+      <w:r>
+        <w:rPr>
+          <w:lang w:val="id_ID" w:bidi="id_ID"/>
+        </w:rPr>
+        <w:t>Referensi Alkitab:</w:t>
+      </w:r>
+    </w:p>
+    <w:p>
+      <w:pPr>
+        <w:pStyle w:val="ListBullet"/>
+        <w:spacing w:line="240" w:lineRule="auto"/>
+        <w:ind w:left="720"/>
+      </w:pPr>
+      <w:r>
+        <w:rPr>
+          <w:lang w:val="id_ID" w:bidi="id_ID"/>
+        </w:rPr>
+      </w:r>
+      <w:r>
+        <w:rPr>
+          <w:lang w:val="id_ID" w:bidi="id_ID"/>
+        </w:rPr>
+        <w:t>1 Yohanes 4:1–3</w:t>
+      </w:r>
+    </w:p>
+    <w:p>
+      <w:pPr>
+        <w:pStyle w:val="ListBullet"/>
+        <w:spacing w:line="240" w:lineRule="auto"/>
+        <w:ind w:left="720"/>
+      </w:pPr>
+      <w:r>
+        <w:rPr>
+          <w:lang w:val="id_ID" w:bidi="id_ID"/>
+        </w:rPr>
+      </w:r>
+      <w:r>
+        <w:rPr>
+          <w:lang w:val="id_ID" w:bidi="id_ID"/>
+        </w:rPr>
+        <w:t>2 Perusr 2:1</w:t>
+      </w:r>
+    </w:p>
+    <w:p>
+      <w:pPr>
+        <w:pStyle w:val="ListBullet"/>
+        <w:spacing w:line="240" w:lineRule="auto"/>
+        <w:ind w:left="720"/>
+      </w:pPr>
+      <w:r>
+        <w:rPr>
+          <w:lang w:val="id_ID" w:bidi="id_ID"/>
+        </w:rPr>
+      </w:r>
+      <w:r>
+        <w:rPr>
+          <w:lang w:val="id_ID" w:bidi="id_ID"/>
+        </w:rPr>
+        <w:t>Kisah Para Rasul 13:6–8</w:t>
+      </w:r>
+    </w:p>
+    <w:p>
+      <w:pPr>
+        <w:pStyle w:val="ListBullet"/>
+        <w:spacing w:line="240" w:lineRule="auto"/>
+        <w:ind w:left="720"/>
+      </w:pPr>
+      <w:r>
+        <w:rPr>
+          <w:lang w:val="id_ID" w:bidi="id_ID"/>
+        </w:rPr>
+      </w:r>
+      <w:r>
+        <w:rPr>
+          <w:lang w:val="id_ID" w:bidi="id_ID"/>
+        </w:rPr>
+        <w:t>Lukas 6:26</w:t>
+      </w:r>
+    </w:p>
+    <w:p>
+      <w:pPr>
+        <w:pStyle w:val="ListBullet"/>
+        <w:spacing w:line="240" w:lineRule="auto"/>
+        <w:ind w:left="720"/>
+      </w:pPr>
+      <w:r>
+        <w:rPr>
+          <w:lang w:val="id_ID" w:bidi="id_ID"/>
+        </w:rPr>
+      </w:r>
+      <w:r>
+        <w:rPr>
+          <w:lang w:val="id_ID" w:bidi="id_ID"/>
+        </w:rPr>
+        <w:t>Matius 7:16</w:t>
+      </w:r>
+    </w:p>
+    <w:p>
+      <w:pPr>
+        <w:pStyle w:val="ListBullet"/>
+        <w:spacing w:line="240" w:lineRule="auto"/>
+        <w:ind w:left="720"/>
+      </w:pPr>
+      <w:r>
+        <w:rPr>
+          <w:lang w:val="id_ID" w:bidi="id_ID"/>
+        </w:rPr>
+      </w:r>
+      <w:r>
+        <w:rPr>
+          <w:lang w:val="id_ID" w:bidi="id_ID"/>
+        </w:rPr>
+        <w:t>Matius 24:23–25</w:t>
+      </w:r>
+    </w:p>
+    <w:p>
+      <w:pPr>
+        <w:pStyle w:val="Heading3"/>
+      </w:pPr>
+      <w:r>
+        <w:rPr>
+          <w:lang w:val="id_ID" w:bidi="id_ID"/>
+        </w:rPr>
+        <w:t>Data Kata:</w:t>
+      </w:r>
+    </w:p>
+    <w:p>
+      <w:pPr>
+        <w:pStyle w:val="ListBullet"/>
+        <w:spacing w:line="240" w:lineRule="auto"/>
+        <w:ind w:left="720"/>
+      </w:pPr>
+      <w:r>
+        <w:rPr>
+          <w:lang w:val="id_ID" w:bidi="id_ID"/>
+        </w:rPr>
+      </w:r>
+      <w:r>
+        <w:rPr>
+          <w:lang w:val="id_ID" w:bidi="id_ID"/>
+        </w:rPr>
+        <w:t>Strong’s: G55780</w:t>
+      </w:r>
+      <w:r>
+        <w:rPr>
+          <w:lang w:val="id_ID" w:bidi="id_ID"/>
+        </w:rPr>
+      </w:r>
+      <w:r>
+        <w:rPr>
+          <w:lang w:val="id_ID" w:bidi="id_ID"/>
+        </w:rPr>
+      </w:r>
+    </w:p>
+    <w:p>
+      <w:pPr/>
+      <w:r>
+        <w:rPr>
+          <w:lang w:val="id_ID" w:bidi="id_ID"/>
+        </w:rPr>
+      </w:r>
+    </w:p>
+    <w:p>
+      <w:pPr>
+        <w:pStyle w:val="Heading2"/>
+      </w:pPr>
+      <w:r>
+        <w:rPr>
+          <w:lang w:val="id_ID" w:bidi="id_ID"/>
+        </w:rPr>
+        <w:t>Nafsu</w:t>
+      </w:r>
+      <w:r>
+        <w:rPr>
+          <w:lang w:val="id_ID" w:bidi="id_ID"/>
+        </w:rPr>
+      </w:r>
+    </w:p>
+    <w:p>
+      <w:pPr>
+        <w:pStyle w:val="Heading3"/>
+      </w:pPr>
+      <w:r>
+        <w:rPr>
+          <w:lang w:val="id_ID" w:bidi="id_ID"/>
+        </w:rPr>
+        <w:t>Definisi:</w:t>
+      </w:r>
+    </w:p>
+    <w:p>
+      <w:pPr/>
+      <w:r>
+        <w:rPr>
+          <w:lang w:val="id_ID" w:bidi="id_ID"/>
+        </w:rPr>
+      </w:r>
+      <w:r>
+        <w:rPr>
+          <w:lang w:val="id_ID" w:bidi="id_ID"/>
+        </w:rPr>
+        <w:t>Nafsu adalah keinginan yang sangat kuat, biasanya dalam konteks menginginkan sesuatu yang berdosa atau tidak bermoral. Bernafsu adalah untuk memiliki nafsu.</w:t>
+      </w:r>
+    </w:p>
+    <w:p>
+      <w:pPr>
+        <w:pStyle w:val="ListBullet"/>
+        <w:spacing w:line="240" w:lineRule="auto"/>
+        <w:ind w:left="720"/>
+      </w:pPr>
+      <w:r>
+        <w:rPr>
+          <w:lang w:val="id_ID" w:bidi="id_ID"/>
+        </w:rPr>
+      </w:r>
+      <w:r>
+        <w:rPr>
+          <w:lang w:val="id_ID" w:bidi="id_ID"/>
+        </w:rPr>
+        <w:t>Di Alkitab, “nafsu” biasanya merujuk pada hasrat seksual seseorang selain pasangannya sendiri.</w:t>
+      </w:r>
+    </w:p>
+    <w:p>
+      <w:pPr>
+        <w:pStyle w:val="ListBullet"/>
+        <w:spacing w:line="240" w:lineRule="auto"/>
+        <w:ind w:left="720"/>
+      </w:pPr>
+      <w:r>
+        <w:rPr>
+          <w:lang w:val="id_ID" w:bidi="id_ID"/>
+        </w:rPr>
+      </w:r>
+      <w:r>
+        <w:rPr>
+          <w:lang w:val="id_ID" w:bidi="id_ID"/>
+        </w:rPr>
+        <w:t>Kadang-kadang istilah ini digunakan dalam arti kiasan untuk menyembah berhala-berhala.</w:t>
+      </w:r>
+    </w:p>
+    <w:p>
+      <w:pPr>
+        <w:pStyle w:val="ListBullet"/>
+        <w:spacing w:line="240" w:lineRule="auto"/>
+        <w:ind w:left="720"/>
+      </w:pPr>
+      <w:r>
+        <w:rPr>
+          <w:lang w:val="id_ID" w:bidi="id_ID"/>
+        </w:rPr>
+      </w:r>
+      <w:r>
+        <w:rPr>
+          <w:lang w:val="id_ID" w:bidi="id_ID"/>
+        </w:rPr>
+        <w:t>Tergantung konteksnya, “nafsu” dapat juga diterjemahkan sebagai “hasrat yang salah” atau “hasrat yang kuat” atau “hasrat seksual yang salah” atau “hasrat tidak bermoral yang kuat” atau untuk “hasrat yang sangat kuat untuk berdosa”.</w:t>
+      </w:r>
+    </w:p>
+    <w:p>
+      <w:pPr>
+        <w:pStyle w:val="ListBullet"/>
+        <w:spacing w:line="240" w:lineRule="auto"/>
+        <w:ind w:left="720"/>
+      </w:pPr>
+      <w:r>
+        <w:rPr>
+          <w:lang w:val="id_ID" w:bidi="id_ID"/>
+        </w:rPr>
+      </w:r>
+      <w:r>
+        <w:rPr>
+          <w:lang w:val="id_ID" w:bidi="id_ID"/>
+        </w:rPr>
+        <w:t>Bagian kalimat “menginginkan” dapat juga diterjemahkan sebagai “keinginan yang salah” atau untuk “berpikir tidak bermoral kepada” atau untuk “keinginan yang tidak bermoral”.</w:t>
+      </w:r>
+    </w:p>
+    <w:p>
+      <w:pPr/>
+      <w:r>
+        <w:rPr>
+          <w:lang w:val="id_ID" w:bidi="id_ID"/>
+        </w:rPr>
+      </w:r>
+      <w:r>
+        <w:rPr>
+          <w:lang w:val="id_ID" w:bidi="id_ID"/>
+        </w:rPr>
+        <w:t xml:space="preserve">(Lihat juga: </w:t>
+      </w:r>
+      <w:r>
+        <w:rPr>
+          <w:lang w:val="id_ID" w:bidi="id_ID"/>
+        </w:rPr>
+        <w:t>pezinahan</w:t>
+      </w:r>
+      <w:r>
+        <w:rPr>
+          <w:lang w:val="id_ID" w:bidi="id_ID"/>
+        </w:rPr>
         <w:t xml:space="preserve">, </w:t>
       </w:r>
       <w:r>
         <w:rPr>
           <w:lang w:val="id_ID" w:bidi="id_ID"/>
         </w:rPr>
-        <w:t>true</w:t>
+        <w:t>berhala</w:t>
       </w:r>
       <w:r>
         <w:rPr>
@@ -1725,97 +2030,97 @@
         <w:rPr>
           <w:lang w:val="id_ID" w:bidi="id_ID"/>
         </w:rPr>
-        <w:t>1 Yohanes 4:1–3</w:t>
-      </w:r>
-    </w:p>
-    <w:p>
-      <w:pPr>
-        <w:pStyle w:val="ListBullet"/>
-        <w:spacing w:line="240" w:lineRule="auto"/>
-        <w:ind w:left="720"/>
-      </w:pPr>
-      <w:r>
-        <w:rPr>
-          <w:lang w:val="id_ID" w:bidi="id_ID"/>
-        </w:rPr>
-      </w:r>
-      <w:r>
-        <w:rPr>
-          <w:lang w:val="id_ID" w:bidi="id_ID"/>
-        </w:rPr>
-        <w:t>2 Perusr 2:1</w:t>
-      </w:r>
-    </w:p>
-    <w:p>
-      <w:pPr>
-        <w:pStyle w:val="ListBullet"/>
-        <w:spacing w:line="240" w:lineRule="auto"/>
-        <w:ind w:left="720"/>
-      </w:pPr>
-      <w:r>
-        <w:rPr>
-          <w:lang w:val="id_ID" w:bidi="id_ID"/>
-        </w:rPr>
-      </w:r>
-      <w:r>
-        <w:rPr>
-          <w:lang w:val="id_ID" w:bidi="id_ID"/>
-        </w:rPr>
-        <w:t>Kisah Para Rasul 13:6–8</w:t>
-      </w:r>
-    </w:p>
-    <w:p>
-      <w:pPr>
-        <w:pStyle w:val="ListBullet"/>
-        <w:spacing w:line="240" w:lineRule="auto"/>
-        <w:ind w:left="720"/>
-      </w:pPr>
-      <w:r>
-        <w:rPr>
-          <w:lang w:val="id_ID" w:bidi="id_ID"/>
-        </w:rPr>
-      </w:r>
-      <w:r>
-        <w:rPr>
-          <w:lang w:val="id_ID" w:bidi="id_ID"/>
-        </w:rPr>
-        <w:t>Lukas 6:26</w:t>
-      </w:r>
-    </w:p>
-    <w:p>
-      <w:pPr>
-        <w:pStyle w:val="ListBullet"/>
-        <w:spacing w:line="240" w:lineRule="auto"/>
-        <w:ind w:left="720"/>
-      </w:pPr>
-      <w:r>
-        <w:rPr>
-          <w:lang w:val="id_ID" w:bidi="id_ID"/>
-        </w:rPr>
-      </w:r>
-      <w:r>
-        <w:rPr>
-          <w:lang w:val="id_ID" w:bidi="id_ID"/>
-        </w:rPr>
-        <w:t>Matius 7:16</w:t>
-      </w:r>
-    </w:p>
-    <w:p>
-      <w:pPr>
-        <w:pStyle w:val="ListBullet"/>
-        <w:spacing w:line="240" w:lineRule="auto"/>
-        <w:ind w:left="720"/>
-      </w:pPr>
-      <w:r>
-        <w:rPr>
-          <w:lang w:val="id_ID" w:bidi="id_ID"/>
-        </w:rPr>
-      </w:r>
-      <w:r>
-        <w:rPr>
-          <w:lang w:val="id_ID" w:bidi="id_ID"/>
-        </w:rPr>
-        <w:t>Matius 24:23–25</w:t>
+        <w:t>1 Yohanes 2:16</w:t>
+      </w:r>
+    </w:p>
+    <w:p>
+      <w:pPr>
+        <w:pStyle w:val="ListBullet"/>
+        <w:spacing w:line="240" w:lineRule="auto"/>
+        <w:ind w:left="720"/>
+      </w:pPr>
+      <w:r>
+        <w:rPr>
+          <w:lang w:val="id_ID" w:bidi="id_ID"/>
+        </w:rPr>
+      </w:r>
+      <w:r>
+        <w:rPr>
+          <w:lang w:val="id_ID" w:bidi="id_ID"/>
+        </w:rPr>
+        <w:t>2 Timotius 2:22</w:t>
+      </w:r>
+    </w:p>
+    <w:p>
+      <w:pPr>
+        <w:pStyle w:val="ListBullet"/>
+        <w:spacing w:line="240" w:lineRule="auto"/>
+        <w:ind w:left="720"/>
+      </w:pPr>
+      <w:r>
+        <w:rPr>
+          <w:lang w:val="id_ID" w:bidi="id_ID"/>
+        </w:rPr>
+      </w:r>
+      <w:r>
+        <w:rPr>
+          <w:lang w:val="id_ID" w:bidi="id_ID"/>
+        </w:rPr>
+        <w:t>Galatia 5:16</w:t>
+      </w:r>
+    </w:p>
+    <w:p>
+      <w:pPr>
+        <w:pStyle w:val="ListBullet"/>
+        <w:spacing w:line="240" w:lineRule="auto"/>
+        <w:ind w:left="720"/>
+      </w:pPr>
+      <w:r>
+        <w:rPr>
+          <w:lang w:val="id_ID" w:bidi="id_ID"/>
+        </w:rPr>
+      </w:r>
+      <w:r>
+        <w:rPr>
+          <w:lang w:val="id_ID" w:bidi="id_ID"/>
+        </w:rPr>
+        <w:t>Galatia 5:19–21</w:t>
+      </w:r>
+    </w:p>
+    <w:p>
+      <w:pPr>
+        <w:pStyle w:val="ListBullet"/>
+        <w:spacing w:line="240" w:lineRule="auto"/>
+        <w:ind w:left="720"/>
+      </w:pPr>
+      <w:r>
+        <w:rPr>
+          <w:lang w:val="id_ID" w:bidi="id_ID"/>
+        </w:rPr>
+      </w:r>
+      <w:r>
+        <w:rPr>
+          <w:lang w:val="id_ID" w:bidi="id_ID"/>
+        </w:rPr>
+        <w:t>Kejadian 39:7–9</w:t>
+      </w:r>
+    </w:p>
+    <w:p>
+      <w:pPr>
+        <w:pStyle w:val="ListBullet"/>
+        <w:spacing w:line="240" w:lineRule="auto"/>
+        <w:ind w:left="720"/>
+      </w:pPr>
+      <w:r>
+        <w:rPr>
+          <w:lang w:val="id_ID" w:bidi="id_ID"/>
+        </w:rPr>
+      </w:r>
+      <w:r>
+        <w:rPr>
+          <w:lang w:val="id_ID" w:bidi="id_ID"/>
+        </w:rPr>
+        <w:t>Matius 5:28</w:t>
       </w:r>
     </w:p>
     <w:p>
@@ -1844,7 +2149,7 @@
         <w:rPr>
           <w:lang w:val="id_ID" w:bidi="id_ID"/>
         </w:rPr>
-        <w:t>Strong’s: G55780</w:t>
+        <w:t>Strong’s: H0183, H0185, H0310, H1730, H2181, H2183, H2530, H5178, H5375, H5689, H5691, H5869, H7843, G07660, G19370, G19390, G22370, G37150, G38060</w:t>
       </w:r>
       <w:r>
         <w:rPr>
@@ -1873,7 +2178,7 @@
         <w:rPr>
           <w:lang w:val="id_ID" w:bidi="id_ID"/>
         </w:rPr>
-        <w:t>Nafsu</w:t>
+        <w:t>Naftali</w:t>
       </w:r>
       <w:r>
         <w:rPr>
@@ -1889,6 +2194,3280 @@
         <w:rPr>
           <w:lang w:val="id_ID" w:bidi="id_ID"/>
         </w:rPr>
+        <w:t>Fakta-fakta:</w:t>
+      </w:r>
+    </w:p>
+    <w:p>
+      <w:pPr/>
+      <w:r>
+        <w:rPr>
+          <w:lang w:val="id_ID" w:bidi="id_ID"/>
+        </w:rPr>
+      </w:r>
+      <w:r>
+        <w:rPr>
+          <w:lang w:val="id_ID" w:bidi="id_ID"/>
+        </w:rPr>
+        <w:t>Naftali adalah putra keenam Yakub. Dia adalah anak kedua Bilha. Keturunannya menjadi salah satu suku Israel.</w:t>
+      </w:r>
+    </w:p>
+    <w:p>
+      <w:pPr>
+        <w:pStyle w:val="ListBullet"/>
+        <w:spacing w:line="240" w:lineRule="auto"/>
+        <w:ind w:left="720"/>
+      </w:pPr>
+      <w:r>
+        <w:rPr>
+          <w:lang w:val="id_ID" w:bidi="id_ID"/>
+        </w:rPr>
+      </w:r>
+      <w:r>
+        <w:rPr>
+          <w:lang w:val="id_ID" w:bidi="id_ID"/>
+        </w:rPr>
+        <w:t>Suku yang diturunkan dari Naftali dikenal sebagai “suku Naftali” atau “Naftali” atau “orang Naftali”.</w:t>
+      </w:r>
+    </w:p>
+    <w:p>
+      <w:pPr>
+        <w:pStyle w:val="ListBullet"/>
+        <w:spacing w:line="240" w:lineRule="auto"/>
+        <w:ind w:left="720"/>
+      </w:pPr>
+      <w:r>
+        <w:rPr>
+          <w:lang w:val="id_ID" w:bidi="id_ID"/>
+        </w:rPr>
+      </w:r>
+      <w:r>
+        <w:rPr>
+          <w:lang w:val="id_ID" w:bidi="id_ID"/>
+        </w:rPr>
+        <w:t>Nama Naftali mirip dengan kata Ibrani yang berarti ”memutar, bergulat”.</w:t>
+      </w:r>
+    </w:p>
+    <w:p>
+      <w:pPr>
+        <w:pStyle w:val="ListBullet"/>
+        <w:spacing w:line="240" w:lineRule="auto"/>
+        <w:ind w:left="720"/>
+      </w:pPr>
+      <w:r>
+        <w:rPr>
+          <w:lang w:val="id_ID" w:bidi="id_ID"/>
+        </w:rPr>
+      </w:r>
+      <w:r>
+        <w:rPr>
+          <w:lang w:val="id_ID" w:bidi="id_ID"/>
+        </w:rPr>
+        <w:t>Suku Naftali menetap di bagian utara Kanaan, di antara suku Menasye dan Asyer. Perbatasan timurnya berada di garis pantai barat Laut Kineret. Jika digunakan sebagai nama suatu wilayah, istilah “Naftali” mengacu pada tanah yang diberikan kepada suku Naftali.</w:t>
+      </w:r>
+    </w:p>
+    <w:p>
+      <w:pPr/>
+      <w:r>
+        <w:rPr>
+          <w:lang w:val="id_ID" w:bidi="id_ID"/>
+        </w:rPr>
+      </w:r>
+      <w:r>
+        <w:rPr>
+          <w:lang w:val="id_ID" w:bidi="id_ID"/>
+        </w:rPr>
+        <w:t>(Saran Penerjemahan: How to Translate Names)</w:t>
+      </w:r>
+    </w:p>
+    <w:p>
+      <w:pPr/>
+      <w:r>
+        <w:rPr>
+          <w:lang w:val="id_ID" w:bidi="id_ID"/>
+        </w:rPr>
+      </w:r>
+      <w:r>
+        <w:rPr>
+          <w:lang w:val="id_ID" w:bidi="id_ID"/>
+        </w:rPr>
+        <w:t xml:space="preserve">(Lihat juga: </w:t>
+      </w:r>
+      <w:r>
+        <w:rPr>
+          <w:lang w:val="id_ID" w:bidi="id_ID"/>
+        </w:rPr>
+        <w:t>twelve tribes of Israel</w:t>
+      </w:r>
+      <w:r>
+        <w:rPr>
+          <w:lang w:val="id_ID" w:bidi="id_ID"/>
+        </w:rPr>
+        <w:t xml:space="preserve">, </w:t>
+      </w:r>
+      <w:r>
+        <w:rPr>
+          <w:lang w:val="id_ID" w:bidi="id_ID"/>
+        </w:rPr>
+        <w:t>Jacob</w:t>
+      </w:r>
+      <w:r>
+        <w:rPr>
+          <w:lang w:val="id_ID" w:bidi="id_ID"/>
+        </w:rPr>
+        <w:t xml:space="preserve">, </w:t>
+      </w:r>
+      <w:r>
+        <w:rPr>
+          <w:lang w:val="id_ID" w:bidi="id_ID"/>
+        </w:rPr>
+        <w:t>Bilhah</w:t>
+      </w:r>
+      <w:r>
+        <w:rPr>
+          <w:lang w:val="id_ID" w:bidi="id_ID"/>
+        </w:rPr>
+        <w:t>)</w:t>
+      </w:r>
+    </w:p>
+    <w:p>
+      <w:pPr>
+        <w:pStyle w:val="Heading3"/>
+      </w:pPr>
+      <w:r>
+        <w:rPr>
+          <w:lang w:val="id_ID" w:bidi="id_ID"/>
+        </w:rPr>
+        <w:t>Referensi Alkitab:</w:t>
+      </w:r>
+    </w:p>
+    <w:p>
+      <w:pPr>
+        <w:pStyle w:val="ListBullet"/>
+        <w:spacing w:line="240" w:lineRule="auto"/>
+        <w:ind w:left="720"/>
+      </w:pPr>
+      <w:r>
+        <w:rPr>
+          <w:lang w:val="id_ID" w:bidi="id_ID"/>
+        </w:rPr>
+      </w:r>
+      <w:r>
+        <w:rPr>
+          <w:lang w:val="id_ID" w:bidi="id_ID"/>
+        </w:rPr>
+        <w:t>1 Raja-raja 4:15</w:t>
+      </w:r>
+    </w:p>
+    <w:p>
+      <w:pPr>
+        <w:pStyle w:val="ListBullet"/>
+        <w:spacing w:line="240" w:lineRule="auto"/>
+        <w:ind w:left="720"/>
+      </w:pPr>
+      <w:r>
+        <w:rPr>
+          <w:lang w:val="id_ID" w:bidi="id_ID"/>
+        </w:rPr>
+      </w:r>
+      <w:r>
+        <w:rPr>
+          <w:lang w:val="id_ID" w:bidi="id_ID"/>
+        </w:rPr>
+        <w:t>Ulangan 27:13–14</w:t>
+      </w:r>
+    </w:p>
+    <w:p>
+      <w:pPr>
+        <w:pStyle w:val="ListBullet"/>
+        <w:spacing w:line="240" w:lineRule="auto"/>
+        <w:ind w:left="720"/>
+      </w:pPr>
+      <w:r>
+        <w:rPr>
+          <w:lang w:val="id_ID" w:bidi="id_ID"/>
+        </w:rPr>
+      </w:r>
+      <w:r>
+        <w:rPr>
+          <w:lang w:val="id_ID" w:bidi="id_ID"/>
+        </w:rPr>
+        <w:t>Yehezkiel 48:1–3</w:t>
+      </w:r>
+    </w:p>
+    <w:p>
+      <w:pPr>
+        <w:pStyle w:val="ListBullet"/>
+        <w:spacing w:line="240" w:lineRule="auto"/>
+        <w:ind w:left="720"/>
+      </w:pPr>
+      <w:r>
+        <w:rPr>
+          <w:lang w:val="id_ID" w:bidi="id_ID"/>
+        </w:rPr>
+      </w:r>
+      <w:r>
+        <w:rPr>
+          <w:lang w:val="id_ID" w:bidi="id_ID"/>
+        </w:rPr>
+        <w:t>Kejadian 30:8</w:t>
+      </w:r>
+    </w:p>
+    <w:p>
+      <w:pPr>
+        <w:pStyle w:val="ListBullet"/>
+        <w:spacing w:line="240" w:lineRule="auto"/>
+        <w:ind w:left="720"/>
+      </w:pPr>
+      <w:r>
+        <w:rPr>
+          <w:lang w:val="id_ID" w:bidi="id_ID"/>
+        </w:rPr>
+      </w:r>
+      <w:r>
+        <w:rPr>
+          <w:lang w:val="id_ID" w:bidi="id_ID"/>
+        </w:rPr>
+        <w:t>Hakim-hakim 1:33</w:t>
+      </w:r>
+    </w:p>
+    <w:p>
+      <w:pPr>
+        <w:pStyle w:val="ListBullet"/>
+        <w:spacing w:line="240" w:lineRule="auto"/>
+        <w:ind w:left="720"/>
+      </w:pPr>
+      <w:r>
+        <w:rPr>
+          <w:lang w:val="id_ID" w:bidi="id_ID"/>
+        </w:rPr>
+      </w:r>
+      <w:r>
+        <w:rPr>
+          <w:lang w:val="id_ID" w:bidi="id_ID"/>
+        </w:rPr>
+        <w:t>Matius 4:13</w:t>
+      </w:r>
+    </w:p>
+    <w:p>
+      <w:pPr>
+        <w:pStyle w:val="Heading3"/>
+      </w:pPr>
+      <w:r>
+        <w:rPr>
+          <w:lang w:val="id_ID" w:bidi="id_ID"/>
+        </w:rPr>
+        <w:t>Data Kata:</w:t>
+      </w:r>
+    </w:p>
+    <w:p>
+      <w:pPr>
+        <w:pStyle w:val="ListBullet"/>
+        <w:spacing w:line="240" w:lineRule="auto"/>
+        <w:ind w:left="720"/>
+      </w:pPr>
+      <w:r>
+        <w:rPr>
+          <w:lang w:val="id_ID" w:bidi="id_ID"/>
+        </w:rPr>
+      </w:r>
+      <w:r>
+        <w:rPr>
+          <w:lang w:val="id_ID" w:bidi="id_ID"/>
+        </w:rPr>
+        <w:t>Strong’s: H5321, G35080</w:t>
+      </w:r>
+      <w:r>
+        <w:rPr>
+          <w:lang w:val="id_ID" w:bidi="id_ID"/>
+        </w:rPr>
+      </w:r>
+      <w:r>
+        <w:rPr>
+          <w:lang w:val="id_ID" w:bidi="id_ID"/>
+        </w:rPr>
+      </w:r>
+    </w:p>
+    <w:p>
+      <w:pPr/>
+      <w:r>
+        <w:rPr>
+          <w:lang w:val="id_ID" w:bidi="id_ID"/>
+        </w:rPr>
+      </w:r>
+    </w:p>
+    <w:p>
+      <w:pPr>
+        <w:pStyle w:val="Heading2"/>
+      </w:pPr>
+      <w:r>
+        <w:rPr>
+          <w:lang w:val="id_ID" w:bidi="id_ID"/>
+        </w:rPr>
+        <w:t>Nahor</w:t>
+      </w:r>
+      <w:r>
+        <w:rPr>
+          <w:lang w:val="id_ID" w:bidi="id_ID"/>
+        </w:rPr>
+      </w:r>
+    </w:p>
+    <w:p>
+      <w:pPr>
+        <w:pStyle w:val="Heading3"/>
+      </w:pPr>
+      <w:r>
+        <w:rPr>
+          <w:lang w:val="id_ID" w:bidi="id_ID"/>
+        </w:rPr>
+        <w:t>Fakta-fakta:</w:t>
+      </w:r>
+    </w:p>
+    <w:p>
+      <w:pPr/>
+      <w:r>
+        <w:rPr>
+          <w:lang w:val="id_ID" w:bidi="id_ID"/>
+        </w:rPr>
+      </w:r>
+      <w:r>
+        <w:rPr>
+          <w:lang w:val="id_ID" w:bidi="id_ID"/>
+        </w:rPr>
+        <w:t>Nahor adalah nama dua saudara Abraham, yaitu kakeknya dan saudara laki-lakinya.</w:t>
+      </w:r>
+    </w:p>
+    <w:p>
+      <w:pPr>
+        <w:pStyle w:val="ListBullet"/>
+        <w:spacing w:line="240" w:lineRule="auto"/>
+        <w:ind w:left="720"/>
+      </w:pPr>
+      <w:r>
+        <w:rPr>
+          <w:lang w:val="id_ID" w:bidi="id_ID"/>
+        </w:rPr>
+      </w:r>
+      <w:r>
+        <w:rPr>
+          <w:lang w:val="id_ID" w:bidi="id_ID"/>
+        </w:rPr>
+        <w:t>Saudara laki-laki Abraham, Nahor, adalah kakek dari istri Ishak, yaitu Ribka.</w:t>
+      </w:r>
+    </w:p>
+    <w:p>
+      <w:pPr>
+        <w:pStyle w:val="ListBullet"/>
+        <w:spacing w:line="240" w:lineRule="auto"/>
+        <w:ind w:left="720"/>
+      </w:pPr>
+      <w:r>
+        <w:rPr>
+          <w:lang w:val="id_ID" w:bidi="id_ID"/>
+        </w:rPr>
+      </w:r>
+      <w:r>
+        <w:rPr>
+          <w:lang w:val="id_ID" w:bidi="id_ID"/>
+        </w:rPr>
+        <w:t>Ungkapan “kota Nahor” dapat berarti “kota yang bernama Nahor” atau “kota dimana Nahor pernah tinggal” atau “kota Nahor”.</w:t>
+      </w:r>
+    </w:p>
+    <w:p>
+      <w:pPr/>
+      <w:r>
+        <w:rPr>
+          <w:lang w:val="id_ID" w:bidi="id_ID"/>
+        </w:rPr>
+      </w:r>
+      <w:r>
+        <w:rPr>
+          <w:lang w:val="id_ID" w:bidi="id_ID"/>
+        </w:rPr>
+        <w:t>(Saran Penerjemahan: How to Translate Names)</w:t>
+      </w:r>
+    </w:p>
+    <w:p>
+      <w:pPr/>
+      <w:r>
+        <w:rPr>
+          <w:lang w:val="id_ID" w:bidi="id_ID"/>
+        </w:rPr>
+      </w:r>
+      <w:r>
+        <w:rPr>
+          <w:lang w:val="id_ID" w:bidi="id_ID"/>
+        </w:rPr>
+        <w:t xml:space="preserve">(Lihat juga: </w:t>
+      </w:r>
+      <w:r>
+        <w:rPr>
+          <w:lang w:val="id_ID" w:bidi="id_ID"/>
+        </w:rPr>
+        <w:t>Abraham</w:t>
+      </w:r>
+      <w:r>
+        <w:rPr>
+          <w:lang w:val="id_ID" w:bidi="id_ID"/>
+        </w:rPr>
+        <w:t xml:space="preserve">, </w:t>
+      </w:r>
+      <w:r>
+        <w:rPr>
+          <w:lang w:val="id_ID" w:bidi="id_ID"/>
+        </w:rPr>
+        <w:t>Rebekah</w:t>
+      </w:r>
+      <w:r>
+        <w:rPr>
+          <w:lang w:val="id_ID" w:bidi="id_ID"/>
+        </w:rPr>
+        <w:t>)</w:t>
+      </w:r>
+    </w:p>
+    <w:p>
+      <w:pPr>
+        <w:pStyle w:val="Heading3"/>
+      </w:pPr>
+      <w:r>
+        <w:rPr>
+          <w:lang w:val="id_ID" w:bidi="id_ID"/>
+        </w:rPr>
+        <w:t>Referensi Alkitab</w:t>
+      </w:r>
+    </w:p>
+    <w:p>
+      <w:pPr>
+        <w:pStyle w:val="ListBullet"/>
+        <w:spacing w:line="240" w:lineRule="auto"/>
+        <w:ind w:left="720"/>
+      </w:pPr>
+      <w:r>
+        <w:rPr>
+          <w:lang w:val="id_ID" w:bidi="id_ID"/>
+        </w:rPr>
+      </w:r>
+      <w:r>
+        <w:rPr>
+          <w:lang w:val="id_ID" w:bidi="id_ID"/>
+        </w:rPr>
+        <w:t>1 TAwarikh 1:24–27</w:t>
+      </w:r>
+    </w:p>
+    <w:p>
+      <w:pPr>
+        <w:pStyle w:val="ListBullet"/>
+        <w:spacing w:line="240" w:lineRule="auto"/>
+        <w:ind w:left="720"/>
+      </w:pPr>
+      <w:r>
+        <w:rPr>
+          <w:lang w:val="id_ID" w:bidi="id_ID"/>
+        </w:rPr>
+      </w:r>
+      <w:r>
+        <w:rPr>
+          <w:lang w:val="id_ID" w:bidi="id_ID"/>
+        </w:rPr>
+        <w:t>Kejadian 31:53</w:t>
+      </w:r>
+    </w:p>
+    <w:p>
+      <w:pPr>
+        <w:pStyle w:val="ListBullet"/>
+        <w:spacing w:line="240" w:lineRule="auto"/>
+        <w:ind w:left="720"/>
+      </w:pPr>
+      <w:r>
+        <w:rPr>
+          <w:lang w:val="id_ID" w:bidi="id_ID"/>
+        </w:rPr>
+      </w:r>
+      <w:r>
+        <w:rPr>
+          <w:lang w:val="id_ID" w:bidi="id_ID"/>
+        </w:rPr>
+        <w:t>Yosua 24:2</w:t>
+      </w:r>
+    </w:p>
+    <w:p>
+      <w:pPr>
+        <w:pStyle w:val="ListBullet"/>
+        <w:spacing w:line="240" w:lineRule="auto"/>
+        <w:ind w:left="720"/>
+      </w:pPr>
+      <w:r>
+        <w:rPr>
+          <w:lang w:val="id_ID" w:bidi="id_ID"/>
+        </w:rPr>
+      </w:r>
+      <w:r>
+        <w:rPr>
+          <w:lang w:val="id_ID" w:bidi="id_ID"/>
+        </w:rPr>
+        <w:t>Lukas 3:34</w:t>
+      </w:r>
+    </w:p>
+    <w:p>
+      <w:pPr>
+        <w:pStyle w:val="Heading3"/>
+      </w:pPr>
+      <w:r>
+        <w:rPr>
+          <w:lang w:val="id_ID" w:bidi="id_ID"/>
+        </w:rPr>
+        <w:t>Data Kata:</w:t>
+      </w:r>
+    </w:p>
+    <w:p>
+      <w:pPr>
+        <w:pStyle w:val="ListBullet"/>
+        <w:spacing w:line="240" w:lineRule="auto"/>
+        <w:ind w:left="720"/>
+      </w:pPr>
+      <w:r>
+        <w:rPr>
+          <w:lang w:val="id_ID" w:bidi="id_ID"/>
+        </w:rPr>
+      </w:r>
+      <w:r>
+        <w:rPr>
+          <w:lang w:val="id_ID" w:bidi="id_ID"/>
+        </w:rPr>
+        <w:t>Strong’s: H5152, G34930</w:t>
+      </w:r>
+      <w:r>
+        <w:rPr>
+          <w:lang w:val="id_ID" w:bidi="id_ID"/>
+        </w:rPr>
+      </w:r>
+      <w:r>
+        <w:rPr>
+          <w:lang w:val="id_ID" w:bidi="id_ID"/>
+        </w:rPr>
+      </w:r>
+    </w:p>
+    <w:p>
+      <w:pPr/>
+      <w:r>
+        <w:rPr>
+          <w:lang w:val="id_ID" w:bidi="id_ID"/>
+        </w:rPr>
+      </w:r>
+    </w:p>
+    <w:p>
+      <w:pPr>
+        <w:pStyle w:val="Heading2"/>
+      </w:pPr>
+      <w:r>
+        <w:rPr>
+          <w:lang w:val="id_ID" w:bidi="id_ID"/>
+        </w:rPr>
+        <w:t>Nahum</w:t>
+      </w:r>
+      <w:r>
+        <w:rPr>
+          <w:lang w:val="id_ID" w:bidi="id_ID"/>
+        </w:rPr>
+      </w:r>
+    </w:p>
+    <w:p>
+      <w:pPr>
+        <w:pStyle w:val="Heading3"/>
+      </w:pPr>
+      <w:r>
+        <w:rPr>
+          <w:lang w:val="id_ID" w:bidi="id_ID"/>
+        </w:rPr>
+        <w:t>Fakta-fakta:</w:t>
+      </w:r>
+    </w:p>
+    <w:p>
+      <w:pPr/>
+      <w:r>
+        <w:rPr>
+          <w:lang w:val="id_ID" w:bidi="id_ID"/>
+        </w:rPr>
+      </w:r>
+      <w:r>
+        <w:rPr>
+          <w:lang w:val="id_ID" w:bidi="id_ID"/>
+        </w:rPr>
+        <w:t>Nahum adalah seorang nabi yang berkhotbah pada masa ketika Raja Manasye yang jahat sedang memerintah Yehuda.</w:t>
+      </w:r>
+    </w:p>
+    <w:p>
+      <w:pPr>
+        <w:pStyle w:val="ListBullet"/>
+        <w:spacing w:line="240" w:lineRule="auto"/>
+        <w:ind w:left="720"/>
+      </w:pPr>
+      <w:r>
+        <w:rPr>
+          <w:lang w:val="id_ID" w:bidi="id_ID"/>
+        </w:rPr>
+      </w:r>
+      <w:r>
+        <w:rPr>
+          <w:lang w:val="id_ID" w:bidi="id_ID"/>
+        </w:rPr>
+        <w:t>Nahum berasal dari kota Elkosy, yang berjarak sekitar 20 mil dari Yerusalem.</w:t>
+      </w:r>
+    </w:p>
+    <w:p>
+      <w:pPr>
+        <w:pStyle w:val="ListBullet"/>
+        <w:spacing w:line="240" w:lineRule="auto"/>
+        <w:ind w:left="720"/>
+      </w:pPr>
+      <w:r>
+        <w:rPr>
+          <w:lang w:val="id_ID" w:bidi="id_ID"/>
+        </w:rPr>
+      </w:r>
+      <w:r>
+        <w:rPr>
+          <w:lang w:val="id_ID" w:bidi="id_ID"/>
+        </w:rPr>
+        <w:t>Kitab Nahum di Perjanjian Lama mencatat nubuatannya tentang kehancuran kota Niniwe di Asiria.</w:t>
+      </w:r>
+    </w:p>
+    <w:p>
+      <w:pPr/>
+      <w:r>
+        <w:rPr>
+          <w:lang w:val="id_ID" w:bidi="id_ID"/>
+        </w:rPr>
+      </w:r>
+      <w:r>
+        <w:rPr>
+          <w:lang w:val="id_ID" w:bidi="id_ID"/>
+        </w:rPr>
+        <w:t>(Saran Penerjemahan: How to Translate Names)</w:t>
+      </w:r>
+    </w:p>
+    <w:p>
+      <w:pPr/>
+      <w:r>
+        <w:rPr>
+          <w:lang w:val="id_ID" w:bidi="id_ID"/>
+        </w:rPr>
+      </w:r>
+      <w:r>
+        <w:rPr>
+          <w:lang w:val="id_ID" w:bidi="id_ID"/>
+        </w:rPr>
+        <w:t xml:space="preserve">(Lihat juga: </w:t>
+      </w:r>
+      <w:r>
+        <w:rPr>
+          <w:lang w:val="id_ID" w:bidi="id_ID"/>
+        </w:rPr>
+        <w:t>Assyria</w:t>
+      </w:r>
+      <w:r>
+        <w:rPr>
+          <w:lang w:val="id_ID" w:bidi="id_ID"/>
+        </w:rPr>
+        <w:t xml:space="preserve">, </w:t>
+      </w:r>
+      <w:r>
+        <w:rPr>
+          <w:lang w:val="id_ID" w:bidi="id_ID"/>
+        </w:rPr>
+        <w:t>Manasseh</w:t>
+      </w:r>
+      <w:r>
+        <w:rPr>
+          <w:lang w:val="id_ID" w:bidi="id_ID"/>
+        </w:rPr>
+        <w:t xml:space="preserve">, </w:t>
+      </w:r>
+      <w:r>
+        <w:rPr>
+          <w:lang w:val="id_ID" w:bidi="id_ID"/>
+        </w:rPr>
+        <w:t>prophet</w:t>
+      </w:r>
+      <w:r>
+        <w:rPr>
+          <w:lang w:val="id_ID" w:bidi="id_ID"/>
+        </w:rPr>
+        <w:t xml:space="preserve">, </w:t>
+      </w:r>
+      <w:r>
+        <w:rPr>
+          <w:lang w:val="id_ID" w:bidi="id_ID"/>
+        </w:rPr>
+        <w:t>Nineveh</w:t>
+      </w:r>
+      <w:r>
+        <w:rPr>
+          <w:lang w:val="id_ID" w:bidi="id_ID"/>
+        </w:rPr>
+        <w:t>)</w:t>
+      </w:r>
+    </w:p>
+    <w:p>
+      <w:pPr>
+        <w:pStyle w:val="Heading3"/>
+      </w:pPr>
+      <w:r>
+        <w:rPr>
+          <w:lang w:val="id_ID" w:bidi="id_ID"/>
+        </w:rPr>
+        <w:t>Referensi Alkitab:</w:t>
+      </w:r>
+    </w:p>
+    <w:p>
+      <w:pPr>
+        <w:pStyle w:val="ListBullet"/>
+        <w:spacing w:line="240" w:lineRule="auto"/>
+        <w:ind w:left="720"/>
+      </w:pPr>
+      <w:r>
+        <w:rPr>
+          <w:lang w:val="id_ID" w:bidi="id_ID"/>
+        </w:rPr>
+      </w:r>
+      <w:r>
+        <w:rPr>
+          <w:lang w:val="id_ID" w:bidi="id_ID"/>
+        </w:rPr>
+        <w:t>Nahum 1:1</w:t>
+      </w:r>
+    </w:p>
+    <w:p>
+      <w:pPr>
+        <w:pStyle w:val="Heading3"/>
+      </w:pPr>
+      <w:r>
+        <w:rPr>
+          <w:lang w:val="id_ID" w:bidi="id_ID"/>
+        </w:rPr>
+        <w:t>Data Kata:</w:t>
+      </w:r>
+    </w:p>
+    <w:p>
+      <w:pPr>
+        <w:pStyle w:val="ListBullet"/>
+        <w:spacing w:line="240" w:lineRule="auto"/>
+        <w:ind w:left="720"/>
+      </w:pPr>
+      <w:r>
+        <w:rPr>
+          <w:lang w:val="id_ID" w:bidi="id_ID"/>
+        </w:rPr>
+      </w:r>
+      <w:r>
+        <w:rPr>
+          <w:lang w:val="id_ID" w:bidi="id_ID"/>
+        </w:rPr>
+        <w:t>Strong’s: H5151, G34860</w:t>
+      </w:r>
+      <w:r>
+        <w:rPr>
+          <w:lang w:val="id_ID" w:bidi="id_ID"/>
+        </w:rPr>
+      </w:r>
+      <w:r>
+        <w:rPr>
+          <w:lang w:val="id_ID" w:bidi="id_ID"/>
+        </w:rPr>
+      </w:r>
+    </w:p>
+    <w:p>
+      <w:pPr/>
+      <w:r>
+        <w:rPr>
+          <w:lang w:val="id_ID" w:bidi="id_ID"/>
+        </w:rPr>
+      </w:r>
+    </w:p>
+    <w:p>
+      <w:pPr>
+        <w:pStyle w:val="Heading2"/>
+      </w:pPr>
+      <w:r>
+        <w:rPr>
+          <w:lang w:val="id_ID" w:bidi="id_ID"/>
+        </w:rPr>
+        <w:t>Natan</w:t>
+      </w:r>
+      <w:r>
+        <w:rPr>
+          <w:lang w:val="id_ID" w:bidi="id_ID"/>
+        </w:rPr>
+      </w:r>
+    </w:p>
+    <w:p>
+      <w:pPr>
+        <w:pStyle w:val="Heading3"/>
+      </w:pPr>
+      <w:r>
+        <w:rPr>
+          <w:lang w:val="id_ID" w:bidi="id_ID"/>
+        </w:rPr>
+        <w:t>Fakta-fakta:</w:t>
+      </w:r>
+    </w:p>
+    <w:p>
+      <w:pPr/>
+      <w:r>
+        <w:rPr>
+          <w:lang w:val="id_ID" w:bidi="id_ID"/>
+        </w:rPr>
+      </w:r>
+      <w:r>
+        <w:rPr>
+          <w:lang w:val="id_ID" w:bidi="id_ID"/>
+        </w:rPr>
+        <w:t>Natan adalah seorang nabi Tuhan yang setia yang hidup pada masa Daud menjadi raja atas Israel.</w:t>
+      </w:r>
+    </w:p>
+    <w:p>
+      <w:pPr>
+        <w:pStyle w:val="ListBullet"/>
+        <w:spacing w:line="240" w:lineRule="auto"/>
+        <w:ind w:left="720"/>
+      </w:pPr>
+      <w:r>
+        <w:rPr>
+          <w:lang w:val="id_ID" w:bidi="id_ID"/>
+        </w:rPr>
+      </w:r>
+      <w:r>
+        <w:rPr>
+          <w:lang w:val="id_ID" w:bidi="id_ID"/>
+        </w:rPr>
+        <w:t>Tuhan mengutus Natan untuk menegur Daud setelah Daud berdosa besar terhadap Uria.</w:t>
+      </w:r>
+    </w:p>
+    <w:p>
+      <w:pPr>
+        <w:pStyle w:val="ListBullet"/>
+        <w:spacing w:line="240" w:lineRule="auto"/>
+        <w:ind w:left="720"/>
+      </w:pPr>
+      <w:r>
+        <w:rPr>
+          <w:lang w:val="id_ID" w:bidi="id_ID"/>
+        </w:rPr>
+      </w:r>
+      <w:r>
+        <w:rPr>
+          <w:lang w:val="id_ID" w:bidi="id_ID"/>
+        </w:rPr>
+        <w:t>Natan menegur Daud meskipun Daud adalah rajanya.</w:t>
+      </w:r>
+    </w:p>
+    <w:p>
+      <w:pPr>
+        <w:pStyle w:val="ListBullet"/>
+        <w:spacing w:line="240" w:lineRule="auto"/>
+        <w:ind w:left="720"/>
+      </w:pPr>
+      <w:r>
+        <w:rPr>
+          <w:lang w:val="id_ID" w:bidi="id_ID"/>
+        </w:rPr>
+      </w:r>
+      <w:r>
+        <w:rPr>
+          <w:lang w:val="id_ID" w:bidi="id_ID"/>
+        </w:rPr>
+        <w:t>Daud bertobat dari dosanya setelah Natan menegurnya.</w:t>
+      </w:r>
+    </w:p>
+    <w:p>
+      <w:pPr/>
+      <w:r>
+        <w:rPr>
+          <w:lang w:val="id_ID" w:bidi="id_ID"/>
+        </w:rPr>
+      </w:r>
+      <w:r>
+        <w:rPr>
+          <w:lang w:val="id_ID" w:bidi="id_ID"/>
+        </w:rPr>
+        <w:t>(Saran Penerjemahan: How to Translate Names)</w:t>
+      </w:r>
+    </w:p>
+    <w:p>
+      <w:pPr/>
+      <w:r>
+        <w:rPr>
+          <w:lang w:val="id_ID" w:bidi="id_ID"/>
+        </w:rPr>
+      </w:r>
+      <w:r>
+        <w:rPr>
+          <w:lang w:val="id_ID" w:bidi="id_ID"/>
+        </w:rPr>
+        <w:t xml:space="preserve">(Lihat juga: </w:t>
+      </w:r>
+      <w:r>
+        <w:rPr>
+          <w:lang w:val="id_ID" w:bidi="id_ID"/>
+        </w:rPr>
+        <w:t>David</w:t>
+      </w:r>
+      <w:r>
+        <w:rPr>
+          <w:lang w:val="id_ID" w:bidi="id_ID"/>
+        </w:rPr>
+        <w:t xml:space="preserve">, </w:t>
+      </w:r>
+      <w:r>
+        <w:rPr>
+          <w:lang w:val="id_ID" w:bidi="id_ID"/>
+        </w:rPr>
+        <w:t>faithful</w:t>
+      </w:r>
+      <w:r>
+        <w:rPr>
+          <w:lang w:val="id_ID" w:bidi="id_ID"/>
+        </w:rPr>
+        <w:t xml:space="preserve">, </w:t>
+      </w:r>
+      <w:r>
+        <w:rPr>
+          <w:lang w:val="id_ID" w:bidi="id_ID"/>
+        </w:rPr>
+        <w:t>prophet</w:t>
+      </w:r>
+      <w:r>
+        <w:rPr>
+          <w:lang w:val="id_ID" w:bidi="id_ID"/>
+        </w:rPr>
+        <w:t xml:space="preserve">, </w:t>
+      </w:r>
+      <w:r>
+        <w:rPr>
+          <w:lang w:val="id_ID" w:bidi="id_ID"/>
+        </w:rPr>
+        <w:t>Uriah</w:t>
+      </w:r>
+      <w:r>
+        <w:rPr>
+          <w:lang w:val="id_ID" w:bidi="id_ID"/>
+        </w:rPr>
+        <w:t>)</w:t>
+      </w:r>
+    </w:p>
+    <w:p>
+      <w:pPr>
+        <w:pStyle w:val="Heading3"/>
+      </w:pPr>
+      <w:r>
+        <w:rPr>
+          <w:lang w:val="id_ID" w:bidi="id_ID"/>
+        </w:rPr>
+        <w:t>Referensi Alkitab:</w:t>
+      </w:r>
+    </w:p>
+    <w:p>
+      <w:pPr>
+        <w:pStyle w:val="ListBullet"/>
+        <w:spacing w:line="240" w:lineRule="auto"/>
+        <w:ind w:left="720"/>
+      </w:pPr>
+      <w:r>
+        <w:rPr>
+          <w:lang w:val="id_ID" w:bidi="id_ID"/>
+        </w:rPr>
+      </w:r>
+      <w:r>
+        <w:rPr>
+          <w:lang w:val="id_ID" w:bidi="id_ID"/>
+        </w:rPr>
+        <w:t>1 Tawarikh 17:1–2</w:t>
+      </w:r>
+    </w:p>
+    <w:p>
+      <w:pPr>
+        <w:pStyle w:val="ListBullet"/>
+        <w:spacing w:line="240" w:lineRule="auto"/>
+        <w:ind w:left="720"/>
+      </w:pPr>
+      <w:r>
+        <w:rPr>
+          <w:lang w:val="id_ID" w:bidi="id_ID"/>
+        </w:rPr>
+      </w:r>
+      <w:r>
+        <w:rPr>
+          <w:lang w:val="id_ID" w:bidi="id_ID"/>
+        </w:rPr>
+        <w:t>2 Tawarikh 9:29</w:t>
+      </w:r>
+    </w:p>
+    <w:p>
+      <w:pPr>
+        <w:pStyle w:val="ListBullet"/>
+        <w:spacing w:line="240" w:lineRule="auto"/>
+        <w:ind w:left="720"/>
+      </w:pPr>
+      <w:r>
+        <w:rPr>
+          <w:lang w:val="id_ID" w:bidi="id_ID"/>
+        </w:rPr>
+      </w:r>
+      <w:r>
+        <w:rPr>
+          <w:lang w:val="id_ID" w:bidi="id_ID"/>
+        </w:rPr>
+        <w:t>2 Samuel 12:1–3</w:t>
+      </w:r>
+    </w:p>
+    <w:p>
+      <w:pPr>
+        <w:pStyle w:val="ListBullet"/>
+        <w:spacing w:line="240" w:lineRule="auto"/>
+        <w:ind w:left="720"/>
+      </w:pPr>
+      <w:r>
+        <w:rPr>
+          <w:lang w:val="id_ID" w:bidi="id_ID"/>
+        </w:rPr>
+      </w:r>
+      <w:r>
+        <w:rPr>
+          <w:lang w:val="id_ID" w:bidi="id_ID"/>
+        </w:rPr>
+        <w:t>Mazmur 51:1</w:t>
+      </w:r>
+    </w:p>
+    <w:p>
+      <w:pPr>
+        <w:pStyle w:val="Heading3"/>
+      </w:pPr>
+      <w:r>
+        <w:rPr>
+          <w:lang w:val="id_ID" w:bidi="id_ID"/>
+        </w:rPr>
+        <w:t>Contoh dari Kisah Alkitab:</w:t>
+      </w:r>
+    </w:p>
+    <w:p>
+      <w:pPr>
+        <w:pStyle w:val="ListBullet"/>
+        <w:spacing w:line="240" w:lineRule="auto"/>
+        <w:ind w:left="720"/>
+      </w:pPr>
+      <w:r>
+        <w:rPr>
+          <w:lang w:val="id_ID" w:bidi="id_ID"/>
+        </w:rPr>
+      </w:r>
+      <w:r>
+        <w:rPr>
+          <w:b/>
+          <w:lang w:val="id_ID" w:bidi="id_ID"/>
+        </w:rPr>
+        <w:t>17:7</w:t>
+      </w:r>
+      <w:r>
+        <w:rPr>
+          <w:lang w:val="id_ID" w:bidi="id_ID"/>
+        </w:rPr>
+        <w:t xml:space="preserve"> Tuhan mengutus nabi </w:t>
+      </w:r>
+      <w:r>
+        <w:rPr>
+          <w:b/>
+          <w:lang w:val="id_ID" w:bidi="id_ID"/>
+        </w:rPr>
+        <w:t>Natan</w:t>
+      </w:r>
+      <w:r>
+        <w:rPr>
+          <w:lang w:val="id_ID" w:bidi="id_ID"/>
+        </w:rPr>
+        <w:t xml:space="preserve"> kepada Daud dengan pesan ini, “Karena kamu adalah seorang prajurit, kamu tidak akan membangun Bait Suci ini untukku.”* </w:t>
+      </w:r>
+      <w:r>
+        <w:rPr>
+          <w:b/>
+          <w:lang w:val="id_ID" w:bidi="id_ID"/>
+        </w:rPr>
+        <w:t>17:13</w:t>
+      </w:r>
+      <w:r>
+        <w:rPr>
+          <w:lang w:val="id_ID" w:bidi="id_ID"/>
+        </w:rPr>
+        <w:t xml:space="preserve"> Tuhan sangat marah atas apa yang telah dilakukan Daud, jadi dia mengutus nabi </w:t>
+      </w:r>
+      <w:r>
+        <w:rPr>
+          <w:b/>
+          <w:lang w:val="id_ID" w:bidi="id_ID"/>
+        </w:rPr>
+        <w:t>Natan</w:t>
+      </w:r>
+      <w:r>
+        <w:rPr>
+          <w:lang w:val="id_ID" w:bidi="id_ID"/>
+        </w:rPr>
+        <w:t xml:space="preserve"> untuk memberitahu Daud betapa jahatnya dosanya.</w:t>
+      </w:r>
+    </w:p>
+    <w:p>
+      <w:pPr>
+        <w:pStyle w:val="Heading3"/>
+      </w:pPr>
+      <w:r>
+        <w:rPr>
+          <w:lang w:val="id_ID" w:bidi="id_ID"/>
+        </w:rPr>
+        <w:t>Data Kata:</w:t>
+      </w:r>
+    </w:p>
+    <w:p>
+      <w:pPr>
+        <w:pStyle w:val="ListBullet"/>
+        <w:spacing w:line="240" w:lineRule="auto"/>
+        <w:ind w:left="720"/>
+      </w:pPr>
+      <w:r>
+        <w:rPr>
+          <w:lang w:val="id_ID" w:bidi="id_ID"/>
+        </w:rPr>
+      </w:r>
+      <w:r>
+        <w:rPr>
+          <w:lang w:val="id_ID" w:bidi="id_ID"/>
+        </w:rPr>
+        <w:t>Strong’s: H5416, G34810</w:t>
+      </w:r>
+      <w:r>
+        <w:rPr>
+          <w:lang w:val="id_ID" w:bidi="id_ID"/>
+        </w:rPr>
+      </w:r>
+      <w:r>
+        <w:rPr>
+          <w:lang w:val="id_ID" w:bidi="id_ID"/>
+        </w:rPr>
+      </w:r>
+    </w:p>
+    <w:p>
+      <w:pPr/>
+      <w:r>
+        <w:rPr>
+          <w:lang w:val="id_ID" w:bidi="id_ID"/>
+        </w:rPr>
+      </w:r>
+    </w:p>
+    <w:p>
+      <w:pPr>
+        <w:pStyle w:val="Heading2"/>
+      </w:pPr>
+      <w:r>
+        <w:rPr>
+          <w:lang w:val="id_ID" w:bidi="id_ID"/>
+        </w:rPr>
+        <w:t>Nazaret</w:t>
+      </w:r>
+      <w:r>
+        <w:rPr>
+          <w:lang w:val="id_ID" w:bidi="id_ID"/>
+        </w:rPr>
+      </w:r>
+    </w:p>
+    <w:p>
+      <w:pPr>
+        <w:pStyle w:val="Heading3"/>
+      </w:pPr>
+      <w:r>
+        <w:rPr>
+          <w:lang w:val="id_ID" w:bidi="id_ID"/>
+        </w:rPr>
+        <w:t>Fakta-fakta:</w:t>
+      </w:r>
+    </w:p>
+    <w:p>
+      <w:pPr/>
+      <w:r>
+        <w:rPr>
+          <w:lang w:val="id_ID" w:bidi="id_ID"/>
+        </w:rPr>
+      </w:r>
+      <w:r>
+        <w:rPr>
+          <w:lang w:val="id_ID" w:bidi="id_ID"/>
+        </w:rPr>
+        <w:t>Nazaret adalah sebuah kota di wilayah Galilea di Israel utara. Jaraknya sekitar 100 kilometer sebelah utara Yerusalem, dan dibutuhkan sekitar tiga hingga lima hari untuk berjalan kaki ke sana.</w:t>
+      </w:r>
+    </w:p>
+    <w:p>
+      <w:pPr>
+        <w:pStyle w:val="ListBullet"/>
+        <w:spacing w:line="240" w:lineRule="auto"/>
+        <w:ind w:left="720"/>
+      </w:pPr>
+      <w:r>
+        <w:rPr>
+          <w:lang w:val="id_ID" w:bidi="id_ID"/>
+        </w:rPr>
+      </w:r>
+      <w:r>
+        <w:rPr>
+          <w:lang w:val="id_ID" w:bidi="id_ID"/>
+        </w:rPr>
+        <w:t>Yusuf dan Maria berasal dari Nazaret, dan di sinilah mereka membesarkan Yesus. Itulah sebabnya Yesus dikenal sebagai “orang Nazaret.”</w:t>
+      </w:r>
+    </w:p>
+    <w:p>
+      <w:pPr>
+        <w:pStyle w:val="ListBullet"/>
+        <w:spacing w:line="240" w:lineRule="auto"/>
+        <w:ind w:left="720"/>
+      </w:pPr>
+      <w:r>
+        <w:rPr>
+          <w:lang w:val="id_ID" w:bidi="id_ID"/>
+        </w:rPr>
+      </w:r>
+      <w:r>
+        <w:rPr>
+          <w:lang w:val="id_ID" w:bidi="id_ID"/>
+        </w:rPr>
+        <w:t>Banyak orang Yahudi yang tinggal di Nazaret yang tidak menghormati ajaran Yesus karena dia tumbuh besar di antara mereka, dan mereka mengira dia hanyalah orang biasa.</w:t>
+      </w:r>
+    </w:p>
+    <w:p>
+      <w:pPr>
+        <w:pStyle w:val="ListBullet"/>
+        <w:spacing w:line="240" w:lineRule="auto"/>
+        <w:ind w:left="720"/>
+      </w:pPr>
+      <w:r>
+        <w:rPr>
+          <w:lang w:val="id_ID" w:bidi="id_ID"/>
+        </w:rPr>
+      </w:r>
+      <w:r>
+        <w:rPr>
+          <w:lang w:val="id_ID" w:bidi="id_ID"/>
+        </w:rPr>
+        <w:t>Suatu saat, ketika Yesus sedang mengajar di tempat ibadah di Nazaret, orang-orang Yahudi di sana mencoba membunuh dia karena dia mengaku sebagai Mesias dan menegur mereka karena menolak dia.</w:t>
+      </w:r>
+    </w:p>
+    <w:p>
+      <w:pPr>
+        <w:pStyle w:val="ListBullet"/>
+        <w:spacing w:line="240" w:lineRule="auto"/>
+        <w:ind w:left="720"/>
+      </w:pPr>
+      <w:r>
+        <w:rPr>
+          <w:lang w:val="id_ID" w:bidi="id_ID"/>
+        </w:rPr>
+      </w:r>
+      <w:r>
+        <w:rPr>
+          <w:lang w:val="id_ID" w:bidi="id_ID"/>
+        </w:rPr>
+        <w:t>Pernyataan Natanael ketika dia mendengar bahwa Yesus berasal dari Nazaret menunjukkan bahwa kota ini tidak dianggap terlalu penting.</w:t>
+      </w:r>
+    </w:p>
+    <w:p>
+      <w:pPr/>
+      <w:r>
+        <w:rPr>
+          <w:lang w:val="id_ID" w:bidi="id_ID"/>
+        </w:rPr>
+      </w:r>
+      <w:r>
+        <w:rPr>
+          <w:lang w:val="id_ID" w:bidi="id_ID"/>
+        </w:rPr>
+        <w:t xml:space="preserve">(Lihat juga: </w:t>
+      </w:r>
+      <w:r>
+        <w:rPr>
+          <w:lang w:val="id_ID" w:bidi="id_ID"/>
+        </w:rPr>
+        <w:t>Christ</w:t>
+      </w:r>
+      <w:r>
+        <w:rPr>
+          <w:lang w:val="id_ID" w:bidi="id_ID"/>
+        </w:rPr>
+        <w:t xml:space="preserve">, </w:t>
+      </w:r>
+      <w:r>
+        <w:rPr>
+          <w:lang w:val="id_ID" w:bidi="id_ID"/>
+        </w:rPr>
+        <w:t>Galilee</w:t>
+      </w:r>
+      <w:r>
+        <w:rPr>
+          <w:lang w:val="id_ID" w:bidi="id_ID"/>
+        </w:rPr>
+        <w:t xml:space="preserve">, </w:t>
+      </w:r>
+      <w:r>
+        <w:rPr>
+          <w:lang w:val="id_ID" w:bidi="id_ID"/>
+        </w:rPr>
+        <w:t>Joseph (NT)</w:t>
+      </w:r>
+      <w:r>
+        <w:rPr>
+          <w:lang w:val="id_ID" w:bidi="id_ID"/>
+        </w:rPr>
+        <w:t xml:space="preserve">, </w:t>
+      </w:r>
+      <w:r>
+        <w:rPr>
+          <w:lang w:val="id_ID" w:bidi="id_ID"/>
+        </w:rPr>
+        <w:t>Mary</w:t>
+      </w:r>
+      <w:r>
+        <w:rPr>
+          <w:lang w:val="id_ID" w:bidi="id_ID"/>
+        </w:rPr>
+        <w:t>)</w:t>
+      </w:r>
+    </w:p>
+    <w:p>
+      <w:pPr>
+        <w:pStyle w:val="Heading3"/>
+      </w:pPr>
+      <w:r>
+        <w:rPr>
+          <w:lang w:val="id_ID" w:bidi="id_ID"/>
+        </w:rPr>
+        <w:t>Referensi Alkitab:</w:t>
+      </w:r>
+    </w:p>
+    <w:p>
+      <w:pPr>
+        <w:pStyle w:val="ListBullet"/>
+        <w:spacing w:line="240" w:lineRule="auto"/>
+        <w:ind w:left="720"/>
+      </w:pPr>
+      <w:r>
+        <w:rPr>
+          <w:lang w:val="id_ID" w:bidi="id_ID"/>
+        </w:rPr>
+      </w:r>
+      <w:r>
+        <w:rPr>
+          <w:lang w:val="id_ID" w:bidi="id_ID"/>
+        </w:rPr>
+        <w:t>Kisah Para Rasul 26:9–11</w:t>
+      </w:r>
+    </w:p>
+    <w:p>
+      <w:pPr>
+        <w:pStyle w:val="ListBullet"/>
+        <w:spacing w:line="240" w:lineRule="auto"/>
+        <w:ind w:left="720"/>
+      </w:pPr>
+      <w:r>
+        <w:rPr>
+          <w:lang w:val="id_ID" w:bidi="id_ID"/>
+        </w:rPr>
+      </w:r>
+      <w:r>
+        <w:rPr>
+          <w:lang w:val="id_ID" w:bidi="id_ID"/>
+        </w:rPr>
+        <w:t>Yohanes 1:43–45</w:t>
+      </w:r>
+    </w:p>
+    <w:p>
+      <w:pPr>
+        <w:pStyle w:val="ListBullet"/>
+        <w:spacing w:line="240" w:lineRule="auto"/>
+        <w:ind w:left="720"/>
+      </w:pPr>
+      <w:r>
+        <w:rPr>
+          <w:lang w:val="id_ID" w:bidi="id_ID"/>
+        </w:rPr>
+      </w:r>
+      <w:r>
+        <w:rPr>
+          <w:lang w:val="id_ID" w:bidi="id_ID"/>
+        </w:rPr>
+        <w:t>Lukas 1:26–29</w:t>
+      </w:r>
+    </w:p>
+    <w:p>
+      <w:pPr>
+        <w:pStyle w:val="ListBullet"/>
+        <w:spacing w:line="240" w:lineRule="auto"/>
+        <w:ind w:left="720"/>
+      </w:pPr>
+      <w:r>
+        <w:rPr>
+          <w:lang w:val="id_ID" w:bidi="id_ID"/>
+        </w:rPr>
+      </w:r>
+      <w:r>
+        <w:rPr>
+          <w:lang w:val="id_ID" w:bidi="id_ID"/>
+        </w:rPr>
+        <w:t>Markus 16:5–7</w:t>
+      </w:r>
+    </w:p>
+    <w:p>
+      <w:pPr>
+        <w:pStyle w:val="ListBullet"/>
+        <w:spacing w:line="240" w:lineRule="auto"/>
+        <w:ind w:left="720"/>
+      </w:pPr>
+      <w:r>
+        <w:rPr>
+          <w:lang w:val="id_ID" w:bidi="id_ID"/>
+        </w:rPr>
+      </w:r>
+      <w:r>
+        <w:rPr>
+          <w:lang w:val="id_ID" w:bidi="id_ID"/>
+        </w:rPr>
+        <w:t>Matius 2:23</w:t>
+      </w:r>
+    </w:p>
+    <w:p>
+      <w:pPr>
+        <w:pStyle w:val="ListBullet"/>
+        <w:spacing w:line="240" w:lineRule="auto"/>
+        <w:ind w:left="720"/>
+      </w:pPr>
+      <w:r>
+        <w:rPr>
+          <w:lang w:val="id_ID" w:bidi="id_ID"/>
+        </w:rPr>
+      </w:r>
+      <w:r>
+        <w:rPr>
+          <w:lang w:val="id_ID" w:bidi="id_ID"/>
+        </w:rPr>
+        <w:t>Matius 21:9–11</w:t>
+      </w:r>
+    </w:p>
+    <w:p>
+      <w:pPr>
+        <w:pStyle w:val="ListBullet"/>
+        <w:spacing w:line="240" w:lineRule="auto"/>
+        <w:ind w:left="720"/>
+      </w:pPr>
+      <w:r>
+        <w:rPr>
+          <w:lang w:val="id_ID" w:bidi="id_ID"/>
+        </w:rPr>
+      </w:r>
+      <w:r>
+        <w:rPr>
+          <w:lang w:val="id_ID" w:bidi="id_ID"/>
+        </w:rPr>
+        <w:t>Matius 26:71–72</w:t>
+      </w:r>
+    </w:p>
+    <w:p>
+      <w:pPr>
+        <w:pStyle w:val="Heading3"/>
+      </w:pPr>
+      <w:r>
+        <w:rPr>
+          <w:lang w:val="id_ID" w:bidi="id_ID"/>
+        </w:rPr>
+        <w:t>Contoh dari Kisah Alkitab:</w:t>
+      </w:r>
+    </w:p>
+    <w:p>
+      <w:pPr>
+        <w:pStyle w:val="ListBullet"/>
+        <w:spacing w:line="240" w:lineRule="auto"/>
+        <w:ind w:left="720"/>
+      </w:pPr>
+      <w:r>
+        <w:rPr>
+          <w:lang w:val="id_ID" w:bidi="id_ID"/>
+        </w:rPr>
+      </w:r>
+      <w:r>
+        <w:rPr>
+          <w:b/>
+          <w:lang w:val="id_ID" w:bidi="id_ID"/>
+        </w:rPr>
+        <w:t>23:4</w:t>
+      </w:r>
+      <w:r>
+        <w:rPr>
+          <w:lang w:val="id_ID" w:bidi="id_ID"/>
+        </w:rPr>
+        <w:t xml:space="preserve"> Yusuf dan Maria harus menempuh perjalanan jauh dari tempat tinggal mereka di </w:t>
+      </w:r>
+      <w:r>
+        <w:rPr>
+          <w:b/>
+          <w:lang w:val="id_ID" w:bidi="id_ID"/>
+        </w:rPr>
+        <w:t>Nazaret</w:t>
+      </w:r>
+      <w:r>
+        <w:rPr>
+          <w:lang w:val="id_ID" w:bidi="id_ID"/>
+        </w:rPr>
+        <w:t xml:space="preserve"> ke Betlehem karena nenek moyang mereka adalah Daud yang kampung halamannya berada Betlehem.</w:t>
+      </w:r>
+    </w:p>
+    <w:p>
+      <w:pPr>
+        <w:pStyle w:val="ListBullet"/>
+        <w:spacing w:line="240" w:lineRule="auto"/>
+        <w:ind w:left="720"/>
+      </w:pPr>
+      <w:r>
+        <w:rPr>
+          <w:lang w:val="id_ID" w:bidi="id_ID"/>
+        </w:rPr>
+      </w:r>
+      <w:r>
+        <w:rPr>
+          <w:b/>
+          <w:lang w:val="id_ID" w:bidi="id_ID"/>
+        </w:rPr>
+        <w:t>26:2</w:t>
+      </w:r>
+      <w:r>
+        <w:rPr>
+          <w:lang w:val="id_ID" w:bidi="id_ID"/>
+        </w:rPr>
+        <w:t xml:space="preserve"> Yesus pergi ke kota </w:t>
+      </w:r>
+      <w:r>
+        <w:rPr>
+          <w:b/>
+          <w:lang w:val="id_ID" w:bidi="id_ID"/>
+        </w:rPr>
+        <w:t>Nazaret</w:t>
+      </w:r>
+      <w:r>
+        <w:rPr>
+          <w:lang w:val="id_ID" w:bidi="id_ID"/>
+        </w:rPr>
+        <w:t xml:space="preserve"> tempat Dia tinggal selama masa kecilnya.</w:t>
+      </w:r>
+    </w:p>
+    <w:p>
+      <w:pPr>
+        <w:pStyle w:val="ListBullet"/>
+        <w:spacing w:line="240" w:lineRule="auto"/>
+        <w:ind w:left="720"/>
+      </w:pPr>
+      <w:r>
+        <w:rPr>
+          <w:lang w:val="id_ID" w:bidi="id_ID"/>
+        </w:rPr>
+      </w:r>
+      <w:r>
+        <w:rPr>
+          <w:b/>
+          <w:lang w:val="id_ID" w:bidi="id_ID"/>
+        </w:rPr>
+        <w:t>26:7</w:t>
+      </w:r>
+      <w:r>
+        <w:rPr>
+          <w:lang w:val="id_ID" w:bidi="id_ID"/>
+        </w:rPr>
+        <w:t xml:space="preserve"> Penduduk </w:t>
+      </w:r>
+      <w:r>
+        <w:rPr>
+          <w:b/>
+          <w:lang w:val="id_ID" w:bidi="id_ID"/>
+        </w:rPr>
+        <w:t>Nazaret</w:t>
+      </w:r>
+      <w:r>
+        <w:rPr>
+          <w:lang w:val="id_ID" w:bidi="id_ID"/>
+        </w:rPr>
+        <w:t xml:space="preserve"> menyeret Yesus keluar dari tempat ibadah dan membawanya ke tepi tebing untuk melemparkannya ke situ, supaya bisa membunuhnya.</w:t>
+      </w:r>
+    </w:p>
+    <w:p>
+      <w:pPr>
+        <w:pStyle w:val="Heading3"/>
+      </w:pPr>
+      <w:r>
+        <w:rPr>
+          <w:lang w:val="id_ID" w:bidi="id_ID"/>
+        </w:rPr>
+        <w:t>Data Kata:</w:t>
+      </w:r>
+    </w:p>
+    <w:p>
+      <w:pPr>
+        <w:pStyle w:val="ListBullet"/>
+        <w:spacing w:line="240" w:lineRule="auto"/>
+        <w:ind w:left="720"/>
+      </w:pPr>
+      <w:r>
+        <w:rPr>
+          <w:lang w:val="id_ID" w:bidi="id_ID"/>
+        </w:rPr>
+      </w:r>
+      <w:r>
+        <w:rPr>
+          <w:lang w:val="id_ID" w:bidi="id_ID"/>
+        </w:rPr>
+        <w:t>Strong’s: G34780, G34790, G34800</w:t>
+      </w:r>
+      <w:r>
+        <w:rPr>
+          <w:lang w:val="id_ID" w:bidi="id_ID"/>
+        </w:rPr>
+      </w:r>
+      <w:r>
+        <w:rPr>
+          <w:lang w:val="id_ID" w:bidi="id_ID"/>
+        </w:rPr>
+      </w:r>
+    </w:p>
+    <w:p>
+      <w:pPr/>
+      <w:r>
+        <w:rPr>
+          <w:lang w:val="id_ID" w:bidi="id_ID"/>
+        </w:rPr>
+      </w:r>
+    </w:p>
+    <w:p>
+      <w:pPr>
+        <w:pStyle w:val="Heading2"/>
+      </w:pPr>
+      <w:r>
+        <w:rPr>
+          <w:lang w:val="id_ID" w:bidi="id_ID"/>
+        </w:rPr>
+        <w:t>Nazir</w:t>
+      </w:r>
+      <w:r>
+        <w:rPr>
+          <w:lang w:val="id_ID" w:bidi="id_ID"/>
+        </w:rPr>
+      </w:r>
+    </w:p>
+    <w:p>
+      <w:pPr>
+        <w:pStyle w:val="Heading3"/>
+      </w:pPr>
+      <w:r>
+        <w:rPr>
+          <w:lang w:val="id_ID" w:bidi="id_ID"/>
+        </w:rPr>
+        <w:t>Fakta:</w:t>
+      </w:r>
+    </w:p>
+    <w:p>
+      <w:pPr/>
+      <w:r>
+        <w:rPr>
+          <w:lang w:val="id_ID" w:bidi="id_ID"/>
+        </w:rPr>
+      </w:r>
+      <w:r>
+        <w:rPr>
+          <w:lang w:val="id_ID" w:bidi="id_ID"/>
+        </w:rPr>
+        <w:t>Istilah "Nazir" merujuk pada seseorang yang telah mengucapkan "Nazar" (sumpah nazir). Sebagian besar yang mengucapkan sumpah ini biasanya laki-laki, tetapi perempuan juga dapat mengucapkannya.</w:t>
+      </w:r>
+    </w:p>
+    <w:p>
+      <w:pPr>
+        <w:pStyle w:val="ListBullet"/>
+        <w:spacing w:line="240" w:lineRule="auto"/>
+        <w:ind w:left="720"/>
+      </w:pPr>
+      <w:r>
+        <w:rPr>
+          <w:lang w:val="id_ID" w:bidi="id_ID"/>
+        </w:rPr>
+      </w:r>
+      <w:r>
+        <w:rPr>
+          <w:lang w:val="id_ID" w:bidi="id_ID"/>
+        </w:rPr>
+        <w:t>Seseorang yang bernazar berarti setuju untuk tidak mengonsumsi makanan atau minuman yang terbuat dari anggur selama periode yang telah ditentukan untuk memenuhi sumpah tersebut. Selama periode ini, dia juga tidak boleh memotong rambutnya dan tidak boleh mendekati mayat.</w:t>
+      </w:r>
+    </w:p>
+    <w:p>
+      <w:pPr>
+        <w:pStyle w:val="ListBullet"/>
+        <w:spacing w:line="240" w:lineRule="auto"/>
+        <w:ind w:left="720"/>
+      </w:pPr>
+      <w:r>
+        <w:rPr>
+          <w:lang w:val="id_ID" w:bidi="id_ID"/>
+        </w:rPr>
+      </w:r>
+      <w:r>
+        <w:rPr>
+          <w:lang w:val="id_ID" w:bidi="id_ID"/>
+        </w:rPr>
+        <w:t>Setelah waktu yang ditentukan berlalu dan nazar telah dipenuhi, seorang nazir akan pergi menghadap imam untuk memberikan persembahan. Ini termasuk memotong dan membakar rambutnya. Semua pembatasan lainnya juga akan dicabut.</w:t>
+      </w:r>
+    </w:p>
+    <w:p>
+      <w:pPr>
+        <w:pStyle w:val="ListBullet"/>
+        <w:spacing w:line="240" w:lineRule="auto"/>
+        <w:ind w:left="720"/>
+      </w:pPr>
+      <w:r>
+        <w:rPr>
+          <w:lang w:val="id_ID" w:bidi="id_ID"/>
+        </w:rPr>
+      </w:r>
+      <w:r>
+        <w:rPr>
+          <w:lang w:val="id_ID" w:bidi="id_ID"/>
+        </w:rPr>
+        <w:t>Simson adalah tokoh terkenal dalam Perjanjian Lama yang terikat oleh Nazar.</w:t>
+      </w:r>
+    </w:p>
+    <w:p>
+      <w:pPr>
+        <w:pStyle w:val="ListBullet"/>
+        <w:spacing w:line="240" w:lineRule="auto"/>
+        <w:ind w:left="720"/>
+      </w:pPr>
+      <w:r>
+        <w:rPr>
+          <w:lang w:val="id_ID" w:bidi="id_ID"/>
+        </w:rPr>
+      </w:r>
+      <w:r>
+        <w:rPr>
+          <w:lang w:val="id_ID" w:bidi="id_ID"/>
+        </w:rPr>
+        <w:t>Malaikat yang mengumumkan kelahiran Yohanes Pembaptis memberi tahu Zakharia bahwa putranya tidak akan minum minuman keras, yang mungkin menunjukkan bahwa Yohanes berada di bawah Nazar.</w:t>
+      </w:r>
+    </w:p>
+    <w:p>
+      <w:pPr>
+        <w:pStyle w:val="ListBullet"/>
+        <w:spacing w:line="240" w:lineRule="auto"/>
+        <w:ind w:left="720"/>
+      </w:pPr>
+      <w:r>
+        <w:rPr>
+          <w:lang w:val="id_ID" w:bidi="id_ID"/>
+        </w:rPr>
+      </w:r>
+      <w:r>
+        <w:rPr>
+          <w:lang w:val="id_ID" w:bidi="id_ID"/>
+        </w:rPr>
+        <w:t>Menurut sebuah bagian dalam Kitab Kisah Para Rasul, rasul Paulus mungkin juga pernah mengambil nazar ini.</w:t>
+      </w:r>
+    </w:p>
+    <w:p>
+      <w:pPr/>
+      <w:r>
+        <w:rPr>
+          <w:lang w:val="id_ID" w:bidi="id_ID"/>
+        </w:rPr>
+      </w:r>
+      <w:r>
+        <w:rPr>
+          <w:lang w:val="id_ID" w:bidi="id_ID"/>
+        </w:rPr>
+        <w:t>(Saran terjemahan: Cara Menerjemahkan Nama)</w:t>
+      </w:r>
+    </w:p>
+    <w:p>
+      <w:pPr/>
+      <w:r>
+        <w:rPr>
+          <w:lang w:val="id_ID" w:bidi="id_ID"/>
+        </w:rPr>
+      </w:r>
+      <w:r>
+        <w:rPr>
+          <w:lang w:val="id_ID" w:bidi="id_ID"/>
+        </w:rPr>
+        <w:t xml:space="preserve">(Lihat juga: </w:t>
+      </w:r>
+      <w:r>
+        <w:rPr>
+          <w:lang w:val="id_ID" w:bidi="id_ID"/>
+        </w:rPr>
+        <w:t>Yohanes Pembaptis</w:t>
+      </w:r>
+      <w:r>
+        <w:rPr>
+          <w:lang w:val="id_ID" w:bidi="id_ID"/>
+        </w:rPr>
+        <w:t xml:space="preserve">, </w:t>
+      </w:r>
+      <w:r>
+        <w:rPr>
+          <w:lang w:val="id_ID" w:bidi="id_ID"/>
+        </w:rPr>
+        <w:t>pengorbanan</w:t>
+      </w:r>
+      <w:r>
+        <w:rPr>
+          <w:lang w:val="id_ID" w:bidi="id_ID"/>
+        </w:rPr>
+        <w:t xml:space="preserve">, </w:t>
+      </w:r>
+      <w:r>
+        <w:rPr>
+          <w:lang w:val="id_ID" w:bidi="id_ID"/>
+        </w:rPr>
+        <w:t>Simson</w:t>
+      </w:r>
+      <w:r>
+        <w:rPr>
+          <w:lang w:val="id_ID" w:bidi="id_ID"/>
+        </w:rPr>
+        <w:t xml:space="preserve">, nazar, </w:t>
+      </w:r>
+      <w:r>
+        <w:rPr>
+          <w:lang w:val="id_ID" w:bidi="id_ID"/>
+        </w:rPr>
+        <w:t>Zakharia (Perjanjian Lama)</w:t>
+      </w:r>
+      <w:r>
+        <w:rPr>
+          <w:lang w:val="id_ID" w:bidi="id_ID"/>
+        </w:rPr>
+        <w:t>)</w:t>
+      </w:r>
+    </w:p>
+    <w:p>
+      <w:pPr>
+        <w:pStyle w:val="Heading3"/>
+      </w:pPr>
+      <w:r>
+        <w:rPr>
+          <w:lang w:val="id_ID" w:bidi="id_ID"/>
+        </w:rPr>
+        <w:t>Referensi Alkitab:</w:t>
+      </w:r>
+    </w:p>
+    <w:p>
+      <w:pPr>
+        <w:pStyle w:val="ListBullet"/>
+        <w:spacing w:line="240" w:lineRule="auto"/>
+        <w:ind w:left="720"/>
+      </w:pPr>
+      <w:r>
+        <w:rPr>
+          <w:lang w:val="id_ID" w:bidi="id_ID"/>
+        </w:rPr>
+      </w:r>
+      <w:r>
+        <w:rPr>
+          <w:lang w:val="id_ID" w:bidi="id_ID"/>
+        </w:rPr>
+        <w:t>Kisah Para Rasul 18:18–19</w:t>
+      </w:r>
+    </w:p>
+    <w:p>
+      <w:pPr>
+        <w:pStyle w:val="ListBullet"/>
+        <w:spacing w:line="240" w:lineRule="auto"/>
+        <w:ind w:left="720"/>
+      </w:pPr>
+      <w:r>
+        <w:rPr>
+          <w:lang w:val="id_ID" w:bidi="id_ID"/>
+        </w:rPr>
+      </w:r>
+      <w:r>
+        <w:rPr>
+          <w:lang w:val="id_ID" w:bidi="id_ID"/>
+        </w:rPr>
+        <w:t>Amos 2:11–12</w:t>
+      </w:r>
+    </w:p>
+    <w:p>
+      <w:pPr>
+        <w:pStyle w:val="ListBullet"/>
+        <w:spacing w:line="240" w:lineRule="auto"/>
+        <w:ind w:left="720"/>
+      </w:pPr>
+      <w:r>
+        <w:rPr>
+          <w:lang w:val="id_ID" w:bidi="id_ID"/>
+        </w:rPr>
+      </w:r>
+      <w:r>
+        <w:rPr>
+          <w:lang w:val="id_ID" w:bidi="id_ID"/>
+        </w:rPr>
+        <w:t>Hakim-hakim 13:5</w:t>
+      </w:r>
+    </w:p>
+    <w:p>
+      <w:pPr>
+        <w:pStyle w:val="ListBullet"/>
+        <w:spacing w:line="240" w:lineRule="auto"/>
+        <w:ind w:left="720"/>
+      </w:pPr>
+      <w:r>
+        <w:rPr>
+          <w:lang w:val="id_ID" w:bidi="id_ID"/>
+        </w:rPr>
+      </w:r>
+      <w:r>
+        <w:rPr>
+          <w:lang w:val="id_ID" w:bidi="id_ID"/>
+        </w:rPr>
+        <w:t>Bilangan 6:1–4</w:t>
+      </w:r>
+    </w:p>
+    <w:p>
+      <w:pPr>
+        <w:pStyle w:val="Heading3"/>
+      </w:pPr>
+      <w:r>
+        <w:rPr>
+          <w:lang w:val="id_ID" w:bidi="id_ID"/>
+        </w:rPr>
+        <w:t>Data Kata:</w:t>
+      </w:r>
+    </w:p>
+    <w:p>
+      <w:pPr>
+        <w:pStyle w:val="ListBullet"/>
+        <w:spacing w:line="240" w:lineRule="auto"/>
+        <w:ind w:left="720"/>
+      </w:pPr>
+      <w:r>
+        <w:rPr>
+          <w:lang w:val="id_ID" w:bidi="id_ID"/>
+        </w:rPr>
+      </w:r>
+      <w:r>
+        <w:rPr>
+          <w:lang w:val="id_ID" w:bidi="id_ID"/>
+        </w:rPr>
+        <w:t>Strong: H5139</w:t>
+      </w:r>
+      <w:r>
+        <w:rPr>
+          <w:lang w:val="id_ID" w:bidi="id_ID"/>
+        </w:rPr>
+      </w:r>
+      <w:r>
+        <w:rPr>
+          <w:lang w:val="id_ID" w:bidi="id_ID"/>
+        </w:rPr>
+      </w:r>
+    </w:p>
+    <w:p>
+      <w:pPr/>
+      <w:r>
+        <w:rPr>
+          <w:lang w:val="id_ID" w:bidi="id_ID"/>
+        </w:rPr>
+      </w:r>
+    </w:p>
+    <w:p>
+      <w:pPr>
+        <w:pStyle w:val="Heading2"/>
+      </w:pPr>
+      <w:r>
+        <w:rPr>
+          <w:lang w:val="id_ID" w:bidi="id_ID"/>
+        </w:rPr>
+        <w:t>Nebukadnezar</w:t>
+      </w:r>
+      <w:r>
+        <w:rPr>
+          <w:lang w:val="id_ID" w:bidi="id_ID"/>
+        </w:rPr>
+      </w:r>
+    </w:p>
+    <w:p>
+      <w:pPr>
+        <w:pStyle w:val="Heading3"/>
+      </w:pPr>
+      <w:r>
+        <w:rPr>
+          <w:lang w:val="id_ID" w:bidi="id_ID"/>
+        </w:rPr>
+        <w:t>Facts:</w:t>
+      </w:r>
+    </w:p>
+    <w:p>
+      <w:pPr/>
+      <w:r>
+        <w:rPr>
+          <w:lang w:val="id_ID" w:bidi="id_ID"/>
+        </w:rPr>
+      </w:r>
+      <w:r>
+        <w:rPr>
+          <w:lang w:val="id_ID" w:bidi="id_ID"/>
+        </w:rPr>
+        <w:t>Nebukadnezar was a king of the Babylonian Empire whose powerful army conquered many people groups and nations.</w:t>
+      </w:r>
+    </w:p>
+    <w:p>
+      <w:pPr>
+        <w:pStyle w:val="ListBullet"/>
+        <w:spacing w:line="240" w:lineRule="auto"/>
+        <w:ind w:left="720"/>
+      </w:pPr>
+      <w:r>
+        <w:rPr>
+          <w:lang w:val="id_ID" w:bidi="id_ID"/>
+        </w:rPr>
+      </w:r>
+      <w:r>
+        <w:rPr>
+          <w:lang w:val="id_ID" w:bidi="id_ID"/>
+        </w:rPr>
+        <w:t>Di bawah kepemimpinan Nebukadnezar, tentara Babilonia menyerang dan menaklukkan kerajaan Yehuda, dan membawa sebagian besar penduduk Yehuda ke Babilonia sebagai tawanan. Para tawanan dipaksa untuk tinggal di sana selama 70 tahun yang dikenal sebagai “Pengasingan Babilonia.”</w:t>
+      </w:r>
+    </w:p>
+    <w:p>
+      <w:pPr>
+        <w:pStyle w:val="ListBullet"/>
+        <w:spacing w:line="240" w:lineRule="auto"/>
+        <w:ind w:left="720"/>
+      </w:pPr>
+      <w:r>
+        <w:rPr>
+          <w:lang w:val="id_ID" w:bidi="id_ID"/>
+        </w:rPr>
+      </w:r>
+      <w:r>
+        <w:rPr>
+          <w:lang w:val="id_ID" w:bidi="id_ID"/>
+        </w:rPr>
+        <w:t>Salah satu orang buangan, Daniel, menafsirkan beberapa mimpi Raja Nebukadnezar.</w:t>
+      </w:r>
+    </w:p>
+    <w:p>
+      <w:pPr>
+        <w:pStyle w:val="ListBullet"/>
+        <w:spacing w:line="240" w:lineRule="auto"/>
+        <w:ind w:left="720"/>
+      </w:pPr>
+      <w:r>
+        <w:rPr>
+          <w:lang w:val="id_ID" w:bidi="id_ID"/>
+        </w:rPr>
+      </w:r>
+      <w:r>
+        <w:rPr>
+          <w:lang w:val="id_ID" w:bidi="id_ID"/>
+        </w:rPr>
+        <w:t>Tiga orang Israel lainnya yang ditangkap, Hananya, Mishael, dan Azariah, dilemparkan ke dalam dapur api ketika mereka menolak untuk sujud di depan patung emas raksasa yang dibuat Nebukadnezar.</w:t>
+      </w:r>
+    </w:p>
+    <w:p>
+      <w:pPr>
+        <w:pStyle w:val="ListBullet"/>
+        <w:spacing w:line="240" w:lineRule="auto"/>
+        <w:ind w:left="720"/>
+      </w:pPr>
+      <w:r>
+        <w:rPr>
+          <w:lang w:val="id_ID" w:bidi="id_ID"/>
+        </w:rPr>
+      </w:r>
+      <w:r>
+        <w:rPr>
+          <w:lang w:val="id_ID" w:bidi="id_ID"/>
+        </w:rPr>
+        <w:t>Raja Nebukadnezar sangat sombong dan menyembah dewa-dewa palsu. Ketika dia menaklukkan Yehuda, dia mencuri banyak barang emas dan perak dari bait suci di Yerusalem.</w:t>
+      </w:r>
+    </w:p>
+    <w:p>
+      <w:pPr>
+        <w:pStyle w:val="ListBullet"/>
+        <w:spacing w:line="240" w:lineRule="auto"/>
+        <w:ind w:left="720"/>
+      </w:pPr>
+      <w:r>
+        <w:rPr>
+          <w:lang w:val="id_ID" w:bidi="id_ID"/>
+        </w:rPr>
+      </w:r>
+      <w:r>
+        <w:rPr>
+          <w:lang w:val="id_ID" w:bidi="id_ID"/>
+        </w:rPr>
+        <w:t>Karena Nebukadnezar sombong dan tidak mau berpaling dari penyembahan dewa-dewa palsu, Yahweh menyebabkan dia melarat selama tujuh tahun, hidup seperti binatang. Setelah tujuh tahun, Tuhan memulihkan Nebukadnezarr ketika dia merendahkan dirinya dan memuji satu-satunya Tuhan yang benar, Yahweh.</w:t>
+      </w:r>
+    </w:p>
+    <w:p>
+      <w:pPr/>
+      <w:r>
+        <w:rPr>
+          <w:lang w:val="id_ID" w:bidi="id_ID"/>
+        </w:rPr>
+      </w:r>
+      <w:r>
+        <w:rPr>
+          <w:lang w:val="id_ID" w:bidi="id_ID"/>
+        </w:rPr>
+        <w:t>(Saran Penerjemahan: How to Translate Names)</w:t>
+      </w:r>
+    </w:p>
+    <w:p>
+      <w:pPr/>
+      <w:r>
+        <w:rPr>
+          <w:lang w:val="id_ID" w:bidi="id_ID"/>
+        </w:rPr>
+      </w:r>
+      <w:r>
+        <w:rPr>
+          <w:lang w:val="id_ID" w:bidi="id_ID"/>
+        </w:rPr>
+        <w:t xml:space="preserve">(Lihat juga: </w:t>
+      </w:r>
+      <w:r>
+        <w:rPr>
+          <w:lang w:val="id_ID" w:bidi="id_ID"/>
+        </w:rPr>
+        <w:t>arrogant</w:t>
+      </w:r>
+      <w:r>
+        <w:rPr>
+          <w:lang w:val="id_ID" w:bidi="id_ID"/>
+        </w:rPr>
+        <w:t xml:space="preserve">, </w:t>
+      </w:r>
+      <w:r>
+        <w:rPr>
+          <w:lang w:val="id_ID" w:bidi="id_ID"/>
+        </w:rPr>
+        <w:t>Azariah</w:t>
+      </w:r>
+      <w:r>
+        <w:rPr>
+          <w:lang w:val="id_ID" w:bidi="id_ID"/>
+        </w:rPr>
+        <w:t xml:space="preserve">, </w:t>
+      </w:r>
+      <w:r>
+        <w:rPr>
+          <w:lang w:val="id_ID" w:bidi="id_ID"/>
+        </w:rPr>
+        <w:t>Babylon</w:t>
+      </w:r>
+      <w:r>
+        <w:rPr>
+          <w:lang w:val="id_ID" w:bidi="id_ID"/>
+        </w:rPr>
+        <w:t xml:space="preserve">, </w:t>
+      </w:r>
+      <w:r>
+        <w:rPr>
+          <w:lang w:val="id_ID" w:bidi="id_ID"/>
+        </w:rPr>
+        <w:t>Hananiah</w:t>
+      </w:r>
+      <w:r>
+        <w:rPr>
+          <w:lang w:val="id_ID" w:bidi="id_ID"/>
+        </w:rPr>
+        <w:t xml:space="preserve">, </w:t>
+      </w:r>
+      <w:r>
+        <w:rPr>
+          <w:lang w:val="id_ID" w:bidi="id_ID"/>
+        </w:rPr>
+        <w:t>Mishael</w:t>
+      </w:r>
+      <w:r>
+        <w:rPr>
+          <w:lang w:val="id_ID" w:bidi="id_ID"/>
+        </w:rPr>
+        <w:t>)</w:t>
+      </w:r>
+    </w:p>
+    <w:p>
+      <w:pPr>
+        <w:pStyle w:val="Heading3"/>
+      </w:pPr>
+      <w:r>
+        <w:rPr>
+          <w:lang w:val="id_ID" w:bidi="id_ID"/>
+        </w:rPr>
+        <w:t>Referensi Alkitab:</w:t>
+      </w:r>
+    </w:p>
+    <w:p>
+      <w:pPr>
+        <w:pStyle w:val="ListBullet"/>
+        <w:spacing w:line="240" w:lineRule="auto"/>
+        <w:ind w:left="720"/>
+      </w:pPr>
+      <w:r>
+        <w:rPr>
+          <w:lang w:val="id_ID" w:bidi="id_ID"/>
+        </w:rPr>
+      </w:r>
+      <w:r>
+        <w:rPr>
+          <w:lang w:val="id_ID" w:bidi="id_ID"/>
+        </w:rPr>
+        <w:t>1 Tawarikh 6:15</w:t>
+      </w:r>
+    </w:p>
+    <w:p>
+      <w:pPr>
+        <w:pStyle w:val="ListBullet"/>
+        <w:spacing w:line="240" w:lineRule="auto"/>
+        <w:ind w:left="720"/>
+      </w:pPr>
+      <w:r>
+        <w:rPr>
+          <w:lang w:val="id_ID" w:bidi="id_ID"/>
+        </w:rPr>
+      </w:r>
+      <w:r>
+        <w:rPr>
+          <w:lang w:val="id_ID" w:bidi="id_ID"/>
+        </w:rPr>
+        <w:t>2 Raja-raja 25:1–3</w:t>
+      </w:r>
+    </w:p>
+    <w:p>
+      <w:pPr>
+        <w:pStyle w:val="ListBullet"/>
+        <w:spacing w:line="240" w:lineRule="auto"/>
+        <w:ind w:left="720"/>
+      </w:pPr>
+      <w:r>
+        <w:rPr>
+          <w:lang w:val="id_ID" w:bidi="id_ID"/>
+        </w:rPr>
+      </w:r>
+      <w:r>
+        <w:rPr>
+          <w:lang w:val="id_ID" w:bidi="id_ID"/>
+        </w:rPr>
+        <w:t>Daniel 1:2</w:t>
+      </w:r>
+    </w:p>
+    <w:p>
+      <w:pPr>
+        <w:pStyle w:val="ListBullet"/>
+        <w:spacing w:line="240" w:lineRule="auto"/>
+        <w:ind w:left="720"/>
+      </w:pPr>
+      <w:r>
+        <w:rPr>
+          <w:lang w:val="id_ID" w:bidi="id_ID"/>
+        </w:rPr>
+      </w:r>
+      <w:r>
+        <w:rPr>
+          <w:lang w:val="id_ID" w:bidi="id_ID"/>
+        </w:rPr>
+        <w:t>Daniel 4:4</w:t>
+      </w:r>
+    </w:p>
+    <w:p>
+      <w:pPr>
+        <w:pStyle w:val="ListBullet"/>
+        <w:spacing w:line="240" w:lineRule="auto"/>
+        <w:ind w:left="720"/>
+      </w:pPr>
+      <w:r>
+        <w:rPr>
+          <w:lang w:val="id_ID" w:bidi="id_ID"/>
+        </w:rPr>
+      </w:r>
+      <w:r>
+        <w:rPr>
+          <w:lang w:val="id_ID" w:bidi="id_ID"/>
+        </w:rPr>
+        <w:t>Yehezkiel 26:8</w:t>
+      </w:r>
+    </w:p>
+    <w:p>
+      <w:pPr>
+        <w:pStyle w:val="Heading3"/>
+      </w:pPr>
+      <w:r>
+        <w:rPr>
+          <w:lang w:val="id_ID" w:bidi="id_ID"/>
+        </w:rPr>
+        <w:t>Contoh dari Kisah Alkitab:</w:t>
+      </w:r>
+    </w:p>
+    <w:p>
+      <w:pPr>
+        <w:pStyle w:val="ListBullet"/>
+        <w:spacing w:line="240" w:lineRule="auto"/>
+        <w:ind w:left="720"/>
+      </w:pPr>
+      <w:r>
+        <w:rPr>
+          <w:lang w:val="id_ID" w:bidi="id_ID"/>
+        </w:rPr>
+      </w:r>
+      <w:r>
+        <w:rPr>
+          <w:b/>
+          <w:lang w:val="id_ID" w:bidi="id_ID"/>
+        </w:rPr>
+        <w:t>20:6</w:t>
+      </w:r>
+      <w:r>
+        <w:rPr>
+          <w:lang w:val="id_ID" w:bidi="id_ID"/>
+        </w:rPr>
+        <w:t xml:space="preserve"> Sekitar 100 tahun setelah Asyur menghancurkan kerajaan Israel, Tuhan mengutus </w:t>
+      </w:r>
+      <w:r>
+        <w:rPr>
+          <w:b/>
+          <w:lang w:val="id_ID" w:bidi="id_ID"/>
+        </w:rPr>
+        <w:t>Nebukadnezar</w:t>
+      </w:r>
+      <w:r>
+        <w:rPr>
+          <w:lang w:val="id_ID" w:bidi="id_ID"/>
+        </w:rPr>
+        <w:t>, raja Babilonia, untuk menyerang kerajaan dari Yehuda.</w:t>
+      </w:r>
+    </w:p>
+    <w:p>
+      <w:pPr>
+        <w:pStyle w:val="ListBullet"/>
+        <w:spacing w:line="240" w:lineRule="auto"/>
+        <w:ind w:left="720"/>
+      </w:pPr>
+      <w:r>
+        <w:rPr>
+          <w:lang w:val="id_ID" w:bidi="id_ID"/>
+        </w:rPr>
+      </w:r>
+      <w:r>
+        <w:rPr>
+          <w:b/>
+          <w:lang w:val="id_ID" w:bidi="id_ID"/>
+        </w:rPr>
+        <w:t>20:6</w:t>
+      </w:r>
+      <w:r>
+        <w:rPr>
+          <w:lang w:val="id_ID" w:bidi="id_ID"/>
+        </w:rPr>
+        <w:t xml:space="preserve"> Raja Yehuda setuju untuk menjadi budak </w:t>
+      </w:r>
+      <w:r>
+        <w:rPr>
+          <w:b/>
+          <w:lang w:val="id_ID" w:bidi="id_ID"/>
+        </w:rPr>
+        <w:t>Nebukadnezar</w:t>
+      </w:r>
+      <w:r>
+        <w:rPr>
+          <w:lang w:val="id_ID" w:bidi="id_ID"/>
+        </w:rPr>
+        <w:t xml:space="preserve"> dan membayarnya banyak uang setiap tahun.</w:t>
+      </w:r>
+    </w:p>
+    <w:p>
+      <w:pPr>
+        <w:pStyle w:val="ListBullet"/>
+        <w:spacing w:line="240" w:lineRule="auto"/>
+        <w:ind w:left="720"/>
+      </w:pPr>
+      <w:r>
+        <w:rPr>
+          <w:lang w:val="id_ID" w:bidi="id_ID"/>
+        </w:rPr>
+      </w:r>
+      <w:r>
+        <w:rPr>
+          <w:b/>
+          <w:lang w:val="id_ID" w:bidi="id_ID"/>
+        </w:rPr>
+        <w:t>20:8</w:t>
+      </w:r>
+      <w:r>
+        <w:rPr>
+          <w:lang w:val="id_ID" w:bidi="id_ID"/>
+        </w:rPr>
+        <w:t xml:space="preserve"> Untuk menghukum raja Yehuda karena memberontak, tentara </w:t>
+      </w:r>
+      <w:r>
+        <w:rPr>
+          <w:b/>
+          <w:lang w:val="id_ID" w:bidi="id_ID"/>
+        </w:rPr>
+        <w:t>Nebukadnezar</w:t>
+      </w:r>
+      <w:r>
+        <w:rPr>
+          <w:lang w:val="id_ID" w:bidi="id_ID"/>
+        </w:rPr>
+        <w:t xml:space="preserve"> membunuh putra raja di depannya dan kemudian menjadikannya buta.</w:t>
+      </w:r>
+    </w:p>
+    <w:p>
+      <w:pPr>
+        <w:pStyle w:val="ListBullet"/>
+        <w:spacing w:line="240" w:lineRule="auto"/>
+        <w:ind w:left="720"/>
+      </w:pPr>
+      <w:r>
+        <w:rPr>
+          <w:lang w:val="id_ID" w:bidi="id_ID"/>
+        </w:rPr>
+      </w:r>
+      <w:r>
+        <w:rPr>
+          <w:b/>
+          <w:lang w:val="id_ID" w:bidi="id_ID"/>
+        </w:rPr>
+        <w:t>20:9</w:t>
+      </w:r>
+      <w:r>
+        <w:rPr>
+          <w:lang w:val="id_ID" w:bidi="id_ID"/>
+        </w:rPr>
+        <w:t xml:space="preserve"> </w:t>
+      </w:r>
+      <w:r>
+        <w:rPr>
+          <w:b/>
+          <w:lang w:val="id_ID" w:bidi="id_ID"/>
+        </w:rPr>
+        <w:t>Nebukadnezar</w:t>
+      </w:r>
+      <w:r>
+        <w:rPr>
+          <w:lang w:val="id_ID" w:bidi="id_ID"/>
+        </w:rPr>
+        <w:t xml:space="preserve"> dan pasukannya membawa hampir seluruh rakyat kerajaan Yehuda ke Babilonia, hanya menyisakan orang-orang termiskin saja yang tinggal untuk menanami ladang.</w:t>
+      </w:r>
+    </w:p>
+    <w:p>
+      <w:pPr>
+        <w:pStyle w:val="Heading3"/>
+      </w:pPr>
+      <w:r>
+        <w:rPr>
+          <w:lang w:val="id_ID" w:bidi="id_ID"/>
+        </w:rPr>
+        <w:t>Data Kata:</w:t>
+      </w:r>
+    </w:p>
+    <w:p>
+      <w:pPr>
+        <w:pStyle w:val="ListBullet"/>
+        <w:spacing w:line="240" w:lineRule="auto"/>
+        <w:ind w:left="720"/>
+      </w:pPr>
+      <w:r>
+        <w:rPr>
+          <w:lang w:val="id_ID" w:bidi="id_ID"/>
+        </w:rPr>
+      </w:r>
+      <w:r>
+        <w:rPr>
+          <w:lang w:val="id_ID" w:bidi="id_ID"/>
+        </w:rPr>
+        <w:t>Strong’s: H5019, H5020</w:t>
+      </w:r>
+      <w:r>
+        <w:rPr>
+          <w:lang w:val="id_ID" w:bidi="id_ID"/>
+        </w:rPr>
+      </w:r>
+      <w:r>
+        <w:rPr>
+          <w:lang w:val="id_ID" w:bidi="id_ID"/>
+        </w:rPr>
+      </w:r>
+    </w:p>
+    <w:p>
+      <w:pPr/>
+      <w:r>
+        <w:rPr>
+          <w:lang w:val="id_ID" w:bidi="id_ID"/>
+        </w:rPr>
+      </w:r>
+    </w:p>
+    <w:p>
+      <w:pPr>
+        <w:pStyle w:val="Heading2"/>
+      </w:pPr>
+      <w:r>
+        <w:rPr>
+          <w:lang w:val="id_ID" w:bidi="id_ID"/>
+        </w:rPr>
+        <w:t>Negev</w:t>
+      </w:r>
+      <w:r>
+        <w:rPr>
+          <w:lang w:val="id_ID" w:bidi="id_ID"/>
+        </w:rPr>
+      </w:r>
+    </w:p>
+    <w:p>
+      <w:pPr>
+        <w:pStyle w:val="Heading3"/>
+      </w:pPr>
+      <w:r>
+        <w:rPr>
+          <w:lang w:val="id_ID" w:bidi="id_ID"/>
+        </w:rPr>
+        <w:t>Fakta-fakta:</w:t>
+      </w:r>
+    </w:p>
+    <w:p>
+      <w:pPr/>
+      <w:r>
+        <w:rPr>
+          <w:lang w:val="id_ID" w:bidi="id_ID"/>
+        </w:rPr>
+      </w:r>
+      <w:r>
+        <w:rPr>
+          <w:lang w:val="id_ID" w:bidi="id_ID"/>
+        </w:rPr>
+        <w:t>Negev adalah wilayah gurun di bagian selatan Israel, barat daya Laut Asin.</w:t>
+      </w:r>
+    </w:p>
+    <w:p>
+      <w:pPr>
+        <w:pStyle w:val="ListBullet"/>
+        <w:spacing w:line="240" w:lineRule="auto"/>
+        <w:ind w:left="720"/>
+      </w:pPr>
+      <w:r>
+        <w:rPr>
+          <w:lang w:val="id_ID" w:bidi="id_ID"/>
+        </w:rPr>
+      </w:r>
+      <w:r>
+        <w:rPr>
+          <w:lang w:val="id_ID" w:bidi="id_ID"/>
+        </w:rPr>
+        <w:t>Kata aslinya berarti “Selatan”, dan beberapa versi bahasa Inggris menerjemahkannya seperti ini.</w:t>
+      </w:r>
+    </w:p>
+    <w:p>
+      <w:pPr>
+        <w:pStyle w:val="ListBullet"/>
+        <w:spacing w:line="240" w:lineRule="auto"/>
+        <w:ind w:left="720"/>
+      </w:pPr>
+      <w:r>
+        <w:rPr>
+          <w:lang w:val="id_ID" w:bidi="id_ID"/>
+        </w:rPr>
+      </w:r>
+      <w:r>
+        <w:rPr>
+          <w:lang w:val="id_ID" w:bidi="id_ID"/>
+        </w:rPr>
+        <w:t>Bisa jadi “Selatan” tidak terletak di tempat Gurun Negev saat ini.</w:t>
+      </w:r>
+    </w:p>
+    <w:p>
+      <w:pPr>
+        <w:pStyle w:val="ListBullet"/>
+        <w:spacing w:line="240" w:lineRule="auto"/>
+        <w:ind w:left="720"/>
+      </w:pPr>
+      <w:r>
+        <w:rPr>
+          <w:lang w:val="id_ID" w:bidi="id_ID"/>
+        </w:rPr>
+      </w:r>
+      <w:r>
+        <w:rPr>
+          <w:lang w:val="id_ID" w:bidi="id_ID"/>
+        </w:rPr>
+        <w:t>Ketika Abraham tinggal di kota Kadesh, dia berada di Negev atau wilayah selatan.</w:t>
+      </w:r>
+    </w:p>
+    <w:p>
+      <w:pPr>
+        <w:pStyle w:val="ListBullet"/>
+        <w:spacing w:line="240" w:lineRule="auto"/>
+        <w:ind w:left="720"/>
+      </w:pPr>
+      <w:r>
+        <w:rPr>
+          <w:lang w:val="id_ID" w:bidi="id_ID"/>
+        </w:rPr>
+      </w:r>
+      <w:r>
+        <w:rPr>
+          <w:lang w:val="id_ID" w:bidi="id_ID"/>
+        </w:rPr>
+        <w:t>Ishak tinggal di Negev ketika Ribka melakukan perjalanan untuk menemuinya dan menjadi istrinya.</w:t>
+      </w:r>
+    </w:p>
+    <w:p>
+      <w:pPr>
+        <w:pStyle w:val="ListBullet"/>
+        <w:spacing w:line="240" w:lineRule="auto"/>
+        <w:ind w:left="720"/>
+      </w:pPr>
+      <w:r>
+        <w:rPr>
+          <w:lang w:val="id_ID" w:bidi="id_ID"/>
+        </w:rPr>
+      </w:r>
+      <w:r>
+        <w:rPr>
+          <w:lang w:val="id_ID" w:bidi="id_ID"/>
+        </w:rPr>
+        <w:t>Suku Yahudi yaitu Yehuda dan Simeon tinggal di wilayah selatan ini.</w:t>
+      </w:r>
+    </w:p>
+    <w:p>
+      <w:pPr>
+        <w:pStyle w:val="ListBullet"/>
+        <w:spacing w:line="240" w:lineRule="auto"/>
+        <w:ind w:left="720"/>
+      </w:pPr>
+      <w:r>
+        <w:rPr>
+          <w:lang w:val="id_ID" w:bidi="id_ID"/>
+        </w:rPr>
+      </w:r>
+      <w:r>
+        <w:rPr>
+          <w:lang w:val="id_ID" w:bidi="id_ID"/>
+        </w:rPr>
+        <w:t>Kota terbesar di wilayah Negev adalah Bersyeba.</w:t>
+      </w:r>
+    </w:p>
+    <w:p>
+      <w:pPr/>
+      <w:r>
+        <w:rPr>
+          <w:lang w:val="id_ID" w:bidi="id_ID"/>
+        </w:rPr>
+      </w:r>
+      <w:r>
+        <w:rPr>
+          <w:lang w:val="id_ID" w:bidi="id_ID"/>
+        </w:rPr>
+        <w:t>(Saran Penerjemahan: How to Translate Names)</w:t>
+      </w:r>
+    </w:p>
+    <w:p>
+      <w:pPr/>
+      <w:r>
+        <w:rPr>
+          <w:lang w:val="id_ID" w:bidi="id_ID"/>
+        </w:rPr>
+      </w:r>
+      <w:r>
+        <w:rPr>
+          <w:lang w:val="id_ID" w:bidi="id_ID"/>
+        </w:rPr>
+        <w:t xml:space="preserve">(Lihat juga: </w:t>
+      </w:r>
+      <w:r>
+        <w:rPr>
+          <w:lang w:val="id_ID" w:bidi="id_ID"/>
+        </w:rPr>
+        <w:t>Abraham</w:t>
+      </w:r>
+      <w:r>
+        <w:rPr>
+          <w:lang w:val="id_ID" w:bidi="id_ID"/>
+        </w:rPr>
+        <w:t xml:space="preserve">, </w:t>
+      </w:r>
+      <w:r>
+        <w:rPr>
+          <w:lang w:val="id_ID" w:bidi="id_ID"/>
+        </w:rPr>
+        <w:t>Beersheba</w:t>
+      </w:r>
+      <w:r>
+        <w:rPr>
+          <w:lang w:val="id_ID" w:bidi="id_ID"/>
+        </w:rPr>
+        <w:t xml:space="preserve">, </w:t>
+      </w:r>
+      <w:r>
+        <w:rPr>
+          <w:lang w:val="id_ID" w:bidi="id_ID"/>
+        </w:rPr>
+        <w:t>Israel</w:t>
+      </w:r>
+      <w:r>
+        <w:rPr>
+          <w:lang w:val="id_ID" w:bidi="id_ID"/>
+        </w:rPr>
+        <w:t xml:space="preserve">, </w:t>
+      </w:r>
+      <w:r>
+        <w:rPr>
+          <w:lang w:val="id_ID" w:bidi="id_ID"/>
+        </w:rPr>
+        <w:t>Judah</w:t>
+      </w:r>
+      <w:r>
+        <w:rPr>
+          <w:lang w:val="id_ID" w:bidi="id_ID"/>
+        </w:rPr>
+        <w:t xml:space="preserve">, </w:t>
+      </w:r>
+      <w:r>
+        <w:rPr>
+          <w:lang w:val="id_ID" w:bidi="id_ID"/>
+        </w:rPr>
+        <w:t>Kadesh</w:t>
+      </w:r>
+      <w:r>
+        <w:rPr>
+          <w:lang w:val="id_ID" w:bidi="id_ID"/>
+        </w:rPr>
+        <w:t xml:space="preserve">, </w:t>
+      </w:r>
+      <w:r>
+        <w:rPr>
+          <w:lang w:val="id_ID" w:bidi="id_ID"/>
+        </w:rPr>
+        <w:t>Salt Sea</w:t>
+      </w:r>
+      <w:r>
+        <w:rPr>
+          <w:lang w:val="id_ID" w:bidi="id_ID"/>
+        </w:rPr>
+        <w:t xml:space="preserve">, </w:t>
+      </w:r>
+      <w:r>
+        <w:rPr>
+          <w:lang w:val="id_ID" w:bidi="id_ID"/>
+        </w:rPr>
+        <w:t>Simeon</w:t>
+      </w:r>
+      <w:r>
+        <w:rPr>
+          <w:lang w:val="id_ID" w:bidi="id_ID"/>
+        </w:rPr>
+        <w:t>)</w:t>
+      </w:r>
+    </w:p>
+    <w:p>
+      <w:pPr>
+        <w:pStyle w:val="Heading3"/>
+      </w:pPr>
+      <w:r>
+        <w:rPr>
+          <w:lang w:val="id_ID" w:bidi="id_ID"/>
+        </w:rPr>
+        <w:t>Bible References:</w:t>
+      </w:r>
+    </w:p>
+    <w:p>
+      <w:pPr>
+        <w:pStyle w:val="ListBullet"/>
+        <w:spacing w:line="240" w:lineRule="auto"/>
+        <w:ind w:left="720"/>
+      </w:pPr>
+      <w:r>
+        <w:rPr>
+          <w:lang w:val="id_ID" w:bidi="id_ID"/>
+        </w:rPr>
+      </w:r>
+      <w:r>
+        <w:rPr>
+          <w:lang w:val="id_ID" w:bidi="id_ID"/>
+        </w:rPr>
+        <w:t>Kejadian 12:9</w:t>
+      </w:r>
+    </w:p>
+    <w:p>
+      <w:pPr>
+        <w:pStyle w:val="ListBullet"/>
+        <w:spacing w:line="240" w:lineRule="auto"/>
+        <w:ind w:left="720"/>
+      </w:pPr>
+      <w:r>
+        <w:rPr>
+          <w:lang w:val="id_ID" w:bidi="id_ID"/>
+        </w:rPr>
+      </w:r>
+      <w:r>
+        <w:rPr>
+          <w:lang w:val="id_ID" w:bidi="id_ID"/>
+        </w:rPr>
+        <w:t>Kejadian 20:1–3</w:t>
+      </w:r>
+    </w:p>
+    <w:p>
+      <w:pPr>
+        <w:pStyle w:val="ListBullet"/>
+        <w:spacing w:line="240" w:lineRule="auto"/>
+        <w:ind w:left="720"/>
+      </w:pPr>
+      <w:r>
+        <w:rPr>
+          <w:lang w:val="id_ID" w:bidi="id_ID"/>
+        </w:rPr>
+      </w:r>
+      <w:r>
+        <w:rPr>
+          <w:lang w:val="id_ID" w:bidi="id_ID"/>
+        </w:rPr>
+        <w:t>Kejadian 24:62</w:t>
+      </w:r>
+    </w:p>
+    <w:p>
+      <w:pPr>
+        <w:pStyle w:val="ListBullet"/>
+        <w:spacing w:line="240" w:lineRule="auto"/>
+        <w:ind w:left="720"/>
+      </w:pPr>
+      <w:r>
+        <w:rPr>
+          <w:lang w:val="id_ID" w:bidi="id_ID"/>
+        </w:rPr>
+      </w:r>
+      <w:r>
+        <w:rPr>
+          <w:lang w:val="id_ID" w:bidi="id_ID"/>
+        </w:rPr>
+        <w:t>Yosua 3:14–16</w:t>
+      </w:r>
+    </w:p>
+    <w:p>
+      <w:pPr>
+        <w:pStyle w:val="ListBullet"/>
+        <w:spacing w:line="240" w:lineRule="auto"/>
+        <w:ind w:left="720"/>
+      </w:pPr>
+      <w:r>
+        <w:rPr>
+          <w:lang w:val="id_ID" w:bidi="id_ID"/>
+        </w:rPr>
+      </w:r>
+      <w:r>
+        <w:rPr>
+          <w:lang w:val="id_ID" w:bidi="id_ID"/>
+        </w:rPr>
+        <w:t>Bilangan 13:17–20</w:t>
+      </w:r>
+    </w:p>
+    <w:p>
+      <w:pPr>
+        <w:pStyle w:val="Heading3"/>
+      </w:pPr>
+      <w:r>
+        <w:rPr>
+          <w:lang w:val="id_ID" w:bidi="id_ID"/>
+        </w:rPr>
+        <w:t>Data Kata:</w:t>
+      </w:r>
+    </w:p>
+    <w:p>
+      <w:pPr>
+        <w:pStyle w:val="ListBullet"/>
+        <w:spacing w:line="240" w:lineRule="auto"/>
+        <w:ind w:left="720"/>
+      </w:pPr>
+      <w:r>
+        <w:rPr>
+          <w:lang w:val="id_ID" w:bidi="id_ID"/>
+        </w:rPr>
+      </w:r>
+      <w:r>
+        <w:rPr>
+          <w:lang w:val="id_ID" w:bidi="id_ID"/>
+        </w:rPr>
+        <w:t>Strong’s: H5045, H6160</w:t>
+      </w:r>
+      <w:r>
+        <w:rPr>
+          <w:lang w:val="id_ID" w:bidi="id_ID"/>
+        </w:rPr>
+      </w:r>
+      <w:r>
+        <w:rPr>
+          <w:lang w:val="id_ID" w:bidi="id_ID"/>
+        </w:rPr>
+      </w:r>
+    </w:p>
+    <w:p>
+      <w:pPr/>
+      <w:r>
+        <w:rPr>
+          <w:lang w:val="id_ID" w:bidi="id_ID"/>
+        </w:rPr>
+      </w:r>
+    </w:p>
+    <w:p>
+      <w:pPr>
+        <w:pStyle w:val="Heading2"/>
+      </w:pPr>
+      <w:r>
+        <w:rPr>
+          <w:lang w:val="id_ID" w:bidi="id_ID"/>
+        </w:rPr>
+        <w:t>Nehemia</w:t>
+      </w:r>
+      <w:r>
+        <w:rPr>
+          <w:lang w:val="id_ID" w:bidi="id_ID"/>
+        </w:rPr>
+      </w:r>
+    </w:p>
+    <w:p>
+      <w:pPr>
+        <w:pStyle w:val="Heading3"/>
+      </w:pPr>
+      <w:r>
+        <w:rPr>
+          <w:lang w:val="id_ID" w:bidi="id_ID"/>
+        </w:rPr>
+        <w:t>Fakta-fakta:</w:t>
+      </w:r>
+    </w:p>
+    <w:p>
+      <w:pPr/>
+      <w:r>
+        <w:rPr>
+          <w:lang w:val="id_ID" w:bidi="id_ID"/>
+        </w:rPr>
+      </w:r>
+      <w:r>
+        <w:rPr>
+          <w:lang w:val="id_ID" w:bidi="id_ID"/>
+        </w:rPr>
+        <w:t>Nehemia adalah seorang Israel yang dipaksa pindah ke kerajaan Babilonia ketika bangsa Israel dan Yehuda ditawan oleh Babilonia.</w:t>
+      </w:r>
+    </w:p>
+    <w:p>
+      <w:pPr>
+        <w:pStyle w:val="ListBullet"/>
+        <w:spacing w:line="240" w:lineRule="auto"/>
+        <w:ind w:left="720"/>
+      </w:pPr>
+      <w:r>
+        <w:rPr>
+          <w:lang w:val="id_ID" w:bidi="id_ID"/>
+        </w:rPr>
+      </w:r>
+      <w:r>
+        <w:rPr>
+          <w:lang w:val="id_ID" w:bidi="id_ID"/>
+        </w:rPr>
+        <w:t>Saat menjadi juru minuman raja Persia, Artaxerxes, Nehemia meminta izin kepada raja untuk kembali ke Yerusalem.</w:t>
+      </w:r>
+    </w:p>
+    <w:p>
+      <w:pPr>
+        <w:pStyle w:val="ListBullet"/>
+        <w:spacing w:line="240" w:lineRule="auto"/>
+        <w:ind w:left="720"/>
+      </w:pPr>
+      <w:r>
+        <w:rPr>
+          <w:lang w:val="id_ID" w:bidi="id_ID"/>
+        </w:rPr>
+      </w:r>
+      <w:r>
+        <w:rPr>
+          <w:lang w:val="id_ID" w:bidi="id_ID"/>
+        </w:rPr>
+        <w:t>Nehemia memimpin bangsa Israel membangun kembali tembok Yerusalem yang telah dihancurkan oleh bangsa Babilonia.</w:t>
+      </w:r>
+    </w:p>
+    <w:p>
+      <w:pPr>
+        <w:pStyle w:val="ListBullet"/>
+        <w:spacing w:line="240" w:lineRule="auto"/>
+        <w:ind w:left="720"/>
+      </w:pPr>
+      <w:r>
+        <w:rPr>
+          <w:lang w:val="id_ID" w:bidi="id_ID"/>
+        </w:rPr>
+      </w:r>
+      <w:r>
+        <w:rPr>
+          <w:lang w:val="id_ID" w:bidi="id_ID"/>
+        </w:rPr>
+        <w:t>Selama dua belas tahun Nehemia menjadi gubernur Yerusalem sebelum mengembalikannya ke istana raja.</w:t>
+      </w:r>
+    </w:p>
+    <w:p>
+      <w:pPr>
+        <w:pStyle w:val="ListBullet"/>
+        <w:spacing w:line="240" w:lineRule="auto"/>
+        <w:ind w:left="720"/>
+      </w:pPr>
+      <w:r>
+        <w:rPr>
+          <w:lang w:val="id_ID" w:bidi="id_ID"/>
+        </w:rPr>
+      </w:r>
+      <w:r>
+        <w:rPr>
+          <w:lang w:val="id_ID" w:bidi="id_ID"/>
+        </w:rPr>
+        <w:t>Kitab Nehemia di Perjanjian Lama menceritakan kisah pekerjaan Nehemia dalam membangun kembali tembok dan pemerintahannya atas orang-orang di Yerusalem.</w:t>
+      </w:r>
+    </w:p>
+    <w:p>
+      <w:pPr>
+        <w:pStyle w:val="ListBullet"/>
+        <w:spacing w:line="240" w:lineRule="auto"/>
+        <w:ind w:left="720"/>
+      </w:pPr>
+      <w:r>
+        <w:rPr>
+          <w:lang w:val="id_ID" w:bidi="id_ID"/>
+        </w:rPr>
+      </w:r>
+      <w:r>
+        <w:rPr>
+          <w:lang w:val="id_ID" w:bidi="id_ID"/>
+        </w:rPr>
+        <w:t>Ada juga orang yang lain yang bernama Nehemia di Perjanjian Lama. Biasanya nama bapaknya ditambahkan, untuk membedakan Nehemia mana yang dibicarakan.</w:t>
+      </w:r>
+    </w:p>
+    <w:p>
+      <w:pPr/>
+      <w:r>
+        <w:rPr>
+          <w:lang w:val="id_ID" w:bidi="id_ID"/>
+        </w:rPr>
+      </w:r>
+      <w:r>
+        <w:rPr>
+          <w:lang w:val="id_ID" w:bidi="id_ID"/>
+        </w:rPr>
+        <w:t>(Saran Penerjemahan: How to Translate Names)</w:t>
+      </w:r>
+    </w:p>
+    <w:p>
+      <w:pPr/>
+      <w:r>
+        <w:rPr>
+          <w:lang w:val="id_ID" w:bidi="id_ID"/>
+        </w:rPr>
+      </w:r>
+      <w:r>
+        <w:rPr>
+          <w:lang w:val="id_ID" w:bidi="id_ID"/>
+        </w:rPr>
+        <w:t xml:space="preserve">(Lihat juga: </w:t>
+      </w:r>
+      <w:r>
+        <w:rPr>
+          <w:lang w:val="id_ID" w:bidi="id_ID"/>
+        </w:rPr>
+        <w:t>Artaxerxes</w:t>
+      </w:r>
+      <w:r>
+        <w:rPr>
+          <w:lang w:val="id_ID" w:bidi="id_ID"/>
+        </w:rPr>
+        <w:t xml:space="preserve">, </w:t>
+      </w:r>
+      <w:r>
+        <w:rPr>
+          <w:lang w:val="id_ID" w:bidi="id_ID"/>
+        </w:rPr>
+        <w:t>Babylon</w:t>
+      </w:r>
+      <w:r>
+        <w:rPr>
+          <w:lang w:val="id_ID" w:bidi="id_ID"/>
+        </w:rPr>
+        <w:t xml:space="preserve">, </w:t>
+      </w:r>
+      <w:r>
+        <w:rPr>
+          <w:lang w:val="id_ID" w:bidi="id_ID"/>
+        </w:rPr>
+        <w:t>Jerusalem</w:t>
+      </w:r>
+      <w:r>
+        <w:rPr>
+          <w:lang w:val="id_ID" w:bidi="id_ID"/>
+        </w:rPr>
+        <w:t>, son)</w:t>
+      </w:r>
+    </w:p>
+    <w:p>
+      <w:pPr>
+        <w:pStyle w:val="Heading3"/>
+      </w:pPr>
+      <w:r>
+        <w:rPr>
+          <w:lang w:val="id_ID" w:bidi="id_ID"/>
+        </w:rPr>
+        <w:t>Referensi Alkitab:</w:t>
+      </w:r>
+    </w:p>
+    <w:p>
+      <w:pPr>
+        <w:pStyle w:val="ListBullet"/>
+        <w:spacing w:line="240" w:lineRule="auto"/>
+        <w:ind w:left="720"/>
+      </w:pPr>
+      <w:r>
+        <w:rPr>
+          <w:lang w:val="id_ID" w:bidi="id_ID"/>
+        </w:rPr>
+      </w:r>
+      <w:r>
+        <w:rPr>
+          <w:lang w:val="id_ID" w:bidi="id_ID"/>
+        </w:rPr>
+        <w:t>Ezra 2:1–2</w:t>
+      </w:r>
+    </w:p>
+    <w:p>
+      <w:pPr>
+        <w:pStyle w:val="ListBullet"/>
+        <w:spacing w:line="240" w:lineRule="auto"/>
+        <w:ind w:left="720"/>
+      </w:pPr>
+      <w:r>
+        <w:rPr>
+          <w:lang w:val="id_ID" w:bidi="id_ID"/>
+        </w:rPr>
+      </w:r>
+      <w:r>
+        <w:rPr>
+          <w:lang w:val="id_ID" w:bidi="id_ID"/>
+        </w:rPr>
+        <w:t>Nehemia 1:2</w:t>
+      </w:r>
+    </w:p>
+    <w:p>
+      <w:pPr>
+        <w:pStyle w:val="ListBullet"/>
+        <w:spacing w:line="240" w:lineRule="auto"/>
+        <w:ind w:left="720"/>
+      </w:pPr>
+      <w:r>
+        <w:rPr>
+          <w:lang w:val="id_ID" w:bidi="id_ID"/>
+        </w:rPr>
+      </w:r>
+      <w:r>
+        <w:rPr>
+          <w:lang w:val="id_ID" w:bidi="id_ID"/>
+        </w:rPr>
+        <w:t>Nehemia 10:3</w:t>
+      </w:r>
+    </w:p>
+    <w:p>
+      <w:pPr>
+        <w:pStyle w:val="ListBullet"/>
+        <w:spacing w:line="240" w:lineRule="auto"/>
+        <w:ind w:left="720"/>
+      </w:pPr>
+      <w:r>
+        <w:rPr>
+          <w:lang w:val="id_ID" w:bidi="id_ID"/>
+        </w:rPr>
+      </w:r>
+      <w:r>
+        <w:rPr>
+          <w:lang w:val="id_ID" w:bidi="id_ID"/>
+        </w:rPr>
+        <w:t>Nehemia 12:46</w:t>
+      </w:r>
+    </w:p>
+    <w:p>
+      <w:pPr>
+        <w:pStyle w:val="Heading3"/>
+      </w:pPr>
+      <w:r>
+        <w:rPr>
+          <w:lang w:val="id_ID" w:bidi="id_ID"/>
+        </w:rPr>
+        <w:t>Data Kata:</w:t>
+      </w:r>
+    </w:p>
+    <w:p>
+      <w:pPr>
+        <w:pStyle w:val="ListBullet"/>
+        <w:spacing w:line="240" w:lineRule="auto"/>
+        <w:ind w:left="720"/>
+      </w:pPr>
+      <w:r>
+        <w:rPr>
+          <w:lang w:val="id_ID" w:bidi="id_ID"/>
+        </w:rPr>
+      </w:r>
+      <w:r>
+        <w:rPr>
+          <w:lang w:val="id_ID" w:bidi="id_ID"/>
+        </w:rPr>
+        <w:t>Strong’s: H5166</w:t>
+      </w:r>
+      <w:r>
+        <w:rPr>
+          <w:lang w:val="id_ID" w:bidi="id_ID"/>
+        </w:rPr>
+      </w:r>
+      <w:r>
+        <w:rPr>
+          <w:lang w:val="id_ID" w:bidi="id_ID"/>
+        </w:rPr>
+      </w:r>
+    </w:p>
+    <w:p>
+      <w:pPr/>
+      <w:r>
+        <w:rPr>
+          <w:lang w:val="id_ID" w:bidi="id_ID"/>
+        </w:rPr>
+      </w:r>
+    </w:p>
+    <w:p>
+      <w:pPr>
+        <w:pStyle w:val="Heading2"/>
+      </w:pPr>
+      <w:r>
+        <w:rPr>
+          <w:lang w:val="id_ID" w:bidi="id_ID"/>
+        </w:rPr>
+        <w:t>Neraka</w:t>
+      </w:r>
+      <w:r>
+        <w:rPr>
+          <w:lang w:val="id_ID" w:bidi="id_ID"/>
+        </w:rPr>
+      </w:r>
+    </w:p>
+    <w:p>
+      <w:pPr>
+        <w:pStyle w:val="Heading3"/>
+      </w:pPr>
+      <w:r>
+        <w:rPr>
+          <w:lang w:val="id_ID" w:bidi="id_ID"/>
+        </w:rPr>
         <w:t>Definisi:</w:t>
       </w:r>
     </w:p>
@@ -1903,79 +5482,144 @@
         <w:rPr>
           <w:lang w:val="id_ID" w:bidi="id_ID"/>
         </w:rPr>
-        <w:t>Nafsu adalah keinginan yang sangat kuat, biasanya dalam konteks menginginkan sesuatu yang berdosa atau tidak bermoral. Bernafsu adalah untuk memiliki nafsu.</w:t>
-      </w:r>
-    </w:p>
-    <w:p>
-      <w:pPr>
-        <w:pStyle w:val="ListBullet"/>
-        <w:spacing w:line="240" w:lineRule="auto"/>
-        <w:ind w:left="720"/>
-      </w:pPr>
-      <w:r>
-        <w:rPr>
-          <w:lang w:val="id_ID" w:bidi="id_ID"/>
-        </w:rPr>
-      </w:r>
-      <w:r>
-        <w:rPr>
-          <w:lang w:val="id_ID" w:bidi="id_ID"/>
-        </w:rPr>
-        <w:t>Di Alkitab, “nafsu” biasanya merujuk pada hasrat seksual seseorang selain pasangannya sendiri.</w:t>
-      </w:r>
-    </w:p>
-    <w:p>
-      <w:pPr>
-        <w:pStyle w:val="ListBullet"/>
-        <w:spacing w:line="240" w:lineRule="auto"/>
-        <w:ind w:left="720"/>
-      </w:pPr>
-      <w:r>
-        <w:rPr>
-          <w:lang w:val="id_ID" w:bidi="id_ID"/>
-        </w:rPr>
-      </w:r>
-      <w:r>
-        <w:rPr>
-          <w:lang w:val="id_ID" w:bidi="id_ID"/>
-        </w:rPr>
-        <w:t>Kadang-kadang istilah ini digunakan dalam arti kiasan untuk menyembah berhala-berhala.</w:t>
-      </w:r>
-    </w:p>
-    <w:p>
-      <w:pPr>
-        <w:pStyle w:val="ListBullet"/>
-        <w:spacing w:line="240" w:lineRule="auto"/>
-        <w:ind w:left="720"/>
-      </w:pPr>
-      <w:r>
-        <w:rPr>
-          <w:lang w:val="id_ID" w:bidi="id_ID"/>
-        </w:rPr>
-      </w:r>
-      <w:r>
-        <w:rPr>
-          <w:lang w:val="id_ID" w:bidi="id_ID"/>
-        </w:rPr>
-        <w:t>Tergantung konteksnya, “nafsu” dapat juga diterjemahkan sebagai “hasrat yang salah” atau “hasrat yang kuat” atau “hasrat seksual yang salah” atau “hasrat tidak bermoral yang kuat” atau untuk “hasrat yang sangat kuat untuk berdosa”.</w:t>
-      </w:r>
-    </w:p>
-    <w:p>
-      <w:pPr>
-        <w:pStyle w:val="ListBullet"/>
-        <w:spacing w:line="240" w:lineRule="auto"/>
-        <w:ind w:left="720"/>
-      </w:pPr>
-      <w:r>
-        <w:rPr>
-          <w:lang w:val="id_ID" w:bidi="id_ID"/>
-        </w:rPr>
-      </w:r>
-      <w:r>
-        <w:rPr>
-          <w:lang w:val="id_ID" w:bidi="id_ID"/>
-        </w:rPr>
-        <w:t>Bagian kalimat “menginginkan” dapat juga diterjemahkan sebagai “keinginan yang salah” atau untuk “berpikir tidak bermoral kepada” atau untuk “keinginan yang tidak bermoral”.</w:t>
+        <w:t>Neraka adalah tempat terakhir dari rasa sakit dan penderitaan yang tak berkesudahan di mana Tuhan akan menghukum semua orang yang memberontak terhadap-Nya dan menolak rencana-Nya untuk menyelamatkan mereka melalui pengorbanan Yesus. Neraka juga disebut sebagai "lautan api".</w:t>
+      </w:r>
+    </w:p>
+    <w:p>
+      <w:pPr>
+        <w:pStyle w:val="ListBullet"/>
+        <w:spacing w:line="240" w:lineRule="auto"/>
+        <w:ind w:left="720"/>
+      </w:pPr>
+      <w:r>
+        <w:rPr>
+          <w:lang w:val="id_ID" w:bidi="id_ID"/>
+        </w:rPr>
+      </w:r>
+      <w:r>
+        <w:rPr>
+          <w:lang w:val="id_ID" w:bidi="id_ID"/>
+        </w:rPr>
+        <w:t>Neraka digambarkan sebagai tempat api dan penderitaan yang berat.</w:t>
+      </w:r>
+    </w:p>
+    <w:p>
+      <w:pPr>
+        <w:pStyle w:val="ListBullet"/>
+        <w:spacing w:line="240" w:lineRule="auto"/>
+        <w:ind w:left="720"/>
+      </w:pPr>
+      <w:r>
+        <w:rPr>
+          <w:lang w:val="id_ID" w:bidi="id_ID"/>
+        </w:rPr>
+      </w:r>
+      <w:r>
+        <w:rPr>
+          <w:lang w:val="id_ID" w:bidi="id_ID"/>
+        </w:rPr>
+        <w:t>Setan dan roh-roh jahat yang mengikutinya akan dilemparkan ke dalam neraka untuk menjalani hukuman kekal.</w:t>
+      </w:r>
+    </w:p>
+    <w:p>
+      <w:pPr>
+        <w:pStyle w:val="ListBullet"/>
+        <w:spacing w:line="240" w:lineRule="auto"/>
+        <w:ind w:left="720"/>
+      </w:pPr>
+      <w:r>
+        <w:rPr>
+          <w:lang w:val="id_ID" w:bidi="id_ID"/>
+        </w:rPr>
+      </w:r>
+      <w:r>
+        <w:rPr>
+          <w:lang w:val="id_ID" w:bidi="id_ID"/>
+        </w:rPr>
+        <w:t>Orang-orang yang tidak percaya pada pengorbanan Yesus untuk dosa mereka dan tidak percaya kepada-Nya untuk menyelamatkan mereka, akan dihukum selamanya di neraka.</w:t>
+      </w:r>
+    </w:p>
+    <w:p>
+      <w:pPr>
+        <w:pStyle w:val="Heading3"/>
+      </w:pPr>
+      <w:r>
+        <w:rPr>
+          <w:lang w:val="id_ID" w:bidi="id_ID"/>
+        </w:rPr>
+        <w:t>Saran Penerjemahan:</w:t>
+      </w:r>
+    </w:p>
+    <w:p>
+      <w:pPr>
+        <w:pStyle w:val="ListBullet"/>
+        <w:spacing w:line="240" w:lineRule="auto"/>
+        <w:ind w:left="720"/>
+      </w:pPr>
+      <w:r>
+        <w:rPr>
+          <w:lang w:val="id_ID" w:bidi="id_ID"/>
+        </w:rPr>
+      </w:r>
+      <w:r>
+        <w:rPr>
+          <w:lang w:val="id_ID" w:bidi="id_ID"/>
+        </w:rPr>
+        <w:t>Istilah-istilah ini mungkin harus diterjemahkan secara berbeda karena muncul dalam konteks yang berbeda.</w:t>
+      </w:r>
+    </w:p>
+    <w:p>
+      <w:pPr>
+        <w:pStyle w:val="ListBullet"/>
+        <w:spacing w:line="240" w:lineRule="auto"/>
+        <w:ind w:left="720"/>
+      </w:pPr>
+      <w:r>
+        <w:rPr>
+          <w:lang w:val="id_ID" w:bidi="id_ID"/>
+        </w:rPr>
+      </w:r>
+      <w:r>
+        <w:rPr>
+          <w:lang w:val="id_ID" w:bidi="id_ID"/>
+        </w:rPr>
+        <w:t>Beberapa bahasa tidak dapat menggunakan kata "danau" dalam frasa "lautan api" karena kata tersebut mengacu pada air.</w:t>
+      </w:r>
+    </w:p>
+    <w:p>
+      <w:pPr>
+        <w:pStyle w:val="ListBullet"/>
+        <w:spacing w:line="240" w:lineRule="auto"/>
+        <w:ind w:left="720"/>
+      </w:pPr>
+      <w:r>
+        <w:rPr>
+          <w:lang w:val="id_ID" w:bidi="id_ID"/>
+        </w:rPr>
+      </w:r>
+      <w:r>
+        <w:rPr>
+          <w:lang w:val="id_ID" w:bidi="id_ID"/>
+        </w:rPr>
+        <w:t>Istilah "neraka" dapat diterjemahkan sebagai "tempat penderitaan" atau "tempat akhir dari kegelapan dan rasa sakit."</w:t>
+      </w:r>
+    </w:p>
+    <w:p>
+      <w:pPr>
+        <w:pStyle w:val="ListBullet"/>
+        <w:spacing w:line="240" w:lineRule="auto"/>
+        <w:ind w:left="720"/>
+      </w:pPr>
+      <w:r>
+        <w:rPr>
+          <w:lang w:val="id_ID" w:bidi="id_ID"/>
+        </w:rPr>
+      </w:r>
+      <w:r>
+        <w:rPr>
+          <w:lang w:val="id_ID" w:bidi="id_ID"/>
+        </w:rPr>
+        <w:t>Istilah "lautan api" juga dapat diterjemahkan sebagai "lautan api" atau "api (penderitaan) yang sangat besar" atau "ladang api."</w:t>
       </w:r>
     </w:p>
     <w:p>
@@ -1995,7 +5639,19 @@
         <w:rPr>
           <w:lang w:val="id_ID" w:bidi="id_ID"/>
         </w:rPr>
-        <w:t>pezinahan</w:t>
+        <w:t>sorga</w:t>
+      </w:r>
+      <w:r>
+        <w:rPr>
+          <w:lang w:val="id_ID" w:bidi="id_ID"/>
+        </w:rPr>
+        <w:t xml:space="preserve">, kematian, </w:t>
+      </w:r>
+      <w:r>
+        <w:rPr>
+          <w:lang w:val="id_ID" w:bidi="id_ID"/>
+        </w:rPr>
+        <w:t>Hades</w:t>
       </w:r>
       <w:r>
         <w:rPr>
@@ -2007,7 +5663,7 @@
         <w:rPr>
           <w:lang w:val="id_ID" w:bidi="id_ID"/>
         </w:rPr>
-        <w:t>berhala</w:t>
+        <w:t>jurang</w:t>
       </w:r>
       <w:r>
         <w:rPr>
@@ -2042,97 +5698,151 @@
         <w:rPr>
           <w:lang w:val="id_ID" w:bidi="id_ID"/>
         </w:rPr>
-        <w:t>1 Yohanes 2:16</w:t>
-      </w:r>
-    </w:p>
-    <w:p>
-      <w:pPr>
-        <w:pStyle w:val="ListBullet"/>
-        <w:spacing w:line="240" w:lineRule="auto"/>
-        <w:ind w:left="720"/>
-      </w:pPr>
-      <w:r>
-        <w:rPr>
-          <w:lang w:val="id_ID" w:bidi="id_ID"/>
-        </w:rPr>
-      </w:r>
-      <w:r>
-        <w:rPr>
-          <w:lang w:val="id_ID" w:bidi="id_ID"/>
-        </w:rPr>
-        <w:t>2 Timotius 2:22</w:t>
-      </w:r>
-    </w:p>
-    <w:p>
-      <w:pPr>
-        <w:pStyle w:val="ListBullet"/>
-        <w:spacing w:line="240" w:lineRule="auto"/>
-        <w:ind w:left="720"/>
-      </w:pPr>
-      <w:r>
-        <w:rPr>
-          <w:lang w:val="id_ID" w:bidi="id_ID"/>
-        </w:rPr>
-      </w:r>
-      <w:r>
-        <w:rPr>
-          <w:lang w:val="id_ID" w:bidi="id_ID"/>
-        </w:rPr>
-        <w:t>Galatia 5:16</w:t>
-      </w:r>
-    </w:p>
-    <w:p>
-      <w:pPr>
-        <w:pStyle w:val="ListBullet"/>
-        <w:spacing w:line="240" w:lineRule="auto"/>
-        <w:ind w:left="720"/>
-      </w:pPr>
-      <w:r>
-        <w:rPr>
-          <w:lang w:val="id_ID" w:bidi="id_ID"/>
-        </w:rPr>
-      </w:r>
-      <w:r>
-        <w:rPr>
-          <w:lang w:val="id_ID" w:bidi="id_ID"/>
-        </w:rPr>
-        <w:t>Galatia 5:19–21</w:t>
-      </w:r>
-    </w:p>
-    <w:p>
-      <w:pPr>
-        <w:pStyle w:val="ListBullet"/>
-        <w:spacing w:line="240" w:lineRule="auto"/>
-        <w:ind w:left="720"/>
-      </w:pPr>
-      <w:r>
-        <w:rPr>
-          <w:lang w:val="id_ID" w:bidi="id_ID"/>
-        </w:rPr>
-      </w:r>
-      <w:r>
-        <w:rPr>
-          <w:lang w:val="id_ID" w:bidi="id_ID"/>
-        </w:rPr>
-        <w:t>Kejadian 39:7–9</w:t>
-      </w:r>
-    </w:p>
-    <w:p>
-      <w:pPr>
-        <w:pStyle w:val="ListBullet"/>
-        <w:spacing w:line="240" w:lineRule="auto"/>
-        <w:ind w:left="720"/>
-      </w:pPr>
-      <w:r>
-        <w:rPr>
-          <w:lang w:val="id_ID" w:bidi="id_ID"/>
-        </w:rPr>
-      </w:r>
-      <w:r>
-        <w:rPr>
-          <w:lang w:val="id_ID" w:bidi="id_ID"/>
-        </w:rPr>
-        <w:t>Matius 5:28</w:t>
+        <w:t>Yakobus 3:6</w:t>
+      </w:r>
+    </w:p>
+    <w:p>
+      <w:pPr>
+        <w:pStyle w:val="ListBullet"/>
+        <w:spacing w:line="240" w:lineRule="auto"/>
+        <w:ind w:left="720"/>
+      </w:pPr>
+      <w:r>
+        <w:rPr>
+          <w:lang w:val="id_ID" w:bidi="id_ID"/>
+        </w:rPr>
+      </w:r>
+      <w:r>
+        <w:rPr>
+          <w:lang w:val="id_ID" w:bidi="id_ID"/>
+        </w:rPr>
+        <w:t>Lukas 12:5</w:t>
+      </w:r>
+    </w:p>
+    <w:p>
+      <w:pPr>
+        <w:pStyle w:val="ListBullet"/>
+        <w:spacing w:line="240" w:lineRule="auto"/>
+        <w:ind w:left="720"/>
+      </w:pPr>
+      <w:r>
+        <w:rPr>
+          <w:lang w:val="id_ID" w:bidi="id_ID"/>
+        </w:rPr>
+      </w:r>
+      <w:r>
+        <w:rPr>
+          <w:lang w:val="id_ID" w:bidi="id_ID"/>
+        </w:rPr>
+        <w:t>Markus 9:42–44</w:t>
+      </w:r>
+    </w:p>
+    <w:p>
+      <w:pPr>
+        <w:pStyle w:val="ListBullet"/>
+        <w:spacing w:line="240" w:lineRule="auto"/>
+        <w:ind w:left="720"/>
+      </w:pPr>
+      <w:r>
+        <w:rPr>
+          <w:lang w:val="id_ID" w:bidi="id_ID"/>
+        </w:rPr>
+      </w:r>
+      <w:r>
+        <w:rPr>
+          <w:lang w:val="id_ID" w:bidi="id_ID"/>
+        </w:rPr>
+        <w:t>Matius 5:21–22</w:t>
+      </w:r>
+    </w:p>
+    <w:p>
+      <w:pPr>
+        <w:pStyle w:val="ListBullet"/>
+        <w:spacing w:line="240" w:lineRule="auto"/>
+        <w:ind w:left="720"/>
+      </w:pPr>
+      <w:r>
+        <w:rPr>
+          <w:lang w:val="id_ID" w:bidi="id_ID"/>
+        </w:rPr>
+      </w:r>
+      <w:r>
+        <w:rPr>
+          <w:lang w:val="id_ID" w:bidi="id_ID"/>
+        </w:rPr>
+        <w:t>Matius 5:29</w:t>
+      </w:r>
+    </w:p>
+    <w:p>
+      <w:pPr>
+        <w:pStyle w:val="ListBullet"/>
+        <w:spacing w:line="240" w:lineRule="auto"/>
+        <w:ind w:left="720"/>
+      </w:pPr>
+      <w:r>
+        <w:rPr>
+          <w:lang w:val="id_ID" w:bidi="id_ID"/>
+        </w:rPr>
+      </w:r>
+      <w:r>
+        <w:rPr>
+          <w:lang w:val="id_ID" w:bidi="id_ID"/>
+        </w:rPr>
+        <w:t>Matius 10:28–31</w:t>
+      </w:r>
+    </w:p>
+    <w:p>
+      <w:pPr>
+        <w:pStyle w:val="ListBullet"/>
+        <w:spacing w:line="240" w:lineRule="auto"/>
+        <w:ind w:left="720"/>
+      </w:pPr>
+      <w:r>
+        <w:rPr>
+          <w:lang w:val="id_ID" w:bidi="id_ID"/>
+        </w:rPr>
+      </w:r>
+      <w:r>
+        <w:rPr>
+          <w:lang w:val="id_ID" w:bidi="id_ID"/>
+        </w:rPr>
+        <w:t>Matius 23:33</w:t>
+      </w:r>
+    </w:p>
+    <w:p>
+      <w:pPr>
+        <w:pStyle w:val="ListBullet"/>
+        <w:spacing w:line="240" w:lineRule="auto"/>
+        <w:ind w:left="720"/>
+      </w:pPr>
+      <w:r>
+        <w:rPr>
+          <w:lang w:val="id_ID" w:bidi="id_ID"/>
+        </w:rPr>
+      </w:r>
+      <w:r>
+        <w:rPr>
+          <w:lang w:val="id_ID" w:bidi="id_ID"/>
+        </w:rPr>
+        <w:t>Matius 25:41–43</w:t>
+      </w:r>
+    </w:p>
+    <w:p>
+      <w:pPr>
+        <w:pStyle w:val="ListBullet"/>
+        <w:spacing w:line="240" w:lineRule="auto"/>
+        <w:ind w:left="720"/>
+      </w:pPr>
+      <w:r>
+        <w:rPr>
+          <w:lang w:val="id_ID" w:bidi="id_ID"/>
+        </w:rPr>
+      </w:r>
+      <w:r>
+        <w:rPr>
+          <w:lang w:val="id_ID" w:bidi="id_ID"/>
+        </w:rPr>
+        <w:t>Wahyu 20:15</w:t>
       </w:r>
     </w:p>
     <w:p>
@@ -2143,6 +5853,93 @@
         <w:rPr>
           <w:lang w:val="id_ID" w:bidi="id_ID"/>
         </w:rPr>
+        <w:t>Contoh dari Kisah-kisah Alkitab:</w:t>
+      </w:r>
+    </w:p>
+    <w:p>
+      <w:pPr>
+        <w:pStyle w:val="ListBullet"/>
+        <w:spacing w:line="240" w:lineRule="auto"/>
+        <w:ind w:left="720"/>
+      </w:pPr>
+      <w:r>
+        <w:rPr>
+          <w:lang w:val="id_ID" w:bidi="id_ID"/>
+        </w:rPr>
+      </w:r>
+      <w:r>
+        <w:rPr>
+          <w:b/>
+          <w:lang w:val="id_ID" w:bidi="id_ID"/>
+        </w:rPr>
+        <w:t>50:14</w:t>
+      </w:r>
+      <w:r>
+        <w:rPr>
+          <w:lang w:val="id_ID" w:bidi="id_ID"/>
+        </w:rPr>
+        <w:t xml:space="preserve"> Dia (Tuhan) akan melemparkan mereka ke dalam </w:t>
+      </w:r>
+      <w:r>
+        <w:rPr>
+          <w:b/>
+          <w:lang w:val="id_ID" w:bidi="id_ID"/>
+        </w:rPr>
+        <w:t>neraka</w:t>
+      </w:r>
+      <w:r>
+        <w:rPr>
+          <w:lang w:val="id_ID" w:bidi="id_ID"/>
+        </w:rPr>
+        <w:t>, di mana mereka akan menangis dan menggertakkan gigi mereka dalam penderitaan selamanya. Api yang tidak pernah padam akan terus membakar mereka, dan ulat-ulat tidak akan pernah berhenti memakan mereka.</w:t>
+      </w:r>
+    </w:p>
+    <w:p>
+      <w:pPr>
+        <w:pStyle w:val="ListBullet"/>
+        <w:spacing w:line="240" w:lineRule="auto"/>
+        <w:ind w:left="720"/>
+      </w:pPr>
+      <w:r>
+        <w:rPr>
+          <w:lang w:val="id_ID" w:bidi="id_ID"/>
+        </w:rPr>
+      </w:r>
+      <w:r>
+        <w:rPr>
+          <w:b/>
+          <w:lang w:val="id_ID" w:bidi="id_ID"/>
+        </w:rPr>
+        <w:t>50:15</w:t>
+      </w:r>
+      <w:r>
+        <w:rPr>
+          <w:lang w:val="id_ID" w:bidi="id_ID"/>
+        </w:rPr>
+        <w:t xml:space="preserve"> Dia akan melemparkan Iblis ke dalam </w:t>
+      </w:r>
+      <w:r>
+        <w:rPr>
+          <w:b/>
+          <w:lang w:val="id_ID" w:bidi="id_ID"/>
+        </w:rPr>
+        <w:t>neraka</w:t>
+      </w:r>
+      <w:r>
+        <w:rPr>
+          <w:lang w:val="id_ID" w:bidi="id_ID"/>
+        </w:rPr>
+        <w:t xml:space="preserve"> di mana dia akan dibakar selamanya, bersama dengan semua orang yang memilih untuk mengikutinya daripada menaati Allah.</w:t>
+      </w:r>
+    </w:p>
+    <w:p>
+      <w:pPr>
+        <w:pStyle w:val="Heading3"/>
+      </w:pPr>
+      <w:r>
+        <w:rPr>
+          <w:lang w:val="id_ID" w:bidi="id_ID"/>
+        </w:rPr>
         <w:t>Data Kata:</w:t>
       </w:r>
     </w:p>
@@ -2161,7 +5958,7 @@
         <w:rPr>
           <w:lang w:val="id_ID" w:bidi="id_ID"/>
         </w:rPr>
-        <w:t>Strong’s: H0183, H0185, H0310, H1730, H2181, H2183, H2530, H5178, H5375, H5689, H5691, H5869, H7843, G07660, G19370, G19390, G22370, G37150, G38060</w:t>
+        <w:t>Strong’s: H7585, G00860, G04390, G04400, G10670, G30410, G44420, G44430, G44470, G44480, G50200, G53940, G54570</w:t>
       </w:r>
       <w:r>
         <w:rPr>
@@ -2190,7 +5987,7 @@
         <w:rPr>
           <w:lang w:val="id_ID" w:bidi="id_ID"/>
         </w:rPr>
-        <w:t>Naftali</w:t>
+        <w:t>Niniwe</w:t>
       </w:r>
       <w:r>
         <w:rPr>
@@ -2220,61 +6017,43 @@
         <w:rPr>
           <w:lang w:val="id_ID" w:bidi="id_ID"/>
         </w:rPr>
-        <w:t>Naftali adalah putra keenam Yakub. Dia adalah anak kedua Bilha. Keturunannya menjadi salah satu suku Israel.</w:t>
-      </w:r>
-    </w:p>
-    <w:p>
-      <w:pPr>
-        <w:pStyle w:val="ListBullet"/>
-        <w:spacing w:line="240" w:lineRule="auto"/>
-        <w:ind w:left="720"/>
-      </w:pPr>
-      <w:r>
-        <w:rPr>
-          <w:lang w:val="id_ID" w:bidi="id_ID"/>
-        </w:rPr>
-      </w:r>
-      <w:r>
-        <w:rPr>
-          <w:lang w:val="id_ID" w:bidi="id_ID"/>
-        </w:rPr>
-        <w:t>Suku yang diturunkan dari Naftali dikenal sebagai “suku Naftali” atau “Naftali” atau “orang Naftali”.</w:t>
-      </w:r>
-    </w:p>
-    <w:p>
-      <w:pPr>
-        <w:pStyle w:val="ListBullet"/>
-        <w:spacing w:line="240" w:lineRule="auto"/>
-        <w:ind w:left="720"/>
-      </w:pPr>
-      <w:r>
-        <w:rPr>
-          <w:lang w:val="id_ID" w:bidi="id_ID"/>
-        </w:rPr>
-      </w:r>
-      <w:r>
-        <w:rPr>
-          <w:lang w:val="id_ID" w:bidi="id_ID"/>
-        </w:rPr>
-        <w:t>Nama Naftali mirip dengan kata Ibrani yang berarti ”memutar, bergulat”.</w:t>
-      </w:r>
-    </w:p>
-    <w:p>
-      <w:pPr>
-        <w:pStyle w:val="ListBullet"/>
-        <w:spacing w:line="240" w:lineRule="auto"/>
-        <w:ind w:left="720"/>
-      </w:pPr>
-      <w:r>
-        <w:rPr>
-          <w:lang w:val="id_ID" w:bidi="id_ID"/>
-        </w:rPr>
-      </w:r>
-      <w:r>
-        <w:rPr>
-          <w:lang w:val="id_ID" w:bidi="id_ID"/>
-        </w:rPr>
-        <w:t>Suku Naftali menetap di bagian utara Kanaan, di antara suku Menasye dan Asyer. Perbatasan timurnya berada di garis pantai barat Laut Kineret. Jika digunakan sebagai nama suatu wilayah, istilah “Naftali” mengacu pada tanah yang diberikan kepada suku Naftali.</w:t>
+        <w:t>Niniwe adalah ibu kota kerajaan Asiria. “Orang Niniwe” adalah orang yang tinggal di Niniwe.</w:t>
+      </w:r>
+    </w:p>
+    <w:p>
+      <w:pPr>
+        <w:pStyle w:val="ListBullet"/>
+        <w:spacing w:line="240" w:lineRule="auto"/>
+        <w:ind w:left="720"/>
+      </w:pPr>
+      <w:r>
+        <w:rPr>
+          <w:lang w:val="id_ID" w:bidi="id_ID"/>
+        </w:rPr>
+      </w:r>
+      <w:r>
+        <w:rPr>
+          <w:lang w:val="id_ID" w:bidi="id_ID"/>
+        </w:rPr>
+        <w:t>Tuhan mengutus nabi Yunus untuk memperingatkan penduduk Niniwe agar berbalik dari jalan jahat mereka. Orang-orang berhenti bertindak kasar dan Tuhan tidak membinasakan mereka pada saat itu.</w:t>
+      </w:r>
+    </w:p>
+    <w:p>
+      <w:pPr>
+        <w:pStyle w:val="ListBullet"/>
+        <w:spacing w:line="240" w:lineRule="auto"/>
+        <w:ind w:left="720"/>
+      </w:pPr>
+      <w:r>
+        <w:rPr>
+          <w:lang w:val="id_ID" w:bidi="id_ID"/>
+        </w:rPr>
+      </w:r>
+      <w:r>
+        <w:rPr>
+          <w:lang w:val="id_ID" w:bidi="id_ID"/>
+        </w:rPr>
+        <w:t>Nabi Nahum dan Zefanya sama-sama bernubuat bahwa Allah akan membinasakan Niniwe sebagai hukuman atas dosa mereka.</w:t>
       </w:r>
     </w:p>
     <w:p>
@@ -2308,7 +6087,7 @@
         <w:rPr>
           <w:lang w:val="id_ID" w:bidi="id_ID"/>
         </w:rPr>
-        <w:t>twelve tribes of Israel</w:t>
+        <w:t>Assyria</w:t>
       </w:r>
       <w:r>
         <w:rPr>
@@ -2320,7 +6099,7 @@
         <w:rPr>
           <w:lang w:val="id_ID" w:bidi="id_ID"/>
         </w:rPr>
-        <w:t>Jacob</w:t>
+        <w:t>Jonah</w:t>
       </w:r>
       <w:r>
         <w:rPr>
@@ -2332,3852 +6111,13 @@
         <w:rPr>
           <w:lang w:val="id_ID" w:bidi="id_ID"/>
         </w:rPr>
-        <w:t>Bilhah</w:t>
-      </w:r>
-      <w:r>
-        <w:rPr>
-          <w:lang w:val="id_ID" w:bidi="id_ID"/>
-        </w:rPr>
-        <w:t>)</w:t>
-      </w:r>
-    </w:p>
-    <w:p>
-      <w:pPr>
-        <w:pStyle w:val="Heading3"/>
-      </w:pPr>
-      <w:r>
-        <w:rPr>
-          <w:lang w:val="id_ID" w:bidi="id_ID"/>
-        </w:rPr>
-        <w:t>Referensi Alkitab:</w:t>
-      </w:r>
-    </w:p>
-    <w:p>
-      <w:pPr>
-        <w:pStyle w:val="ListBullet"/>
-        <w:spacing w:line="240" w:lineRule="auto"/>
-        <w:ind w:left="720"/>
-      </w:pPr>
-      <w:r>
-        <w:rPr>
-          <w:lang w:val="id_ID" w:bidi="id_ID"/>
-        </w:rPr>
-      </w:r>
-      <w:r>
-        <w:rPr>
-          <w:lang w:val="id_ID" w:bidi="id_ID"/>
-        </w:rPr>
-        <w:t>1 Raja-raja 4:15</w:t>
-      </w:r>
-    </w:p>
-    <w:p>
-      <w:pPr>
-        <w:pStyle w:val="ListBullet"/>
-        <w:spacing w:line="240" w:lineRule="auto"/>
-        <w:ind w:left="720"/>
-      </w:pPr>
-      <w:r>
-        <w:rPr>
-          <w:lang w:val="id_ID" w:bidi="id_ID"/>
-        </w:rPr>
-      </w:r>
-      <w:r>
-        <w:rPr>
-          <w:lang w:val="id_ID" w:bidi="id_ID"/>
-        </w:rPr>
-        <w:t>Ulangan 27:13–14</w:t>
-      </w:r>
-    </w:p>
-    <w:p>
-      <w:pPr>
-        <w:pStyle w:val="ListBullet"/>
-        <w:spacing w:line="240" w:lineRule="auto"/>
-        <w:ind w:left="720"/>
-      </w:pPr>
-      <w:r>
-        <w:rPr>
-          <w:lang w:val="id_ID" w:bidi="id_ID"/>
-        </w:rPr>
-      </w:r>
-      <w:r>
-        <w:rPr>
-          <w:lang w:val="id_ID" w:bidi="id_ID"/>
-        </w:rPr>
-        <w:t>Yehezkiel 48:1–3</w:t>
-      </w:r>
-    </w:p>
-    <w:p>
-      <w:pPr>
-        <w:pStyle w:val="ListBullet"/>
-        <w:spacing w:line="240" w:lineRule="auto"/>
-        <w:ind w:left="720"/>
-      </w:pPr>
-      <w:r>
-        <w:rPr>
-          <w:lang w:val="id_ID" w:bidi="id_ID"/>
-        </w:rPr>
-      </w:r>
-      <w:r>
-        <w:rPr>
-          <w:lang w:val="id_ID" w:bidi="id_ID"/>
-        </w:rPr>
-        <w:t>Kejadian 30:8</w:t>
-      </w:r>
-    </w:p>
-    <w:p>
-      <w:pPr>
-        <w:pStyle w:val="ListBullet"/>
-        <w:spacing w:line="240" w:lineRule="auto"/>
-        <w:ind w:left="720"/>
-      </w:pPr>
-      <w:r>
-        <w:rPr>
-          <w:lang w:val="id_ID" w:bidi="id_ID"/>
-        </w:rPr>
-      </w:r>
-      <w:r>
-        <w:rPr>
-          <w:lang w:val="id_ID" w:bidi="id_ID"/>
-        </w:rPr>
-        <w:t>Hakim-hakim 1:33</w:t>
-      </w:r>
-    </w:p>
-    <w:p>
-      <w:pPr>
-        <w:pStyle w:val="ListBullet"/>
-        <w:spacing w:line="240" w:lineRule="auto"/>
-        <w:ind w:left="720"/>
-      </w:pPr>
-      <w:r>
-        <w:rPr>
-          <w:lang w:val="id_ID" w:bidi="id_ID"/>
-        </w:rPr>
-      </w:r>
-      <w:r>
-        <w:rPr>
-          <w:lang w:val="id_ID" w:bidi="id_ID"/>
-        </w:rPr>
-        <w:t>Matius 4:13</w:t>
-      </w:r>
-    </w:p>
-    <w:p>
-      <w:pPr>
-        <w:pStyle w:val="Heading3"/>
-      </w:pPr>
-      <w:r>
-        <w:rPr>
-          <w:lang w:val="id_ID" w:bidi="id_ID"/>
-        </w:rPr>
-        <w:t>Data Kata:</w:t>
-      </w:r>
-    </w:p>
-    <w:p>
-      <w:pPr>
-        <w:pStyle w:val="ListBullet"/>
-        <w:spacing w:line="240" w:lineRule="auto"/>
-        <w:ind w:left="720"/>
-      </w:pPr>
-      <w:r>
-        <w:rPr>
-          <w:lang w:val="id_ID" w:bidi="id_ID"/>
-        </w:rPr>
-      </w:r>
-      <w:r>
-        <w:rPr>
-          <w:lang w:val="id_ID" w:bidi="id_ID"/>
-        </w:rPr>
-        <w:t>Strong’s: H5321, G35080</w:t>
-      </w:r>
-      <w:r>
-        <w:rPr>
-          <w:lang w:val="id_ID" w:bidi="id_ID"/>
-        </w:rPr>
-      </w:r>
-      <w:r>
-        <w:rPr>
-          <w:lang w:val="id_ID" w:bidi="id_ID"/>
-        </w:rPr>
-      </w:r>
-    </w:p>
-    <w:p>
-      <w:pPr/>
-      <w:r>
-        <w:rPr>
-          <w:lang w:val="id_ID" w:bidi="id_ID"/>
-        </w:rPr>
-      </w:r>
-    </w:p>
-    <w:p>
-      <w:pPr>
-        <w:pStyle w:val="Heading2"/>
-      </w:pPr>
-      <w:r>
-        <w:rPr>
-          <w:lang w:val="id_ID" w:bidi="id_ID"/>
-        </w:rPr>
-        <w:t>Nahor</w:t>
-      </w:r>
-      <w:r>
-        <w:rPr>
-          <w:lang w:val="id_ID" w:bidi="id_ID"/>
-        </w:rPr>
-      </w:r>
-    </w:p>
-    <w:p>
-      <w:pPr>
-        <w:pStyle w:val="Heading3"/>
-      </w:pPr>
-      <w:r>
-        <w:rPr>
-          <w:lang w:val="id_ID" w:bidi="id_ID"/>
-        </w:rPr>
-        <w:t>Fakta-fakta:</w:t>
-      </w:r>
-    </w:p>
-    <w:p>
-      <w:pPr/>
-      <w:r>
-        <w:rPr>
-          <w:lang w:val="id_ID" w:bidi="id_ID"/>
-        </w:rPr>
-      </w:r>
-      <w:r>
-        <w:rPr>
-          <w:lang w:val="id_ID" w:bidi="id_ID"/>
-        </w:rPr>
-        <w:t>Nahor adalah nama dua saudara Abraham, yaitu kakeknya dan saudara laki-lakinya.</w:t>
-      </w:r>
-    </w:p>
-    <w:p>
-      <w:pPr>
-        <w:pStyle w:val="ListBullet"/>
-        <w:spacing w:line="240" w:lineRule="auto"/>
-        <w:ind w:left="720"/>
-      </w:pPr>
-      <w:r>
-        <w:rPr>
-          <w:lang w:val="id_ID" w:bidi="id_ID"/>
-        </w:rPr>
-      </w:r>
-      <w:r>
-        <w:rPr>
-          <w:lang w:val="id_ID" w:bidi="id_ID"/>
-        </w:rPr>
-        <w:t>Saudara laki-laki Abraham, Nahor, adalah kakek dari istri Ishak, yaitu Ribka.</w:t>
-      </w:r>
-    </w:p>
-    <w:p>
-      <w:pPr>
-        <w:pStyle w:val="ListBullet"/>
-        <w:spacing w:line="240" w:lineRule="auto"/>
-        <w:ind w:left="720"/>
-      </w:pPr>
-      <w:r>
-        <w:rPr>
-          <w:lang w:val="id_ID" w:bidi="id_ID"/>
-        </w:rPr>
-      </w:r>
-      <w:r>
-        <w:rPr>
-          <w:lang w:val="id_ID" w:bidi="id_ID"/>
-        </w:rPr>
-        <w:t>Ungkapan “kota Nahor” dapat berarti “kota yang bernama Nahor” atau “kota dimana Nahor pernah tinggal” atau “kota Nahor”.</w:t>
-      </w:r>
-    </w:p>
-    <w:p>
-      <w:pPr/>
-      <w:r>
-        <w:rPr>
-          <w:lang w:val="id_ID" w:bidi="id_ID"/>
-        </w:rPr>
-      </w:r>
-      <w:r>
-        <w:rPr>
-          <w:lang w:val="id_ID" w:bidi="id_ID"/>
-        </w:rPr>
-        <w:t>(Saran Penerjemahan: How to Translate Names)</w:t>
-      </w:r>
-    </w:p>
-    <w:p>
-      <w:pPr/>
-      <w:r>
-        <w:rPr>
-          <w:lang w:val="id_ID" w:bidi="id_ID"/>
-        </w:rPr>
-      </w:r>
-      <w:r>
-        <w:rPr>
-          <w:lang w:val="id_ID" w:bidi="id_ID"/>
-        </w:rPr>
-        <w:t xml:space="preserve">(Lihat juga: </w:t>
-      </w:r>
-      <w:r>
-        <w:rPr>
-          <w:lang w:val="id_ID" w:bidi="id_ID"/>
-        </w:rPr>
-        <w:t>Abraham</w:t>
-      </w:r>
-      <w:r>
-        <w:rPr>
-          <w:lang w:val="id_ID" w:bidi="id_ID"/>
-        </w:rPr>
-        <w:t xml:space="preserve">, </w:t>
-      </w:r>
-      <w:r>
-        <w:rPr>
-          <w:lang w:val="id_ID" w:bidi="id_ID"/>
-        </w:rPr>
-        <w:t>Rebekah</w:t>
-      </w:r>
-      <w:r>
-        <w:rPr>
-          <w:lang w:val="id_ID" w:bidi="id_ID"/>
-        </w:rPr>
-        <w:t>)</w:t>
-      </w:r>
-    </w:p>
-    <w:p>
-      <w:pPr>
-        <w:pStyle w:val="Heading3"/>
-      </w:pPr>
-      <w:r>
-        <w:rPr>
-          <w:lang w:val="id_ID" w:bidi="id_ID"/>
-        </w:rPr>
-        <w:t>Referensi Alkitab</w:t>
-      </w:r>
-    </w:p>
-    <w:p>
-      <w:pPr>
-        <w:pStyle w:val="ListBullet"/>
-        <w:spacing w:line="240" w:lineRule="auto"/>
-        <w:ind w:left="720"/>
-      </w:pPr>
-      <w:r>
-        <w:rPr>
-          <w:lang w:val="id_ID" w:bidi="id_ID"/>
-        </w:rPr>
-      </w:r>
-      <w:r>
-        <w:rPr>
-          <w:lang w:val="id_ID" w:bidi="id_ID"/>
-        </w:rPr>
-        <w:t>1 TAwarikh 1:24–27</w:t>
-      </w:r>
-    </w:p>
-    <w:p>
-      <w:pPr>
-        <w:pStyle w:val="ListBullet"/>
-        <w:spacing w:line="240" w:lineRule="auto"/>
-        <w:ind w:left="720"/>
-      </w:pPr>
-      <w:r>
-        <w:rPr>
-          <w:lang w:val="id_ID" w:bidi="id_ID"/>
-        </w:rPr>
-      </w:r>
-      <w:r>
-        <w:rPr>
-          <w:lang w:val="id_ID" w:bidi="id_ID"/>
-        </w:rPr>
-        <w:t>Kejadian 31:53</w:t>
-      </w:r>
-    </w:p>
-    <w:p>
-      <w:pPr>
-        <w:pStyle w:val="ListBullet"/>
-        <w:spacing w:line="240" w:lineRule="auto"/>
-        <w:ind w:left="720"/>
-      </w:pPr>
-      <w:r>
-        <w:rPr>
-          <w:lang w:val="id_ID" w:bidi="id_ID"/>
-        </w:rPr>
-      </w:r>
-      <w:r>
-        <w:rPr>
-          <w:lang w:val="id_ID" w:bidi="id_ID"/>
-        </w:rPr>
-        <w:t>Yosua 24:2</w:t>
-      </w:r>
-    </w:p>
-    <w:p>
-      <w:pPr>
-        <w:pStyle w:val="ListBullet"/>
-        <w:spacing w:line="240" w:lineRule="auto"/>
-        <w:ind w:left="720"/>
-      </w:pPr>
-      <w:r>
-        <w:rPr>
-          <w:lang w:val="id_ID" w:bidi="id_ID"/>
-        </w:rPr>
-      </w:r>
-      <w:r>
-        <w:rPr>
-          <w:lang w:val="id_ID" w:bidi="id_ID"/>
-        </w:rPr>
-        <w:t>Lukas 3:34</w:t>
-      </w:r>
-    </w:p>
-    <w:p>
-      <w:pPr>
-        <w:pStyle w:val="Heading3"/>
-      </w:pPr>
-      <w:r>
-        <w:rPr>
-          <w:lang w:val="id_ID" w:bidi="id_ID"/>
-        </w:rPr>
-        <w:t>Data Kata:</w:t>
-      </w:r>
-    </w:p>
-    <w:p>
-      <w:pPr>
-        <w:pStyle w:val="ListBullet"/>
-        <w:spacing w:line="240" w:lineRule="auto"/>
-        <w:ind w:left="720"/>
-      </w:pPr>
-      <w:r>
-        <w:rPr>
-          <w:lang w:val="id_ID" w:bidi="id_ID"/>
-        </w:rPr>
-      </w:r>
-      <w:r>
-        <w:rPr>
-          <w:lang w:val="id_ID" w:bidi="id_ID"/>
-        </w:rPr>
-        <w:t>Strong’s: H5152, G34930</w:t>
-      </w:r>
-      <w:r>
-        <w:rPr>
-          <w:lang w:val="id_ID" w:bidi="id_ID"/>
-        </w:rPr>
-      </w:r>
-      <w:r>
-        <w:rPr>
-          <w:lang w:val="id_ID" w:bidi="id_ID"/>
-        </w:rPr>
-      </w:r>
-    </w:p>
-    <w:p>
-      <w:pPr/>
-      <w:r>
-        <w:rPr>
-          <w:lang w:val="id_ID" w:bidi="id_ID"/>
-        </w:rPr>
-      </w:r>
-    </w:p>
-    <w:p>
-      <w:pPr>
-        <w:pStyle w:val="Heading2"/>
-      </w:pPr>
-      <w:r>
-        <w:rPr>
-          <w:lang w:val="id_ID" w:bidi="id_ID"/>
-        </w:rPr>
-        <w:t>Nahum</w:t>
-      </w:r>
-      <w:r>
-        <w:rPr>
-          <w:lang w:val="id_ID" w:bidi="id_ID"/>
-        </w:rPr>
-      </w:r>
-    </w:p>
-    <w:p>
-      <w:pPr>
-        <w:pStyle w:val="Heading3"/>
-      </w:pPr>
-      <w:r>
-        <w:rPr>
-          <w:lang w:val="id_ID" w:bidi="id_ID"/>
-        </w:rPr>
-        <w:t>Fakta-fakta:</w:t>
-      </w:r>
-    </w:p>
-    <w:p>
-      <w:pPr/>
-      <w:r>
-        <w:rPr>
-          <w:lang w:val="id_ID" w:bidi="id_ID"/>
-        </w:rPr>
-      </w:r>
-      <w:r>
-        <w:rPr>
-          <w:lang w:val="id_ID" w:bidi="id_ID"/>
-        </w:rPr>
-        <w:t>Nahum adalah seorang nabi yang berkhotbah pada masa ketika Raja Manasye yang jahat sedang memerintah Yehuda.</w:t>
-      </w:r>
-    </w:p>
-    <w:p>
-      <w:pPr>
-        <w:pStyle w:val="ListBullet"/>
-        <w:spacing w:line="240" w:lineRule="auto"/>
-        <w:ind w:left="720"/>
-      </w:pPr>
-      <w:r>
-        <w:rPr>
-          <w:lang w:val="id_ID" w:bidi="id_ID"/>
-        </w:rPr>
-      </w:r>
-      <w:r>
-        <w:rPr>
-          <w:lang w:val="id_ID" w:bidi="id_ID"/>
-        </w:rPr>
-        <w:t>Nahum berasal dari kota Elkosy, yang berjarak sekitar 20 mil dari Yerusalem.</w:t>
-      </w:r>
-    </w:p>
-    <w:p>
-      <w:pPr>
-        <w:pStyle w:val="ListBullet"/>
-        <w:spacing w:line="240" w:lineRule="auto"/>
-        <w:ind w:left="720"/>
-      </w:pPr>
-      <w:r>
-        <w:rPr>
-          <w:lang w:val="id_ID" w:bidi="id_ID"/>
-        </w:rPr>
-      </w:r>
-      <w:r>
-        <w:rPr>
-          <w:lang w:val="id_ID" w:bidi="id_ID"/>
-        </w:rPr>
-        <w:t>Kitab Nahum di Perjanjian Lama mencatat nubuatannya tentang kehancuran kota Niniwe di Asiria.</w:t>
-      </w:r>
-    </w:p>
-    <w:p>
-      <w:pPr/>
-      <w:r>
-        <w:rPr>
-          <w:lang w:val="id_ID" w:bidi="id_ID"/>
-        </w:rPr>
-      </w:r>
-      <w:r>
-        <w:rPr>
-          <w:lang w:val="id_ID" w:bidi="id_ID"/>
-        </w:rPr>
-        <w:t>(Saran Penerjemahan: How to Translate Names)</w:t>
-      </w:r>
-    </w:p>
-    <w:p>
-      <w:pPr/>
-      <w:r>
-        <w:rPr>
-          <w:lang w:val="id_ID" w:bidi="id_ID"/>
-        </w:rPr>
-      </w:r>
-      <w:r>
-        <w:rPr>
-          <w:lang w:val="id_ID" w:bidi="id_ID"/>
-        </w:rPr>
-        <w:t xml:space="preserve">(Lihat juga: </w:t>
-      </w:r>
-      <w:r>
-        <w:rPr>
-          <w:lang w:val="id_ID" w:bidi="id_ID"/>
-        </w:rPr>
-        <w:t>Assyria</w:t>
-      </w:r>
-      <w:r>
-        <w:rPr>
-          <w:lang w:val="id_ID" w:bidi="id_ID"/>
-        </w:rPr>
-        <w:t xml:space="preserve">, </w:t>
-      </w:r>
-      <w:r>
-        <w:rPr>
-          <w:lang w:val="id_ID" w:bidi="id_ID"/>
-        </w:rPr>
-        <w:t>Manasseh</w:t>
-      </w:r>
-      <w:r>
-        <w:rPr>
-          <w:lang w:val="id_ID" w:bidi="id_ID"/>
-        </w:rPr>
-        <w:t xml:space="preserve">, </w:t>
-      </w:r>
-      <w:r>
-        <w:rPr>
-          <w:lang w:val="id_ID" w:bidi="id_ID"/>
-        </w:rPr>
-        <w:t>prophet</w:t>
-      </w:r>
-      <w:r>
-        <w:rPr>
-          <w:lang w:val="id_ID" w:bidi="id_ID"/>
-        </w:rPr>
-        <w:t xml:space="preserve">, </w:t>
-      </w:r>
-      <w:r>
-        <w:rPr>
-          <w:lang w:val="id_ID" w:bidi="id_ID"/>
-        </w:rPr>
-        <w:t>Nineveh</w:t>
-      </w:r>
-      <w:r>
-        <w:rPr>
-          <w:lang w:val="id_ID" w:bidi="id_ID"/>
-        </w:rPr>
-        <w:t>)</w:t>
-      </w:r>
-    </w:p>
-    <w:p>
-      <w:pPr>
-        <w:pStyle w:val="Heading3"/>
-      </w:pPr>
-      <w:r>
-        <w:rPr>
-          <w:lang w:val="id_ID" w:bidi="id_ID"/>
-        </w:rPr>
-        <w:t>Referensi Alkitab:</w:t>
-      </w:r>
-    </w:p>
-    <w:p>
-      <w:pPr>
-        <w:pStyle w:val="ListBullet"/>
-        <w:spacing w:line="240" w:lineRule="auto"/>
-        <w:ind w:left="720"/>
-      </w:pPr>
-      <w:r>
-        <w:rPr>
-          <w:lang w:val="id_ID" w:bidi="id_ID"/>
-        </w:rPr>
-      </w:r>
-      <w:r>
-        <w:rPr>
-          <w:lang w:val="id_ID" w:bidi="id_ID"/>
-        </w:rPr>
-        <w:t>Nahum 1:1</w:t>
-      </w:r>
-    </w:p>
-    <w:p>
-      <w:pPr>
-        <w:pStyle w:val="Heading3"/>
-      </w:pPr>
-      <w:r>
-        <w:rPr>
-          <w:lang w:val="id_ID" w:bidi="id_ID"/>
-        </w:rPr>
-        <w:t>Data Kata:</w:t>
-      </w:r>
-    </w:p>
-    <w:p>
-      <w:pPr>
-        <w:pStyle w:val="ListBullet"/>
-        <w:spacing w:line="240" w:lineRule="auto"/>
-        <w:ind w:left="720"/>
-      </w:pPr>
-      <w:r>
-        <w:rPr>
-          <w:lang w:val="id_ID" w:bidi="id_ID"/>
-        </w:rPr>
-      </w:r>
-      <w:r>
-        <w:rPr>
-          <w:lang w:val="id_ID" w:bidi="id_ID"/>
-        </w:rPr>
-        <w:t>Strong’s: H5151, G34860</w:t>
-      </w:r>
-      <w:r>
-        <w:rPr>
-          <w:lang w:val="id_ID" w:bidi="id_ID"/>
-        </w:rPr>
-      </w:r>
-      <w:r>
-        <w:rPr>
-          <w:lang w:val="id_ID" w:bidi="id_ID"/>
-        </w:rPr>
-      </w:r>
-    </w:p>
-    <w:p>
-      <w:pPr/>
-      <w:r>
-        <w:rPr>
-          <w:lang w:val="id_ID" w:bidi="id_ID"/>
-        </w:rPr>
-      </w:r>
-    </w:p>
-    <w:p>
-      <w:pPr>
-        <w:pStyle w:val="Heading2"/>
-      </w:pPr>
-      <w:r>
-        <w:rPr>
-          <w:lang w:val="id_ID" w:bidi="id_ID"/>
-        </w:rPr>
-        <w:t>Natan</w:t>
-      </w:r>
-      <w:r>
-        <w:rPr>
-          <w:lang w:val="id_ID" w:bidi="id_ID"/>
-        </w:rPr>
-      </w:r>
-    </w:p>
-    <w:p>
-      <w:pPr>
-        <w:pStyle w:val="Heading3"/>
-      </w:pPr>
-      <w:r>
-        <w:rPr>
-          <w:lang w:val="id_ID" w:bidi="id_ID"/>
-        </w:rPr>
-        <w:t>Fakta-fakta:</w:t>
-      </w:r>
-    </w:p>
-    <w:p>
-      <w:pPr/>
-      <w:r>
-        <w:rPr>
-          <w:lang w:val="id_ID" w:bidi="id_ID"/>
-        </w:rPr>
-      </w:r>
-      <w:r>
-        <w:rPr>
-          <w:lang w:val="id_ID" w:bidi="id_ID"/>
-        </w:rPr>
-        <w:t>Natan adalah seorang nabi Tuhan yang setia yang hidup pada masa Daud menjadi raja atas Israel.</w:t>
-      </w:r>
-    </w:p>
-    <w:p>
-      <w:pPr>
-        <w:pStyle w:val="ListBullet"/>
-        <w:spacing w:line="240" w:lineRule="auto"/>
-        <w:ind w:left="720"/>
-      </w:pPr>
-      <w:r>
-        <w:rPr>
-          <w:lang w:val="id_ID" w:bidi="id_ID"/>
-        </w:rPr>
-      </w:r>
-      <w:r>
-        <w:rPr>
-          <w:lang w:val="id_ID" w:bidi="id_ID"/>
-        </w:rPr>
-        <w:t>Tuhan mengutus Natan untuk menegur Daud setelah Daud berdosa besar terhadap Uria.</w:t>
-      </w:r>
-    </w:p>
-    <w:p>
-      <w:pPr>
-        <w:pStyle w:val="ListBullet"/>
-        <w:spacing w:line="240" w:lineRule="auto"/>
-        <w:ind w:left="720"/>
-      </w:pPr>
-      <w:r>
-        <w:rPr>
-          <w:lang w:val="id_ID" w:bidi="id_ID"/>
-        </w:rPr>
-      </w:r>
-      <w:r>
-        <w:rPr>
-          <w:lang w:val="id_ID" w:bidi="id_ID"/>
-        </w:rPr>
-        <w:t>Natan menegur Daud meskipun Daud adalah rajanya.</w:t>
-      </w:r>
-    </w:p>
-    <w:p>
-      <w:pPr>
-        <w:pStyle w:val="ListBullet"/>
-        <w:spacing w:line="240" w:lineRule="auto"/>
-        <w:ind w:left="720"/>
-      </w:pPr>
-      <w:r>
-        <w:rPr>
-          <w:lang w:val="id_ID" w:bidi="id_ID"/>
-        </w:rPr>
-      </w:r>
-      <w:r>
-        <w:rPr>
-          <w:lang w:val="id_ID" w:bidi="id_ID"/>
-        </w:rPr>
-        <w:t>Daud bertobat dari dosanya setelah Natan menegurnya.</w:t>
-      </w:r>
-    </w:p>
-    <w:p>
-      <w:pPr/>
-      <w:r>
-        <w:rPr>
-          <w:lang w:val="id_ID" w:bidi="id_ID"/>
-        </w:rPr>
-      </w:r>
-      <w:r>
-        <w:rPr>
-          <w:lang w:val="id_ID" w:bidi="id_ID"/>
-        </w:rPr>
-        <w:t>(Saran Penerjemahan: How to Translate Names)</w:t>
-      </w:r>
-    </w:p>
-    <w:p>
-      <w:pPr/>
-      <w:r>
-        <w:rPr>
-          <w:lang w:val="id_ID" w:bidi="id_ID"/>
-        </w:rPr>
-      </w:r>
-      <w:r>
-        <w:rPr>
-          <w:lang w:val="id_ID" w:bidi="id_ID"/>
-        </w:rPr>
-        <w:t xml:space="preserve">(Lihat juga: </w:t>
-      </w:r>
-      <w:r>
-        <w:rPr>
-          <w:lang w:val="id_ID" w:bidi="id_ID"/>
-        </w:rPr>
-        <w:t>David</w:t>
-      </w:r>
-      <w:r>
-        <w:rPr>
-          <w:lang w:val="id_ID" w:bidi="id_ID"/>
-        </w:rPr>
-        <w:t xml:space="preserve">, </w:t>
-      </w:r>
-      <w:r>
-        <w:rPr>
-          <w:lang w:val="id_ID" w:bidi="id_ID"/>
-        </w:rPr>
-        <w:t>faithful</w:t>
-      </w:r>
-      <w:r>
-        <w:rPr>
-          <w:lang w:val="id_ID" w:bidi="id_ID"/>
-        </w:rPr>
-        <w:t xml:space="preserve">, </w:t>
-      </w:r>
-      <w:r>
-        <w:rPr>
-          <w:lang w:val="id_ID" w:bidi="id_ID"/>
-        </w:rPr>
-        <w:t>prophet</w:t>
-      </w:r>
-      <w:r>
-        <w:rPr>
-          <w:lang w:val="id_ID" w:bidi="id_ID"/>
-        </w:rPr>
-        <w:t xml:space="preserve">, </w:t>
-      </w:r>
-      <w:r>
-        <w:rPr>
-          <w:lang w:val="id_ID" w:bidi="id_ID"/>
-        </w:rPr>
-        <w:t>Uriah</w:t>
-      </w:r>
-      <w:r>
-        <w:rPr>
-          <w:lang w:val="id_ID" w:bidi="id_ID"/>
-        </w:rPr>
-        <w:t>)</w:t>
-      </w:r>
-    </w:p>
-    <w:p>
-      <w:pPr>
-        <w:pStyle w:val="Heading3"/>
-      </w:pPr>
-      <w:r>
-        <w:rPr>
-          <w:lang w:val="id_ID" w:bidi="id_ID"/>
-        </w:rPr>
-        <w:t>Referensi Alkitab:</w:t>
-      </w:r>
-    </w:p>
-    <w:p>
-      <w:pPr>
-        <w:pStyle w:val="ListBullet"/>
-        <w:spacing w:line="240" w:lineRule="auto"/>
-        <w:ind w:left="720"/>
-      </w:pPr>
-      <w:r>
-        <w:rPr>
-          <w:lang w:val="id_ID" w:bidi="id_ID"/>
-        </w:rPr>
-      </w:r>
-      <w:r>
-        <w:rPr>
-          <w:lang w:val="id_ID" w:bidi="id_ID"/>
-        </w:rPr>
-        <w:t>1 Tawarikh 17:1–2</w:t>
-      </w:r>
-    </w:p>
-    <w:p>
-      <w:pPr>
-        <w:pStyle w:val="ListBullet"/>
-        <w:spacing w:line="240" w:lineRule="auto"/>
-        <w:ind w:left="720"/>
-      </w:pPr>
-      <w:r>
-        <w:rPr>
-          <w:lang w:val="id_ID" w:bidi="id_ID"/>
-        </w:rPr>
-      </w:r>
-      <w:r>
-        <w:rPr>
-          <w:lang w:val="id_ID" w:bidi="id_ID"/>
-        </w:rPr>
-        <w:t>2 Tawarikh 9:29</w:t>
-      </w:r>
-    </w:p>
-    <w:p>
-      <w:pPr>
-        <w:pStyle w:val="ListBullet"/>
-        <w:spacing w:line="240" w:lineRule="auto"/>
-        <w:ind w:left="720"/>
-      </w:pPr>
-      <w:r>
-        <w:rPr>
-          <w:lang w:val="id_ID" w:bidi="id_ID"/>
-        </w:rPr>
-      </w:r>
-      <w:r>
-        <w:rPr>
-          <w:lang w:val="id_ID" w:bidi="id_ID"/>
-        </w:rPr>
-        <w:t>2 Samuel 12:1–3</w:t>
-      </w:r>
-    </w:p>
-    <w:p>
-      <w:pPr>
-        <w:pStyle w:val="ListBullet"/>
-        <w:spacing w:line="240" w:lineRule="auto"/>
-        <w:ind w:left="720"/>
-      </w:pPr>
-      <w:r>
-        <w:rPr>
-          <w:lang w:val="id_ID" w:bidi="id_ID"/>
-        </w:rPr>
-      </w:r>
-      <w:r>
-        <w:rPr>
-          <w:lang w:val="id_ID" w:bidi="id_ID"/>
-        </w:rPr>
-        <w:t>Mazmur 51:1</w:t>
-      </w:r>
-    </w:p>
-    <w:p>
-      <w:pPr>
-        <w:pStyle w:val="Heading3"/>
-      </w:pPr>
-      <w:r>
-        <w:rPr>
-          <w:lang w:val="id_ID" w:bidi="id_ID"/>
-        </w:rPr>
-        <w:t>Contoh dari Kisah Alkitab:</w:t>
-      </w:r>
-    </w:p>
-    <w:p>
-      <w:pPr>
-        <w:pStyle w:val="ListBullet"/>
-        <w:spacing w:line="240" w:lineRule="auto"/>
-        <w:ind w:left="720"/>
-      </w:pPr>
-      <w:r>
-        <w:rPr>
-          <w:lang w:val="id_ID" w:bidi="id_ID"/>
-        </w:rPr>
-      </w:r>
-      <w:r>
-        <w:rPr>
-          <w:b/>
-          <w:lang w:val="id_ID" w:bidi="id_ID"/>
-        </w:rPr>
-        <w:t>17:7</w:t>
-      </w:r>
-      <w:r>
-        <w:rPr>
-          <w:lang w:val="id_ID" w:bidi="id_ID"/>
-        </w:rPr>
-        <w:t xml:space="preserve"> Tuhan mengutus nabi </w:t>
-      </w:r>
-      <w:r>
-        <w:rPr>
-          <w:b/>
-          <w:lang w:val="id_ID" w:bidi="id_ID"/>
-        </w:rPr>
-        <w:t>Natan</w:t>
-      </w:r>
-      <w:r>
-        <w:rPr>
-          <w:lang w:val="id_ID" w:bidi="id_ID"/>
-        </w:rPr>
-        <w:t xml:space="preserve"> kepada Daud dengan pesan ini, “Karena kamu adalah seorang prajurit, kamu tidak akan membangun Bait Suci ini untukku.”* </w:t>
-      </w:r>
-      <w:r>
-        <w:rPr>
-          <w:b/>
-          <w:lang w:val="id_ID" w:bidi="id_ID"/>
-        </w:rPr>
-        <w:t>17:13</w:t>
-      </w:r>
-      <w:r>
-        <w:rPr>
-          <w:lang w:val="id_ID" w:bidi="id_ID"/>
-        </w:rPr>
-        <w:t xml:space="preserve"> Tuhan sangat marah atas apa yang telah dilakukan Daud, jadi dia mengutus nabi </w:t>
-      </w:r>
-      <w:r>
-        <w:rPr>
-          <w:b/>
-          <w:lang w:val="id_ID" w:bidi="id_ID"/>
-        </w:rPr>
-        <w:t>Natan</w:t>
-      </w:r>
-      <w:r>
-        <w:rPr>
-          <w:lang w:val="id_ID" w:bidi="id_ID"/>
-        </w:rPr>
-        <w:t xml:space="preserve"> untuk memberitahu Daud betapa jahatnya dosanya.</w:t>
-      </w:r>
-    </w:p>
-    <w:p>
-      <w:pPr>
-        <w:pStyle w:val="Heading3"/>
-      </w:pPr>
-      <w:r>
-        <w:rPr>
-          <w:lang w:val="id_ID" w:bidi="id_ID"/>
-        </w:rPr>
-        <w:t>Data Kata:</w:t>
-      </w:r>
-    </w:p>
-    <w:p>
-      <w:pPr>
-        <w:pStyle w:val="ListBullet"/>
-        <w:spacing w:line="240" w:lineRule="auto"/>
-        <w:ind w:left="720"/>
-      </w:pPr>
-      <w:r>
-        <w:rPr>
-          <w:lang w:val="id_ID" w:bidi="id_ID"/>
-        </w:rPr>
-      </w:r>
-      <w:r>
-        <w:rPr>
-          <w:lang w:val="id_ID" w:bidi="id_ID"/>
-        </w:rPr>
-        <w:t>Strong’s: H5416, G34810</w:t>
-      </w:r>
-      <w:r>
-        <w:rPr>
-          <w:lang w:val="id_ID" w:bidi="id_ID"/>
-        </w:rPr>
-      </w:r>
-      <w:r>
-        <w:rPr>
-          <w:lang w:val="id_ID" w:bidi="id_ID"/>
-        </w:rPr>
-      </w:r>
-    </w:p>
-    <w:p>
-      <w:pPr/>
-      <w:r>
-        <w:rPr>
-          <w:lang w:val="id_ID" w:bidi="id_ID"/>
-        </w:rPr>
-      </w:r>
-    </w:p>
-    <w:p>
-      <w:pPr>
-        <w:pStyle w:val="Heading2"/>
-      </w:pPr>
-      <w:r>
-        <w:rPr>
-          <w:lang w:val="id_ID" w:bidi="id_ID"/>
-        </w:rPr>
-        <w:t>Nazaret</w:t>
-      </w:r>
-      <w:r>
-        <w:rPr>
-          <w:lang w:val="id_ID" w:bidi="id_ID"/>
-        </w:rPr>
-      </w:r>
-    </w:p>
-    <w:p>
-      <w:pPr>
-        <w:pStyle w:val="Heading3"/>
-      </w:pPr>
-      <w:r>
-        <w:rPr>
-          <w:lang w:val="id_ID" w:bidi="id_ID"/>
-        </w:rPr>
-        <w:t>Fakta-fakta:</w:t>
-      </w:r>
-    </w:p>
-    <w:p>
-      <w:pPr/>
-      <w:r>
-        <w:rPr>
-          <w:lang w:val="id_ID" w:bidi="id_ID"/>
-        </w:rPr>
-      </w:r>
-      <w:r>
-        <w:rPr>
-          <w:lang w:val="id_ID" w:bidi="id_ID"/>
-        </w:rPr>
-        <w:t>Nazaret adalah sebuah kota di wilayah Galilea di Israel utara. Jaraknya sekitar 100 kilometer sebelah utara Yerusalem, dan dibutuhkan sekitar tiga hingga lima hari untuk berjalan kaki ke sana.</w:t>
-      </w:r>
-    </w:p>
-    <w:p>
-      <w:pPr>
-        <w:pStyle w:val="ListBullet"/>
-        <w:spacing w:line="240" w:lineRule="auto"/>
-        <w:ind w:left="720"/>
-      </w:pPr>
-      <w:r>
-        <w:rPr>
-          <w:lang w:val="id_ID" w:bidi="id_ID"/>
-        </w:rPr>
-      </w:r>
-      <w:r>
-        <w:rPr>
-          <w:lang w:val="id_ID" w:bidi="id_ID"/>
-        </w:rPr>
-        <w:t>Yusuf dan Maria berasal dari Nazaret, dan di sinilah mereka membesarkan Yesus. Itulah sebabnya Yesus dikenal sebagai “orang Nazaret.”</w:t>
-      </w:r>
-    </w:p>
-    <w:p>
-      <w:pPr>
-        <w:pStyle w:val="ListBullet"/>
-        <w:spacing w:line="240" w:lineRule="auto"/>
-        <w:ind w:left="720"/>
-      </w:pPr>
-      <w:r>
-        <w:rPr>
-          <w:lang w:val="id_ID" w:bidi="id_ID"/>
-        </w:rPr>
-      </w:r>
-      <w:r>
-        <w:rPr>
-          <w:lang w:val="id_ID" w:bidi="id_ID"/>
-        </w:rPr>
-        <w:t>Banyak orang Yahudi yang tinggal di Nazaret yang tidak menghormati ajaran Yesus karena dia tumbuh besar di antara mereka, dan mereka mengira dia hanyalah orang biasa.</w:t>
-      </w:r>
-    </w:p>
-    <w:p>
-      <w:pPr>
-        <w:pStyle w:val="ListBullet"/>
-        <w:spacing w:line="240" w:lineRule="auto"/>
-        <w:ind w:left="720"/>
-      </w:pPr>
-      <w:r>
-        <w:rPr>
-          <w:lang w:val="id_ID" w:bidi="id_ID"/>
-        </w:rPr>
-      </w:r>
-      <w:r>
-        <w:rPr>
-          <w:lang w:val="id_ID" w:bidi="id_ID"/>
-        </w:rPr>
-        <w:t>Suatu saat, ketika Yesus sedang mengajar di tempat ibadah di Nazaret, orang-orang Yahudi di sana mencoba membunuh dia karena dia mengaku sebagai Mesias dan menegur mereka karena menolak dia.</w:t>
-      </w:r>
-    </w:p>
-    <w:p>
-      <w:pPr>
-        <w:pStyle w:val="ListBullet"/>
-        <w:spacing w:line="240" w:lineRule="auto"/>
-        <w:ind w:left="720"/>
-      </w:pPr>
-      <w:r>
-        <w:rPr>
-          <w:lang w:val="id_ID" w:bidi="id_ID"/>
-        </w:rPr>
-      </w:r>
-      <w:r>
-        <w:rPr>
-          <w:lang w:val="id_ID" w:bidi="id_ID"/>
-        </w:rPr>
-        <w:t>Pernyataan Natanael ketika dia mendengar bahwa Yesus berasal dari Nazaret menunjukkan bahwa kota ini tidak dianggap terlalu penting.</w:t>
-      </w:r>
-    </w:p>
-    <w:p>
-      <w:pPr/>
-      <w:r>
-        <w:rPr>
-          <w:lang w:val="id_ID" w:bidi="id_ID"/>
-        </w:rPr>
-      </w:r>
-      <w:r>
-        <w:rPr>
-          <w:lang w:val="id_ID" w:bidi="id_ID"/>
-        </w:rPr>
-        <w:t xml:space="preserve">(Lihat juga: </w:t>
-      </w:r>
-      <w:r>
-        <w:rPr>
-          <w:lang w:val="id_ID" w:bidi="id_ID"/>
-        </w:rPr>
-        <w:t>Christ</w:t>
-      </w:r>
-      <w:r>
-        <w:rPr>
-          <w:lang w:val="id_ID" w:bidi="id_ID"/>
-        </w:rPr>
-        <w:t xml:space="preserve">, </w:t>
-      </w:r>
-      <w:r>
-        <w:rPr>
-          <w:lang w:val="id_ID" w:bidi="id_ID"/>
-        </w:rPr>
-        <w:t>Galilee</w:t>
-      </w:r>
-      <w:r>
-        <w:rPr>
-          <w:lang w:val="id_ID" w:bidi="id_ID"/>
-        </w:rPr>
-        <w:t xml:space="preserve">, </w:t>
-      </w:r>
-      <w:r>
-        <w:rPr>
-          <w:lang w:val="id_ID" w:bidi="id_ID"/>
-        </w:rPr>
-        <w:t>Joseph (NT)</w:t>
-      </w:r>
-      <w:r>
-        <w:rPr>
-          <w:lang w:val="id_ID" w:bidi="id_ID"/>
-        </w:rPr>
-        <w:t xml:space="preserve">, </w:t>
-      </w:r>
-      <w:r>
-        <w:rPr>
-          <w:lang w:val="id_ID" w:bidi="id_ID"/>
-        </w:rPr>
-        <w:t>Mary</w:t>
-      </w:r>
-      <w:r>
-        <w:rPr>
-          <w:lang w:val="id_ID" w:bidi="id_ID"/>
-        </w:rPr>
-        <w:t>)</w:t>
-      </w:r>
-    </w:p>
-    <w:p>
-      <w:pPr>
-        <w:pStyle w:val="Heading3"/>
-      </w:pPr>
-      <w:r>
-        <w:rPr>
-          <w:lang w:val="id_ID" w:bidi="id_ID"/>
-        </w:rPr>
-        <w:t>Referensi Alkitab:</w:t>
-      </w:r>
-    </w:p>
-    <w:p>
-      <w:pPr>
-        <w:pStyle w:val="ListBullet"/>
-        <w:spacing w:line="240" w:lineRule="auto"/>
-        <w:ind w:left="720"/>
-      </w:pPr>
-      <w:r>
-        <w:rPr>
-          <w:lang w:val="id_ID" w:bidi="id_ID"/>
-        </w:rPr>
-      </w:r>
-      <w:r>
-        <w:rPr>
-          <w:lang w:val="id_ID" w:bidi="id_ID"/>
-        </w:rPr>
-        <w:t>Kisah Para Rasul 26:9–11</w:t>
-      </w:r>
-    </w:p>
-    <w:p>
-      <w:pPr>
-        <w:pStyle w:val="ListBullet"/>
-        <w:spacing w:line="240" w:lineRule="auto"/>
-        <w:ind w:left="720"/>
-      </w:pPr>
-      <w:r>
-        <w:rPr>
-          <w:lang w:val="id_ID" w:bidi="id_ID"/>
-        </w:rPr>
-      </w:r>
-      <w:r>
-        <w:rPr>
-          <w:lang w:val="id_ID" w:bidi="id_ID"/>
-        </w:rPr>
-        <w:t>Yohanes 1:43–45</w:t>
-      </w:r>
-    </w:p>
-    <w:p>
-      <w:pPr>
-        <w:pStyle w:val="ListBullet"/>
-        <w:spacing w:line="240" w:lineRule="auto"/>
-        <w:ind w:left="720"/>
-      </w:pPr>
-      <w:r>
-        <w:rPr>
-          <w:lang w:val="id_ID" w:bidi="id_ID"/>
-        </w:rPr>
-      </w:r>
-      <w:r>
-        <w:rPr>
-          <w:lang w:val="id_ID" w:bidi="id_ID"/>
-        </w:rPr>
-        <w:t>Lukas 1:26–29</w:t>
-      </w:r>
-    </w:p>
-    <w:p>
-      <w:pPr>
-        <w:pStyle w:val="ListBullet"/>
-        <w:spacing w:line="240" w:lineRule="auto"/>
-        <w:ind w:left="720"/>
-      </w:pPr>
-      <w:r>
-        <w:rPr>
-          <w:lang w:val="id_ID" w:bidi="id_ID"/>
-        </w:rPr>
-      </w:r>
-      <w:r>
-        <w:rPr>
-          <w:lang w:val="id_ID" w:bidi="id_ID"/>
-        </w:rPr>
-        <w:t>Markus 16:5–7</w:t>
-      </w:r>
-    </w:p>
-    <w:p>
-      <w:pPr>
-        <w:pStyle w:val="ListBullet"/>
-        <w:spacing w:line="240" w:lineRule="auto"/>
-        <w:ind w:left="720"/>
-      </w:pPr>
-      <w:r>
-        <w:rPr>
-          <w:lang w:val="id_ID" w:bidi="id_ID"/>
-        </w:rPr>
-      </w:r>
-      <w:r>
-        <w:rPr>
-          <w:lang w:val="id_ID" w:bidi="id_ID"/>
-        </w:rPr>
-        <w:t>Matius 2:23</w:t>
-      </w:r>
-    </w:p>
-    <w:p>
-      <w:pPr>
-        <w:pStyle w:val="ListBullet"/>
-        <w:spacing w:line="240" w:lineRule="auto"/>
-        <w:ind w:left="720"/>
-      </w:pPr>
-      <w:r>
-        <w:rPr>
-          <w:lang w:val="id_ID" w:bidi="id_ID"/>
-        </w:rPr>
-      </w:r>
-      <w:r>
-        <w:rPr>
-          <w:lang w:val="id_ID" w:bidi="id_ID"/>
-        </w:rPr>
-        <w:t>Matius 21:9–11</w:t>
-      </w:r>
-    </w:p>
-    <w:p>
-      <w:pPr>
-        <w:pStyle w:val="ListBullet"/>
-        <w:spacing w:line="240" w:lineRule="auto"/>
-        <w:ind w:left="720"/>
-      </w:pPr>
-      <w:r>
-        <w:rPr>
-          <w:lang w:val="id_ID" w:bidi="id_ID"/>
-        </w:rPr>
-      </w:r>
-      <w:r>
-        <w:rPr>
-          <w:lang w:val="id_ID" w:bidi="id_ID"/>
-        </w:rPr>
-        <w:t>Matius 26:71–72</w:t>
-      </w:r>
-    </w:p>
-    <w:p>
-      <w:pPr>
-        <w:pStyle w:val="Heading3"/>
-      </w:pPr>
-      <w:r>
-        <w:rPr>
-          <w:lang w:val="id_ID" w:bidi="id_ID"/>
-        </w:rPr>
-        <w:t>Contoh dari Kisah Alkitab:</w:t>
-      </w:r>
-    </w:p>
-    <w:p>
-      <w:pPr>
-        <w:pStyle w:val="ListBullet"/>
-        <w:spacing w:line="240" w:lineRule="auto"/>
-        <w:ind w:left="720"/>
-      </w:pPr>
-      <w:r>
-        <w:rPr>
-          <w:lang w:val="id_ID" w:bidi="id_ID"/>
-        </w:rPr>
-      </w:r>
-      <w:r>
-        <w:rPr>
-          <w:b/>
-          <w:lang w:val="id_ID" w:bidi="id_ID"/>
-        </w:rPr>
-        <w:t>23:4</w:t>
-      </w:r>
-      <w:r>
-        <w:rPr>
-          <w:lang w:val="id_ID" w:bidi="id_ID"/>
-        </w:rPr>
-        <w:t xml:space="preserve"> Yusuf dan Maria harus menempuh perjalanan jauh dari tempat tinggal mereka di </w:t>
-      </w:r>
-      <w:r>
-        <w:rPr>
-          <w:b/>
-          <w:lang w:val="id_ID" w:bidi="id_ID"/>
-        </w:rPr>
-        <w:t>Nazaret</w:t>
-      </w:r>
-      <w:r>
-        <w:rPr>
-          <w:lang w:val="id_ID" w:bidi="id_ID"/>
-        </w:rPr>
-        <w:t xml:space="preserve"> ke Betlehem karena nenek moyang mereka adalah Daud yang kampung halamannya berada Betlehem.</w:t>
-      </w:r>
-    </w:p>
-    <w:p>
-      <w:pPr>
-        <w:pStyle w:val="ListBullet"/>
-        <w:spacing w:line="240" w:lineRule="auto"/>
-        <w:ind w:left="720"/>
-      </w:pPr>
-      <w:r>
-        <w:rPr>
-          <w:lang w:val="id_ID" w:bidi="id_ID"/>
-        </w:rPr>
-      </w:r>
-      <w:r>
-        <w:rPr>
-          <w:b/>
-          <w:lang w:val="id_ID" w:bidi="id_ID"/>
-        </w:rPr>
-        <w:t>26:2</w:t>
-      </w:r>
-      <w:r>
-        <w:rPr>
-          <w:lang w:val="id_ID" w:bidi="id_ID"/>
-        </w:rPr>
-        <w:t xml:space="preserve"> Yesus pergi ke kota </w:t>
-      </w:r>
-      <w:r>
-        <w:rPr>
-          <w:b/>
-          <w:lang w:val="id_ID" w:bidi="id_ID"/>
-        </w:rPr>
-        <w:t>Nazaret</w:t>
-      </w:r>
-      <w:r>
-        <w:rPr>
-          <w:lang w:val="id_ID" w:bidi="id_ID"/>
-        </w:rPr>
-        <w:t xml:space="preserve"> tempat Dia tinggal selama masa kecilnya.</w:t>
-      </w:r>
-    </w:p>
-    <w:p>
-      <w:pPr>
-        <w:pStyle w:val="ListBullet"/>
-        <w:spacing w:line="240" w:lineRule="auto"/>
-        <w:ind w:left="720"/>
-      </w:pPr>
-      <w:r>
-        <w:rPr>
-          <w:lang w:val="id_ID" w:bidi="id_ID"/>
-        </w:rPr>
-      </w:r>
-      <w:r>
-        <w:rPr>
-          <w:b/>
-          <w:lang w:val="id_ID" w:bidi="id_ID"/>
-        </w:rPr>
-        <w:t>26:7</w:t>
-      </w:r>
-      <w:r>
-        <w:rPr>
-          <w:lang w:val="id_ID" w:bidi="id_ID"/>
-        </w:rPr>
-        <w:t xml:space="preserve"> Penduduk </w:t>
-      </w:r>
-      <w:r>
-        <w:rPr>
-          <w:b/>
-          <w:lang w:val="id_ID" w:bidi="id_ID"/>
-        </w:rPr>
-        <w:t>Nazaret</w:t>
-      </w:r>
-      <w:r>
-        <w:rPr>
-          <w:lang w:val="id_ID" w:bidi="id_ID"/>
-        </w:rPr>
-        <w:t xml:space="preserve"> menyeret Yesus keluar dari tempat ibadah dan membawanya ke tepi tebing untuk melemparkannya ke situ, supaya bisa membunuhnya.</w:t>
-      </w:r>
-    </w:p>
-    <w:p>
-      <w:pPr>
-        <w:pStyle w:val="Heading3"/>
-      </w:pPr>
-      <w:r>
-        <w:rPr>
-          <w:lang w:val="id_ID" w:bidi="id_ID"/>
-        </w:rPr>
-        <w:t>Data Kata:</w:t>
-      </w:r>
-    </w:p>
-    <w:p>
-      <w:pPr>
-        <w:pStyle w:val="ListBullet"/>
-        <w:spacing w:line="240" w:lineRule="auto"/>
-        <w:ind w:left="720"/>
-      </w:pPr>
-      <w:r>
-        <w:rPr>
-          <w:lang w:val="id_ID" w:bidi="id_ID"/>
-        </w:rPr>
-      </w:r>
-      <w:r>
-        <w:rPr>
-          <w:lang w:val="id_ID" w:bidi="id_ID"/>
-        </w:rPr>
-        <w:t>Strong’s: G34780, G34790, G34800</w:t>
-      </w:r>
-      <w:r>
-        <w:rPr>
-          <w:lang w:val="id_ID" w:bidi="id_ID"/>
-        </w:rPr>
-      </w:r>
-      <w:r>
-        <w:rPr>
-          <w:lang w:val="id_ID" w:bidi="id_ID"/>
-        </w:rPr>
-      </w:r>
-    </w:p>
-    <w:p>
-      <w:pPr/>
-      <w:r>
-        <w:rPr>
-          <w:lang w:val="id_ID" w:bidi="id_ID"/>
-        </w:rPr>
-      </w:r>
-    </w:p>
-    <w:p>
-      <w:pPr>
-        <w:pStyle w:val="Heading2"/>
-      </w:pPr>
-      <w:r>
-        <w:rPr>
-          <w:lang w:val="id_ID" w:bidi="id_ID"/>
-        </w:rPr>
-        <w:t>Nazir</w:t>
-      </w:r>
-      <w:r>
-        <w:rPr>
-          <w:lang w:val="id_ID" w:bidi="id_ID"/>
-        </w:rPr>
-      </w:r>
-    </w:p>
-    <w:p>
-      <w:pPr>
-        <w:pStyle w:val="Heading3"/>
-      </w:pPr>
-      <w:r>
-        <w:rPr>
-          <w:lang w:val="id_ID" w:bidi="id_ID"/>
-        </w:rPr>
-        <w:t>Fakta:</w:t>
-      </w:r>
-    </w:p>
-    <w:p>
-      <w:pPr/>
-      <w:r>
-        <w:rPr>
-          <w:lang w:val="id_ID" w:bidi="id_ID"/>
-        </w:rPr>
-      </w:r>
-      <w:r>
-        <w:rPr>
-          <w:lang w:val="id_ID" w:bidi="id_ID"/>
-        </w:rPr>
-        <w:t>Istilah "Nazir" merujuk pada seseorang yang telah mengucapkan "Nazar" (sumpah nazir). Sebagian besar yang mengucapkan sumpah ini biasanya laki-laki, tetapi perempuan juga dapat mengucapkannya.</w:t>
-      </w:r>
-    </w:p>
-    <w:p>
-      <w:pPr>
-        <w:pStyle w:val="ListBullet"/>
-        <w:spacing w:line="240" w:lineRule="auto"/>
-        <w:ind w:left="720"/>
-      </w:pPr>
-      <w:r>
-        <w:rPr>
-          <w:lang w:val="id_ID" w:bidi="id_ID"/>
-        </w:rPr>
-      </w:r>
-      <w:r>
-        <w:rPr>
-          <w:lang w:val="id_ID" w:bidi="id_ID"/>
-        </w:rPr>
-        <w:t>Seseorang yang bernazar berarti setuju untuk tidak mengonsumsi makanan atau minuman yang terbuat dari anggur selama periode yang telah ditentukan untuk memenuhi sumpah tersebut. Selama periode ini, dia juga tidak boleh memotong rambutnya dan tidak boleh mendekati mayat.</w:t>
-      </w:r>
-    </w:p>
-    <w:p>
-      <w:pPr>
-        <w:pStyle w:val="ListBullet"/>
-        <w:spacing w:line="240" w:lineRule="auto"/>
-        <w:ind w:left="720"/>
-      </w:pPr>
-      <w:r>
-        <w:rPr>
-          <w:lang w:val="id_ID" w:bidi="id_ID"/>
-        </w:rPr>
-      </w:r>
-      <w:r>
-        <w:rPr>
-          <w:lang w:val="id_ID" w:bidi="id_ID"/>
-        </w:rPr>
-        <w:t>Setelah waktu yang ditentukan berlalu dan nazar telah dipenuhi, seorang nazir akan pergi menghadap imam untuk memberikan persembahan. Ini termasuk memotong dan membakar rambutnya. Semua pembatasan lainnya juga akan dicabut.</w:t>
-      </w:r>
-    </w:p>
-    <w:p>
-      <w:pPr>
-        <w:pStyle w:val="ListBullet"/>
-        <w:spacing w:line="240" w:lineRule="auto"/>
-        <w:ind w:left="720"/>
-      </w:pPr>
-      <w:r>
-        <w:rPr>
-          <w:lang w:val="id_ID" w:bidi="id_ID"/>
-        </w:rPr>
-      </w:r>
-      <w:r>
-        <w:rPr>
-          <w:lang w:val="id_ID" w:bidi="id_ID"/>
-        </w:rPr>
-        <w:t>Simson adalah tokoh terkenal dalam Perjanjian Lama yang terikat oleh Nazar.</w:t>
-      </w:r>
-    </w:p>
-    <w:p>
-      <w:pPr>
-        <w:pStyle w:val="ListBullet"/>
-        <w:spacing w:line="240" w:lineRule="auto"/>
-        <w:ind w:left="720"/>
-      </w:pPr>
-      <w:r>
-        <w:rPr>
-          <w:lang w:val="id_ID" w:bidi="id_ID"/>
-        </w:rPr>
-      </w:r>
-      <w:r>
-        <w:rPr>
-          <w:lang w:val="id_ID" w:bidi="id_ID"/>
-        </w:rPr>
-        <w:t>Malaikat yang mengumumkan kelahiran Yohanes Pembaptis memberi tahu Zakharia bahwa putranya tidak akan minum minuman keras, yang mungkin menunjukkan bahwa Yohanes berada di bawah Nazar.</w:t>
-      </w:r>
-    </w:p>
-    <w:p>
-      <w:pPr>
-        <w:pStyle w:val="ListBullet"/>
-        <w:spacing w:line="240" w:lineRule="auto"/>
-        <w:ind w:left="720"/>
-      </w:pPr>
-      <w:r>
-        <w:rPr>
-          <w:lang w:val="id_ID" w:bidi="id_ID"/>
-        </w:rPr>
-      </w:r>
-      <w:r>
-        <w:rPr>
-          <w:lang w:val="id_ID" w:bidi="id_ID"/>
-        </w:rPr>
-        <w:t>Menurut sebuah bagian dalam Kitab Kisah Para Rasul, rasul Paulus mungkin juga pernah mengambil nazar ini.</w:t>
-      </w:r>
-    </w:p>
-    <w:p>
-      <w:pPr/>
-      <w:r>
-        <w:rPr>
-          <w:lang w:val="id_ID" w:bidi="id_ID"/>
-        </w:rPr>
-      </w:r>
-      <w:r>
-        <w:rPr>
-          <w:lang w:val="id_ID" w:bidi="id_ID"/>
-        </w:rPr>
-        <w:t>(Saran terjemahan: Cara Menerjemahkan Nama)</w:t>
-      </w:r>
-    </w:p>
-    <w:p>
-      <w:pPr/>
-      <w:r>
-        <w:rPr>
-          <w:lang w:val="id_ID" w:bidi="id_ID"/>
-        </w:rPr>
-      </w:r>
-      <w:r>
-        <w:rPr>
-          <w:lang w:val="id_ID" w:bidi="id_ID"/>
-        </w:rPr>
-        <w:t xml:space="preserve">(Lihat juga: </w:t>
-      </w:r>
-      <w:r>
-        <w:rPr>
-          <w:lang w:val="id_ID" w:bidi="id_ID"/>
-        </w:rPr>
-        <w:t>Yohanes Pembaptis</w:t>
-      </w:r>
-      <w:r>
-        <w:rPr>
-          <w:lang w:val="id_ID" w:bidi="id_ID"/>
-        </w:rPr>
-        <w:t xml:space="preserve">, </w:t>
-      </w:r>
-      <w:r>
-        <w:rPr>
-          <w:lang w:val="id_ID" w:bidi="id_ID"/>
-        </w:rPr>
-        <w:t>pengorbanan</w:t>
-      </w:r>
-      <w:r>
-        <w:rPr>
-          <w:lang w:val="id_ID" w:bidi="id_ID"/>
-        </w:rPr>
-        <w:t xml:space="preserve">, </w:t>
-      </w:r>
-      <w:r>
-        <w:rPr>
-          <w:lang w:val="id_ID" w:bidi="id_ID"/>
-        </w:rPr>
-        <w:t>Simson</w:t>
-      </w:r>
-      <w:r>
-        <w:rPr>
-          <w:lang w:val="id_ID" w:bidi="id_ID"/>
-        </w:rPr>
-        <w:t xml:space="preserve">, </w:t>
-      </w:r>
-      <w:r>
-        <w:rPr>
-          <w:lang w:val="id_ID" w:bidi="id_ID"/>
-        </w:rPr>
-        <w:t>nazar</w:t>
-      </w:r>
-      <w:r>
-        <w:rPr>
-          <w:lang w:val="id_ID" w:bidi="id_ID"/>
-        </w:rPr>
-        <w:t xml:space="preserve">, </w:t>
-      </w:r>
-      <w:r>
-        <w:rPr>
-          <w:lang w:val="id_ID" w:bidi="id_ID"/>
-        </w:rPr>
-        <w:t>Zakharia (Perjanjian Lama)</w:t>
-      </w:r>
-      <w:r>
-        <w:rPr>
-          <w:lang w:val="id_ID" w:bidi="id_ID"/>
-        </w:rPr>
-        <w:t>)</w:t>
-      </w:r>
-    </w:p>
-    <w:p>
-      <w:pPr>
-        <w:pStyle w:val="Heading3"/>
-      </w:pPr>
-      <w:r>
-        <w:rPr>
-          <w:lang w:val="id_ID" w:bidi="id_ID"/>
-        </w:rPr>
-        <w:t>Referensi Alkitab:</w:t>
-      </w:r>
-    </w:p>
-    <w:p>
-      <w:pPr>
-        <w:pStyle w:val="ListBullet"/>
-        <w:spacing w:line="240" w:lineRule="auto"/>
-        <w:ind w:left="720"/>
-      </w:pPr>
-      <w:r>
-        <w:rPr>
-          <w:lang w:val="id_ID" w:bidi="id_ID"/>
-        </w:rPr>
-      </w:r>
-      <w:r>
-        <w:rPr>
-          <w:lang w:val="id_ID" w:bidi="id_ID"/>
-        </w:rPr>
-        <w:t>Kisah Para Rasul 18:18–19</w:t>
-      </w:r>
-    </w:p>
-    <w:p>
-      <w:pPr>
-        <w:pStyle w:val="ListBullet"/>
-        <w:spacing w:line="240" w:lineRule="auto"/>
-        <w:ind w:left="720"/>
-      </w:pPr>
-      <w:r>
-        <w:rPr>
-          <w:lang w:val="id_ID" w:bidi="id_ID"/>
-        </w:rPr>
-      </w:r>
-      <w:r>
-        <w:rPr>
-          <w:lang w:val="id_ID" w:bidi="id_ID"/>
-        </w:rPr>
-        <w:t>Amos 2:11–12</w:t>
-      </w:r>
-    </w:p>
-    <w:p>
-      <w:pPr>
-        <w:pStyle w:val="ListBullet"/>
-        <w:spacing w:line="240" w:lineRule="auto"/>
-        <w:ind w:left="720"/>
-      </w:pPr>
-      <w:r>
-        <w:rPr>
-          <w:lang w:val="id_ID" w:bidi="id_ID"/>
-        </w:rPr>
-      </w:r>
-      <w:r>
-        <w:rPr>
-          <w:lang w:val="id_ID" w:bidi="id_ID"/>
-        </w:rPr>
-        <w:t>Hakim-hakim 13:5</w:t>
-      </w:r>
-    </w:p>
-    <w:p>
-      <w:pPr>
-        <w:pStyle w:val="ListBullet"/>
-        <w:spacing w:line="240" w:lineRule="auto"/>
-        <w:ind w:left="720"/>
-      </w:pPr>
-      <w:r>
-        <w:rPr>
-          <w:lang w:val="id_ID" w:bidi="id_ID"/>
-        </w:rPr>
-      </w:r>
-      <w:r>
-        <w:rPr>
-          <w:lang w:val="id_ID" w:bidi="id_ID"/>
-        </w:rPr>
-        <w:t>Bilangan 6:1–4</w:t>
-      </w:r>
-    </w:p>
-    <w:p>
-      <w:pPr>
-        <w:pStyle w:val="Heading3"/>
-      </w:pPr>
-      <w:r>
-        <w:rPr>
-          <w:lang w:val="id_ID" w:bidi="id_ID"/>
-        </w:rPr>
-        <w:t>Data Kata:</w:t>
-      </w:r>
-    </w:p>
-    <w:p>
-      <w:pPr>
-        <w:pStyle w:val="ListBullet"/>
-        <w:spacing w:line="240" w:lineRule="auto"/>
-        <w:ind w:left="720"/>
-      </w:pPr>
-      <w:r>
-        <w:rPr>
-          <w:lang w:val="id_ID" w:bidi="id_ID"/>
-        </w:rPr>
-      </w:r>
-      <w:r>
-        <w:rPr>
-          <w:lang w:val="id_ID" w:bidi="id_ID"/>
-        </w:rPr>
-        <w:t>Strong: H5139</w:t>
-      </w:r>
-      <w:r>
-        <w:rPr>
-          <w:lang w:val="id_ID" w:bidi="id_ID"/>
-        </w:rPr>
-      </w:r>
-      <w:r>
-        <w:rPr>
-          <w:lang w:val="id_ID" w:bidi="id_ID"/>
-        </w:rPr>
-      </w:r>
-    </w:p>
-    <w:p>
-      <w:pPr/>
-      <w:r>
-        <w:rPr>
-          <w:lang w:val="id_ID" w:bidi="id_ID"/>
-        </w:rPr>
-      </w:r>
-    </w:p>
-    <w:p>
-      <w:pPr>
-        <w:pStyle w:val="Heading2"/>
-      </w:pPr>
-      <w:r>
-        <w:rPr>
-          <w:lang w:val="id_ID" w:bidi="id_ID"/>
-        </w:rPr>
-        <w:t>Nebukadnezar</w:t>
-      </w:r>
-      <w:r>
-        <w:rPr>
-          <w:lang w:val="id_ID" w:bidi="id_ID"/>
-        </w:rPr>
-      </w:r>
-    </w:p>
-    <w:p>
-      <w:pPr>
-        <w:pStyle w:val="Heading3"/>
-      </w:pPr>
-      <w:r>
-        <w:rPr>
-          <w:lang w:val="id_ID" w:bidi="id_ID"/>
-        </w:rPr>
-        <w:t>Facts:</w:t>
-      </w:r>
-    </w:p>
-    <w:p>
-      <w:pPr/>
-      <w:r>
-        <w:rPr>
-          <w:lang w:val="id_ID" w:bidi="id_ID"/>
-        </w:rPr>
-      </w:r>
-      <w:r>
-        <w:rPr>
-          <w:lang w:val="id_ID" w:bidi="id_ID"/>
-        </w:rPr>
-        <w:t>Nebukadnezar was a king of the Babylonian Empire whose powerful army conquered many people groups and nations.</w:t>
-      </w:r>
-    </w:p>
-    <w:p>
-      <w:pPr>
-        <w:pStyle w:val="ListBullet"/>
-        <w:spacing w:line="240" w:lineRule="auto"/>
-        <w:ind w:left="720"/>
-      </w:pPr>
-      <w:r>
-        <w:rPr>
-          <w:lang w:val="id_ID" w:bidi="id_ID"/>
-        </w:rPr>
-      </w:r>
-      <w:r>
-        <w:rPr>
-          <w:lang w:val="id_ID" w:bidi="id_ID"/>
-        </w:rPr>
-        <w:t>Di bawah kepemimpinan Nebukadnezar, tentara Babilonia menyerang dan menaklukkan kerajaan Yehuda, dan membawa sebagian besar penduduk Yehuda ke Babilonia sebagai tawanan. Para tawanan dipaksa untuk tinggal di sana selama 70 tahun yang dikenal sebagai “Pengasingan Babilonia.”</w:t>
-      </w:r>
-    </w:p>
-    <w:p>
-      <w:pPr>
-        <w:pStyle w:val="ListBullet"/>
-        <w:spacing w:line="240" w:lineRule="auto"/>
-        <w:ind w:left="720"/>
-      </w:pPr>
-      <w:r>
-        <w:rPr>
-          <w:lang w:val="id_ID" w:bidi="id_ID"/>
-        </w:rPr>
-      </w:r>
-      <w:r>
-        <w:rPr>
-          <w:lang w:val="id_ID" w:bidi="id_ID"/>
-        </w:rPr>
-        <w:t>Salah satu orang buangan, Daniel, menafsirkan beberapa mimpi Raja Nebukadnezar.</w:t>
-      </w:r>
-    </w:p>
-    <w:p>
-      <w:pPr>
-        <w:pStyle w:val="ListBullet"/>
-        <w:spacing w:line="240" w:lineRule="auto"/>
-        <w:ind w:left="720"/>
-      </w:pPr>
-      <w:r>
-        <w:rPr>
-          <w:lang w:val="id_ID" w:bidi="id_ID"/>
-        </w:rPr>
-      </w:r>
-      <w:r>
-        <w:rPr>
-          <w:lang w:val="id_ID" w:bidi="id_ID"/>
-        </w:rPr>
-        <w:t>Tiga orang Israel lainnya yang ditangkap, Hananya, Mishael, dan Azariah, dilemparkan ke dalam dapur api ketika mereka menolak untuk sujud di depan patung emas raksasa yang dibuat Nebukadnezar.</w:t>
-      </w:r>
-    </w:p>
-    <w:p>
-      <w:pPr>
-        <w:pStyle w:val="ListBullet"/>
-        <w:spacing w:line="240" w:lineRule="auto"/>
-        <w:ind w:left="720"/>
-      </w:pPr>
-      <w:r>
-        <w:rPr>
-          <w:lang w:val="id_ID" w:bidi="id_ID"/>
-        </w:rPr>
-      </w:r>
-      <w:r>
-        <w:rPr>
-          <w:lang w:val="id_ID" w:bidi="id_ID"/>
-        </w:rPr>
-        <w:t>Raja Nebukadnezar sangat sombong dan menyembah dewa-dewa palsu. Ketika dia menaklukkan Yehuda, dia mencuri banyak barang emas dan perak dari bait suci di Yerusalem.</w:t>
-      </w:r>
-    </w:p>
-    <w:p>
-      <w:pPr>
-        <w:pStyle w:val="ListBullet"/>
-        <w:spacing w:line="240" w:lineRule="auto"/>
-        <w:ind w:left="720"/>
-      </w:pPr>
-      <w:r>
-        <w:rPr>
-          <w:lang w:val="id_ID" w:bidi="id_ID"/>
-        </w:rPr>
-      </w:r>
-      <w:r>
-        <w:rPr>
-          <w:lang w:val="id_ID" w:bidi="id_ID"/>
-        </w:rPr>
-        <w:t>Karena Nebukadnezar sombong dan tidak mau berpaling dari penyembahan dewa-dewa palsu, Yahweh menyebabkan dia melarat selama tujuh tahun, hidup seperti binatang. Setelah tujuh tahun, Tuhan memulihkan Nebukadnezarr ketika dia merendahkan dirinya dan memuji satu-satunya Tuhan yang benar, Yahweh.</w:t>
-      </w:r>
-    </w:p>
-    <w:p>
-      <w:pPr/>
-      <w:r>
-        <w:rPr>
-          <w:lang w:val="id_ID" w:bidi="id_ID"/>
-        </w:rPr>
-      </w:r>
-      <w:r>
-        <w:rPr>
-          <w:lang w:val="id_ID" w:bidi="id_ID"/>
-        </w:rPr>
-        <w:t>(Saran Penerjemahan: How to Translate Names)</w:t>
-      </w:r>
-    </w:p>
-    <w:p>
-      <w:pPr/>
-      <w:r>
-        <w:rPr>
-          <w:lang w:val="id_ID" w:bidi="id_ID"/>
-        </w:rPr>
-      </w:r>
-      <w:r>
-        <w:rPr>
-          <w:lang w:val="id_ID" w:bidi="id_ID"/>
-        </w:rPr>
-        <w:t xml:space="preserve">(Lihat juga: </w:t>
-      </w:r>
-      <w:r>
-        <w:rPr>
-          <w:lang w:val="id_ID" w:bidi="id_ID"/>
-        </w:rPr>
-        <w:t>arrogant</w:t>
-      </w:r>
-      <w:r>
-        <w:rPr>
-          <w:lang w:val="id_ID" w:bidi="id_ID"/>
-        </w:rPr>
-        <w:t xml:space="preserve">, </w:t>
-      </w:r>
-      <w:r>
-        <w:rPr>
-          <w:lang w:val="id_ID" w:bidi="id_ID"/>
-        </w:rPr>
-        <w:t>Azariah</w:t>
-      </w:r>
-      <w:r>
-        <w:rPr>
-          <w:lang w:val="id_ID" w:bidi="id_ID"/>
-        </w:rPr>
-        <w:t xml:space="preserve">, </w:t>
-      </w:r>
-      <w:r>
-        <w:rPr>
-          <w:lang w:val="id_ID" w:bidi="id_ID"/>
-        </w:rPr>
-        <w:t>Babylon</w:t>
-      </w:r>
-      <w:r>
-        <w:rPr>
-          <w:lang w:val="id_ID" w:bidi="id_ID"/>
-        </w:rPr>
-        <w:t xml:space="preserve">, </w:t>
-      </w:r>
-      <w:r>
-        <w:rPr>
-          <w:lang w:val="id_ID" w:bidi="id_ID"/>
-        </w:rPr>
-        <w:t>Hananiah</w:t>
-      </w:r>
-      <w:r>
-        <w:rPr>
-          <w:lang w:val="id_ID" w:bidi="id_ID"/>
-        </w:rPr>
-        <w:t xml:space="preserve">, </w:t>
-      </w:r>
-      <w:r>
-        <w:rPr>
-          <w:lang w:val="id_ID" w:bidi="id_ID"/>
-        </w:rPr>
-        <w:t>Mishael</w:t>
-      </w:r>
-      <w:r>
-        <w:rPr>
-          <w:lang w:val="id_ID" w:bidi="id_ID"/>
-        </w:rPr>
-        <w:t>)</w:t>
-      </w:r>
-    </w:p>
-    <w:p>
-      <w:pPr>
-        <w:pStyle w:val="Heading3"/>
-      </w:pPr>
-      <w:r>
-        <w:rPr>
-          <w:lang w:val="id_ID" w:bidi="id_ID"/>
-        </w:rPr>
-        <w:t>Referensi Alkitab:</w:t>
-      </w:r>
-    </w:p>
-    <w:p>
-      <w:pPr>
-        <w:pStyle w:val="ListBullet"/>
-        <w:spacing w:line="240" w:lineRule="auto"/>
-        <w:ind w:left="720"/>
-      </w:pPr>
-      <w:r>
-        <w:rPr>
-          <w:lang w:val="id_ID" w:bidi="id_ID"/>
-        </w:rPr>
-      </w:r>
-      <w:r>
-        <w:rPr>
-          <w:lang w:val="id_ID" w:bidi="id_ID"/>
-        </w:rPr>
-        <w:t>1 Tawarikh 6:15</w:t>
-      </w:r>
-    </w:p>
-    <w:p>
-      <w:pPr>
-        <w:pStyle w:val="ListBullet"/>
-        <w:spacing w:line="240" w:lineRule="auto"/>
-        <w:ind w:left="720"/>
-      </w:pPr>
-      <w:r>
-        <w:rPr>
-          <w:lang w:val="id_ID" w:bidi="id_ID"/>
-        </w:rPr>
-      </w:r>
-      <w:r>
-        <w:rPr>
-          <w:lang w:val="id_ID" w:bidi="id_ID"/>
-        </w:rPr>
-        <w:t>2 Raja-raja 25:1–3</w:t>
-      </w:r>
-    </w:p>
-    <w:p>
-      <w:pPr>
-        <w:pStyle w:val="ListBullet"/>
-        <w:spacing w:line="240" w:lineRule="auto"/>
-        <w:ind w:left="720"/>
-      </w:pPr>
-      <w:r>
-        <w:rPr>
-          <w:lang w:val="id_ID" w:bidi="id_ID"/>
-        </w:rPr>
-      </w:r>
-      <w:r>
-        <w:rPr>
-          <w:lang w:val="id_ID" w:bidi="id_ID"/>
-        </w:rPr>
-        <w:t>Daniel 1:2</w:t>
-      </w:r>
-    </w:p>
-    <w:p>
-      <w:pPr>
-        <w:pStyle w:val="ListBullet"/>
-        <w:spacing w:line="240" w:lineRule="auto"/>
-        <w:ind w:left="720"/>
-      </w:pPr>
-      <w:r>
-        <w:rPr>
-          <w:lang w:val="id_ID" w:bidi="id_ID"/>
-        </w:rPr>
-      </w:r>
-      <w:r>
-        <w:rPr>
-          <w:lang w:val="id_ID" w:bidi="id_ID"/>
-        </w:rPr>
-        <w:t>Daniel 4:4</w:t>
-      </w:r>
-    </w:p>
-    <w:p>
-      <w:pPr>
-        <w:pStyle w:val="ListBullet"/>
-        <w:spacing w:line="240" w:lineRule="auto"/>
-        <w:ind w:left="720"/>
-      </w:pPr>
-      <w:r>
-        <w:rPr>
-          <w:lang w:val="id_ID" w:bidi="id_ID"/>
-        </w:rPr>
-      </w:r>
-      <w:r>
-        <w:rPr>
-          <w:lang w:val="id_ID" w:bidi="id_ID"/>
-        </w:rPr>
-        <w:t>Yehezkiel 26:8</w:t>
-      </w:r>
-    </w:p>
-    <w:p>
-      <w:pPr>
-        <w:pStyle w:val="Heading3"/>
-      </w:pPr>
-      <w:r>
-        <w:rPr>
-          <w:lang w:val="id_ID" w:bidi="id_ID"/>
-        </w:rPr>
-        <w:t>Contoh dari Kisah Alkitab:</w:t>
-      </w:r>
-    </w:p>
-    <w:p>
-      <w:pPr>
-        <w:pStyle w:val="ListBullet"/>
-        <w:spacing w:line="240" w:lineRule="auto"/>
-        <w:ind w:left="720"/>
-      </w:pPr>
-      <w:r>
-        <w:rPr>
-          <w:lang w:val="id_ID" w:bidi="id_ID"/>
-        </w:rPr>
-      </w:r>
-      <w:r>
-        <w:rPr>
-          <w:b/>
-          <w:lang w:val="id_ID" w:bidi="id_ID"/>
-        </w:rPr>
-        <w:t>20:6</w:t>
-      </w:r>
-      <w:r>
-        <w:rPr>
-          <w:lang w:val="id_ID" w:bidi="id_ID"/>
-        </w:rPr>
-        <w:t xml:space="preserve"> Sekitar 100 tahun setelah Asyur menghancurkan kerajaan Israel, Tuhan mengutus </w:t>
-      </w:r>
-      <w:r>
-        <w:rPr>
-          <w:b/>
-          <w:lang w:val="id_ID" w:bidi="id_ID"/>
-        </w:rPr>
-        <w:t>Nebukadnezar</w:t>
-      </w:r>
-      <w:r>
-        <w:rPr>
-          <w:lang w:val="id_ID" w:bidi="id_ID"/>
-        </w:rPr>
-        <w:t>, raja Babilonia, untuk menyerang kerajaan dari Yehuda.</w:t>
-      </w:r>
-    </w:p>
-    <w:p>
-      <w:pPr>
-        <w:pStyle w:val="ListBullet"/>
-        <w:spacing w:line="240" w:lineRule="auto"/>
-        <w:ind w:left="720"/>
-      </w:pPr>
-      <w:r>
-        <w:rPr>
-          <w:lang w:val="id_ID" w:bidi="id_ID"/>
-        </w:rPr>
-      </w:r>
-      <w:r>
-        <w:rPr>
-          <w:b/>
-          <w:lang w:val="id_ID" w:bidi="id_ID"/>
-        </w:rPr>
-        <w:t>20:6</w:t>
-      </w:r>
-      <w:r>
-        <w:rPr>
-          <w:lang w:val="id_ID" w:bidi="id_ID"/>
-        </w:rPr>
-        <w:t xml:space="preserve"> Raja Yehuda setuju untuk menjadi budak </w:t>
-      </w:r>
-      <w:r>
-        <w:rPr>
-          <w:b/>
-          <w:lang w:val="id_ID" w:bidi="id_ID"/>
-        </w:rPr>
-        <w:t>Nebukadnezar</w:t>
-      </w:r>
-      <w:r>
-        <w:rPr>
-          <w:lang w:val="id_ID" w:bidi="id_ID"/>
-        </w:rPr>
-        <w:t xml:space="preserve"> dan membayarnya banyak uang setiap tahun.</w:t>
-      </w:r>
-    </w:p>
-    <w:p>
-      <w:pPr>
-        <w:pStyle w:val="ListBullet"/>
-        <w:spacing w:line="240" w:lineRule="auto"/>
-        <w:ind w:left="720"/>
-      </w:pPr>
-      <w:r>
-        <w:rPr>
-          <w:lang w:val="id_ID" w:bidi="id_ID"/>
-        </w:rPr>
-      </w:r>
-      <w:r>
-        <w:rPr>
-          <w:b/>
-          <w:lang w:val="id_ID" w:bidi="id_ID"/>
-        </w:rPr>
-        <w:t>20:8</w:t>
-      </w:r>
-      <w:r>
-        <w:rPr>
-          <w:lang w:val="id_ID" w:bidi="id_ID"/>
-        </w:rPr>
-        <w:t xml:space="preserve"> Untuk menghukum raja Yehuda karena memberontak, tentara </w:t>
-      </w:r>
-      <w:r>
-        <w:rPr>
-          <w:b/>
-          <w:lang w:val="id_ID" w:bidi="id_ID"/>
-        </w:rPr>
-        <w:t>Nebukadnezar</w:t>
-      </w:r>
-      <w:r>
-        <w:rPr>
-          <w:lang w:val="id_ID" w:bidi="id_ID"/>
-        </w:rPr>
-        <w:t xml:space="preserve"> membunuh putra raja di depannya dan kemudian menjadikannya buta.</w:t>
-      </w:r>
-    </w:p>
-    <w:p>
-      <w:pPr>
-        <w:pStyle w:val="ListBullet"/>
-        <w:spacing w:line="240" w:lineRule="auto"/>
-        <w:ind w:left="720"/>
-      </w:pPr>
-      <w:r>
-        <w:rPr>
-          <w:lang w:val="id_ID" w:bidi="id_ID"/>
-        </w:rPr>
-      </w:r>
-      <w:r>
-        <w:rPr>
-          <w:b/>
-          <w:lang w:val="id_ID" w:bidi="id_ID"/>
-        </w:rPr>
-        <w:t>20:9</w:t>
-      </w:r>
-      <w:r>
-        <w:rPr>
-          <w:lang w:val="id_ID" w:bidi="id_ID"/>
-        </w:rPr>
-        <w:t xml:space="preserve"> </w:t>
-      </w:r>
-      <w:r>
-        <w:rPr>
-          <w:b/>
-          <w:lang w:val="id_ID" w:bidi="id_ID"/>
-        </w:rPr>
-        <w:t>Nebukadnezar</w:t>
-      </w:r>
-      <w:r>
-        <w:rPr>
-          <w:lang w:val="id_ID" w:bidi="id_ID"/>
-        </w:rPr>
-        <w:t xml:space="preserve"> dan pasukannya membawa hampir seluruh rakyat kerajaan Yehuda ke Babilonia, hanya menyisakan orang-orang termiskin saja yang tinggal untuk menanami ladang.</w:t>
-      </w:r>
-    </w:p>
-    <w:p>
-      <w:pPr>
-        <w:pStyle w:val="Heading3"/>
-      </w:pPr>
-      <w:r>
-        <w:rPr>
-          <w:lang w:val="id_ID" w:bidi="id_ID"/>
-        </w:rPr>
-        <w:t>Data Kata:</w:t>
-      </w:r>
-    </w:p>
-    <w:p>
-      <w:pPr>
-        <w:pStyle w:val="ListBullet"/>
-        <w:spacing w:line="240" w:lineRule="auto"/>
-        <w:ind w:left="720"/>
-      </w:pPr>
-      <w:r>
-        <w:rPr>
-          <w:lang w:val="id_ID" w:bidi="id_ID"/>
-        </w:rPr>
-      </w:r>
-      <w:r>
-        <w:rPr>
-          <w:lang w:val="id_ID" w:bidi="id_ID"/>
-        </w:rPr>
-        <w:t>Strong’s: H5019, H5020</w:t>
-      </w:r>
-      <w:r>
-        <w:rPr>
-          <w:lang w:val="id_ID" w:bidi="id_ID"/>
-        </w:rPr>
-      </w:r>
-      <w:r>
-        <w:rPr>
-          <w:lang w:val="id_ID" w:bidi="id_ID"/>
-        </w:rPr>
-      </w:r>
-    </w:p>
-    <w:p>
-      <w:pPr/>
-      <w:r>
-        <w:rPr>
-          <w:lang w:val="id_ID" w:bidi="id_ID"/>
-        </w:rPr>
-      </w:r>
-    </w:p>
-    <w:p>
-      <w:pPr>
-        <w:pStyle w:val="Heading2"/>
-      </w:pPr>
-      <w:r>
-        <w:rPr>
-          <w:lang w:val="id_ID" w:bidi="id_ID"/>
-        </w:rPr>
-        <w:t>Negev</w:t>
-      </w:r>
-      <w:r>
-        <w:rPr>
-          <w:lang w:val="id_ID" w:bidi="id_ID"/>
-        </w:rPr>
-      </w:r>
-    </w:p>
-    <w:p>
-      <w:pPr>
-        <w:pStyle w:val="Heading3"/>
-      </w:pPr>
-      <w:r>
-        <w:rPr>
-          <w:lang w:val="id_ID" w:bidi="id_ID"/>
-        </w:rPr>
-        <w:t>Fakta-fakta:</w:t>
-      </w:r>
-    </w:p>
-    <w:p>
-      <w:pPr/>
-      <w:r>
-        <w:rPr>
-          <w:lang w:val="id_ID" w:bidi="id_ID"/>
-        </w:rPr>
-      </w:r>
-      <w:r>
-        <w:rPr>
-          <w:lang w:val="id_ID" w:bidi="id_ID"/>
-        </w:rPr>
-        <w:t>Negev adalah wilayah gurun di bagian selatan Israel, barat daya Laut Asin.</w:t>
-      </w:r>
-    </w:p>
-    <w:p>
-      <w:pPr>
-        <w:pStyle w:val="ListBullet"/>
-        <w:spacing w:line="240" w:lineRule="auto"/>
-        <w:ind w:left="720"/>
-      </w:pPr>
-      <w:r>
-        <w:rPr>
-          <w:lang w:val="id_ID" w:bidi="id_ID"/>
-        </w:rPr>
-      </w:r>
-      <w:r>
-        <w:rPr>
-          <w:lang w:val="id_ID" w:bidi="id_ID"/>
-        </w:rPr>
-        <w:t>Kata aslinya berarti “Selatan”, dan beberapa versi bahasa Inggris menerjemahkannya seperti ini.</w:t>
-      </w:r>
-    </w:p>
-    <w:p>
-      <w:pPr>
-        <w:pStyle w:val="ListBullet"/>
-        <w:spacing w:line="240" w:lineRule="auto"/>
-        <w:ind w:left="720"/>
-      </w:pPr>
-      <w:r>
-        <w:rPr>
-          <w:lang w:val="id_ID" w:bidi="id_ID"/>
-        </w:rPr>
-      </w:r>
-      <w:r>
-        <w:rPr>
-          <w:lang w:val="id_ID" w:bidi="id_ID"/>
-        </w:rPr>
-        <w:t>Bisa jadi “Selatan” tidak terletak di tempat Gurun Negev saat ini.</w:t>
-      </w:r>
-    </w:p>
-    <w:p>
-      <w:pPr>
-        <w:pStyle w:val="ListBullet"/>
-        <w:spacing w:line="240" w:lineRule="auto"/>
-        <w:ind w:left="720"/>
-      </w:pPr>
-      <w:r>
-        <w:rPr>
-          <w:lang w:val="id_ID" w:bidi="id_ID"/>
-        </w:rPr>
-      </w:r>
-      <w:r>
-        <w:rPr>
-          <w:lang w:val="id_ID" w:bidi="id_ID"/>
-        </w:rPr>
-        <w:t>Ketika Abraham tinggal di kota Kadesh, dia berada di Negev atau wilayah selatan.</w:t>
-      </w:r>
-    </w:p>
-    <w:p>
-      <w:pPr>
-        <w:pStyle w:val="ListBullet"/>
-        <w:spacing w:line="240" w:lineRule="auto"/>
-        <w:ind w:left="720"/>
-      </w:pPr>
-      <w:r>
-        <w:rPr>
-          <w:lang w:val="id_ID" w:bidi="id_ID"/>
-        </w:rPr>
-      </w:r>
-      <w:r>
-        <w:rPr>
-          <w:lang w:val="id_ID" w:bidi="id_ID"/>
-        </w:rPr>
-        <w:t>Ishak tinggal di Negev ketika Ribka melakukan perjalanan untuk menemuinya dan menjadi istrinya.</w:t>
-      </w:r>
-    </w:p>
-    <w:p>
-      <w:pPr>
-        <w:pStyle w:val="ListBullet"/>
-        <w:spacing w:line="240" w:lineRule="auto"/>
-        <w:ind w:left="720"/>
-      </w:pPr>
-      <w:r>
-        <w:rPr>
-          <w:lang w:val="id_ID" w:bidi="id_ID"/>
-        </w:rPr>
-      </w:r>
-      <w:r>
-        <w:rPr>
-          <w:lang w:val="id_ID" w:bidi="id_ID"/>
-        </w:rPr>
-        <w:t>Suku Yahudi yaitu Yehuda dan Simeon tinggal di wilayah selatan ini.</w:t>
-      </w:r>
-    </w:p>
-    <w:p>
-      <w:pPr>
-        <w:pStyle w:val="ListBullet"/>
-        <w:spacing w:line="240" w:lineRule="auto"/>
-        <w:ind w:left="720"/>
-      </w:pPr>
-      <w:r>
-        <w:rPr>
-          <w:lang w:val="id_ID" w:bidi="id_ID"/>
-        </w:rPr>
-      </w:r>
-      <w:r>
-        <w:rPr>
-          <w:lang w:val="id_ID" w:bidi="id_ID"/>
-        </w:rPr>
-        <w:t>Kota terbesar di wilayah Negev adalah Bersyeba.</w:t>
-      </w:r>
-    </w:p>
-    <w:p>
-      <w:pPr/>
-      <w:r>
-        <w:rPr>
-          <w:lang w:val="id_ID" w:bidi="id_ID"/>
-        </w:rPr>
-      </w:r>
-      <w:r>
-        <w:rPr>
-          <w:lang w:val="id_ID" w:bidi="id_ID"/>
-        </w:rPr>
-        <w:t>(Saran Penerjemahan: How to Translate Names)</w:t>
-      </w:r>
-    </w:p>
-    <w:p>
-      <w:pPr/>
-      <w:r>
-        <w:rPr>
-          <w:lang w:val="id_ID" w:bidi="id_ID"/>
-        </w:rPr>
-      </w:r>
-      <w:r>
-        <w:rPr>
-          <w:lang w:val="id_ID" w:bidi="id_ID"/>
-        </w:rPr>
-        <w:t xml:space="preserve">(Lihat juga: </w:t>
-      </w:r>
-      <w:r>
-        <w:rPr>
-          <w:lang w:val="id_ID" w:bidi="id_ID"/>
-        </w:rPr>
-        <w:t>Abraham</w:t>
-      </w:r>
-      <w:r>
-        <w:rPr>
-          <w:lang w:val="id_ID" w:bidi="id_ID"/>
-        </w:rPr>
-        <w:t xml:space="preserve">, </w:t>
-      </w:r>
-      <w:r>
-        <w:rPr>
-          <w:lang w:val="id_ID" w:bidi="id_ID"/>
-        </w:rPr>
-        <w:t>Beersheba</w:t>
-      </w:r>
-      <w:r>
-        <w:rPr>
-          <w:lang w:val="id_ID" w:bidi="id_ID"/>
-        </w:rPr>
-        <w:t xml:space="preserve">, </w:t>
-      </w:r>
-      <w:r>
-        <w:rPr>
-          <w:lang w:val="id_ID" w:bidi="id_ID"/>
-        </w:rPr>
-        <w:t>Israel</w:t>
-      </w:r>
-      <w:r>
-        <w:rPr>
-          <w:lang w:val="id_ID" w:bidi="id_ID"/>
-        </w:rPr>
-        <w:t xml:space="preserve">, </w:t>
-      </w:r>
-      <w:r>
-        <w:rPr>
-          <w:lang w:val="id_ID" w:bidi="id_ID"/>
-        </w:rPr>
-        <w:t>Judah</w:t>
-      </w:r>
-      <w:r>
-        <w:rPr>
-          <w:lang w:val="id_ID" w:bidi="id_ID"/>
-        </w:rPr>
-        <w:t xml:space="preserve">, </w:t>
-      </w:r>
-      <w:r>
-        <w:rPr>
-          <w:lang w:val="id_ID" w:bidi="id_ID"/>
-        </w:rPr>
-        <w:t>Kadesh</w:t>
-      </w:r>
-      <w:r>
-        <w:rPr>
-          <w:lang w:val="id_ID" w:bidi="id_ID"/>
-        </w:rPr>
-        <w:t xml:space="preserve">, </w:t>
-      </w:r>
-      <w:r>
-        <w:rPr>
-          <w:lang w:val="id_ID" w:bidi="id_ID"/>
-        </w:rPr>
-        <w:t>Salt Sea</w:t>
-      </w:r>
-      <w:r>
-        <w:rPr>
-          <w:lang w:val="id_ID" w:bidi="id_ID"/>
-        </w:rPr>
-        <w:t xml:space="preserve">, </w:t>
-      </w:r>
-      <w:r>
-        <w:rPr>
-          <w:lang w:val="id_ID" w:bidi="id_ID"/>
-        </w:rPr>
-        <w:t>Simeon</w:t>
-      </w:r>
-      <w:r>
-        <w:rPr>
-          <w:lang w:val="id_ID" w:bidi="id_ID"/>
-        </w:rPr>
-        <w:t>)</w:t>
-      </w:r>
-    </w:p>
-    <w:p>
-      <w:pPr>
-        <w:pStyle w:val="Heading3"/>
-      </w:pPr>
-      <w:r>
-        <w:rPr>
-          <w:lang w:val="id_ID" w:bidi="id_ID"/>
-        </w:rPr>
-        <w:t>Bible References:</w:t>
-      </w:r>
-    </w:p>
-    <w:p>
-      <w:pPr>
-        <w:pStyle w:val="ListBullet"/>
-        <w:spacing w:line="240" w:lineRule="auto"/>
-        <w:ind w:left="720"/>
-      </w:pPr>
-      <w:r>
-        <w:rPr>
-          <w:lang w:val="id_ID" w:bidi="id_ID"/>
-        </w:rPr>
-      </w:r>
-      <w:r>
-        <w:rPr>
-          <w:lang w:val="id_ID" w:bidi="id_ID"/>
-        </w:rPr>
-        <w:t>Kejadian 12:9</w:t>
-      </w:r>
-    </w:p>
-    <w:p>
-      <w:pPr>
-        <w:pStyle w:val="ListBullet"/>
-        <w:spacing w:line="240" w:lineRule="auto"/>
-        <w:ind w:left="720"/>
-      </w:pPr>
-      <w:r>
-        <w:rPr>
-          <w:lang w:val="id_ID" w:bidi="id_ID"/>
-        </w:rPr>
-      </w:r>
-      <w:r>
-        <w:rPr>
-          <w:lang w:val="id_ID" w:bidi="id_ID"/>
-        </w:rPr>
-        <w:t>Kejadian 20:1–3</w:t>
-      </w:r>
-    </w:p>
-    <w:p>
-      <w:pPr>
-        <w:pStyle w:val="ListBullet"/>
-        <w:spacing w:line="240" w:lineRule="auto"/>
-        <w:ind w:left="720"/>
-      </w:pPr>
-      <w:r>
-        <w:rPr>
-          <w:lang w:val="id_ID" w:bidi="id_ID"/>
-        </w:rPr>
-      </w:r>
-      <w:r>
-        <w:rPr>
-          <w:lang w:val="id_ID" w:bidi="id_ID"/>
-        </w:rPr>
-        <w:t>Kejadian 24:62</w:t>
-      </w:r>
-    </w:p>
-    <w:p>
-      <w:pPr>
-        <w:pStyle w:val="ListBullet"/>
-        <w:spacing w:line="240" w:lineRule="auto"/>
-        <w:ind w:left="720"/>
-      </w:pPr>
-      <w:r>
-        <w:rPr>
-          <w:lang w:val="id_ID" w:bidi="id_ID"/>
-        </w:rPr>
-      </w:r>
-      <w:r>
-        <w:rPr>
-          <w:lang w:val="id_ID" w:bidi="id_ID"/>
-        </w:rPr>
-        <w:t>Yosua 3:14–16</w:t>
-      </w:r>
-    </w:p>
-    <w:p>
-      <w:pPr>
-        <w:pStyle w:val="ListBullet"/>
-        <w:spacing w:line="240" w:lineRule="auto"/>
-        <w:ind w:left="720"/>
-      </w:pPr>
-      <w:r>
-        <w:rPr>
-          <w:lang w:val="id_ID" w:bidi="id_ID"/>
-        </w:rPr>
-      </w:r>
-      <w:r>
-        <w:rPr>
-          <w:lang w:val="id_ID" w:bidi="id_ID"/>
-        </w:rPr>
-        <w:t>Bilangan 13:17–20</w:t>
-      </w:r>
-    </w:p>
-    <w:p>
-      <w:pPr>
-        <w:pStyle w:val="Heading3"/>
-      </w:pPr>
-      <w:r>
-        <w:rPr>
-          <w:lang w:val="id_ID" w:bidi="id_ID"/>
-        </w:rPr>
-        <w:t>Data Kata:</w:t>
-      </w:r>
-    </w:p>
-    <w:p>
-      <w:pPr>
-        <w:pStyle w:val="ListBullet"/>
-        <w:spacing w:line="240" w:lineRule="auto"/>
-        <w:ind w:left="720"/>
-      </w:pPr>
-      <w:r>
-        <w:rPr>
-          <w:lang w:val="id_ID" w:bidi="id_ID"/>
-        </w:rPr>
-      </w:r>
-      <w:r>
-        <w:rPr>
-          <w:lang w:val="id_ID" w:bidi="id_ID"/>
-        </w:rPr>
-        <w:t>Strong’s: H5045, H6160</w:t>
-      </w:r>
-      <w:r>
-        <w:rPr>
-          <w:lang w:val="id_ID" w:bidi="id_ID"/>
-        </w:rPr>
-      </w:r>
-      <w:r>
-        <w:rPr>
-          <w:lang w:val="id_ID" w:bidi="id_ID"/>
-        </w:rPr>
-      </w:r>
-    </w:p>
-    <w:p>
-      <w:pPr/>
-      <w:r>
-        <w:rPr>
-          <w:lang w:val="id_ID" w:bidi="id_ID"/>
-        </w:rPr>
-      </w:r>
-    </w:p>
-    <w:p>
-      <w:pPr>
-        <w:pStyle w:val="Heading2"/>
-      </w:pPr>
-      <w:r>
-        <w:rPr>
-          <w:lang w:val="id_ID" w:bidi="id_ID"/>
-        </w:rPr>
-        <w:t>Nehemia</w:t>
-      </w:r>
-      <w:r>
-        <w:rPr>
-          <w:lang w:val="id_ID" w:bidi="id_ID"/>
-        </w:rPr>
-      </w:r>
-    </w:p>
-    <w:p>
-      <w:pPr>
-        <w:pStyle w:val="Heading3"/>
-      </w:pPr>
-      <w:r>
-        <w:rPr>
-          <w:lang w:val="id_ID" w:bidi="id_ID"/>
-        </w:rPr>
-        <w:t>Fakta-fakta:</w:t>
-      </w:r>
-    </w:p>
-    <w:p>
-      <w:pPr/>
-      <w:r>
-        <w:rPr>
-          <w:lang w:val="id_ID" w:bidi="id_ID"/>
-        </w:rPr>
-      </w:r>
-      <w:r>
-        <w:rPr>
-          <w:lang w:val="id_ID" w:bidi="id_ID"/>
-        </w:rPr>
-        <w:t>Nehemia adalah seorang Israel yang dipaksa pindah ke kerajaan Babilonia ketika bangsa Israel dan Yehuda ditawan oleh Babilonia.</w:t>
-      </w:r>
-    </w:p>
-    <w:p>
-      <w:pPr>
-        <w:pStyle w:val="ListBullet"/>
-        <w:spacing w:line="240" w:lineRule="auto"/>
-        <w:ind w:left="720"/>
-      </w:pPr>
-      <w:r>
-        <w:rPr>
-          <w:lang w:val="id_ID" w:bidi="id_ID"/>
-        </w:rPr>
-      </w:r>
-      <w:r>
-        <w:rPr>
-          <w:lang w:val="id_ID" w:bidi="id_ID"/>
-        </w:rPr>
-        <w:t>Saat menjadi juru minuman raja Persia, Artaxerxes, Nehemia meminta izin kepada raja untuk kembali ke Yerusalem.</w:t>
-      </w:r>
-    </w:p>
-    <w:p>
-      <w:pPr>
-        <w:pStyle w:val="ListBullet"/>
-        <w:spacing w:line="240" w:lineRule="auto"/>
-        <w:ind w:left="720"/>
-      </w:pPr>
-      <w:r>
-        <w:rPr>
-          <w:lang w:val="id_ID" w:bidi="id_ID"/>
-        </w:rPr>
-      </w:r>
-      <w:r>
-        <w:rPr>
-          <w:lang w:val="id_ID" w:bidi="id_ID"/>
-        </w:rPr>
-        <w:t>Nehemia memimpin bangsa Israel membangun kembali tembok Yerusalem yang telah dihancurkan oleh bangsa Babilonia.</w:t>
-      </w:r>
-    </w:p>
-    <w:p>
-      <w:pPr>
-        <w:pStyle w:val="ListBullet"/>
-        <w:spacing w:line="240" w:lineRule="auto"/>
-        <w:ind w:left="720"/>
-      </w:pPr>
-      <w:r>
-        <w:rPr>
-          <w:lang w:val="id_ID" w:bidi="id_ID"/>
-        </w:rPr>
-      </w:r>
-      <w:r>
-        <w:rPr>
-          <w:lang w:val="id_ID" w:bidi="id_ID"/>
-        </w:rPr>
-        <w:t>Selama dua belas tahun Nehemia menjadi gubernur Yerusalem sebelum mengembalikannya ke istana raja.</w:t>
-      </w:r>
-    </w:p>
-    <w:p>
-      <w:pPr>
-        <w:pStyle w:val="ListBullet"/>
-        <w:spacing w:line="240" w:lineRule="auto"/>
-        <w:ind w:left="720"/>
-      </w:pPr>
-      <w:r>
-        <w:rPr>
-          <w:lang w:val="id_ID" w:bidi="id_ID"/>
-        </w:rPr>
-      </w:r>
-      <w:r>
-        <w:rPr>
-          <w:lang w:val="id_ID" w:bidi="id_ID"/>
-        </w:rPr>
-        <w:t>Kitab Nehemia di Perjanjian Lama menceritakan kisah pekerjaan Nehemia dalam membangun kembali tembok dan pemerintahannya atas orang-orang di Yerusalem.</w:t>
-      </w:r>
-    </w:p>
-    <w:p>
-      <w:pPr>
-        <w:pStyle w:val="ListBullet"/>
-        <w:spacing w:line="240" w:lineRule="auto"/>
-        <w:ind w:left="720"/>
-      </w:pPr>
-      <w:r>
-        <w:rPr>
-          <w:lang w:val="id_ID" w:bidi="id_ID"/>
-        </w:rPr>
-      </w:r>
-      <w:r>
-        <w:rPr>
-          <w:lang w:val="id_ID" w:bidi="id_ID"/>
-        </w:rPr>
-        <w:t>Ada juga orang yang lain yang bernama Nehemia di Perjanjian Lama. Biasanya nama bapaknya ditambahkan, untuk membedakan Nehemia mana yang dibicarakan.</w:t>
-      </w:r>
-    </w:p>
-    <w:p>
-      <w:pPr/>
-      <w:r>
-        <w:rPr>
-          <w:lang w:val="id_ID" w:bidi="id_ID"/>
-        </w:rPr>
-      </w:r>
-      <w:r>
-        <w:rPr>
-          <w:lang w:val="id_ID" w:bidi="id_ID"/>
-        </w:rPr>
-        <w:t>(Saran Penerjemahan: How to Translate Names)</w:t>
-      </w:r>
-    </w:p>
-    <w:p>
-      <w:pPr/>
-      <w:r>
-        <w:rPr>
-          <w:lang w:val="id_ID" w:bidi="id_ID"/>
-        </w:rPr>
-      </w:r>
-      <w:r>
-        <w:rPr>
-          <w:lang w:val="id_ID" w:bidi="id_ID"/>
-        </w:rPr>
-        <w:t xml:space="preserve">(Lihat juga: </w:t>
-      </w:r>
-      <w:r>
-        <w:rPr>
-          <w:lang w:val="id_ID" w:bidi="id_ID"/>
-        </w:rPr>
-        <w:t>Artaxerxes</w:t>
-      </w:r>
-      <w:r>
-        <w:rPr>
-          <w:lang w:val="id_ID" w:bidi="id_ID"/>
-        </w:rPr>
-        <w:t xml:space="preserve">, </w:t>
-      </w:r>
-      <w:r>
-        <w:rPr>
-          <w:lang w:val="id_ID" w:bidi="id_ID"/>
-        </w:rPr>
-        <w:t>Babylon</w:t>
-      </w:r>
-      <w:r>
-        <w:rPr>
-          <w:lang w:val="id_ID" w:bidi="id_ID"/>
-        </w:rPr>
-        <w:t xml:space="preserve">, </w:t>
-      </w:r>
-      <w:r>
-        <w:rPr>
-          <w:lang w:val="id_ID" w:bidi="id_ID"/>
-        </w:rPr>
-        <w:t>Jerusalem</w:t>
-      </w:r>
-      <w:r>
-        <w:rPr>
-          <w:lang w:val="id_ID" w:bidi="id_ID"/>
-        </w:rPr>
-        <w:t xml:space="preserve">, </w:t>
-      </w:r>
-      <w:r>
-        <w:rPr>
-          <w:lang w:val="id_ID" w:bidi="id_ID"/>
-        </w:rPr>
-        <w:t>son</w:t>
-      </w:r>
-      <w:r>
-        <w:rPr>
-          <w:lang w:val="id_ID" w:bidi="id_ID"/>
-        </w:rPr>
-        <w:t>)</w:t>
-      </w:r>
-    </w:p>
-    <w:p>
-      <w:pPr>
-        <w:pStyle w:val="Heading3"/>
-      </w:pPr>
-      <w:r>
-        <w:rPr>
-          <w:lang w:val="id_ID" w:bidi="id_ID"/>
-        </w:rPr>
-        <w:t>Referensi Alkitab:</w:t>
-      </w:r>
-    </w:p>
-    <w:p>
-      <w:pPr>
-        <w:pStyle w:val="ListBullet"/>
-        <w:spacing w:line="240" w:lineRule="auto"/>
-        <w:ind w:left="720"/>
-      </w:pPr>
-      <w:r>
-        <w:rPr>
-          <w:lang w:val="id_ID" w:bidi="id_ID"/>
-        </w:rPr>
-      </w:r>
-      <w:r>
-        <w:rPr>
-          <w:lang w:val="id_ID" w:bidi="id_ID"/>
-        </w:rPr>
-        <w:t>Ezra 2:1–2</w:t>
-      </w:r>
-    </w:p>
-    <w:p>
-      <w:pPr>
-        <w:pStyle w:val="ListBullet"/>
-        <w:spacing w:line="240" w:lineRule="auto"/>
-        <w:ind w:left="720"/>
-      </w:pPr>
-      <w:r>
-        <w:rPr>
-          <w:lang w:val="id_ID" w:bidi="id_ID"/>
-        </w:rPr>
-      </w:r>
-      <w:r>
-        <w:rPr>
-          <w:lang w:val="id_ID" w:bidi="id_ID"/>
-        </w:rPr>
-        <w:t>Nehemia 1:2</w:t>
-      </w:r>
-    </w:p>
-    <w:p>
-      <w:pPr>
-        <w:pStyle w:val="ListBullet"/>
-        <w:spacing w:line="240" w:lineRule="auto"/>
-        <w:ind w:left="720"/>
-      </w:pPr>
-      <w:r>
-        <w:rPr>
-          <w:lang w:val="id_ID" w:bidi="id_ID"/>
-        </w:rPr>
-      </w:r>
-      <w:r>
-        <w:rPr>
-          <w:lang w:val="id_ID" w:bidi="id_ID"/>
-        </w:rPr>
-        <w:t>Nehemia 10:3</w:t>
-      </w:r>
-    </w:p>
-    <w:p>
-      <w:pPr>
-        <w:pStyle w:val="ListBullet"/>
-        <w:spacing w:line="240" w:lineRule="auto"/>
-        <w:ind w:left="720"/>
-      </w:pPr>
-      <w:r>
-        <w:rPr>
-          <w:lang w:val="id_ID" w:bidi="id_ID"/>
-        </w:rPr>
-      </w:r>
-      <w:r>
-        <w:rPr>
-          <w:lang w:val="id_ID" w:bidi="id_ID"/>
-        </w:rPr>
-        <w:t>Nehemia 12:46</w:t>
-      </w:r>
-    </w:p>
-    <w:p>
-      <w:pPr>
-        <w:pStyle w:val="Heading3"/>
-      </w:pPr>
-      <w:r>
-        <w:rPr>
-          <w:lang w:val="id_ID" w:bidi="id_ID"/>
-        </w:rPr>
-        <w:t>Data Kata:</w:t>
-      </w:r>
-    </w:p>
-    <w:p>
-      <w:pPr>
-        <w:pStyle w:val="ListBullet"/>
-        <w:spacing w:line="240" w:lineRule="auto"/>
-        <w:ind w:left="720"/>
-      </w:pPr>
-      <w:r>
-        <w:rPr>
-          <w:lang w:val="id_ID" w:bidi="id_ID"/>
-        </w:rPr>
-      </w:r>
-      <w:r>
-        <w:rPr>
-          <w:lang w:val="id_ID" w:bidi="id_ID"/>
-        </w:rPr>
-        <w:t>Strong’s: H5166</w:t>
-      </w:r>
-      <w:r>
-        <w:rPr>
-          <w:lang w:val="id_ID" w:bidi="id_ID"/>
-        </w:rPr>
-      </w:r>
-      <w:r>
-        <w:rPr>
-          <w:lang w:val="id_ID" w:bidi="id_ID"/>
-        </w:rPr>
-      </w:r>
-    </w:p>
-    <w:p>
-      <w:pPr/>
-      <w:r>
-        <w:rPr>
-          <w:lang w:val="id_ID" w:bidi="id_ID"/>
-        </w:rPr>
-      </w:r>
-    </w:p>
-    <w:p>
-      <w:pPr>
-        <w:pStyle w:val="Heading2"/>
-      </w:pPr>
-      <w:r>
-        <w:rPr>
-          <w:lang w:val="id_ID" w:bidi="id_ID"/>
-        </w:rPr>
-        <w:t>Neraka</w:t>
-      </w:r>
-      <w:r>
-        <w:rPr>
-          <w:lang w:val="id_ID" w:bidi="id_ID"/>
-        </w:rPr>
-      </w:r>
-    </w:p>
-    <w:p>
-      <w:pPr>
-        <w:pStyle w:val="Heading3"/>
-      </w:pPr>
-      <w:r>
-        <w:rPr>
-          <w:lang w:val="id_ID" w:bidi="id_ID"/>
-        </w:rPr>
-        <w:t>Definisi:</w:t>
-      </w:r>
-    </w:p>
-    <w:p>
-      <w:pPr/>
-      <w:r>
-        <w:rPr>
-          <w:lang w:val="id_ID" w:bidi="id_ID"/>
-        </w:rPr>
-      </w:r>
-      <w:r>
-        <w:rPr>
-          <w:lang w:val="id_ID" w:bidi="id_ID"/>
-        </w:rPr>
-        <w:t>Neraka adalah tempat terakhir dari rasa sakit dan penderitaan yang tak berkesudahan di mana Tuhan akan menghukum semua orang yang memberontak terhadap-Nya dan menolak rencana-Nya untuk menyelamatkan mereka melalui pengorbanan Yesus. Neraka juga disebut sebagai "lautan api".</w:t>
-      </w:r>
-    </w:p>
-    <w:p>
-      <w:pPr>
-        <w:pStyle w:val="ListBullet"/>
-        <w:spacing w:line="240" w:lineRule="auto"/>
-        <w:ind w:left="720"/>
-      </w:pPr>
-      <w:r>
-        <w:rPr>
-          <w:lang w:val="id_ID" w:bidi="id_ID"/>
-        </w:rPr>
-      </w:r>
-      <w:r>
-        <w:rPr>
-          <w:lang w:val="id_ID" w:bidi="id_ID"/>
-        </w:rPr>
-        <w:t>Neraka digambarkan sebagai tempat api dan penderitaan yang berat.</w:t>
-      </w:r>
-    </w:p>
-    <w:p>
-      <w:pPr>
-        <w:pStyle w:val="ListBullet"/>
-        <w:spacing w:line="240" w:lineRule="auto"/>
-        <w:ind w:left="720"/>
-      </w:pPr>
-      <w:r>
-        <w:rPr>
-          <w:lang w:val="id_ID" w:bidi="id_ID"/>
-        </w:rPr>
-      </w:r>
-      <w:r>
-        <w:rPr>
-          <w:lang w:val="id_ID" w:bidi="id_ID"/>
-        </w:rPr>
-        <w:t>Setan dan roh-roh jahat yang mengikutinya akan dilemparkan ke dalam neraka untuk menjalani hukuman kekal.</w:t>
-      </w:r>
-    </w:p>
-    <w:p>
-      <w:pPr>
-        <w:pStyle w:val="ListBullet"/>
-        <w:spacing w:line="240" w:lineRule="auto"/>
-        <w:ind w:left="720"/>
-      </w:pPr>
-      <w:r>
-        <w:rPr>
-          <w:lang w:val="id_ID" w:bidi="id_ID"/>
-        </w:rPr>
-      </w:r>
-      <w:r>
-        <w:rPr>
-          <w:lang w:val="id_ID" w:bidi="id_ID"/>
-        </w:rPr>
-        <w:t>Orang-orang yang tidak percaya pada pengorbanan Yesus untuk dosa mereka dan tidak percaya kepada-Nya untuk menyelamatkan mereka, akan dihukum selamanya di neraka.</w:t>
-      </w:r>
-    </w:p>
-    <w:p>
-      <w:pPr>
-        <w:pStyle w:val="Heading3"/>
-      </w:pPr>
-      <w:r>
-        <w:rPr>
-          <w:lang w:val="id_ID" w:bidi="id_ID"/>
-        </w:rPr>
-        <w:t>Saran Penerjemahan:</w:t>
-      </w:r>
-    </w:p>
-    <w:p>
-      <w:pPr>
-        <w:pStyle w:val="ListBullet"/>
-        <w:spacing w:line="240" w:lineRule="auto"/>
-        <w:ind w:left="720"/>
-      </w:pPr>
-      <w:r>
-        <w:rPr>
-          <w:lang w:val="id_ID" w:bidi="id_ID"/>
-        </w:rPr>
-      </w:r>
-      <w:r>
-        <w:rPr>
-          <w:lang w:val="id_ID" w:bidi="id_ID"/>
-        </w:rPr>
-        <w:t>Istilah-istilah ini mungkin harus diterjemahkan secara berbeda karena muncul dalam konteks yang berbeda.</w:t>
-      </w:r>
-    </w:p>
-    <w:p>
-      <w:pPr>
-        <w:pStyle w:val="ListBullet"/>
-        <w:spacing w:line="240" w:lineRule="auto"/>
-        <w:ind w:left="720"/>
-      </w:pPr>
-      <w:r>
-        <w:rPr>
-          <w:lang w:val="id_ID" w:bidi="id_ID"/>
-        </w:rPr>
-      </w:r>
-      <w:r>
-        <w:rPr>
-          <w:lang w:val="id_ID" w:bidi="id_ID"/>
-        </w:rPr>
-        <w:t>Beberapa bahasa tidak dapat menggunakan kata "danau" dalam frasa "lautan api" karena kata tersebut mengacu pada air.</w:t>
-      </w:r>
-    </w:p>
-    <w:p>
-      <w:pPr>
-        <w:pStyle w:val="ListBullet"/>
-        <w:spacing w:line="240" w:lineRule="auto"/>
-        <w:ind w:left="720"/>
-      </w:pPr>
-      <w:r>
-        <w:rPr>
-          <w:lang w:val="id_ID" w:bidi="id_ID"/>
-        </w:rPr>
-      </w:r>
-      <w:r>
-        <w:rPr>
-          <w:lang w:val="id_ID" w:bidi="id_ID"/>
-        </w:rPr>
-        <w:t>Istilah "neraka" dapat diterjemahkan sebagai "tempat penderitaan" atau "tempat akhir dari kegelapan dan rasa sakit."</w:t>
-      </w:r>
-    </w:p>
-    <w:p>
-      <w:pPr>
-        <w:pStyle w:val="ListBullet"/>
-        <w:spacing w:line="240" w:lineRule="auto"/>
-        <w:ind w:left="720"/>
-      </w:pPr>
-      <w:r>
-        <w:rPr>
-          <w:lang w:val="id_ID" w:bidi="id_ID"/>
-        </w:rPr>
-      </w:r>
-      <w:r>
-        <w:rPr>
-          <w:lang w:val="id_ID" w:bidi="id_ID"/>
-        </w:rPr>
-        <w:t>Istilah "lautan api" juga dapat diterjemahkan sebagai "lautan api" atau "api (penderitaan) yang sangat besar" atau "ladang api."</w:t>
-      </w:r>
-    </w:p>
-    <w:p>
-      <w:pPr/>
-      <w:r>
-        <w:rPr>
-          <w:lang w:val="id_ID" w:bidi="id_ID"/>
-        </w:rPr>
-      </w:r>
-      <w:r>
-        <w:rPr>
-          <w:lang w:val="id_ID" w:bidi="id_ID"/>
-        </w:rPr>
-        <w:t xml:space="preserve">(Lihat juga: </w:t>
-      </w:r>
-      <w:r>
-        <w:rPr>
-          <w:lang w:val="id_ID" w:bidi="id_ID"/>
-        </w:rPr>
-        <w:t>sorga</w:t>
-      </w:r>
-      <w:r>
-        <w:rPr>
-          <w:lang w:val="id_ID" w:bidi="id_ID"/>
-        </w:rPr>
-        <w:t xml:space="preserve">, </w:t>
-      </w:r>
-      <w:r>
-        <w:rPr>
-          <w:lang w:val="id_ID" w:bidi="id_ID"/>
-        </w:rPr>
-        <w:t>kematian</w:t>
-      </w:r>
-      <w:r>
-        <w:rPr>
-          <w:lang w:val="id_ID" w:bidi="id_ID"/>
-        </w:rPr>
-        <w:t xml:space="preserve">, </w:t>
-      </w:r>
-      <w:r>
-        <w:rPr>
-          <w:lang w:val="id_ID" w:bidi="id_ID"/>
-        </w:rPr>
-        <w:t>Hades</w:t>
-      </w:r>
-      <w:r>
-        <w:rPr>
-          <w:lang w:val="id_ID" w:bidi="id_ID"/>
-        </w:rPr>
-        <w:t xml:space="preserve">, </w:t>
-      </w:r>
-      <w:r>
-        <w:rPr>
-          <w:lang w:val="id_ID" w:bidi="id_ID"/>
-        </w:rPr>
-        <w:t>jurang</w:t>
-      </w:r>
-      <w:r>
-        <w:rPr>
-          <w:lang w:val="id_ID" w:bidi="id_ID"/>
-        </w:rPr>
-        <w:t>)</w:t>
-      </w:r>
-    </w:p>
-    <w:p>
-      <w:pPr>
-        <w:pStyle w:val="Heading3"/>
-      </w:pPr>
-      <w:r>
-        <w:rPr>
-          <w:lang w:val="id_ID" w:bidi="id_ID"/>
-        </w:rPr>
-        <w:t>Referensi Alkitab:</w:t>
-      </w:r>
-    </w:p>
-    <w:p>
-      <w:pPr>
-        <w:pStyle w:val="ListBullet"/>
-        <w:spacing w:line="240" w:lineRule="auto"/>
-        <w:ind w:left="720"/>
-      </w:pPr>
-      <w:r>
-        <w:rPr>
-          <w:lang w:val="id_ID" w:bidi="id_ID"/>
-        </w:rPr>
-      </w:r>
-      <w:r>
-        <w:rPr>
-          <w:lang w:val="id_ID" w:bidi="id_ID"/>
-        </w:rPr>
-        <w:t>Yakobus 3:6</w:t>
-      </w:r>
-    </w:p>
-    <w:p>
-      <w:pPr>
-        <w:pStyle w:val="ListBullet"/>
-        <w:spacing w:line="240" w:lineRule="auto"/>
-        <w:ind w:left="720"/>
-      </w:pPr>
-      <w:r>
-        <w:rPr>
-          <w:lang w:val="id_ID" w:bidi="id_ID"/>
-        </w:rPr>
-      </w:r>
-      <w:r>
-        <w:rPr>
-          <w:lang w:val="id_ID" w:bidi="id_ID"/>
-        </w:rPr>
-        <w:t>Lukas 12:5</w:t>
-      </w:r>
-    </w:p>
-    <w:p>
-      <w:pPr>
-        <w:pStyle w:val="ListBullet"/>
-        <w:spacing w:line="240" w:lineRule="auto"/>
-        <w:ind w:left="720"/>
-      </w:pPr>
-      <w:r>
-        <w:rPr>
-          <w:lang w:val="id_ID" w:bidi="id_ID"/>
-        </w:rPr>
-      </w:r>
-      <w:r>
-        <w:rPr>
-          <w:lang w:val="id_ID" w:bidi="id_ID"/>
-        </w:rPr>
-        <w:t>Markus 9:42–44</w:t>
-      </w:r>
-    </w:p>
-    <w:p>
-      <w:pPr>
-        <w:pStyle w:val="ListBullet"/>
-        <w:spacing w:line="240" w:lineRule="auto"/>
-        <w:ind w:left="720"/>
-      </w:pPr>
-      <w:r>
-        <w:rPr>
-          <w:lang w:val="id_ID" w:bidi="id_ID"/>
-        </w:rPr>
-      </w:r>
-      <w:r>
-        <w:rPr>
-          <w:lang w:val="id_ID" w:bidi="id_ID"/>
-        </w:rPr>
-        <w:t>Matius 5:21–22</w:t>
-      </w:r>
-    </w:p>
-    <w:p>
-      <w:pPr>
-        <w:pStyle w:val="ListBullet"/>
-        <w:spacing w:line="240" w:lineRule="auto"/>
-        <w:ind w:left="720"/>
-      </w:pPr>
-      <w:r>
-        <w:rPr>
-          <w:lang w:val="id_ID" w:bidi="id_ID"/>
-        </w:rPr>
-      </w:r>
-      <w:r>
-        <w:rPr>
-          <w:lang w:val="id_ID" w:bidi="id_ID"/>
-        </w:rPr>
-        <w:t>Matius 5:29</w:t>
-      </w:r>
-    </w:p>
-    <w:p>
-      <w:pPr>
-        <w:pStyle w:val="ListBullet"/>
-        <w:spacing w:line="240" w:lineRule="auto"/>
-        <w:ind w:left="720"/>
-      </w:pPr>
-      <w:r>
-        <w:rPr>
-          <w:lang w:val="id_ID" w:bidi="id_ID"/>
-        </w:rPr>
-      </w:r>
-      <w:r>
-        <w:rPr>
-          <w:lang w:val="id_ID" w:bidi="id_ID"/>
-        </w:rPr>
-        <w:t>Matius 10:28–31</w:t>
-      </w:r>
-    </w:p>
-    <w:p>
-      <w:pPr>
-        <w:pStyle w:val="ListBullet"/>
-        <w:spacing w:line="240" w:lineRule="auto"/>
-        <w:ind w:left="720"/>
-      </w:pPr>
-      <w:r>
-        <w:rPr>
-          <w:lang w:val="id_ID" w:bidi="id_ID"/>
-        </w:rPr>
-      </w:r>
-      <w:r>
-        <w:rPr>
-          <w:lang w:val="id_ID" w:bidi="id_ID"/>
-        </w:rPr>
-        <w:t>Matius 23:33</w:t>
-      </w:r>
-    </w:p>
-    <w:p>
-      <w:pPr>
-        <w:pStyle w:val="ListBullet"/>
-        <w:spacing w:line="240" w:lineRule="auto"/>
-        <w:ind w:left="720"/>
-      </w:pPr>
-      <w:r>
-        <w:rPr>
-          <w:lang w:val="id_ID" w:bidi="id_ID"/>
-        </w:rPr>
-      </w:r>
-      <w:r>
-        <w:rPr>
-          <w:lang w:val="id_ID" w:bidi="id_ID"/>
-        </w:rPr>
-        <w:t>Matius 25:41–43</w:t>
-      </w:r>
-    </w:p>
-    <w:p>
-      <w:pPr>
-        <w:pStyle w:val="ListBullet"/>
-        <w:spacing w:line="240" w:lineRule="auto"/>
-        <w:ind w:left="720"/>
-      </w:pPr>
-      <w:r>
-        <w:rPr>
-          <w:lang w:val="id_ID" w:bidi="id_ID"/>
-        </w:rPr>
-      </w:r>
-      <w:r>
-        <w:rPr>
-          <w:lang w:val="id_ID" w:bidi="id_ID"/>
-        </w:rPr>
-        <w:t>Wahyu 20:15</w:t>
-      </w:r>
-    </w:p>
-    <w:p>
-      <w:pPr>
-        <w:pStyle w:val="Heading3"/>
-      </w:pPr>
-      <w:r>
-        <w:rPr>
-          <w:lang w:val="id_ID" w:bidi="id_ID"/>
-        </w:rPr>
-        <w:t>Contoh dari Kisah-kisah Alkitab:</w:t>
-      </w:r>
-    </w:p>
-    <w:p>
-      <w:pPr>
-        <w:pStyle w:val="ListBullet"/>
-        <w:spacing w:line="240" w:lineRule="auto"/>
-        <w:ind w:left="720"/>
-      </w:pPr>
-      <w:r>
-        <w:rPr>
-          <w:lang w:val="id_ID" w:bidi="id_ID"/>
-        </w:rPr>
-      </w:r>
-      <w:r>
-        <w:rPr>
-          <w:b/>
-          <w:lang w:val="id_ID" w:bidi="id_ID"/>
-        </w:rPr>
-        <w:t>50:14</w:t>
-      </w:r>
-      <w:r>
-        <w:rPr>
-          <w:lang w:val="id_ID" w:bidi="id_ID"/>
-        </w:rPr>
-        <w:t xml:space="preserve"> Dia (Tuhan) akan melemparkan mereka ke dalam </w:t>
-      </w:r>
-      <w:r>
-        <w:rPr>
-          <w:b/>
-          <w:lang w:val="id_ID" w:bidi="id_ID"/>
-        </w:rPr>
-        <w:t>neraka</w:t>
-      </w:r>
-      <w:r>
-        <w:rPr>
-          <w:lang w:val="id_ID" w:bidi="id_ID"/>
-        </w:rPr>
-        <w:t>, di mana mereka akan menangis dan menggertakkan gigi mereka dalam penderitaan selamanya. Api yang tidak pernah padam akan terus membakar mereka, dan ulat-ulat tidak akan pernah berhenti memakan mereka.</w:t>
-      </w:r>
-    </w:p>
-    <w:p>
-      <w:pPr>
-        <w:pStyle w:val="ListBullet"/>
-        <w:spacing w:line="240" w:lineRule="auto"/>
-        <w:ind w:left="720"/>
-      </w:pPr>
-      <w:r>
-        <w:rPr>
-          <w:lang w:val="id_ID" w:bidi="id_ID"/>
-        </w:rPr>
-      </w:r>
-      <w:r>
-        <w:rPr>
-          <w:b/>
-          <w:lang w:val="id_ID" w:bidi="id_ID"/>
-        </w:rPr>
-        <w:t>50:15</w:t>
-      </w:r>
-      <w:r>
-        <w:rPr>
-          <w:lang w:val="id_ID" w:bidi="id_ID"/>
-        </w:rPr>
-        <w:t xml:space="preserve"> Dia akan melemparkan Iblis ke dalam </w:t>
-      </w:r>
-      <w:r>
-        <w:rPr>
-          <w:b/>
-          <w:lang w:val="id_ID" w:bidi="id_ID"/>
-        </w:rPr>
-        <w:t>neraka</w:t>
-      </w:r>
-      <w:r>
-        <w:rPr>
-          <w:lang w:val="id_ID" w:bidi="id_ID"/>
-        </w:rPr>
-        <w:t xml:space="preserve"> di mana dia akan dibakar selamanya, bersama dengan semua orang yang memilih untuk mengikutinya daripada menaati Allah.</w:t>
-      </w:r>
-    </w:p>
-    <w:p>
-      <w:pPr>
-        <w:pStyle w:val="Heading3"/>
-      </w:pPr>
-      <w:r>
-        <w:rPr>
-          <w:lang w:val="id_ID" w:bidi="id_ID"/>
-        </w:rPr>
-        <w:t>Data Kata:</w:t>
-      </w:r>
-    </w:p>
-    <w:p>
-      <w:pPr>
-        <w:pStyle w:val="ListBullet"/>
-        <w:spacing w:line="240" w:lineRule="auto"/>
-        <w:ind w:left="720"/>
-      </w:pPr>
-      <w:r>
-        <w:rPr>
-          <w:lang w:val="id_ID" w:bidi="id_ID"/>
-        </w:rPr>
-      </w:r>
-      <w:r>
-        <w:rPr>
-          <w:lang w:val="id_ID" w:bidi="id_ID"/>
-        </w:rPr>
-        <w:t>Strong’s: H7585, G00860, G04390, G04400, G10670, G30410, G44420, G44430, G44470, G44480, G50200, G53940, G54570</w:t>
-      </w:r>
-      <w:r>
-        <w:rPr>
-          <w:lang w:val="id_ID" w:bidi="id_ID"/>
-        </w:rPr>
-      </w:r>
-      <w:r>
-        <w:rPr>
-          <w:lang w:val="id_ID" w:bidi="id_ID"/>
-        </w:rPr>
-      </w:r>
-    </w:p>
-    <w:p>
-      <w:pPr/>
-      <w:r>
-        <w:rPr>
-          <w:lang w:val="id_ID" w:bidi="id_ID"/>
-        </w:rPr>
-      </w:r>
-    </w:p>
-    <w:p>
-      <w:pPr>
-        <w:pStyle w:val="Heading2"/>
-      </w:pPr>
-      <w:r>
-        <w:rPr>
-          <w:lang w:val="id_ID" w:bidi="id_ID"/>
-        </w:rPr>
-        <w:t>Niniwe</w:t>
-      </w:r>
-      <w:r>
-        <w:rPr>
-          <w:lang w:val="id_ID" w:bidi="id_ID"/>
-        </w:rPr>
-      </w:r>
-    </w:p>
-    <w:p>
-      <w:pPr>
-        <w:pStyle w:val="Heading3"/>
-      </w:pPr>
-      <w:r>
-        <w:rPr>
-          <w:lang w:val="id_ID" w:bidi="id_ID"/>
-        </w:rPr>
-        <w:t>Fakta-fakta:</w:t>
-      </w:r>
-    </w:p>
-    <w:p>
-      <w:pPr/>
-      <w:r>
-        <w:rPr>
-          <w:lang w:val="id_ID" w:bidi="id_ID"/>
-        </w:rPr>
-      </w:r>
-      <w:r>
-        <w:rPr>
-          <w:lang w:val="id_ID" w:bidi="id_ID"/>
-        </w:rPr>
-        <w:t>Niniwe adalah ibu kota kerajaan Asiria. “Orang Niniwe” adalah orang yang tinggal di Niniwe.</w:t>
-      </w:r>
-    </w:p>
-    <w:p>
-      <w:pPr>
-        <w:pStyle w:val="ListBullet"/>
-        <w:spacing w:line="240" w:lineRule="auto"/>
-        <w:ind w:left="720"/>
-      </w:pPr>
-      <w:r>
-        <w:rPr>
-          <w:lang w:val="id_ID" w:bidi="id_ID"/>
-        </w:rPr>
-      </w:r>
-      <w:r>
-        <w:rPr>
-          <w:lang w:val="id_ID" w:bidi="id_ID"/>
-        </w:rPr>
-        <w:t>Tuhan mengutus nabi Yunus untuk memperingatkan penduduk Niniwe agar berbalik dari jalan jahat mereka. Orang-orang berhenti bertindak kasar dan Tuhan tidak membinasakan mereka pada saat itu.</w:t>
-      </w:r>
-    </w:p>
-    <w:p>
-      <w:pPr>
-        <w:pStyle w:val="ListBullet"/>
-        <w:spacing w:line="240" w:lineRule="auto"/>
-        <w:ind w:left="720"/>
-      </w:pPr>
-      <w:r>
-        <w:rPr>
-          <w:lang w:val="id_ID" w:bidi="id_ID"/>
-        </w:rPr>
-      </w:r>
-      <w:r>
-        <w:rPr>
-          <w:lang w:val="id_ID" w:bidi="id_ID"/>
-        </w:rPr>
-        <w:t>Nabi Nahum dan Zefanya sama-sama bernubuat bahwa Allah akan membinasakan Niniwe sebagai hukuman atas dosa mereka.</w:t>
-      </w:r>
-    </w:p>
-    <w:p>
-      <w:pPr/>
-      <w:r>
-        <w:rPr>
-          <w:lang w:val="id_ID" w:bidi="id_ID"/>
-        </w:rPr>
-      </w:r>
-      <w:r>
-        <w:rPr>
-          <w:lang w:val="id_ID" w:bidi="id_ID"/>
-        </w:rPr>
-        <w:t>(Saran Penerjemahan: How to Translate Names)</w:t>
-      </w:r>
-    </w:p>
-    <w:p>
-      <w:pPr/>
-      <w:r>
-        <w:rPr>
-          <w:lang w:val="id_ID" w:bidi="id_ID"/>
-        </w:rPr>
-      </w:r>
-      <w:r>
-        <w:rPr>
-          <w:lang w:val="id_ID" w:bidi="id_ID"/>
-        </w:rPr>
-        <w:t xml:space="preserve">(Lihat juga: </w:t>
-      </w:r>
-      <w:r>
-        <w:rPr>
-          <w:lang w:val="id_ID" w:bidi="id_ID"/>
-        </w:rPr>
-        <w:t>Assyria</w:t>
-      </w:r>
-      <w:r>
-        <w:rPr>
-          <w:lang w:val="id_ID" w:bidi="id_ID"/>
-        </w:rPr>
-        <w:t xml:space="preserve">, </w:t>
-      </w:r>
-      <w:r>
-        <w:rPr>
-          <w:lang w:val="id_ID" w:bidi="id_ID"/>
-        </w:rPr>
-        <w:t>Jonah</w:t>
-      </w:r>
-      <w:r>
-        <w:rPr>
-          <w:lang w:val="id_ID" w:bidi="id_ID"/>
-        </w:rPr>
-        <w:t xml:space="preserve">, </w:t>
-      </w:r>
-      <w:r>
-        <w:rPr>
-          <w:lang w:val="id_ID" w:bidi="id_ID"/>
-        </w:rPr>
         <w:t>repent</w:t>
       </w:r>
       <w:r>
         <w:rPr>
           <w:lang w:val="id_ID" w:bidi="id_ID"/>
         </w:rPr>
-        <w:t xml:space="preserve">, </w:t>
-      </w:r>
-      <w:r>
-        <w:rPr>
-          <w:lang w:val="id_ID" w:bidi="id_ID"/>
-        </w:rPr>
-        <w:t>turn</w:t>
-      </w:r>
-      <w:r>
-        <w:rPr>
-          <w:lang w:val="id_ID" w:bidi="id_ID"/>
-        </w:rPr>
-        <w:t>)</w:t>
+        <w:t>, turn)</w:t>
       </w:r>
     </w:p>
     <w:p>
